--- a/Relazione.docx
+++ b/Relazione.docx
@@ -412,72 +412,6 @@
     </w:p>
     <w:p>
       <w:pPr>
-        <w:spacing w:after="0" w:line="360" w:lineRule="auto"/>
-        <w:jc w:val="center"/>
-        <w:rPr>
-          <w:rFonts w:eastAsia="MS Mincho" w:cs="Times New Roman"/>
-          <w:color w:val="000000" w:themeColor="text1"/>
-          <w:kern w:val="0"/>
-          <w:sz w:val="30"/>
-          <w:szCs w:val="30"/>
-          <w14:ligatures w14:val="none"/>
-        </w:rPr>
-      </w:pPr>
-    </w:p>
-    <w:p>
-      <w:pPr>
-        <w:spacing w:after="0" w:line="360" w:lineRule="auto"/>
-        <w:jc w:val="center"/>
-        <w:rPr>
-          <w:rFonts w:eastAsia="MS Mincho" w:cs="Times New Roman"/>
-          <w:color w:val="000000" w:themeColor="text1"/>
-          <w:kern w:val="0"/>
-          <w:sz w:val="30"/>
-          <w:szCs w:val="30"/>
-          <w14:ligatures w14:val="none"/>
-        </w:rPr>
-      </w:pPr>
-    </w:p>
-    <w:p>
-      <w:pPr>
-        <w:spacing w:after="0" w:line="360" w:lineRule="auto"/>
-        <w:jc w:val="center"/>
-        <w:rPr>
-          <w:rFonts w:eastAsia="MS Mincho" w:cs="Times New Roman"/>
-          <w:color w:val="000000" w:themeColor="text1"/>
-          <w:kern w:val="0"/>
-          <w:sz w:val="30"/>
-          <w:szCs w:val="30"/>
-          <w14:ligatures w14:val="none"/>
-        </w:rPr>
-      </w:pPr>
-    </w:p>
-    <w:p>
-      <w:pPr>
-        <w:spacing w:after="0" w:line="360" w:lineRule="auto"/>
-        <w:jc w:val="center"/>
-        <w:rPr>
-          <w:rFonts w:eastAsia="MS Mincho" w:cs="Times New Roman"/>
-          <w:color w:val="000000" w:themeColor="text1"/>
-          <w:kern w:val="0"/>
-          <w:sz w:val="30"/>
-          <w:szCs w:val="30"/>
-          <w14:ligatures w14:val="none"/>
-        </w:rPr>
-      </w:pPr>
-    </w:p>
-    <w:p>
-      <w:pPr>
-        <w:spacing w:line="360" w:lineRule="auto"/>
-      </w:pPr>
-    </w:p>
-    <w:p>
-      <w:pPr>
-        <w:spacing w:line="360" w:lineRule="auto"/>
-      </w:pPr>
-    </w:p>
-    <w:p>
-      <w:pPr>
         <w:spacing w:line="360" w:lineRule="auto"/>
       </w:pPr>
     </w:p>
@@ -507,8 +441,16 @@
           <w:pPr>
             <w:pStyle w:val="Titolosommario"/>
             <w:spacing w:line="360" w:lineRule="auto"/>
+            <w:rPr>
+              <w:b/>
+              <w:bCs/>
+            </w:rPr>
           </w:pPr>
           <w:r>
+            <w:rPr>
+              <w:b/>
+              <w:bCs/>
+            </w:rPr>
             <w:t>Sommario</w:t>
           </w:r>
         </w:p>
@@ -516,10 +458,12 @@
           <w:pPr>
             <w:pStyle w:val="Sommario1"/>
             <w:tabs>
-              <w:tab w:val="right" w:leader="dot" w:pos="9628"/>
+              <w:tab w:val="right" w:leader="dot" w:pos="9771"/>
             </w:tabs>
             <w:rPr>
               <w:rFonts w:asciiTheme="minorHAnsi" w:eastAsiaTheme="minorEastAsia" w:hAnsiTheme="minorHAnsi"/>
+              <w:b/>
+              <w:bCs/>
               <w:noProof/>
               <w:sz w:val="24"/>
               <w:szCs w:val="24"/>
@@ -527,24 +471,40 @@
             </w:rPr>
           </w:pPr>
           <w:r>
+            <w:rPr>
+              <w:b/>
+              <w:bCs/>
+            </w:rPr>
             <w:fldChar w:fldCharType="begin"/>
           </w:r>
           <w:r>
+            <w:rPr>
+              <w:b/>
+              <w:bCs/>
+            </w:rPr>
             <w:instrText xml:space="preserve"> TOC \o "1-3" \h \z \u </w:instrText>
           </w:r>
           <w:r>
+            <w:rPr>
+              <w:b/>
+              <w:bCs/>
+            </w:rPr>
             <w:fldChar w:fldCharType="separate"/>
           </w:r>
-          <w:hyperlink w:anchor="_Toc199500803" w:history="1">
+          <w:hyperlink w:anchor="_Toc199515245" w:history="1">
             <w:r>
               <w:rPr>
                 <w:rStyle w:val="Collegamentoipertestuale"/>
+                <w:b/>
+                <w:bCs/>
                 <w:noProof/>
               </w:rPr>
               <w:t>Introduzione</w:t>
             </w:r>
             <w:r>
               <w:rPr>
+                <w:b/>
+                <w:bCs/>
                 <w:noProof/>
                 <w:webHidden/>
               </w:rPr>
@@ -552,6 +512,8 @@
             </w:r>
             <w:r>
               <w:rPr>
+                <w:b/>
+                <w:bCs/>
                 <w:noProof/>
                 <w:webHidden/>
               </w:rPr>
@@ -559,19 +521,25 @@
             </w:r>
             <w:r>
               <w:rPr>
-                <w:noProof/>
-                <w:webHidden/>
-              </w:rPr>
-              <w:instrText xml:space="preserve"> PAGEREF _Toc199500803 \h </w:instrText>
-            </w:r>
-            <w:r>
-              <w:rPr>
-                <w:noProof/>
-                <w:webHidden/>
-              </w:rPr>
-            </w:r>
-            <w:r>
-              <w:rPr>
+                <w:b/>
+                <w:bCs/>
+                <w:noProof/>
+                <w:webHidden/>
+              </w:rPr>
+              <w:instrText xml:space="preserve"> PAGEREF _Toc199515245 \h </w:instrText>
+            </w:r>
+            <w:r>
+              <w:rPr>
+                <w:b/>
+                <w:bCs/>
+                <w:noProof/>
+                <w:webHidden/>
+              </w:rPr>
+            </w:r>
+            <w:r>
+              <w:rPr>
+                <w:b/>
+                <w:bCs/>
                 <w:noProof/>
                 <w:webHidden/>
               </w:rPr>
@@ -579,6 +547,8 @@
             </w:r>
             <w:r>
               <w:rPr>
+                <w:b/>
+                <w:bCs/>
                 <w:noProof/>
                 <w:webHidden/>
               </w:rPr>
@@ -586,6 +556,8 @@
             </w:r>
             <w:r>
               <w:rPr>
+                <w:b/>
+                <w:bCs/>
                 <w:noProof/>
                 <w:webHidden/>
               </w:rPr>
@@ -597,26 +569,32 @@
           <w:pPr>
             <w:pStyle w:val="Sommario2"/>
             <w:tabs>
-              <w:tab w:val="right" w:leader="dot" w:pos="9628"/>
+              <w:tab w:val="right" w:leader="dot" w:pos="9771"/>
             </w:tabs>
             <w:rPr>
               <w:rFonts w:asciiTheme="minorHAnsi" w:eastAsiaTheme="minorEastAsia" w:hAnsiTheme="minorHAnsi"/>
+              <w:b/>
+              <w:bCs/>
               <w:noProof/>
               <w:sz w:val="24"/>
               <w:szCs w:val="24"/>
               <w:lang w:eastAsia="it-IT"/>
             </w:rPr>
           </w:pPr>
-          <w:hyperlink w:anchor="_Toc199500804" w:history="1">
+          <w:hyperlink w:anchor="_Toc199515246" w:history="1">
             <w:r>
               <w:rPr>
                 <w:rStyle w:val="Collegamentoipertestuale"/>
+                <w:b/>
+                <w:bCs/>
                 <w:noProof/>
               </w:rPr>
               <w:t>Contesto del progetto</w:t>
             </w:r>
             <w:r>
               <w:rPr>
+                <w:b/>
+                <w:bCs/>
                 <w:noProof/>
                 <w:webHidden/>
               </w:rPr>
@@ -624,6 +602,8 @@
             </w:r>
             <w:r>
               <w:rPr>
+                <w:b/>
+                <w:bCs/>
                 <w:noProof/>
                 <w:webHidden/>
               </w:rPr>
@@ -631,19 +611,25 @@
             </w:r>
             <w:r>
               <w:rPr>
-                <w:noProof/>
-                <w:webHidden/>
-              </w:rPr>
-              <w:instrText xml:space="preserve"> PAGEREF _Toc199500804 \h </w:instrText>
-            </w:r>
-            <w:r>
-              <w:rPr>
-                <w:noProof/>
-                <w:webHidden/>
-              </w:rPr>
-            </w:r>
-            <w:r>
-              <w:rPr>
+                <w:b/>
+                <w:bCs/>
+                <w:noProof/>
+                <w:webHidden/>
+              </w:rPr>
+              <w:instrText xml:space="preserve"> PAGEREF _Toc199515246 \h </w:instrText>
+            </w:r>
+            <w:r>
+              <w:rPr>
+                <w:b/>
+                <w:bCs/>
+                <w:noProof/>
+                <w:webHidden/>
+              </w:rPr>
+            </w:r>
+            <w:r>
+              <w:rPr>
+                <w:b/>
+                <w:bCs/>
                 <w:noProof/>
                 <w:webHidden/>
               </w:rPr>
@@ -651,6 +637,8 @@
             </w:r>
             <w:r>
               <w:rPr>
+                <w:b/>
+                <w:bCs/>
                 <w:noProof/>
                 <w:webHidden/>
               </w:rPr>
@@ -658,6 +646,8 @@
             </w:r>
             <w:r>
               <w:rPr>
+                <w:b/>
+                <w:bCs/>
                 <w:noProof/>
                 <w:webHidden/>
               </w:rPr>
@@ -669,26 +659,32 @@
           <w:pPr>
             <w:pStyle w:val="Sommario2"/>
             <w:tabs>
-              <w:tab w:val="right" w:leader="dot" w:pos="9628"/>
+              <w:tab w:val="right" w:leader="dot" w:pos="9771"/>
             </w:tabs>
             <w:rPr>
               <w:rFonts w:asciiTheme="minorHAnsi" w:eastAsiaTheme="minorEastAsia" w:hAnsiTheme="minorHAnsi"/>
+              <w:b/>
+              <w:bCs/>
               <w:noProof/>
               <w:sz w:val="24"/>
               <w:szCs w:val="24"/>
               <w:lang w:eastAsia="it-IT"/>
             </w:rPr>
           </w:pPr>
-          <w:hyperlink w:anchor="_Toc199500805" w:history="1">
+          <w:hyperlink w:anchor="_Toc199515247" w:history="1">
             <w:r>
               <w:rPr>
                 <w:rStyle w:val="Collegamentoipertestuale"/>
+                <w:b/>
+                <w:bCs/>
                 <w:noProof/>
               </w:rPr>
               <w:t>Linguaggio e librerie scelte</w:t>
             </w:r>
             <w:r>
               <w:rPr>
+                <w:b/>
+                <w:bCs/>
                 <w:noProof/>
                 <w:webHidden/>
               </w:rPr>
@@ -696,6 +692,8 @@
             </w:r>
             <w:r>
               <w:rPr>
+                <w:b/>
+                <w:bCs/>
                 <w:noProof/>
                 <w:webHidden/>
               </w:rPr>
@@ -703,19 +701,25 @@
             </w:r>
             <w:r>
               <w:rPr>
-                <w:noProof/>
-                <w:webHidden/>
-              </w:rPr>
-              <w:instrText xml:space="preserve"> PAGEREF _Toc199500805 \h </w:instrText>
-            </w:r>
-            <w:r>
-              <w:rPr>
-                <w:noProof/>
-                <w:webHidden/>
-              </w:rPr>
-            </w:r>
-            <w:r>
-              <w:rPr>
+                <w:b/>
+                <w:bCs/>
+                <w:noProof/>
+                <w:webHidden/>
+              </w:rPr>
+              <w:instrText xml:space="preserve"> PAGEREF _Toc199515247 \h </w:instrText>
+            </w:r>
+            <w:r>
+              <w:rPr>
+                <w:b/>
+                <w:bCs/>
+                <w:noProof/>
+                <w:webHidden/>
+              </w:rPr>
+            </w:r>
+            <w:r>
+              <w:rPr>
+                <w:b/>
+                <w:bCs/>
                 <w:noProof/>
                 <w:webHidden/>
               </w:rPr>
@@ -723,6 +727,8 @@
             </w:r>
             <w:r>
               <w:rPr>
+                <w:b/>
+                <w:bCs/>
                 <w:noProof/>
                 <w:webHidden/>
               </w:rPr>
@@ -730,6 +736,540 @@
             </w:r>
             <w:r>
               <w:rPr>
+                <w:b/>
+                <w:bCs/>
+                <w:noProof/>
+                <w:webHidden/>
+              </w:rPr>
+              <w:fldChar w:fldCharType="end"/>
+            </w:r>
+          </w:hyperlink>
+        </w:p>
+        <w:p>
+          <w:pPr>
+            <w:pStyle w:val="Sommario1"/>
+            <w:tabs>
+              <w:tab w:val="right" w:leader="dot" w:pos="9771"/>
+            </w:tabs>
+            <w:rPr>
+              <w:rFonts w:asciiTheme="minorHAnsi" w:eastAsiaTheme="minorEastAsia" w:hAnsiTheme="minorHAnsi"/>
+              <w:b/>
+              <w:bCs/>
+              <w:noProof/>
+              <w:sz w:val="24"/>
+              <w:szCs w:val="24"/>
+              <w:lang w:eastAsia="it-IT"/>
+            </w:rPr>
+          </w:pPr>
+          <w:hyperlink w:anchor="_Toc199515248" w:history="1">
+            <w:r>
+              <w:rPr>
+                <w:rStyle w:val="Collegamentoipertestuale"/>
+                <w:b/>
+                <w:bCs/>
+                <w:noProof/>
+              </w:rPr>
+              <w:t>Implementazione</w:t>
+            </w:r>
+            <w:r>
+              <w:rPr>
+                <w:b/>
+                <w:bCs/>
+                <w:noProof/>
+                <w:webHidden/>
+              </w:rPr>
+              <w:tab/>
+            </w:r>
+            <w:r>
+              <w:rPr>
+                <w:b/>
+                <w:bCs/>
+                <w:noProof/>
+                <w:webHidden/>
+              </w:rPr>
+              <w:fldChar w:fldCharType="begin"/>
+            </w:r>
+            <w:r>
+              <w:rPr>
+                <w:b/>
+                <w:bCs/>
+                <w:noProof/>
+                <w:webHidden/>
+              </w:rPr>
+              <w:instrText xml:space="preserve"> PAGEREF _Toc199515248 \h </w:instrText>
+            </w:r>
+            <w:r>
+              <w:rPr>
+                <w:b/>
+                <w:bCs/>
+                <w:noProof/>
+                <w:webHidden/>
+              </w:rPr>
+            </w:r>
+            <w:r>
+              <w:rPr>
+                <w:b/>
+                <w:bCs/>
+                <w:noProof/>
+                <w:webHidden/>
+              </w:rPr>
+              <w:fldChar w:fldCharType="separate"/>
+            </w:r>
+            <w:r>
+              <w:rPr>
+                <w:b/>
+                <w:bCs/>
+                <w:noProof/>
+                <w:webHidden/>
+              </w:rPr>
+              <w:t>4</w:t>
+            </w:r>
+            <w:r>
+              <w:rPr>
+                <w:b/>
+                <w:bCs/>
+                <w:noProof/>
+                <w:webHidden/>
+              </w:rPr>
+              <w:fldChar w:fldCharType="end"/>
+            </w:r>
+          </w:hyperlink>
+        </w:p>
+        <w:p>
+          <w:pPr>
+            <w:pStyle w:val="Sommario2"/>
+            <w:tabs>
+              <w:tab w:val="right" w:leader="dot" w:pos="9771"/>
+            </w:tabs>
+            <w:rPr>
+              <w:rFonts w:asciiTheme="minorHAnsi" w:eastAsiaTheme="minorEastAsia" w:hAnsiTheme="minorHAnsi"/>
+              <w:b/>
+              <w:bCs/>
+              <w:noProof/>
+              <w:sz w:val="24"/>
+              <w:szCs w:val="24"/>
+              <w:lang w:eastAsia="it-IT"/>
+            </w:rPr>
+          </w:pPr>
+          <w:hyperlink w:anchor="_Toc199515249" w:history="1">
+            <w:r>
+              <w:rPr>
+                <w:rStyle w:val="Collegamentoipertestuale"/>
+                <w:b/>
+                <w:bCs/>
+                <w:noProof/>
+              </w:rPr>
+              <w:t>Struttura del codice</w:t>
+            </w:r>
+            <w:r>
+              <w:rPr>
+                <w:b/>
+                <w:bCs/>
+                <w:noProof/>
+                <w:webHidden/>
+              </w:rPr>
+              <w:tab/>
+            </w:r>
+            <w:r>
+              <w:rPr>
+                <w:b/>
+                <w:bCs/>
+                <w:noProof/>
+                <w:webHidden/>
+              </w:rPr>
+              <w:fldChar w:fldCharType="begin"/>
+            </w:r>
+            <w:r>
+              <w:rPr>
+                <w:b/>
+                <w:bCs/>
+                <w:noProof/>
+                <w:webHidden/>
+              </w:rPr>
+              <w:instrText xml:space="preserve"> PAGEREF _Toc199515249 \h </w:instrText>
+            </w:r>
+            <w:r>
+              <w:rPr>
+                <w:b/>
+                <w:bCs/>
+                <w:noProof/>
+                <w:webHidden/>
+              </w:rPr>
+            </w:r>
+            <w:r>
+              <w:rPr>
+                <w:b/>
+                <w:bCs/>
+                <w:noProof/>
+                <w:webHidden/>
+              </w:rPr>
+              <w:fldChar w:fldCharType="separate"/>
+            </w:r>
+            <w:r>
+              <w:rPr>
+                <w:b/>
+                <w:bCs/>
+                <w:noProof/>
+                <w:webHidden/>
+              </w:rPr>
+              <w:t>4</w:t>
+            </w:r>
+            <w:r>
+              <w:rPr>
+                <w:b/>
+                <w:bCs/>
+                <w:noProof/>
+                <w:webHidden/>
+              </w:rPr>
+              <w:fldChar w:fldCharType="end"/>
+            </w:r>
+          </w:hyperlink>
+        </w:p>
+        <w:p>
+          <w:pPr>
+            <w:pStyle w:val="Sommario2"/>
+            <w:tabs>
+              <w:tab w:val="right" w:leader="dot" w:pos="9771"/>
+            </w:tabs>
+            <w:rPr>
+              <w:rFonts w:asciiTheme="minorHAnsi" w:eastAsiaTheme="minorEastAsia" w:hAnsiTheme="minorHAnsi"/>
+              <w:b/>
+              <w:bCs/>
+              <w:noProof/>
+              <w:sz w:val="24"/>
+              <w:szCs w:val="24"/>
+              <w:lang w:eastAsia="it-IT"/>
+            </w:rPr>
+          </w:pPr>
+          <w:hyperlink w:anchor="_Toc199515250" w:history="1">
+            <w:r>
+              <w:rPr>
+                <w:rStyle w:val="Collegamentoipertestuale"/>
+                <w:b/>
+                <w:bCs/>
+                <w:noProof/>
+              </w:rPr>
+              <w:t>Organizzazione della libreria</w:t>
+            </w:r>
+            <w:r>
+              <w:rPr>
+                <w:b/>
+                <w:bCs/>
+                <w:noProof/>
+                <w:webHidden/>
+              </w:rPr>
+              <w:tab/>
+            </w:r>
+            <w:r>
+              <w:rPr>
+                <w:b/>
+                <w:bCs/>
+                <w:noProof/>
+                <w:webHidden/>
+              </w:rPr>
+              <w:fldChar w:fldCharType="begin"/>
+            </w:r>
+            <w:r>
+              <w:rPr>
+                <w:b/>
+                <w:bCs/>
+                <w:noProof/>
+                <w:webHidden/>
+              </w:rPr>
+              <w:instrText xml:space="preserve"> PAGEREF _Toc199515250 \h </w:instrText>
+            </w:r>
+            <w:r>
+              <w:rPr>
+                <w:b/>
+                <w:bCs/>
+                <w:noProof/>
+                <w:webHidden/>
+              </w:rPr>
+            </w:r>
+            <w:r>
+              <w:rPr>
+                <w:b/>
+                <w:bCs/>
+                <w:noProof/>
+                <w:webHidden/>
+              </w:rPr>
+              <w:fldChar w:fldCharType="separate"/>
+            </w:r>
+            <w:r>
+              <w:rPr>
+                <w:b/>
+                <w:bCs/>
+                <w:noProof/>
+                <w:webHidden/>
+              </w:rPr>
+              <w:t>4</w:t>
+            </w:r>
+            <w:r>
+              <w:rPr>
+                <w:b/>
+                <w:bCs/>
+                <w:noProof/>
+                <w:webHidden/>
+              </w:rPr>
+              <w:fldChar w:fldCharType="end"/>
+            </w:r>
+          </w:hyperlink>
+        </w:p>
+        <w:p>
+          <w:pPr>
+            <w:pStyle w:val="Sommario2"/>
+            <w:tabs>
+              <w:tab w:val="right" w:leader="dot" w:pos="9771"/>
+            </w:tabs>
+            <w:rPr>
+              <w:rFonts w:asciiTheme="minorHAnsi" w:eastAsiaTheme="minorEastAsia" w:hAnsiTheme="minorHAnsi"/>
+              <w:b/>
+              <w:bCs/>
+              <w:noProof/>
+              <w:sz w:val="24"/>
+              <w:szCs w:val="24"/>
+              <w:lang w:eastAsia="it-IT"/>
+            </w:rPr>
+          </w:pPr>
+          <w:hyperlink w:anchor="_Toc199515251" w:history="1">
+            <w:r>
+              <w:rPr>
+                <w:rStyle w:val="Collegamentoipertestuale"/>
+                <w:b/>
+                <w:bCs/>
+                <w:noProof/>
+              </w:rPr>
+              <w:t>Esecuzione e test della libreria</w:t>
+            </w:r>
+            <w:r>
+              <w:rPr>
+                <w:b/>
+                <w:bCs/>
+                <w:noProof/>
+                <w:webHidden/>
+              </w:rPr>
+              <w:tab/>
+            </w:r>
+            <w:r>
+              <w:rPr>
+                <w:b/>
+                <w:bCs/>
+                <w:noProof/>
+                <w:webHidden/>
+              </w:rPr>
+              <w:fldChar w:fldCharType="begin"/>
+            </w:r>
+            <w:r>
+              <w:rPr>
+                <w:b/>
+                <w:bCs/>
+                <w:noProof/>
+                <w:webHidden/>
+              </w:rPr>
+              <w:instrText xml:space="preserve"> PAGEREF _Toc199515251 \h </w:instrText>
+            </w:r>
+            <w:r>
+              <w:rPr>
+                <w:b/>
+                <w:bCs/>
+                <w:noProof/>
+                <w:webHidden/>
+              </w:rPr>
+            </w:r>
+            <w:r>
+              <w:rPr>
+                <w:b/>
+                <w:bCs/>
+                <w:noProof/>
+                <w:webHidden/>
+              </w:rPr>
+              <w:fldChar w:fldCharType="separate"/>
+            </w:r>
+            <w:r>
+              <w:rPr>
+                <w:b/>
+                <w:bCs/>
+                <w:noProof/>
+                <w:webHidden/>
+              </w:rPr>
+              <w:t>7</w:t>
+            </w:r>
+            <w:r>
+              <w:rPr>
+                <w:b/>
+                <w:bCs/>
+                <w:noProof/>
+                <w:webHidden/>
+              </w:rPr>
+              <w:fldChar w:fldCharType="end"/>
+            </w:r>
+          </w:hyperlink>
+        </w:p>
+        <w:p>
+          <w:pPr>
+            <w:pStyle w:val="Sommario3"/>
+            <w:tabs>
+              <w:tab w:val="right" w:leader="dot" w:pos="9771"/>
+            </w:tabs>
+            <w:rPr>
+              <w:b/>
+              <w:bCs/>
+              <w:noProof/>
+            </w:rPr>
+          </w:pPr>
+          <w:hyperlink w:anchor="_Toc199515252" w:history="1">
+            <w:r>
+              <w:rPr>
+                <w:rStyle w:val="Collegamentoipertestuale"/>
+                <w:b/>
+                <w:bCs/>
+                <w:noProof/>
+              </w:rPr>
+              <w:t>Esecuzione dei metodi sulle matrici</w:t>
+            </w:r>
+            <w:r>
+              <w:rPr>
+                <w:b/>
+                <w:bCs/>
+                <w:noProof/>
+                <w:webHidden/>
+              </w:rPr>
+              <w:tab/>
+            </w:r>
+            <w:r>
+              <w:rPr>
+                <w:b/>
+                <w:bCs/>
+                <w:noProof/>
+                <w:webHidden/>
+              </w:rPr>
+              <w:fldChar w:fldCharType="begin"/>
+            </w:r>
+            <w:r>
+              <w:rPr>
+                <w:b/>
+                <w:bCs/>
+                <w:noProof/>
+                <w:webHidden/>
+              </w:rPr>
+              <w:instrText xml:space="preserve"> PAGEREF _Toc199515252 \h </w:instrText>
+            </w:r>
+            <w:r>
+              <w:rPr>
+                <w:b/>
+                <w:bCs/>
+                <w:noProof/>
+                <w:webHidden/>
+              </w:rPr>
+            </w:r>
+            <w:r>
+              <w:rPr>
+                <w:b/>
+                <w:bCs/>
+                <w:noProof/>
+                <w:webHidden/>
+              </w:rPr>
+              <w:fldChar w:fldCharType="separate"/>
+            </w:r>
+            <w:r>
+              <w:rPr>
+                <w:b/>
+                <w:bCs/>
+                <w:noProof/>
+                <w:webHidden/>
+              </w:rPr>
+              <w:t>7</w:t>
+            </w:r>
+            <w:r>
+              <w:rPr>
+                <w:b/>
+                <w:bCs/>
+                <w:noProof/>
+                <w:webHidden/>
+              </w:rPr>
+              <w:fldChar w:fldCharType="end"/>
+            </w:r>
+          </w:hyperlink>
+        </w:p>
+        <w:p>
+          <w:pPr>
+            <w:pStyle w:val="Sommario3"/>
+            <w:tabs>
+              <w:tab w:val="right" w:leader="dot" w:pos="9771"/>
+            </w:tabs>
+            <w:rPr>
+              <w:b/>
+              <w:bCs/>
+              <w:noProof/>
+            </w:rPr>
+          </w:pPr>
+          <w:hyperlink w:anchor="_Toc199515253" w:history="1">
+            <w:r>
+              <w:rPr>
+                <w:rStyle w:val="Collegamentoipertestuale"/>
+                <w:b/>
+                <w:bCs/>
+                <w:noProof/>
+              </w:rPr>
+              <w:t>Creazione grafici</w:t>
+            </w:r>
+            <w:r>
+              <w:rPr>
+                <w:b/>
+                <w:bCs/>
+                <w:noProof/>
+                <w:webHidden/>
+              </w:rPr>
+              <w:tab/>
+            </w:r>
+            <w:r>
+              <w:rPr>
+                <w:b/>
+                <w:bCs/>
+                <w:noProof/>
+                <w:webHidden/>
+              </w:rPr>
+              <w:fldChar w:fldCharType="begin"/>
+            </w:r>
+            <w:r>
+              <w:rPr>
+                <w:b/>
+                <w:bCs/>
+                <w:noProof/>
+                <w:webHidden/>
+              </w:rPr>
+              <w:instrText xml:space="preserve"> PAGEREF _Toc199515253 \h </w:instrText>
+            </w:r>
+            <w:r>
+              <w:rPr>
+                <w:b/>
+                <w:bCs/>
+                <w:noProof/>
+                <w:webHidden/>
+              </w:rPr>
+            </w:r>
+            <w:r>
+              <w:rPr>
+                <w:b/>
+                <w:bCs/>
+                <w:noProof/>
+                <w:webHidden/>
+              </w:rPr>
+              <w:fldChar w:fldCharType="separate"/>
+            </w:r>
+            <w:r>
+              <w:rPr>
+                <w:b/>
+                <w:bCs/>
+                <w:noProof/>
+                <w:webHidden/>
+              </w:rPr>
+              <w:t>7</w:t>
+            </w:r>
+            <w:r>
+              <w:rPr>
+                <w:b/>
+                <w:bCs/>
                 <w:noProof/>
                 <w:webHidden/>
               </w:rPr>
@@ -765,7 +1305,7 @@
         <w:pStyle w:val="Titolo1"/>
         <w:spacing w:line="360" w:lineRule="auto"/>
       </w:pPr>
-      <w:bookmarkStart w:id="0" w:name="_Toc199500803"/>
+      <w:bookmarkStart w:id="0" w:name="_Toc199515245"/>
       <w:r>
         <w:lastRenderedPageBreak/>
         <w:t>Introduzione</w:t>
@@ -777,7 +1317,7 @@
         <w:pStyle w:val="Titolo2"/>
         <w:spacing w:line="360" w:lineRule="auto"/>
       </w:pPr>
-      <w:bookmarkStart w:id="1" w:name="_Toc199500804"/>
+      <w:bookmarkStart w:id="1" w:name="_Toc199515246"/>
       <w:r>
         <w:t>Contesto del progetto</w:t>
       </w:r>
@@ -841,7 +1381,7 @@
         <w:pStyle w:val="Titolo2"/>
         <w:spacing w:line="360" w:lineRule="auto"/>
       </w:pPr>
-      <w:bookmarkStart w:id="2" w:name="_Toc199500805"/>
+      <w:bookmarkStart w:id="2" w:name="_Toc199515247"/>
       <w:r>
         <w:t>Linguaggio e librerie scelte</w:t>
       </w:r>
@@ -878,6 +1418,7 @@
     </w:p>
     <w:p>
       <w:pPr>
+        <w:spacing w:line="360" w:lineRule="auto"/>
         <w:jc w:val="left"/>
       </w:pPr>
       <w:r>
@@ -887,19 +1428,28 @@
     <w:p>
       <w:pPr>
         <w:pStyle w:val="Titolo1"/>
-      </w:pPr>
+        <w:spacing w:line="360" w:lineRule="auto"/>
+      </w:pPr>
+      <w:bookmarkStart w:id="3" w:name="_Toc199515248"/>
       <w:r>
         <w:lastRenderedPageBreak/>
         <w:t>Implementazione</w:t>
       </w:r>
+      <w:bookmarkEnd w:id="3"/>
     </w:p>
     <w:p>
       <w:pPr>
         <w:pStyle w:val="Titolo2"/>
-      </w:pPr>
-      <w:r>
-        <w:t>Struttura della libreria</w:t>
-      </w:r>
+        <w:spacing w:line="360" w:lineRule="auto"/>
+      </w:pPr>
+      <w:bookmarkStart w:id="4" w:name="_Toc199515249"/>
+      <w:r>
+        <w:t xml:space="preserve">Struttura </w:t>
+      </w:r>
+      <w:r>
+        <w:t>del codice</w:t>
+      </w:r>
+      <w:bookmarkEnd w:id="4"/>
     </w:p>
     <w:p>
       <w:pPr>
@@ -923,7 +1473,55 @@
         <w:t>mantenibile</w:t>
       </w:r>
       <w:r>
-        <w:t>. Di seguito viene descritta la struttura del codice</w:t>
+        <w:t>.</w:t>
+      </w:r>
+      <w:r>
+        <w:t xml:space="preserve"> </w:t>
+      </w:r>
+    </w:p>
+    <w:p>
+      <w:pPr>
+        <w:spacing w:line="360" w:lineRule="auto"/>
+      </w:pPr>
+      <w:r>
+        <w:t xml:space="preserve">La classe </w:t>
+      </w:r>
+      <w:proofErr w:type="spellStart"/>
+      <w:r>
+        <w:t>Main</w:t>
+      </w:r>
+      <w:proofErr w:type="spellEnd"/>
+      <w:r>
+        <w:t xml:space="preserve"> </w:t>
+      </w:r>
+      <w:r>
+        <w:t xml:space="preserve">prende in input le matrici presenti nei file </w:t>
+      </w:r>
+      <w:r>
+        <w:t>["spa1", "spa2", "vem1", "vem2"]</w:t>
+      </w:r>
+      <w:r>
+        <w:t xml:space="preserve">, un membro destro per ogni matrice, un vettore di soluzione esatta x e con diversi livelli di tolleranza: </w:t>
+      </w:r>
+      <w:r>
+        <w:t>[1e-4, 1e-6, 1e-8, 1e-10]</w:t>
+      </w:r>
+      <w:r>
+        <w:t xml:space="preserve"> applica i quattro metodi messi a disposizione dalla libreria da noi implementata. Successivamente per ogni metodo riporta le </w:t>
+      </w:r>
+      <w:r>
+        <w:t>informazioni sui risultati ottenuti: errore relativo tra la x esatta e la soluzione computata dal metodo, numero di iterazioni richieste e tempo di calcolo</w:t>
+      </w:r>
+      <w:r>
+        <w:t>. Infine, crea dei grafici utilizzando le informazioni calcolate e li salva in una cartella predisposta.</w:t>
+      </w:r>
+    </w:p>
+    <w:p>
+      <w:pPr>
+        <w:spacing w:line="360" w:lineRule="auto"/>
+      </w:pPr>
+      <w:r>
+        <w:t>Di seguito viene descritta la struttura del codice</w:t>
       </w:r>
       <w:r>
         <w:t xml:space="preserve"> e le principali decisioni adottate.</w:t>
@@ -932,10 +1530,13 @@
     <w:p>
       <w:pPr>
         <w:pStyle w:val="Titolo2"/>
-      </w:pPr>
-      <w:r>
-        <w:t>Organizzazione del Codice</w:t>
-      </w:r>
+        <w:spacing w:line="360" w:lineRule="auto"/>
+      </w:pPr>
+      <w:bookmarkStart w:id="5" w:name="_Toc199515250"/>
+      <w:r>
+        <w:t>Organizzazione della libreria</w:t>
+      </w:r>
+      <w:bookmarkEnd w:id="5"/>
     </w:p>
     <w:p>
       <w:pPr>
@@ -1117,6 +1718,7 @@
         <w:spacing w:line="360" w:lineRule="auto"/>
       </w:pPr>
       <w:r>
+        <w:lastRenderedPageBreak/>
         <w:t xml:space="preserve">Il metodo </w:t>
       </w:r>
       <w:proofErr w:type="spellStart"/>
@@ -1242,8 +1844,10 @@
         <w:spacing w:line="360" w:lineRule="auto"/>
       </w:pPr>
       <w:r>
-        <w:lastRenderedPageBreak/>
         <w:t>Metodi Iterativi</w:t>
+      </w:r>
+      <w:r>
+        <w:t xml:space="preserve"> </w:t>
       </w:r>
     </w:p>
     <w:p>
@@ -1255,7 +1859,54 @@
         <w:spacing w:line="360" w:lineRule="auto"/>
       </w:pPr>
       <w:r>
-        <w:t>Ogni metodo è implementato come funzione separata:</w:t>
+        <w:t xml:space="preserve">Funzione: </w:t>
+      </w:r>
+      <w:proofErr w:type="spellStart"/>
+      <w:r>
+        <w:t>j</w:t>
+      </w:r>
+      <w:r>
+        <w:t>acobi</w:t>
+      </w:r>
+      <w:r>
+        <w:t>_</w:t>
+      </w:r>
+      <w:proofErr w:type="gramStart"/>
+      <w:r>
+        <w:t>method</w:t>
+      </w:r>
+      <w:proofErr w:type="spellEnd"/>
+      <w:r>
+        <w:t>(</w:t>
+      </w:r>
+      <w:proofErr w:type="gramEnd"/>
+      <w:r>
+        <w:t xml:space="preserve">A, b, </w:t>
+      </w:r>
+      <w:proofErr w:type="spellStart"/>
+      <w:r>
+        <w:t>tol</w:t>
+      </w:r>
+      <w:r>
+        <w:t>erance</w:t>
+      </w:r>
+      <w:proofErr w:type="spellEnd"/>
+      <w:r>
+        <w:t xml:space="preserve">, </w:t>
+      </w:r>
+      <w:proofErr w:type="spellStart"/>
+      <w:r>
+        <w:t>max_iter</w:t>
+      </w:r>
+      <w:r>
+        <w:t>ation</w:t>
+      </w:r>
+      <w:proofErr w:type="spellEnd"/>
+      <w:r>
+        <w:t>=20000</w:t>
+      </w:r>
+      <w:r>
+        <w:t>)</w:t>
       </w:r>
     </w:p>
     <w:p>
@@ -1266,12 +1917,351 @@
         </w:numPr>
         <w:spacing w:line="360" w:lineRule="auto"/>
       </w:pPr>
-      <w:proofErr w:type="spellStart"/>
-      <w:r>
-        <w:t>J</w:t>
-      </w:r>
-      <w:r>
-        <w:t>acobi</w:t>
+      <w:r>
+        <w:t xml:space="preserve">La funzione </w:t>
+      </w:r>
+      <w:proofErr w:type="spellStart"/>
+      <w:r>
+        <w:rPr>
+          <w:rStyle w:val="CodiceHTML"/>
+          <w:rFonts w:eastAsiaTheme="majorEastAsia"/>
+        </w:rPr>
+        <w:t>jacobi_method</w:t>
+      </w:r>
+      <w:proofErr w:type="spellEnd"/>
+      <w:r>
+        <w:t xml:space="preserve"> risolve il sistema lineare</w:t>
+      </w:r>
+      <w:r>
+        <w:t xml:space="preserve"> </w:t>
+      </w:r>
+      <w:proofErr w:type="spellStart"/>
+      <w:r>
+        <w:rPr>
+          <w:rStyle w:val="mord"/>
+        </w:rPr>
+        <w:t>Ax</w:t>
+      </w:r>
+      <w:proofErr w:type="spellEnd"/>
+      <w:r>
+        <w:rPr>
+          <w:rStyle w:val="mrel"/>
+        </w:rPr>
+        <w:t>=</w:t>
+      </w:r>
+      <w:r>
+        <w:rPr>
+          <w:rStyle w:val="mord"/>
+        </w:rPr>
+        <w:t>b</w:t>
+      </w:r>
+      <w:r>
+        <w:t xml:space="preserve"> iterativamente usando il </w:t>
+      </w:r>
+      <w:r>
+        <w:rPr>
+          <w:rStyle w:val="Enfasigrassetto"/>
+          <w:b w:val="0"/>
+          <w:bCs w:val="0"/>
+        </w:rPr>
+        <w:t xml:space="preserve">metodo di </w:t>
+      </w:r>
+      <w:proofErr w:type="spellStart"/>
+      <w:r>
+        <w:rPr>
+          <w:rStyle w:val="Enfasigrassetto"/>
+          <w:b w:val="0"/>
+          <w:bCs w:val="0"/>
+        </w:rPr>
+        <w:t>Jacobi</w:t>
+      </w:r>
+      <w:proofErr w:type="spellEnd"/>
+      <w:r>
+        <w:t>. Parte da una soluzione iniziale nulla (</w:t>
+      </w:r>
+      <w:r>
+        <w:rPr>
+          <w:rStyle w:val="CodiceHTML"/>
+          <w:rFonts w:eastAsiaTheme="majorEastAsia"/>
+        </w:rPr>
+        <w:t>x = 0</w:t>
+      </w:r>
+      <w:r>
+        <w:t>) e aggiorna ad ogni passo la soluzione secondo la formula:</w:t>
+      </w:r>
+    </w:p>
+    <w:p>
+      <w:pPr>
+        <w:spacing w:line="360" w:lineRule="auto"/>
+        <w:ind w:left="2160"/>
+        <w:rPr>
+          <w:rFonts w:eastAsiaTheme="minorEastAsia"/>
+        </w:rPr>
+      </w:pPr>
+      <m:oMathPara>
+        <m:oMath>
+          <m:sSup>
+            <m:sSupPr>
+              <m:ctrlPr>
+                <w:rPr>
+                  <w:rFonts w:ascii="Cambria Math" w:hAnsi="Cambria Math"/>
+                  <w:i/>
+                </w:rPr>
+              </m:ctrlPr>
+            </m:sSupPr>
+            <m:e>
+              <m:r>
+                <w:rPr>
+                  <w:rFonts w:ascii="Cambria Math" w:hAnsi="Cambria Math"/>
+                </w:rPr>
+                <m:t>x</m:t>
+              </m:r>
+            </m:e>
+            <m:sup>
+              <m:r>
+                <w:rPr>
+                  <w:rFonts w:ascii="Cambria Math" w:hAnsi="Cambria Math"/>
+                </w:rPr>
+                <m:t>(k+1)</m:t>
+              </m:r>
+            </m:sup>
+          </m:sSup>
+          <m:r>
+            <w:rPr>
+              <w:rFonts w:ascii="Cambria Math" w:hAnsi="Cambria Math"/>
+            </w:rPr>
+            <m:t>=</m:t>
+          </m:r>
+          <m:sSup>
+            <m:sSupPr>
+              <m:ctrlPr>
+                <w:rPr>
+                  <w:rFonts w:ascii="Cambria Math" w:hAnsi="Cambria Math"/>
+                  <w:i/>
+                </w:rPr>
+              </m:ctrlPr>
+            </m:sSupPr>
+            <m:e>
+              <m:r>
+                <w:rPr>
+                  <w:rFonts w:ascii="Cambria Math" w:hAnsi="Cambria Math"/>
+                </w:rPr>
+                <m:t>x</m:t>
+              </m:r>
+            </m:e>
+            <m:sup>
+              <m:r>
+                <w:rPr>
+                  <w:rFonts w:ascii="Cambria Math" w:hAnsi="Cambria Math"/>
+                </w:rPr>
+                <m:t>(k)</m:t>
+              </m:r>
+            </m:sup>
+          </m:sSup>
+          <m:r>
+            <w:rPr>
+              <w:rFonts w:ascii="Cambria Math" w:hAnsi="Cambria Math"/>
+            </w:rPr>
+            <m:t>+</m:t>
+          </m:r>
+          <m:sSup>
+            <m:sSupPr>
+              <m:ctrlPr>
+                <w:rPr>
+                  <w:rFonts w:ascii="Cambria Math" w:hAnsi="Cambria Math"/>
+                  <w:i/>
+                </w:rPr>
+              </m:ctrlPr>
+            </m:sSupPr>
+            <m:e>
+              <m:r>
+                <w:rPr>
+                  <w:rFonts w:ascii="Cambria Math" w:hAnsi="Cambria Math"/>
+                </w:rPr>
+                <m:t>D</m:t>
+              </m:r>
+            </m:e>
+            <m:sup>
+              <m:r>
+                <w:rPr>
+                  <w:rFonts w:ascii="Cambria Math" w:hAnsi="Cambria Math"/>
+                </w:rPr>
+                <m:t>-1</m:t>
+              </m:r>
+            </m:sup>
+          </m:sSup>
+          <m:r>
+            <w:rPr>
+              <w:rFonts w:ascii="Cambria Math" w:hAnsi="Cambria Math"/>
+            </w:rPr>
+            <m:t>(b-A</m:t>
+          </m:r>
+          <m:sSup>
+            <m:sSupPr>
+              <m:ctrlPr>
+                <w:rPr>
+                  <w:rFonts w:ascii="Cambria Math" w:hAnsi="Cambria Math"/>
+                  <w:i/>
+                </w:rPr>
+              </m:ctrlPr>
+            </m:sSupPr>
+            <m:e>
+              <m:r>
+                <w:rPr>
+                  <w:rFonts w:ascii="Cambria Math" w:hAnsi="Cambria Math"/>
+                </w:rPr>
+                <m:t>x</m:t>
+              </m:r>
+            </m:e>
+            <m:sup>
+              <m:r>
+                <w:rPr>
+                  <w:rFonts w:ascii="Cambria Math" w:hAnsi="Cambria Math"/>
+                </w:rPr>
+                <m:t>k</m:t>
+              </m:r>
+            </m:sup>
+          </m:sSup>
+          <m:r>
+            <w:rPr>
+              <w:rFonts w:ascii="Cambria Math" w:hAnsi="Cambria Math"/>
+            </w:rPr>
+            <m:t>)</m:t>
+          </m:r>
+        </m:oMath>
+      </m:oMathPara>
+    </w:p>
+    <w:p>
+      <w:pPr>
+        <w:spacing w:line="360" w:lineRule="auto"/>
+        <w:ind w:left="2160"/>
+      </w:pPr>
+      <w:r>
+        <w:t xml:space="preserve">dove D è la diagonale di A. L'inverso della diagonale viene </w:t>
+      </w:r>
+      <w:proofErr w:type="spellStart"/>
+      <w:r>
+        <w:t>precomputato</w:t>
+      </w:r>
+      <w:proofErr w:type="spellEnd"/>
+      <w:r>
+        <w:t xml:space="preserve"> (</w:t>
+      </w:r>
+      <w:proofErr w:type="spellStart"/>
+      <w:r>
+        <w:t>inv_diag</w:t>
+      </w:r>
+      <w:proofErr w:type="spellEnd"/>
+      <w:r>
+        <w:t>)</w:t>
+      </w:r>
+      <w:r>
+        <w:t xml:space="preserve"> con il metodo </w:t>
+      </w:r>
+      <w:proofErr w:type="spellStart"/>
+      <w:proofErr w:type="gramStart"/>
+      <w:r>
+        <w:t>spdiagm</w:t>
+      </w:r>
+      <w:proofErr w:type="spellEnd"/>
+      <w:r>
+        <w:t>(</w:t>
+      </w:r>
+      <w:proofErr w:type="gramEnd"/>
+      <w:r>
+        <w:t xml:space="preserve">) della libreria </w:t>
+      </w:r>
+      <w:proofErr w:type="spellStart"/>
+      <w:r>
+        <w:t>SparseArray</w:t>
+      </w:r>
+      <w:proofErr w:type="spellEnd"/>
+      <w:r>
+        <w:t>.</w:t>
+      </w:r>
+      <w:r>
+        <w:t xml:space="preserve"> </w:t>
+      </w:r>
+      <w:r>
+        <w:br/>
+      </w:r>
+      <w:r>
+        <w:t xml:space="preserve">Il ciclo termina quando l'errore relativo </w:t>
+      </w:r>
+      <w:r>
+        <w:rPr>
+          <w:rFonts w:ascii="Cambria Math" w:hAnsi="Cambria Math" w:cs="Cambria Math"/>
+        </w:rPr>
+        <w:t>|</w:t>
+      </w:r>
+      <w:proofErr w:type="spellStart"/>
+      <w:r>
+        <w:t>Ax</w:t>
+      </w:r>
+      <w:proofErr w:type="spellEnd"/>
+      <w:r>
+        <w:rPr>
+          <w:rFonts w:cs="Consolas"/>
+        </w:rPr>
+        <w:t>−</w:t>
+      </w:r>
+      <w:r>
+        <w:t>b</w:t>
+      </w:r>
+      <w:r>
+        <w:rPr>
+          <w:rFonts w:ascii="Cambria Math" w:hAnsi="Cambria Math" w:cs="Cambria Math"/>
+        </w:rPr>
+        <w:t>|</w:t>
+      </w:r>
+      <w:r>
+        <w:t>/</w:t>
+      </w:r>
+      <w:r>
+        <w:rPr>
+          <w:rFonts w:ascii="Cambria Math" w:hAnsi="Cambria Math" w:cs="Cambria Math"/>
+        </w:rPr>
+        <w:t>|</w:t>
+      </w:r>
+      <w:r>
+        <w:t>b</w:t>
+      </w:r>
+      <w:r>
+        <w:rPr>
+          <w:rFonts w:ascii="Cambria Math" w:hAnsi="Cambria Math" w:cs="Cambria Math"/>
+        </w:rPr>
+        <w:t>|</w:t>
+      </w:r>
+      <w:r>
+        <w:t xml:space="preserve"> è minore della tolleranza, oppure dopo un massimo numero di iterazioni. Restituisce </w:t>
+      </w:r>
+      <w:r>
+        <w:t>il vettore</w:t>
+      </w:r>
+      <w:r>
+        <w:t xml:space="preserve"> soluzione x approssimat</w:t>
+      </w:r>
+      <w:r>
+        <w:t>o</w:t>
+      </w:r>
+      <w:r>
+        <w:t xml:space="preserve"> e il numero di iterazioni effettuate.</w:t>
+      </w:r>
+    </w:p>
+    <w:p>
+      <w:pPr>
+        <w:numPr>
+          <w:ilvl w:val="1"/>
+          <w:numId w:val="1"/>
+        </w:numPr>
+        <w:spacing w:line="360" w:lineRule="auto"/>
+      </w:pPr>
+      <w:r>
+        <w:t xml:space="preserve">Funzione: </w:t>
+      </w:r>
+      <w:proofErr w:type="spellStart"/>
+      <w:r>
+        <w:t>gauss_seidel</w:t>
       </w:r>
       <w:r>
         <w:t>_</w:t>
@@ -1292,6 +2282,9 @@
       <w:r>
         <w:t>tol</w:t>
       </w:r>
+      <w:r>
+        <w:t>erance</w:t>
+      </w:r>
       <w:proofErr w:type="spellEnd"/>
       <w:r>
         <w:t xml:space="preserve">, </w:t>
@@ -1300,7 +2293,13 @@
       <w:r>
         <w:t>max_iter</w:t>
       </w:r>
-      <w:proofErr w:type="spellEnd"/>
+      <w:r>
+        <w:t>ation</w:t>
+      </w:r>
+      <w:proofErr w:type="spellEnd"/>
+      <w:r>
+        <w:t>=20000</w:t>
+      </w:r>
       <w:r>
         <w:t>)</w:t>
       </w:r>
@@ -1313,9 +2312,112 @@
         </w:numPr>
         <w:spacing w:line="360" w:lineRule="auto"/>
       </w:pPr>
-      <w:proofErr w:type="spellStart"/>
-      <w:r>
-        <w:t>gauss_seidel</w:t>
+      <w:r>
+        <w:t xml:space="preserve">La funzione </w:t>
+      </w:r>
+      <w:proofErr w:type="spellStart"/>
+      <w:r>
+        <w:t>gauss_seidel_method</w:t>
+      </w:r>
+      <w:proofErr w:type="spellEnd"/>
+      <w:r>
+        <w:t xml:space="preserve"> implementa il metodo iterativo di Gauss-Seidel per risolvere un sistema lineare </w:t>
+      </w:r>
+      <w:proofErr w:type="spellStart"/>
+      <w:r>
+        <w:t>Ax</w:t>
+      </w:r>
+      <w:proofErr w:type="spellEnd"/>
+      <w:r>
+        <w:t xml:space="preserve">=b. Si parte da una soluzione iniziale </w:t>
+      </w:r>
+      <w:r>
+        <w:t>x</w:t>
+      </w:r>
+      <w:r>
+        <w:t xml:space="preserve">=0 e, ad ogni iterazione, si calcola il residuo </w:t>
+      </w:r>
+      <w:r>
+        <w:t>r</w:t>
+      </w:r>
+      <w:r>
+        <w:t>=b−</w:t>
+      </w:r>
+      <w:proofErr w:type="spellStart"/>
+      <w:r>
+        <w:t>Ax</w:t>
+      </w:r>
+      <w:proofErr w:type="spellEnd"/>
+      <w:r>
+        <w:t>, ovvero l’errore rispetto alla soluzione esatta.</w:t>
+      </w:r>
+      <w:r>
+        <w:br/>
+      </w:r>
+      <w:r>
+        <w:t xml:space="preserve">Questo residuo viene usato per correggere la soluzione corrente </w:t>
+      </w:r>
+      <w:r>
+        <w:lastRenderedPageBreak/>
+        <w:t xml:space="preserve">risolvendo un sistema triangolare inferiore </w:t>
+      </w:r>
+      <w:proofErr w:type="spellStart"/>
+      <w:r>
+        <w:t>Lδx</w:t>
+      </w:r>
+      <w:proofErr w:type="spellEnd"/>
+      <w:r>
+        <w:t>=r</w:t>
+      </w:r>
+      <w:r>
+        <w:t>,</w:t>
+      </w:r>
+      <w:r>
+        <w:t xml:space="preserve"> dove L</w:t>
+      </w:r>
+      <w:r>
+        <w:t xml:space="preserve"> </w:t>
+      </w:r>
+      <w:r>
+        <w:t>è la parte inferiore di A (inclusa la diagonale). La correzione viene poi sommata a x. Il processo si ripete fino a quando il residuo diventa sufficientemente piccolo, oppure fino al raggiungimento di un numero massimo di iterazioni.</w:t>
+      </w:r>
+    </w:p>
+    <w:p>
+      <w:pPr>
+        <w:spacing w:line="360" w:lineRule="auto"/>
+        <w:ind w:left="2160"/>
+      </w:pPr>
+      <w:r>
+        <w:t xml:space="preserve">Restituisce </w:t>
+      </w:r>
+      <w:r>
+        <w:t>il vettore</w:t>
+      </w:r>
+      <w:r>
+        <w:t xml:space="preserve"> soluzione x approssimat</w:t>
+      </w:r>
+      <w:r>
+        <w:t>o</w:t>
+      </w:r>
+      <w:r>
+        <w:t xml:space="preserve"> e il numero di iterazioni effettuate.</w:t>
+      </w:r>
+    </w:p>
+    <w:p>
+      <w:pPr>
+        <w:numPr>
+          <w:ilvl w:val="1"/>
+          <w:numId w:val="1"/>
+        </w:numPr>
+        <w:spacing w:line="360" w:lineRule="auto"/>
+        <w:jc w:val="left"/>
+      </w:pPr>
+      <w:r>
+        <w:t xml:space="preserve">Funzione: </w:t>
+      </w:r>
+      <w:proofErr w:type="spellStart"/>
+      <w:r>
+        <w:t>gradient_descent</w:t>
       </w:r>
       <w:r>
         <w:t>_</w:t>
@@ -1336,15 +2438,36 @@
       <w:r>
         <w:t>tol</w:t>
       </w:r>
-      <w:proofErr w:type="spellEnd"/>
-      <w:r>
-        <w:t xml:space="preserve">, </w:t>
-      </w:r>
-      <w:proofErr w:type="spellStart"/>
-      <w:r>
-        <w:t>max_iter</w:t>
-      </w:r>
-      <w:proofErr w:type="spellEnd"/>
+      <w:r>
+        <w:t>erance</w:t>
+      </w:r>
+      <w:proofErr w:type="spellEnd"/>
+      <w:r>
+        <w:t>,</w:t>
+      </w:r>
+      <w:r>
+        <w:t xml:space="preserve"> </w:t>
+      </w:r>
+      <w:proofErr w:type="spellStart"/>
+      <w:r>
+        <w:t>m</w:t>
+      </w:r>
+      <w:r>
+        <w:t>ax_iter</w:t>
+      </w:r>
+      <w:r>
+        <w:t>ation</w:t>
+      </w:r>
+      <w:proofErr w:type="spellEnd"/>
+      <w:r>
+        <w:t>=</w:t>
+      </w:r>
+      <w:r>
+        <w:t xml:space="preserve"> </w:t>
+      </w:r>
+      <w:r>
+        <w:t>20000</w:t>
+      </w:r>
       <w:r>
         <w:t>)</w:t>
       </w:r>
@@ -1357,9 +2480,360 @@
         </w:numPr>
         <w:spacing w:line="360" w:lineRule="auto"/>
       </w:pPr>
-      <w:proofErr w:type="spellStart"/>
-      <w:r>
-        <w:t>gradient_descent</w:t>
+      <w:r>
+        <w:t xml:space="preserve">La funzione </w:t>
+      </w:r>
+      <w:proofErr w:type="spellStart"/>
+      <w:r>
+        <w:t>gradient_descent_method</w:t>
+      </w:r>
+      <w:proofErr w:type="spellEnd"/>
+      <w:r>
+        <w:t xml:space="preserve"> risolve il sistema </w:t>
+      </w:r>
+      <w:r>
+        <w:t xml:space="preserve">lineare </w:t>
+      </w:r>
+      <w:proofErr w:type="spellStart"/>
+      <w:r>
+        <w:t>Ax</w:t>
+      </w:r>
+      <w:proofErr w:type="spellEnd"/>
+      <w:r>
+        <w:t>=b per matrici simmetriche e definite positive usando il metodo del gradiente.</w:t>
+      </w:r>
+      <w:r>
+        <w:rPr>
+          <w:b/>
+          <w:bCs/>
+        </w:rPr>
+        <w:t xml:space="preserve"> </w:t>
+      </w:r>
+      <w:r>
+        <w:t>Parte da una soluzione iniziale nulla (x = 0) e, ad ogni iterazione, calcola il residuo r=b−</w:t>
+      </w:r>
+      <w:proofErr w:type="spellStart"/>
+      <w:r>
+        <w:t>Ax</w:t>
+      </w:r>
+      <w:proofErr w:type="spellEnd"/>
+      <w:r>
+        <w:t>, che rappresenta la direzione del gradiente del funzionale di errore quadratico.</w:t>
+      </w:r>
+    </w:p>
+    <w:p>
+      <w:pPr>
+        <w:spacing w:line="360" w:lineRule="auto"/>
+        <w:ind w:left="2160"/>
+      </w:pPr>
+      <w:r>
+        <w:t>Poi determina un passo ottimale (</w:t>
+      </w:r>
+      <w:proofErr w:type="spellStart"/>
+      <w:r>
+        <w:t>step_size</w:t>
+      </w:r>
+      <w:proofErr w:type="spellEnd"/>
+      <w:r>
+        <w:t>) lungo questa direzione, calcolato come:</w:t>
+      </w:r>
+    </w:p>
+    <w:p>
+      <w:pPr>
+        <w:spacing w:line="360" w:lineRule="auto"/>
+        <w:ind w:left="2160"/>
+        <w:rPr>
+          <w:rFonts w:eastAsiaTheme="minorEastAsia"/>
+        </w:rPr>
+      </w:pPr>
+      <m:oMathPara>
+        <m:oMath>
+          <m:r>
+            <w:rPr>
+              <w:rFonts w:ascii="Cambria Math" w:hAnsi="Cambria Math"/>
+            </w:rPr>
+            <m:t>αk​=</m:t>
+          </m:r>
+          <m:f>
+            <m:fPr>
+              <m:ctrlPr>
+                <w:rPr>
+                  <w:rFonts w:ascii="Cambria Math" w:hAnsi="Cambria Math"/>
+                  <w:i/>
+                </w:rPr>
+              </m:ctrlPr>
+            </m:fPr>
+            <m:num>
+              <m:sSup>
+                <m:sSupPr>
+                  <m:ctrlPr>
+                    <w:rPr>
+                      <w:rFonts w:ascii="Cambria Math" w:hAnsi="Cambria Math"/>
+                      <w:i/>
+                    </w:rPr>
+                  </m:ctrlPr>
+                </m:sSupPr>
+                <m:e>
+                  <m:r>
+                    <w:rPr>
+                      <w:rFonts w:ascii="Cambria Math" w:hAnsi="Cambria Math"/>
+                    </w:rPr>
+                    <m:t>r</m:t>
+                  </m:r>
+                </m:e>
+                <m:sup>
+                  <m:r>
+                    <w:rPr>
+                      <w:rFonts w:ascii="Cambria Math" w:hAnsi="Cambria Math"/>
+                    </w:rPr>
+                    <m:t>T</m:t>
+                  </m:r>
+                </m:sup>
+              </m:sSup>
+              <m:r>
+                <w:rPr>
+                  <w:rFonts w:ascii="Cambria Math" w:hAnsi="Cambria Math"/>
+                </w:rPr>
+                <m:t>r</m:t>
+              </m:r>
+            </m:num>
+            <m:den>
+              <m:sSup>
+                <m:sSupPr>
+                  <m:ctrlPr>
+                    <w:rPr>
+                      <w:rFonts w:ascii="Cambria Math" w:hAnsi="Cambria Math"/>
+                      <w:i/>
+                    </w:rPr>
+                  </m:ctrlPr>
+                </m:sSupPr>
+                <m:e>
+                  <m:r>
+                    <w:rPr>
+                      <w:rFonts w:ascii="Cambria Math" w:hAnsi="Cambria Math"/>
+                    </w:rPr>
+                    <m:t>r</m:t>
+                  </m:r>
+                </m:e>
+                <m:sup>
+                  <m:r>
+                    <w:rPr>
+                      <w:rFonts w:ascii="Cambria Math" w:hAnsi="Cambria Math"/>
+                    </w:rPr>
+                    <m:t>T</m:t>
+                  </m:r>
+                </m:sup>
+              </m:sSup>
+              <m:r>
+                <w:rPr>
+                  <w:rFonts w:ascii="Cambria Math" w:hAnsi="Cambria Math"/>
+                </w:rPr>
+                <m:t>Ar</m:t>
+              </m:r>
+            </m:den>
+          </m:f>
+          <m:r>
+            <w:rPr>
+              <w:rFonts w:ascii="Cambria Math" w:hAnsi="Cambria Math"/>
+            </w:rPr>
+            <m:t>​</m:t>
+          </m:r>
+        </m:oMath>
+      </m:oMathPara>
+    </w:p>
+    <w:p>
+      <w:pPr>
+        <w:spacing w:line="360" w:lineRule="auto"/>
+        <w:ind w:left="2160"/>
+      </w:pPr>
+      <w:r>
+        <w:t>Infine, aggiorna la soluzione con:</w:t>
+      </w:r>
+    </w:p>
+    <w:p>
+      <w:pPr>
+        <w:spacing w:line="360" w:lineRule="auto"/>
+        <w:ind w:left="2160"/>
+        <w:rPr>
+          <w:rFonts w:eastAsiaTheme="minorEastAsia"/>
+        </w:rPr>
+      </w:pPr>
+      <m:oMathPara>
+        <m:oMath>
+          <m:sSub>
+            <m:sSubPr>
+              <m:ctrlPr>
+                <w:rPr>
+                  <w:rFonts w:ascii="Cambria Math" w:hAnsi="Cambria Math"/>
+                  <w:i/>
+                </w:rPr>
+              </m:ctrlPr>
+            </m:sSubPr>
+            <m:e>
+              <m:r>
+                <w:rPr>
+                  <w:rFonts w:ascii="Cambria Math" w:hAnsi="Cambria Math"/>
+                </w:rPr>
+                <m:t>x</m:t>
+              </m:r>
+            </m:e>
+            <m:sub>
+              <m:r>
+                <w:rPr>
+                  <w:rFonts w:ascii="Cambria Math" w:hAnsi="Cambria Math"/>
+                </w:rPr>
+                <m:t>k+1</m:t>
+              </m:r>
+            </m:sub>
+          </m:sSub>
+          <m:r>
+            <w:rPr>
+              <w:rFonts w:ascii="Cambria Math" w:hAnsi="Cambria Math"/>
+            </w:rPr>
+            <m:t>=</m:t>
+          </m:r>
+          <m:sSub>
+            <m:sSubPr>
+              <m:ctrlPr>
+                <w:rPr>
+                  <w:rFonts w:ascii="Cambria Math" w:hAnsi="Cambria Math"/>
+                  <w:i/>
+                </w:rPr>
+              </m:ctrlPr>
+            </m:sSubPr>
+            <m:e>
+              <m:r>
+                <w:rPr>
+                  <w:rFonts w:ascii="Cambria Math" w:hAnsi="Cambria Math"/>
+                </w:rPr>
+                <m:t>x</m:t>
+              </m:r>
+            </m:e>
+            <m:sub>
+              <m:r>
+                <w:rPr>
+                  <w:rFonts w:ascii="Cambria Math" w:hAnsi="Cambria Math"/>
+                </w:rPr>
+                <m:t>k</m:t>
+              </m:r>
+            </m:sub>
+          </m:sSub>
+          <m:r>
+            <w:rPr>
+              <w:rFonts w:ascii="Cambria Math" w:hAnsi="Cambria Math"/>
+            </w:rPr>
+            <m:t>​+</m:t>
+          </m:r>
+          <m:sSub>
+            <m:sSubPr>
+              <m:ctrlPr>
+                <w:rPr>
+                  <w:rFonts w:ascii="Cambria Math" w:hAnsi="Cambria Math"/>
+                  <w:i/>
+                </w:rPr>
+              </m:ctrlPr>
+            </m:sSubPr>
+            <m:e>
+              <m:r>
+                <w:rPr>
+                  <w:rFonts w:ascii="Cambria Math" w:hAnsi="Cambria Math"/>
+                </w:rPr>
+                <m:t>a</m:t>
+              </m:r>
+            </m:e>
+            <m:sub>
+              <m:r>
+                <w:rPr>
+                  <w:rFonts w:ascii="Cambria Math" w:hAnsi="Cambria Math"/>
+                </w:rPr>
+                <m:t>k</m:t>
+              </m:r>
+            </m:sub>
+          </m:sSub>
+          <m:r>
+            <w:rPr>
+              <w:rFonts w:ascii="Cambria Math" w:hAnsi="Cambria Math"/>
+            </w:rPr>
+            <m:t>r</m:t>
+          </m:r>
+        </m:oMath>
+      </m:oMathPara>
+    </w:p>
+    <w:p>
+      <w:pPr>
+        <w:spacing w:line="360" w:lineRule="auto"/>
+        <w:ind w:left="2160"/>
+      </w:pPr>
+      <w:r>
+        <w:t>Il ciclo prosegue finché l’errore</w:t>
+      </w:r>
+      <w:r>
+        <w:rPr>
+          <w:b/>
+          <w:bCs/>
+        </w:rPr>
+        <w:t xml:space="preserve"> </w:t>
+      </w:r>
+      <w:r>
+        <w:t xml:space="preserve">relativo </w:t>
+      </w:r>
+      <w:r>
+        <w:rPr>
+          <w:rFonts w:ascii="Cambria Math" w:hAnsi="Cambria Math" w:cs="Cambria Math"/>
+        </w:rPr>
+        <w:t>|</w:t>
+      </w:r>
+      <w:proofErr w:type="spellStart"/>
+      <w:r>
+        <w:t>Ax</w:t>
+      </w:r>
+      <w:proofErr w:type="spellEnd"/>
+      <w:r>
+        <w:t>−b</w:t>
+      </w:r>
+      <w:r>
+        <w:rPr>
+          <w:rFonts w:ascii="Cambria Math" w:hAnsi="Cambria Math" w:cs="Cambria Math"/>
+        </w:rPr>
+        <w:t>|/</w:t>
+      </w:r>
+      <w:r>
+        <w:rPr>
+          <w:rFonts w:ascii="Cambria Math" w:hAnsi="Cambria Math" w:cs="Cambria Math"/>
+        </w:rPr>
+        <w:t>|</w:t>
+      </w:r>
+      <w:r>
+        <w:t>b</w:t>
+      </w:r>
+      <w:r>
+        <w:rPr>
+          <w:rFonts w:ascii="Cambria Math" w:hAnsi="Cambria Math" w:cs="Cambria Math"/>
+        </w:rPr>
+        <w:t>|</w:t>
+      </w:r>
+      <w:r>
+        <w:t>​ è inferiore alla tolleranza oppure si raggiunge il numero massimo di iterazioni.</w:t>
+      </w:r>
+      <w:r>
+        <w:br/>
+        <w:t>Alla fine, restituisce il vettore x approssimato e il numero di iterazioni effettuate.</w:t>
+      </w:r>
+    </w:p>
+    <w:p>
+      <w:pPr>
+        <w:numPr>
+          <w:ilvl w:val="1"/>
+          <w:numId w:val="1"/>
+        </w:numPr>
+        <w:spacing w:line="360" w:lineRule="auto"/>
+      </w:pPr>
+      <w:r>
+        <w:t xml:space="preserve">Funzione: </w:t>
+      </w:r>
+      <w:proofErr w:type="spellStart"/>
+      <w:r>
+        <w:t>conjugate_gradient</w:t>
       </w:r>
       <w:r>
         <w:t>_</w:t>
@@ -1380,6 +2854,9 @@
       <w:r>
         <w:t>tol</w:t>
       </w:r>
+      <w:r>
+        <w:t>erance</w:t>
+      </w:r>
       <w:proofErr w:type="spellEnd"/>
       <w:r>
         <w:t xml:space="preserve">, </w:t>
@@ -1388,7 +2865,13 @@
       <w:r>
         <w:t>max_iter</w:t>
       </w:r>
-      <w:proofErr w:type="spellEnd"/>
+      <w:r>
+        <w:t>ation</w:t>
+      </w:r>
+      <w:proofErr w:type="spellEnd"/>
+      <w:r>
+        <w:t>=20000</w:t>
+      </w:r>
       <w:r>
         <w:t>)</w:t>
       </w:r>
@@ -1401,554 +2884,1279 @@
         </w:numPr>
         <w:spacing w:line="360" w:lineRule="auto"/>
       </w:pPr>
-      <w:proofErr w:type="spellStart"/>
-      <w:r>
-        <w:t>conjugate_gradient</w:t>
-      </w:r>
-      <w:r>
-        <w:t>_</w:t>
+      <w:r>
+        <w:t xml:space="preserve">La funzione </w:t>
+      </w:r>
+      <w:proofErr w:type="spellStart"/>
+      <w:r>
+        <w:t>gradient_descent_method</w:t>
+      </w:r>
+      <w:proofErr w:type="spellEnd"/>
+      <w:r>
+        <w:t xml:space="preserve"> risolve il sistema lineare </w:t>
+      </w:r>
+      <w:proofErr w:type="spellStart"/>
+      <w:r>
+        <w:t>Ax</w:t>
+      </w:r>
+      <w:proofErr w:type="spellEnd"/>
+      <w:r>
+        <w:t>=b per matrici simmetriche e definite positive usando il metodo del gradiente</w:t>
+      </w:r>
+      <w:r>
+        <w:t xml:space="preserve"> congiunto.</w:t>
+      </w:r>
+    </w:p>
+    <w:p>
+      <w:pPr>
+        <w:spacing w:line="360" w:lineRule="auto"/>
+        <w:ind w:left="2160"/>
+      </w:pPr>
+      <w:r>
+        <w:t>P</w:t>
+      </w:r>
+      <w:r>
+        <w:t>arte da una soluzione iniziale x=0, da cui si calcola il primo residuo r0​=b−</w:t>
+      </w:r>
+      <w:proofErr w:type="spellStart"/>
+      <w:r>
+        <w:t>Ax</w:t>
+      </w:r>
+      <w:proofErr w:type="spellEnd"/>
+      <w:r>
+        <w:t>=b, che funge anche da direzione iniziale d0​. A ogni iterazione, si calcola un passo ottimale α</w:t>
+      </w:r>
+      <w:r>
+        <w:rPr>
+          <w:vertAlign w:val="subscript"/>
+        </w:rPr>
+        <w:t>k</w:t>
+      </w:r>
+      <w:r>
+        <w:t xml:space="preserve"> tramite:</w:t>
+      </w:r>
+    </w:p>
+    <w:p>
+      <w:pPr>
+        <w:spacing w:line="360" w:lineRule="auto"/>
+        <w:ind w:left="2160"/>
+      </w:pPr>
+      <m:oMathPara>
+        <m:oMath>
+          <m:sSub>
+            <m:sSubPr>
+              <m:ctrlPr>
+                <w:rPr>
+                  <w:rFonts w:ascii="Cambria Math" w:hAnsi="Cambria Math"/>
+                  <w:i/>
+                </w:rPr>
+              </m:ctrlPr>
+            </m:sSubPr>
+            <m:e>
+              <m:r>
+                <w:rPr>
+                  <w:rFonts w:ascii="Cambria Math" w:hAnsi="Cambria Math"/>
+                </w:rPr>
+                <m:t>∝</m:t>
+              </m:r>
+            </m:e>
+            <m:sub>
+              <m:r>
+                <w:rPr>
+                  <w:rFonts w:ascii="Cambria Math" w:hAnsi="Cambria Math"/>
+                </w:rPr>
+                <m:t>k</m:t>
+              </m:r>
+            </m:sub>
+          </m:sSub>
+          <m:r>
+            <w:rPr>
+              <w:rFonts w:ascii="Cambria Math" w:hAnsi="Cambria Math"/>
+            </w:rPr>
+            <m:t>=</m:t>
+          </m:r>
+          <m:f>
+            <m:fPr>
+              <m:ctrlPr>
+                <w:rPr>
+                  <w:rFonts w:ascii="Cambria Math" w:hAnsi="Cambria Math"/>
+                  <w:i/>
+                </w:rPr>
+              </m:ctrlPr>
+            </m:fPr>
+            <m:num>
+              <m:sSubSup>
+                <m:sSubSupPr>
+                  <m:ctrlPr>
+                    <w:rPr>
+                      <w:rFonts w:ascii="Cambria Math" w:hAnsi="Cambria Math"/>
+                      <w:i/>
+                    </w:rPr>
+                  </m:ctrlPr>
+                </m:sSubSupPr>
+                <m:e>
+                  <m:r>
+                    <w:rPr>
+                      <w:rFonts w:ascii="Cambria Math" w:hAnsi="Cambria Math"/>
+                    </w:rPr>
+                    <m:t>d</m:t>
+                  </m:r>
+                </m:e>
+                <m:sub>
+                  <m:r>
+                    <w:rPr>
+                      <w:rFonts w:ascii="Cambria Math" w:hAnsi="Cambria Math"/>
+                    </w:rPr>
+                    <m:t>k</m:t>
+                  </m:r>
+                </m:sub>
+                <m:sup>
+                  <m:r>
+                    <w:rPr>
+                      <w:rFonts w:ascii="Cambria Math" w:hAnsi="Cambria Math"/>
+                    </w:rPr>
+                    <m:t>T</m:t>
+                  </m:r>
+                </m:sup>
+              </m:sSubSup>
+              <m:sSub>
+                <m:sSubPr>
+                  <m:ctrlPr>
+                    <w:rPr>
+                      <w:rFonts w:ascii="Cambria Math" w:hAnsi="Cambria Math"/>
+                      <w:i/>
+                    </w:rPr>
+                  </m:ctrlPr>
+                </m:sSubPr>
+                <m:e>
+                  <m:r>
+                    <w:rPr>
+                      <w:rFonts w:ascii="Cambria Math" w:hAnsi="Cambria Math"/>
+                    </w:rPr>
+                    <m:t>r</m:t>
+                  </m:r>
+                </m:e>
+                <m:sub>
+                  <m:r>
+                    <w:rPr>
+                      <w:rFonts w:ascii="Cambria Math" w:hAnsi="Cambria Math"/>
+                    </w:rPr>
+                    <m:t>k</m:t>
+                  </m:r>
+                </m:sub>
+              </m:sSub>
+            </m:num>
+            <m:den>
+              <m:sSubSup>
+                <m:sSubSupPr>
+                  <m:ctrlPr>
+                    <w:rPr>
+                      <w:rFonts w:ascii="Cambria Math" w:hAnsi="Cambria Math"/>
+                      <w:i/>
+                    </w:rPr>
+                  </m:ctrlPr>
+                </m:sSubSupPr>
+                <m:e>
+                  <m:r>
+                    <w:rPr>
+                      <w:rFonts w:ascii="Cambria Math" w:hAnsi="Cambria Math"/>
+                    </w:rPr>
+                    <m:t>d</m:t>
+                  </m:r>
+                </m:e>
+                <m:sub>
+                  <m:r>
+                    <w:rPr>
+                      <w:rFonts w:ascii="Cambria Math" w:hAnsi="Cambria Math"/>
+                    </w:rPr>
+                    <m:t>k</m:t>
+                  </m:r>
+                </m:sub>
+                <m:sup>
+                  <m:r>
+                    <w:rPr>
+                      <w:rFonts w:ascii="Cambria Math" w:hAnsi="Cambria Math"/>
+                    </w:rPr>
+                    <m:t>T</m:t>
+                  </m:r>
+                </m:sup>
+              </m:sSubSup>
+              <m:r>
+                <w:rPr>
+                  <w:rFonts w:ascii="Cambria Math" w:hAnsi="Cambria Math"/>
+                </w:rPr>
+                <m:t>A</m:t>
+              </m:r>
+              <m:sSub>
+                <m:sSubPr>
+                  <m:ctrlPr>
+                    <w:rPr>
+                      <w:rFonts w:ascii="Cambria Math" w:hAnsi="Cambria Math"/>
+                      <w:i/>
+                    </w:rPr>
+                  </m:ctrlPr>
+                </m:sSubPr>
+                <m:e>
+                  <m:r>
+                    <w:rPr>
+                      <w:rFonts w:ascii="Cambria Math" w:hAnsi="Cambria Math"/>
+                    </w:rPr>
+                    <m:t>d</m:t>
+                  </m:r>
+                </m:e>
+                <m:sub>
+                  <m:r>
+                    <w:rPr>
+                      <w:rFonts w:ascii="Cambria Math" w:hAnsi="Cambria Math"/>
+                    </w:rPr>
+                    <m:t>k</m:t>
+                  </m:r>
+                </m:sub>
+              </m:sSub>
+            </m:den>
+          </m:f>
+        </m:oMath>
+      </m:oMathPara>
+    </w:p>
+    <w:p>
+      <w:pPr>
+        <w:spacing w:line="360" w:lineRule="auto"/>
+        <w:ind w:left="2160"/>
+      </w:pPr>
+      <w:r>
+        <w:t xml:space="preserve">che stabilisce quanto spostarsi lungo la direzione corrente </w:t>
+      </w:r>
+      <w:proofErr w:type="spellStart"/>
+      <w:r>
+        <w:t>d</w:t>
+      </w:r>
+      <w:r>
+        <w:rPr>
+          <w:vertAlign w:val="subscript"/>
+        </w:rPr>
+        <w:t>k</w:t>
+      </w:r>
+      <w:proofErr w:type="spellEnd"/>
+      <w:r>
+        <w:t>​ per aggiornare la soluzione x</w:t>
+      </w:r>
+      <w:r>
+        <w:t>.</w:t>
+      </w:r>
+    </w:p>
+    <w:p>
+      <w:pPr>
+        <w:spacing w:line="360" w:lineRule="auto"/>
+        <w:ind w:left="2124"/>
+        <w:rPr>
+          <w:rFonts w:eastAsiaTheme="minorEastAsia"/>
+        </w:rPr>
+      </w:pPr>
+      <w:r>
+        <w:rPr>
+          <w:rFonts w:eastAsiaTheme="minorEastAsia"/>
+        </w:rPr>
+        <w:t>Viene poi calcolato il nuovo residuo:</w:t>
+      </w:r>
+    </w:p>
+    <w:p>
+      <w:pPr>
+        <w:spacing w:line="360" w:lineRule="auto"/>
+        <w:ind w:left="2124"/>
+        <w:rPr>
+          <w:rFonts w:eastAsiaTheme="minorEastAsia"/>
+        </w:rPr>
+      </w:pPr>
+      <m:oMathPara>
+        <m:oMath>
+          <m:sSub>
+            <m:sSubPr>
+              <m:ctrlPr>
+                <w:rPr>
+                  <w:rFonts w:ascii="Cambria Math" w:eastAsiaTheme="minorEastAsia" w:hAnsi="Cambria Math"/>
+                  <w:i/>
+                </w:rPr>
+              </m:ctrlPr>
+            </m:sSubPr>
+            <m:e>
+              <m:r>
+                <w:rPr>
+                  <w:rFonts w:ascii="Cambria Math" w:eastAsiaTheme="minorEastAsia" w:hAnsi="Cambria Math"/>
+                </w:rPr>
+                <m:t>r</m:t>
+              </m:r>
+            </m:e>
+            <m:sub>
+              <m:r>
+                <w:rPr>
+                  <w:rFonts w:ascii="Cambria Math" w:eastAsiaTheme="minorEastAsia" w:hAnsi="Cambria Math"/>
+                </w:rPr>
+                <m:t>k+1</m:t>
+              </m:r>
+            </m:sub>
+          </m:sSub>
+          <m:r>
+            <w:rPr>
+              <w:rFonts w:ascii="Cambria Math" w:eastAsiaTheme="minorEastAsia" w:hAnsi="Cambria Math"/>
+            </w:rPr>
+            <m:t>=b-A</m:t>
+          </m:r>
+          <m:sSub>
+            <m:sSubPr>
+              <m:ctrlPr>
+                <w:rPr>
+                  <w:rFonts w:ascii="Cambria Math" w:eastAsiaTheme="minorEastAsia" w:hAnsi="Cambria Math"/>
+                  <w:i/>
+                </w:rPr>
+              </m:ctrlPr>
+            </m:sSubPr>
+            <m:e>
+              <m:r>
+                <w:rPr>
+                  <w:rFonts w:ascii="Cambria Math" w:eastAsiaTheme="minorEastAsia" w:hAnsi="Cambria Math"/>
+                </w:rPr>
+                <m:t>x</m:t>
+              </m:r>
+            </m:e>
+            <m:sub>
+              <m:r>
+                <w:rPr>
+                  <w:rFonts w:ascii="Cambria Math" w:eastAsiaTheme="minorEastAsia" w:hAnsi="Cambria Math"/>
+                </w:rPr>
+                <m:t>k+1</m:t>
+              </m:r>
+            </m:sub>
+          </m:sSub>
+        </m:oMath>
+      </m:oMathPara>
+    </w:p>
+    <w:p>
+      <w:pPr>
+        <w:spacing w:line="360" w:lineRule="auto"/>
+        <w:ind w:left="2124"/>
+        <w:rPr>
+          <w:rFonts w:eastAsiaTheme="minorEastAsia"/>
+        </w:rPr>
+      </w:pPr>
+      <w:r>
+        <w:rPr>
+          <w:rFonts w:eastAsiaTheme="minorEastAsia"/>
+        </w:rPr>
+        <w:t xml:space="preserve">In fine viene calcolato </w:t>
+      </w:r>
+      <w:r>
+        <w:rPr>
+          <w:rFonts w:eastAsiaTheme="minorEastAsia"/>
+        </w:rPr>
+        <w:t>β</w:t>
+      </w:r>
+      <w:r>
+        <w:rPr>
+          <w:rFonts w:eastAsiaTheme="minorEastAsia"/>
+          <w:vertAlign w:val="subscript"/>
+        </w:rPr>
+        <w:t>k</w:t>
+      </w:r>
+      <w:r>
+        <w:rPr>
+          <w:rFonts w:eastAsiaTheme="minorEastAsia"/>
+        </w:rPr>
+        <w:t>:</w:t>
+      </w:r>
+    </w:p>
+    <w:p>
+      <w:pPr>
+        <w:spacing w:line="360" w:lineRule="auto"/>
+        <w:ind w:left="2124"/>
+        <w:rPr>
+          <w:rFonts w:eastAsiaTheme="minorEastAsia"/>
+        </w:rPr>
+      </w:pPr>
+      <m:oMathPara>
+        <m:oMath>
+          <m:sSub>
+            <m:sSubPr>
+              <m:ctrlPr>
+                <w:rPr>
+                  <w:rFonts w:ascii="Cambria Math" w:hAnsi="Cambria Math"/>
+                  <w:i/>
+                </w:rPr>
+              </m:ctrlPr>
+            </m:sSubPr>
+            <m:e>
+              <m:r>
+                <m:rPr>
+                  <m:sty m:val="p"/>
+                </m:rPr>
+                <w:rPr>
+                  <w:rFonts w:ascii="Cambria Math" w:eastAsiaTheme="minorEastAsia" w:hAnsi="Cambria Math"/>
+                </w:rPr>
+                <m:t>β</m:t>
+              </m:r>
+            </m:e>
+            <m:sub>
+              <m:r>
+                <w:rPr>
+                  <w:rFonts w:ascii="Cambria Math" w:hAnsi="Cambria Math"/>
+                </w:rPr>
+                <m:t>k</m:t>
+              </m:r>
+            </m:sub>
+          </m:sSub>
+          <m:r>
+            <w:rPr>
+              <w:rFonts w:ascii="Cambria Math" w:hAnsi="Cambria Math"/>
+            </w:rPr>
+            <m:t>=</m:t>
+          </m:r>
+          <m:f>
+            <m:fPr>
+              <m:ctrlPr>
+                <w:rPr>
+                  <w:rFonts w:ascii="Cambria Math" w:hAnsi="Cambria Math"/>
+                  <w:i/>
+                </w:rPr>
+              </m:ctrlPr>
+            </m:fPr>
+            <m:num>
+              <m:sSubSup>
+                <m:sSubSupPr>
+                  <m:ctrlPr>
+                    <w:rPr>
+                      <w:rFonts w:ascii="Cambria Math" w:hAnsi="Cambria Math"/>
+                      <w:i/>
+                    </w:rPr>
+                  </m:ctrlPr>
+                </m:sSubSupPr>
+                <m:e>
+                  <m:r>
+                    <w:rPr>
+                      <w:rFonts w:ascii="Cambria Math" w:hAnsi="Cambria Math"/>
+                    </w:rPr>
+                    <m:t>d</m:t>
+                  </m:r>
+                </m:e>
+                <m:sub>
+                  <m:r>
+                    <w:rPr>
+                      <w:rFonts w:ascii="Cambria Math" w:hAnsi="Cambria Math"/>
+                    </w:rPr>
+                    <m:t>k</m:t>
+                  </m:r>
+                </m:sub>
+                <m:sup>
+                  <m:r>
+                    <w:rPr>
+                      <w:rFonts w:ascii="Cambria Math" w:hAnsi="Cambria Math"/>
+                    </w:rPr>
+                    <m:t>T</m:t>
+                  </m:r>
+                </m:sup>
+              </m:sSubSup>
+              <m:r>
+                <w:rPr>
+                  <w:rFonts w:ascii="Cambria Math" w:hAnsi="Cambria Math"/>
+                </w:rPr>
+                <m:t>A</m:t>
+              </m:r>
+              <m:sSub>
+                <m:sSubPr>
+                  <m:ctrlPr>
+                    <w:rPr>
+                      <w:rFonts w:ascii="Cambria Math" w:hAnsi="Cambria Math"/>
+                      <w:i/>
+                    </w:rPr>
+                  </m:ctrlPr>
+                </m:sSubPr>
+                <m:e>
+                  <m:r>
+                    <w:rPr>
+                      <w:rFonts w:ascii="Cambria Math" w:hAnsi="Cambria Math"/>
+                    </w:rPr>
+                    <m:t>r</m:t>
+                  </m:r>
+                </m:e>
+                <m:sub>
+                  <m:r>
+                    <w:rPr>
+                      <w:rFonts w:ascii="Cambria Math" w:hAnsi="Cambria Math"/>
+                    </w:rPr>
+                    <m:t>k</m:t>
+                  </m:r>
+                  <m:r>
+                    <w:rPr>
+                      <w:rFonts w:ascii="Cambria Math" w:hAnsi="Cambria Math"/>
+                    </w:rPr>
+                    <m:t>+1</m:t>
+                  </m:r>
+                </m:sub>
+              </m:sSub>
+            </m:num>
+            <m:den>
+              <m:sSubSup>
+                <m:sSubSupPr>
+                  <m:ctrlPr>
+                    <w:rPr>
+                      <w:rFonts w:ascii="Cambria Math" w:hAnsi="Cambria Math"/>
+                      <w:i/>
+                    </w:rPr>
+                  </m:ctrlPr>
+                </m:sSubSupPr>
+                <m:e>
+                  <m:r>
+                    <w:rPr>
+                      <w:rFonts w:ascii="Cambria Math" w:hAnsi="Cambria Math"/>
+                    </w:rPr>
+                    <m:t>d</m:t>
+                  </m:r>
+                </m:e>
+                <m:sub>
+                  <m:r>
+                    <w:rPr>
+                      <w:rFonts w:ascii="Cambria Math" w:hAnsi="Cambria Math"/>
+                    </w:rPr>
+                    <m:t>k</m:t>
+                  </m:r>
+                </m:sub>
+                <m:sup>
+                  <m:r>
+                    <w:rPr>
+                      <w:rFonts w:ascii="Cambria Math" w:hAnsi="Cambria Math"/>
+                    </w:rPr>
+                    <m:t>T</m:t>
+                  </m:r>
+                </m:sup>
+              </m:sSubSup>
+              <m:r>
+                <w:rPr>
+                  <w:rFonts w:ascii="Cambria Math" w:hAnsi="Cambria Math"/>
+                </w:rPr>
+                <m:t>A</m:t>
+              </m:r>
+              <m:sSub>
+                <m:sSubPr>
+                  <m:ctrlPr>
+                    <w:rPr>
+                      <w:rFonts w:ascii="Cambria Math" w:hAnsi="Cambria Math"/>
+                      <w:i/>
+                    </w:rPr>
+                  </m:ctrlPr>
+                </m:sSubPr>
+                <m:e>
+                  <m:r>
+                    <w:rPr>
+                      <w:rFonts w:ascii="Cambria Math" w:hAnsi="Cambria Math"/>
+                    </w:rPr>
+                    <m:t>d</m:t>
+                  </m:r>
+                </m:e>
+                <m:sub>
+                  <m:r>
+                    <w:rPr>
+                      <w:rFonts w:ascii="Cambria Math" w:hAnsi="Cambria Math"/>
+                    </w:rPr>
+                    <m:t>k</m:t>
+                  </m:r>
+                </m:sub>
+              </m:sSub>
+            </m:den>
+          </m:f>
+        </m:oMath>
+      </m:oMathPara>
+    </w:p>
+    <w:p>
+      <w:pPr>
+        <w:spacing w:line="360" w:lineRule="auto"/>
+        <w:ind w:left="2124"/>
+        <w:rPr>
+          <w:rFonts w:eastAsiaTheme="minorEastAsia"/>
+        </w:rPr>
+      </w:pPr>
+      <w:r>
+        <w:rPr>
+          <w:rFonts w:eastAsiaTheme="minorEastAsia"/>
+        </w:rPr>
+        <w:t>Questo serve per "coniugare" la nuova direzione rispetto alle precedenti</w:t>
+      </w:r>
+      <w:r>
+        <w:rPr>
+          <w:rFonts w:eastAsiaTheme="minorEastAsia"/>
+        </w:rPr>
+        <w:t>.</w:t>
+      </w:r>
+    </w:p>
+    <w:p>
+      <w:pPr>
+        <w:spacing w:line="360" w:lineRule="auto"/>
+        <w:ind w:left="2124"/>
+      </w:pPr>
+      <w:r>
+        <w:t>Il ciclo prosegue finché l’errore</w:t>
+      </w:r>
+      <w:r>
+        <w:rPr>
+          <w:b/>
+          <w:bCs/>
+        </w:rPr>
+        <w:t xml:space="preserve"> </w:t>
+      </w:r>
+      <w:r>
+        <w:t xml:space="preserve">relativo </w:t>
+      </w:r>
+      <w:r>
+        <w:rPr>
+          <w:rFonts w:ascii="Cambria Math" w:hAnsi="Cambria Math" w:cs="Cambria Math"/>
+        </w:rPr>
+        <w:t>|</w:t>
+      </w:r>
+      <w:proofErr w:type="spellStart"/>
+      <w:r>
+        <w:rPr>
+          <w:rFonts w:ascii="Cambria Math" w:hAnsi="Cambria Math" w:cs="Cambria Math"/>
+        </w:rPr>
+        <w:t>r</w:t>
+      </w:r>
+      <w:r>
+        <w:rPr>
+          <w:rFonts w:ascii="Cambria Math" w:hAnsi="Cambria Math" w:cs="Cambria Math"/>
+          <w:vertAlign w:val="subscript"/>
+        </w:rPr>
+        <w:t>k</w:t>
+      </w:r>
+      <w:proofErr w:type="spellEnd"/>
+      <w:r>
+        <w:rPr>
+          <w:rFonts w:ascii="Cambria Math" w:hAnsi="Cambria Math" w:cs="Cambria Math"/>
+        </w:rPr>
+        <w:t>|/|</w:t>
+      </w:r>
+      <w:r>
+        <w:t>b</w:t>
+      </w:r>
+      <w:r>
+        <w:rPr>
+          <w:rFonts w:ascii="Cambria Math" w:hAnsi="Cambria Math" w:cs="Cambria Math"/>
+        </w:rPr>
+        <w:t>|</w:t>
+      </w:r>
+      <w:r>
+        <w:t>​ è inferiore alla tolleranza oppure si raggiunge il numero massimo di iterazioni.</w:t>
+      </w:r>
+    </w:p>
+    <w:p>
+      <w:pPr>
+        <w:spacing w:line="360" w:lineRule="auto"/>
+        <w:ind w:left="2124"/>
+        <w:rPr>
+          <w:rFonts w:eastAsiaTheme="minorEastAsia"/>
+        </w:rPr>
+      </w:pPr>
+      <w:r>
+        <w:t>Alla fine, restituisce il vettore x approssimato e il numero di iterazioni effettuate.</w:t>
+      </w:r>
+    </w:p>
+    <w:p>
+      <w:pPr>
+        <w:pStyle w:val="Titolo2"/>
+        <w:spacing w:line="360" w:lineRule="auto"/>
+      </w:pPr>
+      <w:bookmarkStart w:id="6" w:name="_Toc199515251"/>
+      <w:r>
+        <w:t>Esecuzione e test della libreria</w:t>
+      </w:r>
+      <w:bookmarkEnd w:id="6"/>
+    </w:p>
+    <w:p>
+      <w:pPr>
+        <w:pStyle w:val="Titolo3"/>
+        <w:spacing w:line="360" w:lineRule="auto"/>
+      </w:pPr>
+      <w:bookmarkStart w:id="7" w:name="_Toc199515252"/>
+      <w:r>
+        <w:t>Esecuzione dei metodi sulle matrici</w:t>
+      </w:r>
+      <w:bookmarkEnd w:id="7"/>
+    </w:p>
+    <w:p>
+      <w:pPr>
+        <w:spacing w:line="360" w:lineRule="auto"/>
+      </w:pPr>
+      <w:r>
+        <w:t>Per ogni matrice in MATRICES</w:t>
+      </w:r>
+      <w:r>
+        <w:t xml:space="preserve"> viene svolto</w:t>
+      </w:r>
+      <w:r>
+        <w:t>:</w:t>
+      </w:r>
+    </w:p>
+    <w:p>
+      <w:pPr>
+        <w:numPr>
+          <w:ilvl w:val="0"/>
+          <w:numId w:val="2"/>
+        </w:numPr>
+        <w:spacing w:line="360" w:lineRule="auto"/>
+      </w:pPr>
+      <w:r>
+        <w:t>Caricamento della matrice sparsa da file</w:t>
+      </w:r>
+      <w:r>
+        <w:t>;</w:t>
+      </w:r>
+    </w:p>
+    <w:p>
+      <w:pPr>
+        <w:numPr>
+          <w:ilvl w:val="0"/>
+          <w:numId w:val="2"/>
+        </w:numPr>
+        <w:spacing w:line="360" w:lineRule="auto"/>
+      </w:pPr>
+      <w:r>
+        <w:t>Costruzione del vettore b tramite funzione dedicata</w:t>
+      </w:r>
+      <w:r>
+        <w:t>;</w:t>
+      </w:r>
+    </w:p>
+    <w:p>
+      <w:pPr>
+        <w:numPr>
+          <w:ilvl w:val="0"/>
+          <w:numId w:val="2"/>
+        </w:numPr>
+        <w:spacing w:line="360" w:lineRule="auto"/>
+      </w:pPr>
+      <w:r>
+        <w:t xml:space="preserve">Impostazione della soluzione esatta </w:t>
+      </w:r>
+      <w:proofErr w:type="spellStart"/>
+      <w:r>
+        <w:t>x_exact</w:t>
+      </w:r>
+      <w:proofErr w:type="spellEnd"/>
+      <w:r>
+        <w:t xml:space="preserve"> = </w:t>
+      </w:r>
+      <w:proofErr w:type="spellStart"/>
+      <w:r>
+        <w:t>ones</w:t>
+      </w:r>
+      <w:proofErr w:type="spellEnd"/>
+      <w:r>
+        <w:t>(</w:t>
+      </w:r>
+      <w:proofErr w:type="spellStart"/>
+      <w:r>
+        <w:t>length</w:t>
+      </w:r>
+      <w:proofErr w:type="spellEnd"/>
+      <w:r>
+        <w:t>(b))</w:t>
+      </w:r>
+      <w:r>
+        <w:t>;</w:t>
+      </w:r>
+    </w:p>
+    <w:p>
+      <w:pPr>
+        <w:numPr>
+          <w:ilvl w:val="0"/>
+          <w:numId w:val="2"/>
+        </w:numPr>
+        <w:spacing w:line="360" w:lineRule="auto"/>
+      </w:pPr>
+      <w:r>
+        <w:t>Per ogni valore di tol</w:t>
+      </w:r>
+      <w:r>
+        <w:t>leranza</w:t>
+      </w:r>
+      <w:r>
+        <w:t xml:space="preserve"> in TOLERANCES</w:t>
+      </w:r>
+      <w:r>
+        <w:t xml:space="preserve"> viene: fatta l’e</w:t>
+      </w:r>
+      <w:r>
+        <w:t xml:space="preserve">secuzione dei </w:t>
       </w:r>
       <w:proofErr w:type="gramStart"/>
       <w:r>
+        <w:t>4</w:t>
+      </w:r>
+      <w:proofErr w:type="gramEnd"/>
+      <w:r>
+        <w:t xml:space="preserve"> metodi iterativi</w:t>
+      </w:r>
+      <w:r>
+        <w:t xml:space="preserve"> (</w:t>
+      </w:r>
+      <w:proofErr w:type="spellStart"/>
+      <w:r>
+        <w:t>jacobi_method</w:t>
+      </w:r>
+      <w:proofErr w:type="spellEnd"/>
+      <w:r>
+        <w:t xml:space="preserve">, </w:t>
+      </w:r>
+      <w:proofErr w:type="spellStart"/>
+      <w:r>
+        <w:t>gauss_seidel_method</w:t>
+      </w:r>
+      <w:proofErr w:type="spellEnd"/>
+      <w:r>
+        <w:t xml:space="preserve">, </w:t>
+      </w:r>
+      <w:proofErr w:type="spellStart"/>
+      <w:r>
+        <w:t>radient_descent_method</w:t>
+      </w:r>
+      <w:proofErr w:type="spellEnd"/>
+      <w:r>
+        <w:t xml:space="preserve">, </w:t>
+      </w:r>
+      <w:proofErr w:type="spellStart"/>
+      <w:r>
+        <w:t>conjugate_gradient_</w:t>
+      </w:r>
+      <w:proofErr w:type="gramStart"/>
+      <w:r>
         <w:t>method</w:t>
       </w:r>
       <w:proofErr w:type="spellEnd"/>
       <w:r>
-        <w:t>(</w:t>
+        <w:t xml:space="preserve"> )</w:t>
       </w:r>
       <w:proofErr w:type="gramEnd"/>
       <w:r>
-        <w:t xml:space="preserve">A, b, </w:t>
-      </w:r>
-      <w:proofErr w:type="spellStart"/>
-      <w:r>
-        <w:t>tol</w:t>
-      </w:r>
-      <w:proofErr w:type="spellEnd"/>
-      <w:r>
-        <w:t xml:space="preserve">, </w:t>
-      </w:r>
-      <w:proofErr w:type="spellStart"/>
-      <w:r>
-        <w:t>max_iter</w:t>
-      </w:r>
-      <w:proofErr w:type="spellEnd"/>
-      <w:r>
-        <w:t>)</w:t>
-      </w:r>
-    </w:p>
-    <w:p>
-      <w:pPr>
+        <w:t>, fatta la m</w:t>
+      </w:r>
+      <w:r>
+        <w:t>isurazione del tempo di esecuzione con @elapsed</w:t>
+      </w:r>
+      <w:r>
+        <w:t>, calcolato</w:t>
+      </w:r>
+      <w:r>
+        <w:t xml:space="preserve"> l'errore relativo e numero di iterazioni</w:t>
+      </w:r>
+      <w:r>
+        <w:t xml:space="preserve"> e</w:t>
+      </w:r>
+      <w:r>
+        <w:t xml:space="preserve"> creato</w:t>
+      </w:r>
+      <w:r>
+        <w:t xml:space="preserve"> un dizionario </w:t>
+      </w:r>
+      <w:proofErr w:type="spellStart"/>
+      <w:r>
+        <w:t>results</w:t>
+      </w:r>
+      <w:proofErr w:type="spellEnd"/>
+      <w:r>
+        <w:t xml:space="preserve"> contenente tutti i dati</w:t>
+      </w:r>
+      <w:r>
+        <w:t xml:space="preserve"> in formato</w:t>
+      </w:r>
+      <w:r>
+        <w:t xml:space="preserve"> JSON</w:t>
+      </w:r>
+      <w:r>
+        <w:t xml:space="preserve"> che verranno poi salvati</w:t>
+      </w:r>
+      <w:r>
+        <w:t xml:space="preserve"> nella directory </w:t>
+      </w:r>
+      <w:proofErr w:type="spellStart"/>
+      <w:r>
+        <w:t>results</w:t>
+      </w:r>
+      <w:proofErr w:type="spellEnd"/>
+      <w:r>
+        <w:t>.</w:t>
+      </w:r>
+    </w:p>
+    <w:p>
+      <w:pPr>
+        <w:pStyle w:val="Titolo3"/>
+        <w:spacing w:line="360" w:lineRule="auto"/>
+      </w:pPr>
+      <w:bookmarkStart w:id="8" w:name="_Toc199515253"/>
+      <w:r>
+        <w:lastRenderedPageBreak/>
+        <w:t>Creazione grafici</w:t>
+      </w:r>
+      <w:bookmarkEnd w:id="8"/>
+    </w:p>
+    <w:p>
+      <w:pPr>
+        <w:spacing w:line="360" w:lineRule="auto"/>
+      </w:pPr>
+      <w:r>
+        <w:t>Per ogni set di matrici e per ogni tolleranza vengono estratti i risultati dal dizionario precedentemente creato.</w:t>
+      </w:r>
+    </w:p>
+    <w:p>
+      <w:pPr>
+        <w:spacing w:line="360" w:lineRule="auto"/>
+      </w:pPr>
+      <w:r>
+        <w:t>Per ogni matrice</w:t>
+      </w:r>
+      <w:r>
+        <w:t xml:space="preserve"> è stata effettuata la creazione di tre grafici</w:t>
+      </w:r>
+      <w:r>
+        <w:t>:</w:t>
+      </w:r>
+    </w:p>
+    <w:p>
+      <w:pPr>
+        <w:pStyle w:val="Paragrafoelenco"/>
+        <w:numPr>
+          <w:ilvl w:val="0"/>
+          <w:numId w:val="3"/>
+        </w:numPr>
+        <w:spacing w:line="360" w:lineRule="auto"/>
+      </w:pPr>
+      <w:r>
+        <w:t>Grafico errore vs tolleranza creato mediante:</w:t>
+      </w:r>
+    </w:p>
+    <w:p>
+      <w:pPr>
+        <w:pStyle w:val="Paragrafoelenco"/>
         <w:numPr>
           <w:ilvl w:val="1"/>
-          <w:numId w:val="1"/>
+          <w:numId w:val="3"/>
         </w:numPr>
         <w:spacing w:line="360" w:lineRule="auto"/>
       </w:pPr>
       <w:r>
-        <w:t>Ogni funzione restituisce:</w:t>
-      </w:r>
-      <w:r>
-        <w:br/>
-        <w:t>(soluzione approssimata, numero iterazioni, tempo esecuzione, errore relativo)</w:t>
-      </w:r>
-    </w:p>
-    <w:p>
-      <w:pPr>
+        <w:t xml:space="preserve">Lettura dei </w:t>
+      </w:r>
+      <w:proofErr w:type="gramStart"/>
+      <w:r>
+        <w:t>file .</w:t>
+      </w:r>
+      <w:proofErr w:type="spellStart"/>
+      <w:r>
+        <w:t>json</w:t>
+      </w:r>
+      <w:proofErr w:type="spellEnd"/>
+      <w:proofErr w:type="gramEnd"/>
+      <w:r>
+        <w:t xml:space="preserve"> generati</w:t>
+      </w:r>
+      <w:r>
+        <w:t>;</w:t>
+      </w:r>
+    </w:p>
+    <w:p>
+      <w:pPr>
+        <w:pStyle w:val="Paragrafoelenco"/>
         <w:numPr>
           <w:ilvl w:val="1"/>
-          <w:numId w:val="1"/>
+          <w:numId w:val="3"/>
         </w:numPr>
         <w:spacing w:line="360" w:lineRule="auto"/>
       </w:pPr>
       <w:r>
-        <w:t>Tutti i metodi condividono:</w:t>
-      </w:r>
-    </w:p>
-    <w:p>
-      <w:pPr>
+        <w:t>Estrazione e raccolta degli errori relativi per ogni metod</w:t>
+      </w:r>
+      <w:r>
+        <w:t>o;</w:t>
+      </w:r>
+    </w:p>
+    <w:p>
+      <w:pPr>
+        <w:pStyle w:val="Paragrafoelenco"/>
+        <w:numPr>
+          <w:ilvl w:val="1"/>
+          <w:numId w:val="3"/>
+        </w:numPr>
+        <w:spacing w:line="360" w:lineRule="auto"/>
+      </w:pPr>
+      <w:r>
+        <w:t>Creazione di un grafico</w:t>
+      </w:r>
+      <w:r>
+        <w:t xml:space="preserve"> logaritmico</w:t>
+      </w:r>
+      <w:r>
+        <w:t xml:space="preserve"> errore vs tolleranza</w:t>
+      </w:r>
+      <w:r>
+        <w:t>;</w:t>
+      </w:r>
+    </w:p>
+    <w:p>
+      <w:pPr>
+        <w:pStyle w:val="Paragrafoelenco"/>
+        <w:numPr>
+          <w:ilvl w:val="1"/>
+          <w:numId w:val="3"/>
+        </w:numPr>
+        <w:spacing w:line="360" w:lineRule="auto"/>
+      </w:pPr>
+      <w:r>
+        <w:t>Salvataggio del grafico come immagine .png.</w:t>
+      </w:r>
+    </w:p>
+    <w:p>
+      <w:pPr>
+        <w:pStyle w:val="Paragrafoelenco"/>
+        <w:numPr>
+          <w:ilvl w:val="0"/>
+          <w:numId w:val="3"/>
+        </w:numPr>
+        <w:spacing w:line="360" w:lineRule="auto"/>
+      </w:pPr>
+      <w:r>
+        <w:t xml:space="preserve">Grafico </w:t>
+      </w:r>
+      <w:r>
+        <w:t>numero di iterazioni</w:t>
+      </w:r>
+      <w:r>
+        <w:t xml:space="preserve"> vs tolleranza creato mediante:</w:t>
+      </w:r>
+    </w:p>
+    <w:p>
+      <w:pPr>
+        <w:pStyle w:val="Paragrafoelenco"/>
+        <w:numPr>
+          <w:ilvl w:val="1"/>
+          <w:numId w:val="3"/>
+        </w:numPr>
+        <w:spacing w:line="360" w:lineRule="auto"/>
+      </w:pPr>
+      <w:r>
+        <w:t xml:space="preserve">Lettura delle iterazioni dai </w:t>
+      </w:r>
+      <w:proofErr w:type="gramStart"/>
+      <w:r>
+        <w:t>file .</w:t>
+      </w:r>
+      <w:proofErr w:type="spellStart"/>
+      <w:r>
+        <w:t>json</w:t>
+      </w:r>
+      <w:proofErr w:type="spellEnd"/>
+      <w:proofErr w:type="gramEnd"/>
+      <w:r>
+        <w:t>;</w:t>
+      </w:r>
+    </w:p>
+    <w:p>
+      <w:pPr>
+        <w:pStyle w:val="Paragrafoelenco"/>
+        <w:numPr>
+          <w:ilvl w:val="1"/>
+          <w:numId w:val="3"/>
+        </w:numPr>
+        <w:spacing w:line="360" w:lineRule="auto"/>
+      </w:pPr>
+      <w:r>
+        <w:t>C</w:t>
+      </w:r>
+      <w:r>
+        <w:t>reazione di un grafico a barre raggruppate con:</w:t>
+      </w:r>
+    </w:p>
+    <w:p>
+      <w:pPr>
+        <w:pStyle w:val="Paragrafoelenco"/>
         <w:numPr>
           <w:ilvl w:val="2"/>
-          <w:numId w:val="1"/>
+          <w:numId w:val="3"/>
         </w:numPr>
         <w:spacing w:line="360" w:lineRule="auto"/>
       </w:pPr>
       <w:r>
-        <w:t xml:space="preserve">Criterio di arresto comune: errore relativo </w:t>
-      </w:r>
-      <w:r>
-        <w:rPr>
-          <w:rFonts w:ascii="Cambria Math" w:hAnsi="Cambria Math" w:cs="Cambria Math"/>
-        </w:rPr>
-        <w:t>∥</w:t>
-      </w:r>
-      <w:proofErr w:type="spellStart"/>
-      <w:r>
-        <w:t>Ax</w:t>
-      </w:r>
-      <w:proofErr w:type="spellEnd"/>
-      <w:r>
-        <w:rPr>
-          <w:rFonts w:cs="Consolas"/>
-        </w:rPr>
-        <w:t>−</w:t>
-      </w:r>
-      <w:r>
-        <w:t>b</w:t>
-      </w:r>
-      <w:r>
-        <w:rPr>
-          <w:rFonts w:ascii="Cambria Math" w:hAnsi="Cambria Math" w:cs="Cambria Math"/>
-        </w:rPr>
-        <w:t>∥∥</w:t>
-      </w:r>
-      <w:r>
-        <w:t>b</w:t>
-      </w:r>
-      <w:r>
-        <w:rPr>
-          <w:rFonts w:ascii="Cambria Math" w:hAnsi="Cambria Math" w:cs="Cambria Math"/>
-        </w:rPr>
-        <w:t>∥</w:t>
-      </w:r>
-      <w:r>
-        <w:t>&lt;tolleranza\</w:t>
-      </w:r>
-      <w:proofErr w:type="gramStart"/>
-      <w:r>
-        <w:t>frac{</w:t>
-      </w:r>
-      <w:proofErr w:type="gramEnd"/>
-      <w:r>
-        <w:t>\|</w:t>
-      </w:r>
-      <w:proofErr w:type="spellStart"/>
-      <w:r>
-        <w:t>Ax</w:t>
-      </w:r>
-      <w:proofErr w:type="spellEnd"/>
-      <w:r>
-        <w:t xml:space="preserve"> - b\</w:t>
-      </w:r>
-      <w:proofErr w:type="gramStart"/>
-      <w:r>
-        <w:t>|}{</w:t>
-      </w:r>
-      <w:proofErr w:type="gramEnd"/>
-      <w:r>
-        <w:t>\|b\|} &lt; \text{tolleranza}</w:t>
-      </w:r>
-      <w:r>
-        <w:rPr>
-          <w:rFonts w:ascii="Cambria Math" w:hAnsi="Cambria Math" w:cs="Cambria Math"/>
-        </w:rPr>
-        <w:t>∥</w:t>
-      </w:r>
-      <w:r>
-        <w:t>b</w:t>
-      </w:r>
-      <w:r>
-        <w:rPr>
-          <w:rFonts w:ascii="Cambria Math" w:hAnsi="Cambria Math" w:cs="Cambria Math"/>
-        </w:rPr>
-        <w:t>∥∥</w:t>
-      </w:r>
-      <w:proofErr w:type="spellStart"/>
-      <w:r>
-        <w:t>Ax</w:t>
-      </w:r>
-      <w:proofErr w:type="spellEnd"/>
-      <w:r>
-        <w:t>−b</w:t>
-      </w:r>
-      <w:r>
-        <w:rPr>
-          <w:rFonts w:ascii="Cambria Math" w:hAnsi="Cambria Math" w:cs="Cambria Math"/>
-        </w:rPr>
-        <w:t>∥</w:t>
-      </w:r>
-      <w:r>
-        <w:t>​&lt;tolleranza</w:t>
-      </w:r>
-    </w:p>
-    <w:p>
-      <w:pPr>
+        <w:t>Asse x: tolleranze</w:t>
+      </w:r>
+    </w:p>
+    <w:p>
+      <w:pPr>
+        <w:pStyle w:val="Paragrafoelenco"/>
         <w:numPr>
           <w:ilvl w:val="2"/>
-          <w:numId w:val="1"/>
+          <w:numId w:val="3"/>
         </w:numPr>
         <w:spacing w:line="360" w:lineRule="auto"/>
       </w:pPr>
       <w:r>
-        <w:t>Valore massimo di iterazioni per evitare cicli infiniti</w:t>
-      </w:r>
-    </w:p>
-    <w:p>
-      <w:pPr>
+        <w:t>Asse y: numero di iterazioni (scala logaritmica)</w:t>
+      </w:r>
+    </w:p>
+    <w:p>
+      <w:pPr>
+        <w:pStyle w:val="Paragrafoelenco"/>
         <w:numPr>
           <w:ilvl w:val="1"/>
-          <w:numId w:val="1"/>
+          <w:numId w:val="3"/>
         </w:numPr>
         <w:spacing w:line="360" w:lineRule="auto"/>
       </w:pPr>
       <w:r>
-        <w:t>Le implementazioni usano solo operazioni su matrici sparse, evitando conversioni a dense per motivi di performance e memoria.</w:t>
-      </w:r>
-    </w:p>
-    <w:p>
-      <w:pPr>
+        <w:t>Annotazione con i valori numerici su ogni barra</w:t>
+      </w:r>
+      <w:r>
+        <w:t>;</w:t>
+      </w:r>
+    </w:p>
+    <w:p>
+      <w:pPr>
+        <w:pStyle w:val="Paragrafoelenco"/>
+        <w:numPr>
+          <w:ilvl w:val="1"/>
+          <w:numId w:val="3"/>
+        </w:numPr>
+        <w:spacing w:line="360" w:lineRule="auto"/>
+      </w:pPr>
+      <w:r>
+        <w:t>Salvataggio dell’immagine .png</w:t>
+      </w:r>
+      <w:r>
+        <w:t>.</w:t>
+      </w:r>
+    </w:p>
+    <w:p>
+      <w:pPr>
+        <w:pStyle w:val="Paragrafoelenco"/>
         <w:numPr>
           <w:ilvl w:val="0"/>
-          <w:numId w:val="1"/>
+          <w:numId w:val="3"/>
         </w:numPr>
         <w:spacing w:line="360" w:lineRule="auto"/>
       </w:pPr>
       <w:r>
-        <w:t>Gestione Esperimenti</w:t>
-      </w:r>
-    </w:p>
-    <w:p>
-      <w:pPr>
+        <w:t xml:space="preserve">Grafico </w:t>
+      </w:r>
+      <w:r>
+        <w:t>tempo di esecuzione</w:t>
+      </w:r>
+      <w:r>
+        <w:t xml:space="preserve"> vs tolleranza creato mediante</w:t>
+      </w:r>
+      <w:r>
+        <w:t>:</w:t>
+      </w:r>
+    </w:p>
+    <w:p>
+      <w:pPr>
+        <w:pStyle w:val="Paragrafoelenco"/>
         <w:numPr>
           <w:ilvl w:val="1"/>
-          <w:numId w:val="1"/>
+          <w:numId w:val="3"/>
         </w:numPr>
         <w:spacing w:line="360" w:lineRule="auto"/>
       </w:pPr>
       <w:r>
-        <w:t>Tutte le combinazioni (matrice, metodo, tolleranza) vengono iterate in uno script principale.</w:t>
-      </w:r>
-    </w:p>
-    <w:p>
-      <w:pPr>
+        <w:t xml:space="preserve">Lettura dei tempi (in millisecondi) dai </w:t>
+      </w:r>
+      <w:proofErr w:type="gramStart"/>
+      <w:r>
+        <w:t>file .</w:t>
+      </w:r>
+      <w:proofErr w:type="spellStart"/>
+      <w:r>
+        <w:t>json</w:t>
+      </w:r>
+      <w:proofErr w:type="spellEnd"/>
+      <w:proofErr w:type="gramEnd"/>
+      <w:r>
+        <w:t>;</w:t>
+      </w:r>
+    </w:p>
+    <w:p>
+      <w:pPr>
+        <w:pStyle w:val="Paragrafoelenco"/>
         <w:numPr>
           <w:ilvl w:val="1"/>
-          <w:numId w:val="1"/>
+          <w:numId w:val="3"/>
         </w:numPr>
         <w:spacing w:line="360" w:lineRule="auto"/>
       </w:pPr>
       <w:r>
-        <w:t xml:space="preserve">I risultati vengono raccolti in un dizionario e salvati in </w:t>
-      </w:r>
-      <w:proofErr w:type="gramStart"/>
-      <w:r>
-        <w:t>file .</w:t>
-      </w:r>
-      <w:proofErr w:type="spellStart"/>
-      <w:r>
-        <w:t>json</w:t>
-      </w:r>
-      <w:proofErr w:type="spellEnd"/>
-      <w:proofErr w:type="gramEnd"/>
-      <w:r>
-        <w:t xml:space="preserve"> con struttura:</w:t>
-      </w:r>
-    </w:p>
-    <w:p>
-      <w:pPr>
-        <w:spacing w:line="360" w:lineRule="auto"/>
-      </w:pPr>
-      <w:proofErr w:type="spellStart"/>
-      <w:r>
-        <w:t>json</w:t>
-      </w:r>
-      <w:proofErr w:type="spellEnd"/>
-    </w:p>
-    <w:p>
-      <w:pPr>
-        <w:spacing w:line="360" w:lineRule="auto"/>
-      </w:pPr>
-      <w:proofErr w:type="spellStart"/>
-      <w:r>
-        <w:t>CopiaModifica</w:t>
-      </w:r>
-      <w:proofErr w:type="spellEnd"/>
-    </w:p>
-    <w:p>
-      <w:pPr>
-        <w:spacing w:line="360" w:lineRule="auto"/>
-      </w:pPr>
-      <w:r>
-        <w:t>{</w:t>
-      </w:r>
-    </w:p>
-    <w:p>
-      <w:pPr>
-        <w:spacing w:line="360" w:lineRule="auto"/>
-      </w:pPr>
-      <w:r>
-        <w:t xml:space="preserve">  "</w:t>
-      </w:r>
-      <w:proofErr w:type="spellStart"/>
-      <w:r>
-        <w:t>matrix</w:t>
-      </w:r>
-      <w:proofErr w:type="spellEnd"/>
-      <w:r>
-        <w:t>": "spa1.mtx",</w:t>
-      </w:r>
-    </w:p>
-    <w:p>
-      <w:pPr>
-        <w:spacing w:line="360" w:lineRule="auto"/>
-      </w:pPr>
-      <w:r>
-        <w:t xml:space="preserve">  "</w:t>
-      </w:r>
-      <w:proofErr w:type="spellStart"/>
-      <w:r>
-        <w:t>method</w:t>
-      </w:r>
-      <w:proofErr w:type="spellEnd"/>
-      <w:r>
-        <w:t>": "</w:t>
-      </w:r>
-      <w:proofErr w:type="spellStart"/>
-      <w:r>
-        <w:t>Jacobi</w:t>
-      </w:r>
-      <w:proofErr w:type="spellEnd"/>
-      <w:r>
-        <w:t>",</w:t>
-      </w:r>
-    </w:p>
-    <w:p>
-      <w:pPr>
-        <w:spacing w:line="360" w:lineRule="auto"/>
-      </w:pPr>
-      <w:r>
-        <w:t xml:space="preserve">  "</w:t>
-      </w:r>
-      <w:proofErr w:type="spellStart"/>
-      <w:r>
-        <w:t>tolerance</w:t>
-      </w:r>
-      <w:proofErr w:type="spellEnd"/>
-      <w:r>
-        <w:t>": 1e-6,</w:t>
-      </w:r>
-    </w:p>
-    <w:p>
-      <w:pPr>
-        <w:spacing w:line="360" w:lineRule="auto"/>
-      </w:pPr>
-      <w:r>
-        <w:t xml:space="preserve">  "</w:t>
-      </w:r>
-      <w:proofErr w:type="spellStart"/>
-      <w:r>
-        <w:t>iterations</w:t>
-      </w:r>
-      <w:proofErr w:type="spellEnd"/>
-      <w:r>
-        <w:t>": 42,</w:t>
-      </w:r>
-    </w:p>
-    <w:p>
-      <w:pPr>
-        <w:spacing w:line="360" w:lineRule="auto"/>
-      </w:pPr>
-      <w:r>
-        <w:lastRenderedPageBreak/>
-        <w:t xml:space="preserve">  "</w:t>
-      </w:r>
-      <w:proofErr w:type="spellStart"/>
-      <w:r>
-        <w:t>relative_error</w:t>
-      </w:r>
-      <w:proofErr w:type="spellEnd"/>
-      <w:r>
-        <w:t>": 3.14e-6,</w:t>
-      </w:r>
-    </w:p>
-    <w:p>
-      <w:pPr>
-        <w:spacing w:line="360" w:lineRule="auto"/>
-      </w:pPr>
-      <w:r>
-        <w:t xml:space="preserve">  "</w:t>
-      </w:r>
-      <w:proofErr w:type="spellStart"/>
-      <w:r>
-        <w:t>execution_time</w:t>
-      </w:r>
-      <w:proofErr w:type="spellEnd"/>
-      <w:r>
-        <w:t>": 0.002</w:t>
-      </w:r>
-    </w:p>
-    <w:p>
-      <w:pPr>
-        <w:spacing w:line="360" w:lineRule="auto"/>
-      </w:pPr>
-      <w:r>
-        <w:t>}</w:t>
-      </w:r>
-    </w:p>
-    <w:p>
-      <w:pPr>
+        <w:t>Creazione di grafico a barre raggruppate:</w:t>
+      </w:r>
+    </w:p>
+    <w:p>
+      <w:pPr>
+        <w:pStyle w:val="Paragrafoelenco"/>
         <w:numPr>
-          <w:ilvl w:val="0"/>
-          <w:numId w:val="1"/>
+          <w:ilvl w:val="2"/>
+          <w:numId w:val="3"/>
         </w:numPr>
         <w:spacing w:line="360" w:lineRule="auto"/>
       </w:pPr>
       <w:r>
-        <w:t>Visualizzazione Risultati</w:t>
-      </w:r>
-    </w:p>
-    <w:p>
-      <w:pPr>
+        <w:t>Asse x: tolleranze</w:t>
+      </w:r>
+    </w:p>
+    <w:p>
+      <w:pPr>
+        <w:pStyle w:val="Paragrafoelenco"/>
+        <w:numPr>
+          <w:ilvl w:val="2"/>
+          <w:numId w:val="3"/>
+        </w:numPr>
+        <w:spacing w:line="360" w:lineRule="auto"/>
+      </w:pPr>
+      <w:r>
+        <w:t xml:space="preserve">Asse y: tempo di esecuzione </w:t>
+      </w:r>
+      <w:r>
+        <w:t>(</w:t>
+      </w:r>
+      <w:r>
+        <w:t>scala logaritmica</w:t>
+      </w:r>
+      <w:r>
+        <w:t>)</w:t>
+      </w:r>
+    </w:p>
+    <w:p>
+      <w:pPr>
+        <w:pStyle w:val="Paragrafoelenco"/>
         <w:numPr>
           <w:ilvl w:val="1"/>
-          <w:numId w:val="1"/>
+          <w:numId w:val="3"/>
         </w:numPr>
         <w:spacing w:line="360" w:lineRule="auto"/>
       </w:pPr>
       <w:r>
-        <w:t>Due funzioni dedicate alla visualizzazione:</w:t>
-      </w:r>
-    </w:p>
-    <w:p>
-      <w:pPr>
-        <w:numPr>
-          <w:ilvl w:val="2"/>
-          <w:numId w:val="1"/>
-        </w:numPr>
-        <w:spacing w:line="360" w:lineRule="auto"/>
-      </w:pPr>
-      <w:proofErr w:type="spellStart"/>
-      <w:r>
-        <w:t>plot_relative_errors</w:t>
-      </w:r>
-      <w:proofErr w:type="spellEnd"/>
-      <w:r>
-        <w:t>(</w:t>
-      </w:r>
-      <w:proofErr w:type="spellStart"/>
-      <w:r>
-        <w:t>results</w:t>
-      </w:r>
-      <w:proofErr w:type="spellEnd"/>
-      <w:r>
-        <w:t>)</w:t>
-      </w:r>
-    </w:p>
-    <w:p>
-      <w:pPr>
-        <w:numPr>
-          <w:ilvl w:val="2"/>
-          <w:numId w:val="1"/>
-        </w:numPr>
-        <w:spacing w:line="360" w:lineRule="auto"/>
-      </w:pPr>
-      <w:proofErr w:type="spellStart"/>
-      <w:r>
-        <w:t>plot_iterations</w:t>
-      </w:r>
-      <w:proofErr w:type="spellEnd"/>
-      <w:r>
-        <w:t>(</w:t>
-      </w:r>
-      <w:proofErr w:type="spellStart"/>
-      <w:r>
-        <w:t>results</w:t>
-      </w:r>
-      <w:proofErr w:type="spellEnd"/>
-      <w:r>
-        <w:t>)</w:t>
-      </w:r>
-    </w:p>
-    <w:p>
-      <w:pPr>
+        <w:t>Annotazione dei tempi su ogni barra</w:t>
+      </w:r>
+      <w:r>
+        <w:t>;</w:t>
+      </w:r>
+    </w:p>
+    <w:p>
+      <w:pPr>
+        <w:pStyle w:val="Paragrafoelenco"/>
         <w:numPr>
           <w:ilvl w:val="1"/>
-          <w:numId w:val="1"/>
+          <w:numId w:val="3"/>
         </w:numPr>
         <w:spacing w:line="360" w:lineRule="auto"/>
       </w:pPr>
       <w:r>
-        <w:t>Le funzioni producono grafici separati per ogni matrice, comparando i metodi per ogni tolleranza.</w:t>
-      </w:r>
-    </w:p>
-    <w:p>
-      <w:pPr>
-        <w:numPr>
-          <w:ilvl w:val="1"/>
-          <w:numId w:val="1"/>
-        </w:numPr>
-        <w:spacing w:line="360" w:lineRule="auto"/>
-      </w:pPr>
-      <w:r>
-        <w:t xml:space="preserve">Si utilizza il pacchetto Plots con backend GR o </w:t>
-      </w:r>
-      <w:proofErr w:type="spellStart"/>
-      <w:r>
-        <w:t>PyPlot</w:t>
-      </w:r>
-      <w:proofErr w:type="spellEnd"/>
-      <w:r>
-        <w:t xml:space="preserve"> per la compatibilità multipiattaforma.</w:t>
-      </w:r>
-    </w:p>
-    <w:p>
-      <w:pPr>
-        <w:numPr>
-          <w:ilvl w:val="0"/>
-          <w:numId w:val="1"/>
-        </w:numPr>
-        <w:spacing w:line="360" w:lineRule="auto"/>
-      </w:pPr>
-      <w:r>
-        <w:t>Modularità e Estensibilità</w:t>
-      </w:r>
-    </w:p>
-    <w:p>
-      <w:pPr>
-        <w:numPr>
-          <w:ilvl w:val="1"/>
-          <w:numId w:val="1"/>
-        </w:numPr>
-        <w:spacing w:line="360" w:lineRule="auto"/>
-      </w:pPr>
-      <w:r>
-        <w:t>Tutti i metodi possono essere facilmente estesi o modificati.</w:t>
-      </w:r>
-    </w:p>
-    <w:p>
-      <w:pPr>
-        <w:numPr>
-          <w:ilvl w:val="1"/>
-          <w:numId w:val="1"/>
-        </w:numPr>
-        <w:spacing w:line="360" w:lineRule="auto"/>
-      </w:pPr>
-      <w:r>
-        <w:t>È possibile aggiungere nuovi metodi iterativi mantenendo l’interfaccia coerente.</w:t>
-      </w:r>
-    </w:p>
-    <w:p>
-      <w:pPr>
-        <w:numPr>
-          <w:ilvl w:val="1"/>
-          <w:numId w:val="1"/>
-        </w:numPr>
-        <w:spacing w:line="360" w:lineRule="auto"/>
-      </w:pPr>
-      <w:r>
-        <w:t>La gestione dei dati via JSON e la separazione tra calcolo e visualizzazione permettono anche un uso in pipeline di test automatici.</w:t>
-      </w:r>
-    </w:p>
-    <w:p>
-      <w:pPr>
-        <w:spacing w:line="360" w:lineRule="auto"/>
-      </w:pPr>
-    </w:p>
-    <w:p>
-      <w:pPr>
-        <w:spacing w:line="360" w:lineRule="auto"/>
-      </w:pPr>
-    </w:p>
+        <w:t>Salvataggio del grafico .png</w:t>
+      </w:r>
+      <w:r>
+        <w:t>.</w:t>
+      </w:r>
+    </w:p>
+    <w:p/>
+    <w:p/>
     <w:sectPr>
       <w:pgSz w:w="11906" w:h="16838"/>
       <w:pgMar w:top="1417" w:right="991" w:bottom="1134" w:left="1134" w:header="708" w:footer="708" w:gutter="0"/>
@@ -1962,9 +4170,9 @@
 <file path=word/numbering.xml><?xml version="1.0" encoding="utf-8"?>
 <w:numbering xmlns:wpc="http://schemas.microsoft.com/office/word/2010/wordprocessingCanvas" xmlns:cx="http://schemas.microsoft.com/office/drawing/2014/chartex" xmlns:cx1="http://schemas.microsoft.com/office/drawing/2015/9/8/chartex" xmlns:cx2="http://schemas.microsoft.com/office/drawing/2015/10/21/chartex" xmlns:cx3="http://schemas.microsoft.com/office/drawing/2016/5/9/chartex" xmlns:cx4="http://schemas.microsoft.com/office/drawing/2016/5/10/chartex" xmlns:cx5="http://schemas.microsoft.com/office/drawing/2016/5/11/chartex" xmlns:cx6="http://schemas.microsoft.com/office/drawing/2016/5/12/chartex" xmlns:cx7="http://schemas.microsoft.com/office/drawing/2016/5/13/chartex" xmlns:cx8="http://schemas.microsoft.com/office/drawing/2016/5/14/chartex" xmlns:mc="http://schemas.openxmlformats.org/markup-compatibility/2006" xmlns:aink="http://schemas.microsoft.com/office/drawing/2016/ink" xmlns:am3d="http://schemas.microsoft.com/office/drawing/2017/model3d" xmlns:o="urn:schemas-microsoft-com:office:office" xmlns:oel="http://schemas.microsoft.com/office/2019/extlst" xmlns:r="http://schemas.openxmlformats.org/officeDocument/2006/relationships" xmlns:m="http://schemas.openxmlformats.org/officeDocument/2006/math" xmlns:v="urn:schemas-microsoft-com:vml" xmlns:wp14="http://schemas.microsoft.com/office/word/2010/wordprocessingDrawing" xmlns:wp="http://schemas.openxmlformats.org/drawingml/2006/wordprocessingDrawing" xmlns:w10="urn:schemas-microsoft-com:office:word" xmlns:w="http://schemas.openxmlformats.org/wordprocessingml/2006/main" xmlns:w14="http://schemas.microsoft.com/office/word/2010/wordml" xmlns:w15="http://schemas.microsoft.com/office/word/2012/wordml" xmlns:w16cex="http://schemas.microsoft.com/office/word/2018/wordml/cex" xmlns:w16cid="http://schemas.microsoft.com/office/word/2016/wordml/cid" xmlns:w16="http://schemas.microsoft.com/office/word/2018/wordml" xmlns:w16du="http://schemas.microsoft.com/office/word/2023/wordml/word16du" xmlns:w16sdtdh="http://schemas.microsoft.com/office/word/2020/wordml/sdtdatahash" xmlns:w16sdtfl="http://schemas.microsoft.com/office/word/2024/wordml/sdtformatlock" xmlns:w16se="http://schemas.microsoft.com/office/word/2015/wordml/symex" xmlns:wpg="http://schemas.microsoft.com/office/word/2010/wordprocessingGroup" xmlns:wpi="http://schemas.microsoft.com/office/word/2010/wordprocessingInk" xmlns:wne="http://schemas.microsoft.com/office/word/2006/wordml" xmlns:wps="http://schemas.microsoft.com/office/word/2010/wordprocessingShape" mc:Ignorable="w14 w15 w16se w16cid w16 w16cex w16sdtdh w16sdtfl w16du wp14">
   <w:abstractNum w:abstractNumId="0" w15:restartNumberingAfterBreak="0">
-    <w:nsid w:val="4906238D"/>
+    <w:nsid w:val="18837E6A"/>
     <w:multiLevelType w:val="multilevel"/>
-    <w:tmpl w:val="0568DDEA"/>
+    <w:tmpl w:val="0CB874E4"/>
     <w:lvl w:ilvl="0">
       <w:start w:val="1"/>
       <w:numFmt w:val="decimal"/>
@@ -2009,7 +4217,7 @@
         <w:sz w:val="20"/>
       </w:rPr>
     </w:lvl>
-    <w:lvl w:ilvl="3">
+    <w:lvl w:ilvl="3" w:tentative="1">
       <w:start w:val="1"/>
       <w:numFmt w:val="decimal"/>
       <w:lvlText w:val="%4."/>
@@ -2082,8 +4290,528 @@
       </w:pPr>
     </w:lvl>
   </w:abstractNum>
+  <w:abstractNum w:abstractNumId="1" w15:restartNumberingAfterBreak="0">
+    <w:nsid w:val="2E280219"/>
+    <w:multiLevelType w:val="multilevel"/>
+    <w:tmpl w:val="6A00E26A"/>
+    <w:lvl w:ilvl="0">
+      <w:start w:val="1"/>
+      <w:numFmt w:val="bullet"/>
+      <w:lvlText w:val=""/>
+      <w:lvlJc w:val="left"/>
+      <w:pPr>
+        <w:tabs>
+          <w:tab w:val="num" w:pos="720"/>
+        </w:tabs>
+        <w:ind w:left="720" w:hanging="360"/>
+      </w:pPr>
+      <w:rPr>
+        <w:rFonts w:ascii="Symbol" w:hAnsi="Symbol" w:hint="default"/>
+        <w:sz w:val="20"/>
+      </w:rPr>
+    </w:lvl>
+    <w:lvl w:ilvl="1" w:tentative="1">
+      <w:start w:val="1"/>
+      <w:numFmt w:val="bullet"/>
+      <w:lvlText w:val="o"/>
+      <w:lvlJc w:val="left"/>
+      <w:pPr>
+        <w:tabs>
+          <w:tab w:val="num" w:pos="1440"/>
+        </w:tabs>
+        <w:ind w:left="1440" w:hanging="360"/>
+      </w:pPr>
+      <w:rPr>
+        <w:rFonts w:ascii="Courier New" w:hAnsi="Courier New" w:hint="default"/>
+        <w:sz w:val="20"/>
+      </w:rPr>
+    </w:lvl>
+    <w:lvl w:ilvl="2" w:tentative="1">
+      <w:start w:val="1"/>
+      <w:numFmt w:val="bullet"/>
+      <w:lvlText w:val=""/>
+      <w:lvlJc w:val="left"/>
+      <w:pPr>
+        <w:tabs>
+          <w:tab w:val="num" w:pos="2160"/>
+        </w:tabs>
+        <w:ind w:left="2160" w:hanging="360"/>
+      </w:pPr>
+      <w:rPr>
+        <w:rFonts w:ascii="Wingdings" w:hAnsi="Wingdings" w:hint="default"/>
+        <w:sz w:val="20"/>
+      </w:rPr>
+    </w:lvl>
+    <w:lvl w:ilvl="3" w:tentative="1">
+      <w:start w:val="1"/>
+      <w:numFmt w:val="bullet"/>
+      <w:lvlText w:val=""/>
+      <w:lvlJc w:val="left"/>
+      <w:pPr>
+        <w:tabs>
+          <w:tab w:val="num" w:pos="2880"/>
+        </w:tabs>
+        <w:ind w:left="2880" w:hanging="360"/>
+      </w:pPr>
+      <w:rPr>
+        <w:rFonts w:ascii="Wingdings" w:hAnsi="Wingdings" w:hint="default"/>
+        <w:sz w:val="20"/>
+      </w:rPr>
+    </w:lvl>
+    <w:lvl w:ilvl="4" w:tentative="1">
+      <w:start w:val="1"/>
+      <w:numFmt w:val="bullet"/>
+      <w:lvlText w:val=""/>
+      <w:lvlJc w:val="left"/>
+      <w:pPr>
+        <w:tabs>
+          <w:tab w:val="num" w:pos="3600"/>
+        </w:tabs>
+        <w:ind w:left="3600" w:hanging="360"/>
+      </w:pPr>
+      <w:rPr>
+        <w:rFonts w:ascii="Wingdings" w:hAnsi="Wingdings" w:hint="default"/>
+        <w:sz w:val="20"/>
+      </w:rPr>
+    </w:lvl>
+    <w:lvl w:ilvl="5" w:tentative="1">
+      <w:start w:val="1"/>
+      <w:numFmt w:val="bullet"/>
+      <w:lvlText w:val=""/>
+      <w:lvlJc w:val="left"/>
+      <w:pPr>
+        <w:tabs>
+          <w:tab w:val="num" w:pos="4320"/>
+        </w:tabs>
+        <w:ind w:left="4320" w:hanging="360"/>
+      </w:pPr>
+      <w:rPr>
+        <w:rFonts w:ascii="Wingdings" w:hAnsi="Wingdings" w:hint="default"/>
+        <w:sz w:val="20"/>
+      </w:rPr>
+    </w:lvl>
+    <w:lvl w:ilvl="6" w:tentative="1">
+      <w:start w:val="1"/>
+      <w:numFmt w:val="bullet"/>
+      <w:lvlText w:val=""/>
+      <w:lvlJc w:val="left"/>
+      <w:pPr>
+        <w:tabs>
+          <w:tab w:val="num" w:pos="5040"/>
+        </w:tabs>
+        <w:ind w:left="5040" w:hanging="360"/>
+      </w:pPr>
+      <w:rPr>
+        <w:rFonts w:ascii="Wingdings" w:hAnsi="Wingdings" w:hint="default"/>
+        <w:sz w:val="20"/>
+      </w:rPr>
+    </w:lvl>
+    <w:lvl w:ilvl="7" w:tentative="1">
+      <w:start w:val="1"/>
+      <w:numFmt w:val="bullet"/>
+      <w:lvlText w:val=""/>
+      <w:lvlJc w:val="left"/>
+      <w:pPr>
+        <w:tabs>
+          <w:tab w:val="num" w:pos="5760"/>
+        </w:tabs>
+        <w:ind w:left="5760" w:hanging="360"/>
+      </w:pPr>
+      <w:rPr>
+        <w:rFonts w:ascii="Wingdings" w:hAnsi="Wingdings" w:hint="default"/>
+        <w:sz w:val="20"/>
+      </w:rPr>
+    </w:lvl>
+    <w:lvl w:ilvl="8" w:tentative="1">
+      <w:start w:val="1"/>
+      <w:numFmt w:val="bullet"/>
+      <w:lvlText w:val=""/>
+      <w:lvlJc w:val="left"/>
+      <w:pPr>
+        <w:tabs>
+          <w:tab w:val="num" w:pos="6480"/>
+        </w:tabs>
+        <w:ind w:left="6480" w:hanging="360"/>
+      </w:pPr>
+      <w:rPr>
+        <w:rFonts w:ascii="Wingdings" w:hAnsi="Wingdings" w:hint="default"/>
+        <w:sz w:val="20"/>
+      </w:rPr>
+    </w:lvl>
+  </w:abstractNum>
+  <w:abstractNum w:abstractNumId="2" w15:restartNumberingAfterBreak="0">
+    <w:nsid w:val="4906238D"/>
+    <w:multiLevelType w:val="multilevel"/>
+    <w:tmpl w:val="0568DDEA"/>
+    <w:lvl w:ilvl="0">
+      <w:start w:val="1"/>
+      <w:numFmt w:val="decimal"/>
+      <w:lvlText w:val="%1."/>
+      <w:lvlJc w:val="left"/>
+      <w:pPr>
+        <w:tabs>
+          <w:tab w:val="num" w:pos="720"/>
+        </w:tabs>
+        <w:ind w:left="720" w:hanging="360"/>
+      </w:pPr>
+    </w:lvl>
+    <w:lvl w:ilvl="1">
+      <w:start w:val="1"/>
+      <w:numFmt w:val="bullet"/>
+      <w:lvlText w:val="o"/>
+      <w:lvlJc w:val="left"/>
+      <w:pPr>
+        <w:tabs>
+          <w:tab w:val="num" w:pos="1440"/>
+        </w:tabs>
+        <w:ind w:left="1440" w:hanging="360"/>
+      </w:pPr>
+      <w:rPr>
+        <w:rFonts w:ascii="Courier New" w:hAnsi="Courier New" w:hint="default"/>
+        <w:sz w:val="20"/>
+      </w:rPr>
+    </w:lvl>
+    <w:lvl w:ilvl="2">
+      <w:start w:val="1"/>
+      <w:numFmt w:val="bullet"/>
+      <w:lvlText w:val=""/>
+      <w:lvlJc w:val="left"/>
+      <w:pPr>
+        <w:tabs>
+          <w:tab w:val="num" w:pos="2160"/>
+        </w:tabs>
+        <w:ind w:left="2160" w:hanging="360"/>
+      </w:pPr>
+      <w:rPr>
+        <w:rFonts w:ascii="Wingdings" w:hAnsi="Wingdings" w:hint="default"/>
+        <w:sz w:val="20"/>
+      </w:rPr>
+    </w:lvl>
+    <w:lvl w:ilvl="3">
+      <w:start w:val="1"/>
+      <w:numFmt w:val="decimal"/>
+      <w:lvlText w:val="%4."/>
+      <w:lvlJc w:val="left"/>
+      <w:pPr>
+        <w:tabs>
+          <w:tab w:val="num" w:pos="2880"/>
+        </w:tabs>
+        <w:ind w:left="2880" w:hanging="360"/>
+      </w:pPr>
+    </w:lvl>
+    <w:lvl w:ilvl="4" w:tentative="1">
+      <w:start w:val="1"/>
+      <w:numFmt w:val="decimal"/>
+      <w:lvlText w:val="%5."/>
+      <w:lvlJc w:val="left"/>
+      <w:pPr>
+        <w:tabs>
+          <w:tab w:val="num" w:pos="3600"/>
+        </w:tabs>
+        <w:ind w:left="3600" w:hanging="360"/>
+      </w:pPr>
+    </w:lvl>
+    <w:lvl w:ilvl="5" w:tentative="1">
+      <w:start w:val="1"/>
+      <w:numFmt w:val="decimal"/>
+      <w:lvlText w:val="%6."/>
+      <w:lvlJc w:val="left"/>
+      <w:pPr>
+        <w:tabs>
+          <w:tab w:val="num" w:pos="4320"/>
+        </w:tabs>
+        <w:ind w:left="4320" w:hanging="360"/>
+      </w:pPr>
+    </w:lvl>
+    <w:lvl w:ilvl="6" w:tentative="1">
+      <w:start w:val="1"/>
+      <w:numFmt w:val="decimal"/>
+      <w:lvlText w:val="%7."/>
+      <w:lvlJc w:val="left"/>
+      <w:pPr>
+        <w:tabs>
+          <w:tab w:val="num" w:pos="5040"/>
+        </w:tabs>
+        <w:ind w:left="5040" w:hanging="360"/>
+      </w:pPr>
+    </w:lvl>
+    <w:lvl w:ilvl="7" w:tentative="1">
+      <w:start w:val="1"/>
+      <w:numFmt w:val="decimal"/>
+      <w:lvlText w:val="%8."/>
+      <w:lvlJc w:val="left"/>
+      <w:pPr>
+        <w:tabs>
+          <w:tab w:val="num" w:pos="5760"/>
+        </w:tabs>
+        <w:ind w:left="5760" w:hanging="360"/>
+      </w:pPr>
+    </w:lvl>
+    <w:lvl w:ilvl="8" w:tentative="1">
+      <w:start w:val="1"/>
+      <w:numFmt w:val="decimal"/>
+      <w:lvlText w:val="%9."/>
+      <w:lvlJc w:val="left"/>
+      <w:pPr>
+        <w:tabs>
+          <w:tab w:val="num" w:pos="6480"/>
+        </w:tabs>
+        <w:ind w:left="6480" w:hanging="360"/>
+      </w:pPr>
+    </w:lvl>
+  </w:abstractNum>
+  <w:abstractNum w:abstractNumId="3" w15:restartNumberingAfterBreak="0">
+    <w:nsid w:val="52665E71"/>
+    <w:multiLevelType w:val="multilevel"/>
+    <w:tmpl w:val="6A00E26A"/>
+    <w:lvl w:ilvl="0">
+      <w:start w:val="1"/>
+      <w:numFmt w:val="bullet"/>
+      <w:lvlText w:val=""/>
+      <w:lvlJc w:val="left"/>
+      <w:pPr>
+        <w:tabs>
+          <w:tab w:val="num" w:pos="720"/>
+        </w:tabs>
+        <w:ind w:left="720" w:hanging="360"/>
+      </w:pPr>
+      <w:rPr>
+        <w:rFonts w:ascii="Symbol" w:hAnsi="Symbol" w:hint="default"/>
+        <w:sz w:val="20"/>
+      </w:rPr>
+    </w:lvl>
+    <w:lvl w:ilvl="1" w:tentative="1">
+      <w:start w:val="1"/>
+      <w:numFmt w:val="bullet"/>
+      <w:lvlText w:val="o"/>
+      <w:lvlJc w:val="left"/>
+      <w:pPr>
+        <w:tabs>
+          <w:tab w:val="num" w:pos="1440"/>
+        </w:tabs>
+        <w:ind w:left="1440" w:hanging="360"/>
+      </w:pPr>
+      <w:rPr>
+        <w:rFonts w:ascii="Courier New" w:hAnsi="Courier New" w:hint="default"/>
+        <w:sz w:val="20"/>
+      </w:rPr>
+    </w:lvl>
+    <w:lvl w:ilvl="2" w:tentative="1">
+      <w:start w:val="1"/>
+      <w:numFmt w:val="bullet"/>
+      <w:lvlText w:val=""/>
+      <w:lvlJc w:val="left"/>
+      <w:pPr>
+        <w:tabs>
+          <w:tab w:val="num" w:pos="2160"/>
+        </w:tabs>
+        <w:ind w:left="2160" w:hanging="360"/>
+      </w:pPr>
+      <w:rPr>
+        <w:rFonts w:ascii="Wingdings" w:hAnsi="Wingdings" w:hint="default"/>
+        <w:sz w:val="20"/>
+      </w:rPr>
+    </w:lvl>
+    <w:lvl w:ilvl="3" w:tentative="1">
+      <w:start w:val="1"/>
+      <w:numFmt w:val="bullet"/>
+      <w:lvlText w:val=""/>
+      <w:lvlJc w:val="left"/>
+      <w:pPr>
+        <w:tabs>
+          <w:tab w:val="num" w:pos="2880"/>
+        </w:tabs>
+        <w:ind w:left="2880" w:hanging="360"/>
+      </w:pPr>
+      <w:rPr>
+        <w:rFonts w:ascii="Wingdings" w:hAnsi="Wingdings" w:hint="default"/>
+        <w:sz w:val="20"/>
+      </w:rPr>
+    </w:lvl>
+    <w:lvl w:ilvl="4" w:tentative="1">
+      <w:start w:val="1"/>
+      <w:numFmt w:val="bullet"/>
+      <w:lvlText w:val=""/>
+      <w:lvlJc w:val="left"/>
+      <w:pPr>
+        <w:tabs>
+          <w:tab w:val="num" w:pos="3600"/>
+        </w:tabs>
+        <w:ind w:left="3600" w:hanging="360"/>
+      </w:pPr>
+      <w:rPr>
+        <w:rFonts w:ascii="Wingdings" w:hAnsi="Wingdings" w:hint="default"/>
+        <w:sz w:val="20"/>
+      </w:rPr>
+    </w:lvl>
+    <w:lvl w:ilvl="5" w:tentative="1">
+      <w:start w:val="1"/>
+      <w:numFmt w:val="bullet"/>
+      <w:lvlText w:val=""/>
+      <w:lvlJc w:val="left"/>
+      <w:pPr>
+        <w:tabs>
+          <w:tab w:val="num" w:pos="4320"/>
+        </w:tabs>
+        <w:ind w:left="4320" w:hanging="360"/>
+      </w:pPr>
+      <w:rPr>
+        <w:rFonts w:ascii="Wingdings" w:hAnsi="Wingdings" w:hint="default"/>
+        <w:sz w:val="20"/>
+      </w:rPr>
+    </w:lvl>
+    <w:lvl w:ilvl="6" w:tentative="1">
+      <w:start w:val="1"/>
+      <w:numFmt w:val="bullet"/>
+      <w:lvlText w:val=""/>
+      <w:lvlJc w:val="left"/>
+      <w:pPr>
+        <w:tabs>
+          <w:tab w:val="num" w:pos="5040"/>
+        </w:tabs>
+        <w:ind w:left="5040" w:hanging="360"/>
+      </w:pPr>
+      <w:rPr>
+        <w:rFonts w:ascii="Wingdings" w:hAnsi="Wingdings" w:hint="default"/>
+        <w:sz w:val="20"/>
+      </w:rPr>
+    </w:lvl>
+    <w:lvl w:ilvl="7" w:tentative="1">
+      <w:start w:val="1"/>
+      <w:numFmt w:val="bullet"/>
+      <w:lvlText w:val=""/>
+      <w:lvlJc w:val="left"/>
+      <w:pPr>
+        <w:tabs>
+          <w:tab w:val="num" w:pos="5760"/>
+        </w:tabs>
+        <w:ind w:left="5760" w:hanging="360"/>
+      </w:pPr>
+      <w:rPr>
+        <w:rFonts w:ascii="Wingdings" w:hAnsi="Wingdings" w:hint="default"/>
+        <w:sz w:val="20"/>
+      </w:rPr>
+    </w:lvl>
+    <w:lvl w:ilvl="8" w:tentative="1">
+      <w:start w:val="1"/>
+      <w:numFmt w:val="bullet"/>
+      <w:lvlText w:val=""/>
+      <w:lvlJc w:val="left"/>
+      <w:pPr>
+        <w:tabs>
+          <w:tab w:val="num" w:pos="6480"/>
+        </w:tabs>
+        <w:ind w:left="6480" w:hanging="360"/>
+      </w:pPr>
+      <w:rPr>
+        <w:rFonts w:ascii="Wingdings" w:hAnsi="Wingdings" w:hint="default"/>
+        <w:sz w:val="20"/>
+      </w:rPr>
+    </w:lvl>
+  </w:abstractNum>
+  <w:abstractNum w:abstractNumId="4" w15:restartNumberingAfterBreak="0">
+    <w:nsid w:val="5BE825E9"/>
+    <w:multiLevelType w:val="hybridMultilevel"/>
+    <w:tmpl w:val="E95CF636"/>
+    <w:lvl w:ilvl="0" w:tplc="0410000F">
+      <w:start w:val="1"/>
+      <w:numFmt w:val="decimal"/>
+      <w:lvlText w:val="%1."/>
+      <w:lvlJc w:val="left"/>
+      <w:pPr>
+        <w:ind w:left="720" w:hanging="360"/>
+      </w:pPr>
+    </w:lvl>
+    <w:lvl w:ilvl="1" w:tplc="04100019">
+      <w:start w:val="1"/>
+      <w:numFmt w:val="lowerLetter"/>
+      <w:lvlText w:val="%2."/>
+      <w:lvlJc w:val="left"/>
+      <w:pPr>
+        <w:ind w:left="1440" w:hanging="360"/>
+      </w:pPr>
+    </w:lvl>
+    <w:lvl w:ilvl="2" w:tplc="04100001">
+      <w:start w:val="1"/>
+      <w:numFmt w:val="bullet"/>
+      <w:lvlText w:val=""/>
+      <w:lvlJc w:val="left"/>
+      <w:pPr>
+        <w:ind w:left="2340" w:hanging="360"/>
+      </w:pPr>
+      <w:rPr>
+        <w:rFonts w:ascii="Symbol" w:hAnsi="Symbol" w:hint="default"/>
+      </w:rPr>
+    </w:lvl>
+    <w:lvl w:ilvl="3" w:tplc="0410000F" w:tentative="1">
+      <w:start w:val="1"/>
+      <w:numFmt w:val="decimal"/>
+      <w:lvlText w:val="%4."/>
+      <w:lvlJc w:val="left"/>
+      <w:pPr>
+        <w:ind w:left="2880" w:hanging="360"/>
+      </w:pPr>
+    </w:lvl>
+    <w:lvl w:ilvl="4" w:tplc="04100019" w:tentative="1">
+      <w:start w:val="1"/>
+      <w:numFmt w:val="lowerLetter"/>
+      <w:lvlText w:val="%5."/>
+      <w:lvlJc w:val="left"/>
+      <w:pPr>
+        <w:ind w:left="3600" w:hanging="360"/>
+      </w:pPr>
+    </w:lvl>
+    <w:lvl w:ilvl="5" w:tplc="0410001B" w:tentative="1">
+      <w:start w:val="1"/>
+      <w:numFmt w:val="lowerRoman"/>
+      <w:lvlText w:val="%6."/>
+      <w:lvlJc w:val="right"/>
+      <w:pPr>
+        <w:ind w:left="4320" w:hanging="180"/>
+      </w:pPr>
+    </w:lvl>
+    <w:lvl w:ilvl="6" w:tplc="0410000F" w:tentative="1">
+      <w:start w:val="1"/>
+      <w:numFmt w:val="decimal"/>
+      <w:lvlText w:val="%7."/>
+      <w:lvlJc w:val="left"/>
+      <w:pPr>
+        <w:ind w:left="5040" w:hanging="360"/>
+      </w:pPr>
+    </w:lvl>
+    <w:lvl w:ilvl="7" w:tplc="04100019" w:tentative="1">
+      <w:start w:val="1"/>
+      <w:numFmt w:val="lowerLetter"/>
+      <w:lvlText w:val="%8."/>
+      <w:lvlJc w:val="left"/>
+      <w:pPr>
+        <w:ind w:left="5760" w:hanging="360"/>
+      </w:pPr>
+    </w:lvl>
+    <w:lvl w:ilvl="8" w:tplc="0410001B" w:tentative="1">
+      <w:start w:val="1"/>
+      <w:numFmt w:val="lowerRoman"/>
+      <w:lvlText w:val="%9."/>
+      <w:lvlJc w:val="right"/>
+      <w:pPr>
+        <w:ind w:left="6480" w:hanging="180"/>
+      </w:pPr>
+    </w:lvl>
+  </w:abstractNum>
   <w:num w:numId="1" w16cid:durableId="2073381053">
+    <w:abstractNumId w:val="2"/>
+  </w:num>
+  <w:num w:numId="2" w16cid:durableId="1481114721">
     <w:abstractNumId w:val="0"/>
+  </w:num>
+  <w:num w:numId="3" w16cid:durableId="220291580">
+    <w:abstractNumId w:val="4"/>
+  </w:num>
+  <w:num w:numId="4" w16cid:durableId="1789544247">
+    <w:abstractNumId w:val="3"/>
+  </w:num>
+  <w:num w:numId="5" w16cid:durableId="823199490">
+    <w:abstractNumId w:val="1"/>
   </w:num>
 </w:numbering>
 </file>
@@ -2545,10 +5273,9 @@
     <w:next w:val="Normale"/>
     <w:link w:val="Titolo3Carattere"/>
     <w:uiPriority w:val="9"/>
-    <w:semiHidden/>
     <w:unhideWhenUsed/>
     <w:qFormat/>
-    <w:rsid w:val="00CC2681"/>
+    <w:rsid w:val="0093657E"/>
     <w:pPr>
       <w:keepNext/>
       <w:keepLines/>
@@ -2557,7 +5284,7 @@
     </w:pPr>
     <w:rPr>
       <w:rFonts w:eastAsiaTheme="majorEastAsia" w:cstheme="majorBidi"/>
-      <w:color w:val="0F4761" w:themeColor="accent1" w:themeShade="BF"/>
+      <w:color w:val="000000" w:themeColor="text1"/>
       <w:sz w:val="28"/>
       <w:szCs w:val="28"/>
     </w:rPr>
@@ -2751,11 +5478,10 @@
     <w:basedOn w:val="Carpredefinitoparagrafo"/>
     <w:link w:val="Titolo3"/>
     <w:uiPriority w:val="9"/>
-    <w:semiHidden/>
-    <w:rsid w:val="00CC2681"/>
+    <w:rsid w:val="0093657E"/>
     <w:rPr>
-      <w:rFonts w:eastAsiaTheme="majorEastAsia" w:cstheme="majorBidi"/>
-      <w:color w:val="0F4761" w:themeColor="accent1" w:themeShade="BF"/>
+      <w:rFonts w:ascii="Consolas" w:eastAsiaTheme="majorEastAsia" w:hAnsi="Consolas" w:cstheme="majorBidi"/>
+      <w:color w:val="000000" w:themeColor="text1"/>
       <w:sz w:val="28"/>
       <w:szCs w:val="28"/>
     </w:rPr>
@@ -3076,6 +5802,57 @@
       <w:bCs/>
     </w:rPr>
   </w:style>
+  <w:style w:type="character" w:customStyle="1" w:styleId="katex-mathml">
+    <w:name w:val="katex-mathml"/>
+    <w:basedOn w:val="Carpredefinitoparagrafo"/>
+    <w:rsid w:val="00B0058D"/>
+  </w:style>
+  <w:style w:type="character" w:customStyle="1" w:styleId="mord">
+    <w:name w:val="mord"/>
+    <w:basedOn w:val="Carpredefinitoparagrafo"/>
+    <w:rsid w:val="00B0058D"/>
+  </w:style>
+  <w:style w:type="character" w:customStyle="1" w:styleId="mrel">
+    <w:name w:val="mrel"/>
+    <w:basedOn w:val="Carpredefinitoparagrafo"/>
+    <w:rsid w:val="00B0058D"/>
+  </w:style>
+  <w:style w:type="character" w:styleId="CodiceHTML">
+    <w:name w:val="HTML Code"/>
+    <w:basedOn w:val="Carpredefinitoparagrafo"/>
+    <w:uiPriority w:val="99"/>
+    <w:semiHidden/>
+    <w:unhideWhenUsed/>
+    <w:rsid w:val="00B0058D"/>
+    <w:rPr>
+      <w:rFonts w:ascii="Courier New" w:eastAsia="Times New Roman" w:hAnsi="Courier New" w:cs="Courier New"/>
+      <w:sz w:val="20"/>
+      <w:szCs w:val="20"/>
+    </w:rPr>
+  </w:style>
+  <w:style w:type="character" w:styleId="Testosegnaposto">
+    <w:name w:val="Placeholder Text"/>
+    <w:basedOn w:val="Carpredefinitoparagrafo"/>
+    <w:uiPriority w:val="99"/>
+    <w:semiHidden/>
+    <w:rsid w:val="00B0058D"/>
+    <w:rPr>
+      <w:color w:val="666666"/>
+    </w:rPr>
+  </w:style>
+  <w:style w:type="paragraph" w:styleId="Sommario3">
+    <w:name w:val="toc 3"/>
+    <w:basedOn w:val="Normale"/>
+    <w:next w:val="Normale"/>
+    <w:autoRedefine/>
+    <w:uiPriority w:val="39"/>
+    <w:unhideWhenUsed/>
+    <w:rsid w:val="002A164E"/>
+    <w:pPr>
+      <w:spacing w:after="100"/>
+      <w:ind w:left="440"/>
+    </w:pPr>
+  </w:style>
 </w:styles>
 </file>
 

--- a/Relazione.docx
+++ b/Relazione.docx
@@ -417,6 +417,15 @@
     </w:p>
     <w:sdt>
       <w:sdtPr>
+        <w:rPr>
+          <w:rFonts w:eastAsiaTheme="minorHAnsi" w:cstheme="minorBidi"/>
+          <w:color w:val="auto"/>
+          <w:kern w:val="2"/>
+          <w:sz w:val="22"/>
+          <w:szCs w:val="22"/>
+          <w:lang w:eastAsia="en-US"/>
+          <w14:ligatures w14:val="standardContextual"/>
+        </w:rPr>
         <w:id w:val="-1324510751"/>
         <w:docPartObj>
           <w:docPartGallery w:val="Table of Contents"/>
@@ -425,15 +434,8 @@
       </w:sdtPr>
       <w:sdtEndPr>
         <w:rPr>
-          <w:rFonts w:eastAsiaTheme="minorHAnsi" w:cstheme="minorBidi"/>
           <w:b/>
           <w:bCs/>
-          <w:color w:val="auto"/>
-          <w:kern w:val="2"/>
-          <w:sz w:val="22"/>
-          <w:szCs w:val="22"/>
-          <w:lang w:eastAsia="en-US"/>
-          <w14:ligatures w14:val="standardContextual"/>
         </w:rPr>
       </w:sdtEndPr>
       <w:sdtContent>
@@ -1328,52 +1330,7 @@
         <w:spacing w:line="360" w:lineRule="auto"/>
       </w:pPr>
       <w:r>
-        <w:t xml:space="preserve">Lo scopo del progetto `e quello di </w:t>
-      </w:r>
-      <w:proofErr w:type="spellStart"/>
-      <w:r>
-        <w:t>implemen</w:t>
-      </w:r>
-      <w:proofErr w:type="spellEnd"/>
-      <w:r>
-        <w:t xml:space="preserve"> tare una </w:t>
-      </w:r>
-      <w:r>
-        <w:t>mini-libreria</w:t>
-      </w:r>
-      <w:r>
-        <w:t xml:space="preserve"> che esegua i seguenti solutori iterativi, limitatamente al caso di matrici simmetriche e definite positive: metodo di </w:t>
-      </w:r>
-      <w:proofErr w:type="spellStart"/>
-      <w:r>
-        <w:t>Jacobi</w:t>
-      </w:r>
-      <w:proofErr w:type="spellEnd"/>
-      <w:r>
-        <w:t xml:space="preserve">, </w:t>
-      </w:r>
-      <w:r>
-        <w:t xml:space="preserve">metodo di </w:t>
-      </w:r>
-      <w:proofErr w:type="spellStart"/>
-      <w:r>
-        <w:t>Gauß</w:t>
-      </w:r>
-      <w:proofErr w:type="spellEnd"/>
-      <w:r>
-        <w:t>-Seidel</w:t>
-      </w:r>
-      <w:r>
-        <w:t xml:space="preserve">, </w:t>
-      </w:r>
-      <w:r>
-        <w:t>metodo del Gradien</w:t>
-      </w:r>
-      <w:r>
-        <w:t xml:space="preserve">te, </w:t>
-      </w:r>
-      <w:r>
-        <w:t>metodo del Gradiente coniugato.</w:t>
+        <w:t>Lo scopo del progetto `e quello di implemen tare una mini-libreria che esegua i seguenti solutori iterativi, limitatamente al caso di matrici simmetriche e definite positive: metodo di Jacobi, metodo di Gauß-Seidel, metodo del Gradiente, metodo del Gradiente coniugato.</w:t>
       </w:r>
     </w:p>
     <w:p>
@@ -1395,25 +1352,7 @@
         <w:t xml:space="preserve">Come linguaggio è stato scelto Julia </w:t>
       </w:r>
       <w:r>
-        <w:t xml:space="preserve">inquanto, oltre ad essere open source, implementa al suo interno funzioni efficienti per operazioni su vettori e matrici tramite la libreria </w:t>
-      </w:r>
-      <w:proofErr w:type="spellStart"/>
-      <w:proofErr w:type="gramStart"/>
-      <w:r>
-        <w:t>LinearAlgebra</w:t>
-      </w:r>
-      <w:proofErr w:type="spellEnd"/>
-      <w:proofErr w:type="gramEnd"/>
-      <w:r>
-        <w:t xml:space="preserve"> e la libreria </w:t>
-      </w:r>
-      <w:proofErr w:type="spellStart"/>
-      <w:r>
-        <w:t>SparseArray</w:t>
-      </w:r>
-      <w:proofErr w:type="spellEnd"/>
-      <w:r>
-        <w:t>, offrendo così un supporto nativo per vettori e matrici, permettendo così di gestire e lavorare anche con matrici sparse nativamente; In oltre la sua compilazione just-in-time e le alte prestazioni lo rendono molto utilizzato in matematica e per i calcoli matematici.</w:t>
+        <w:t>inquanto, oltre ad essere open source, implementa al suo interno funzioni efficienti per operazioni su vettori e matrici tramite la libreria LinearAlgebra e la libreria SparseArray, offrendo così un supporto nativo per vettori e matrici, permettendo così di gestire e lavorare anche con matrici sparse nativamente; In oltre la sua compilazione just-in-time e le alte prestazioni lo rendono molto utilizzato in matematica e per i calcoli matematici.</w:t>
       </w:r>
     </w:p>
     <w:p>
@@ -1467,13 +1406,7 @@
         <w:t>libreria modulare in Julia</w:t>
       </w:r>
       <w:r>
-        <w:t xml:space="preserve">, pensata per essere riutilizzabile, estendibile e facilmente </w:t>
-      </w:r>
-      <w:r>
-        <w:t>mantenibile</w:t>
-      </w:r>
-      <w:r>
-        <w:t>.</w:t>
+        <w:t>, pensata per essere riutilizzabile, estendibile e facilmente mantenibile.</w:t>
       </w:r>
       <w:r>
         <w:t xml:space="preserve"> </w:t>
@@ -1484,15 +1417,7 @@
         <w:spacing w:line="360" w:lineRule="auto"/>
       </w:pPr>
       <w:r>
-        <w:t xml:space="preserve">La classe </w:t>
-      </w:r>
-      <w:proofErr w:type="spellStart"/>
-      <w:r>
-        <w:t>Main</w:t>
-      </w:r>
-      <w:proofErr w:type="spellEnd"/>
-      <w:r>
-        <w:t xml:space="preserve"> </w:t>
+        <w:t xml:space="preserve">La classe Main </w:t>
       </w:r>
       <w:r>
         <w:t xml:space="preserve">prende in input le matrici presenti nei file </w:t>
@@ -1573,55 +1498,20 @@
         <w:spacing w:line="360" w:lineRule="auto"/>
       </w:pPr>
       <w:r>
-        <w:t xml:space="preserve">Funzione: </w:t>
-      </w:r>
-      <w:proofErr w:type="spellStart"/>
-      <w:r>
-        <w:t>load_</w:t>
+        <w:t>Funzione: load_</w:t>
       </w:r>
       <w:r>
         <w:t>sparse_</w:t>
       </w:r>
-      <w:proofErr w:type="gramStart"/>
-      <w:r>
-        <w:t>matrix</w:t>
-      </w:r>
-      <w:proofErr w:type="spellEnd"/>
-      <w:r>
-        <w:t>(</w:t>
-      </w:r>
-      <w:proofErr w:type="spellStart"/>
-      <w:proofErr w:type="gramEnd"/>
-      <w:r>
-        <w:t>file</w:t>
-      </w:r>
-      <w:r>
-        <w:t>_</w:t>
-      </w:r>
-      <w:proofErr w:type="gramStart"/>
-      <w:r>
-        <w:t>path</w:t>
-      </w:r>
-      <w:proofErr w:type="spellEnd"/>
-      <w:r>
-        <w:t>::</w:t>
-      </w:r>
-      <w:proofErr w:type="spellStart"/>
-      <w:proofErr w:type="gramEnd"/>
-      <w:r>
-        <w:t>String</w:t>
-      </w:r>
-      <w:proofErr w:type="spellEnd"/>
-      <w:proofErr w:type="gramStart"/>
-      <w:r>
-        <w:t>)::</w:t>
-      </w:r>
-      <w:proofErr w:type="spellStart"/>
-      <w:proofErr w:type="gramEnd"/>
-      <w:r>
-        <w:t>SparseMatrixCSC</w:t>
-      </w:r>
-      <w:proofErr w:type="spellEnd"/>
+      <w:r>
+        <w:t>matrix(file</w:t>
+      </w:r>
+      <w:r>
+        <w:t>_path</w:t>
+      </w:r>
+      <w:r>
+        <w:t>::String)::SparseMatrixCSC</w:t>
+      </w:r>
     </w:p>
     <w:p>
       <w:pPr>
@@ -1635,15 +1525,7 @@
         <w:t xml:space="preserve">Scopo: </w:t>
       </w:r>
       <w:r>
-        <w:t xml:space="preserve">La funzione </w:t>
-      </w:r>
-      <w:proofErr w:type="spellStart"/>
-      <w:r>
-        <w:t>load_sparse_matrix</w:t>
-      </w:r>
-      <w:proofErr w:type="spellEnd"/>
-      <w:r>
-        <w:t xml:space="preserve"> legge da un file una matrice sparsa salvata in formato testuale. La prima riga indica il numero di righe, colonne e valori non nulli. Le righe successive contengono i valori non nulli con le rispettive posizioni (riga, colonna, valore). La funzione inizializza una matrice sparsa vuota con le dimensioni indicate e poi inserisce i valori letti nella posizione corretta, restituendo infine la matrice costruita</w:t>
+        <w:t>La funzione load_sparse_matrix legge da un file una matrice sparsa salvata in formato testuale. La prima riga indica il numero di righe, colonne e valori non nulli. Le righe successive contengono i valori non nulli con le rispettive posizioni (riga, colonna, valore). La funzione inizializza una matrice sparsa vuota con le dimensioni indicate e poi inserisce i valori letti nella posizione corretta, restituendo infine la matrice costruita</w:t>
       </w:r>
       <w:r>
         <w:t>.</w:t>
@@ -1661,13 +1543,8 @@
         <w:t xml:space="preserve">Generazione </w:t>
       </w:r>
       <w:r>
-        <w:t xml:space="preserve">b </w:t>
-      </w:r>
-      <w:proofErr w:type="spellStart"/>
-      <w:r>
-        <w:t>vector</w:t>
-      </w:r>
-      <w:proofErr w:type="spellEnd"/>
+        <w:t>b vector</w:t>
+      </w:r>
     </w:p>
     <w:p>
       <w:pPr>
@@ -1678,36 +1555,8 @@
         <w:spacing w:line="360" w:lineRule="auto"/>
       </w:pPr>
       <w:r>
-        <w:t xml:space="preserve">Funzione: </w:t>
-      </w:r>
-      <w:proofErr w:type="spellStart"/>
-      <w:r>
-        <w:t>generate_b_</w:t>
-      </w:r>
-      <w:proofErr w:type="gramStart"/>
-      <w:r>
-        <w:t>vector</w:t>
-      </w:r>
-      <w:proofErr w:type="spellEnd"/>
-      <w:r>
-        <w:t>(A::</w:t>
-      </w:r>
-      <w:proofErr w:type="spellStart"/>
-      <w:proofErr w:type="gramEnd"/>
-      <w:r>
-        <w:t>SparseMatrixCSC</w:t>
-      </w:r>
-      <w:proofErr w:type="spellEnd"/>
-      <w:proofErr w:type="gramStart"/>
-      <w:r>
-        <w:t>)::</w:t>
-      </w:r>
-      <w:proofErr w:type="spellStart"/>
-      <w:proofErr w:type="gramEnd"/>
-      <w:r>
-        <w:t>Vector</w:t>
-      </w:r>
-      <w:proofErr w:type="spellEnd"/>
+        <w:t>Funzione: generate_b_vector(A::SparseMatrixCSC)::Vector</w:t>
+      </w:r>
     </w:p>
     <w:p>
       <w:pPr>
@@ -1719,23 +1568,7 @@
       </w:pPr>
       <w:r>
         <w:lastRenderedPageBreak/>
-        <w:t xml:space="preserve">Il metodo </w:t>
-      </w:r>
-      <w:proofErr w:type="spellStart"/>
-      <w:r>
-        <w:t>generate_b_vector</w:t>
-      </w:r>
-      <w:proofErr w:type="spellEnd"/>
-      <w:r>
-        <w:t xml:space="preserve">(A) genera il vettore dei termini noti b per un sistema lineare </w:t>
-      </w:r>
-      <w:proofErr w:type="spellStart"/>
-      <w:r>
-        <w:t>Ax</w:t>
-      </w:r>
-      <w:proofErr w:type="spellEnd"/>
-      <w:r>
-        <w:t>=b, assumendo come soluzione esatta il vettore x composto da soli 1.</w:t>
+        <w:t>Il metodo generate_b_vector(A) genera il vettore dei termini noti b per un sistema lineare Ax=b, assumendo come soluzione esatta il vettore x composto da soli 1.</w:t>
       </w:r>
     </w:p>
     <w:p>
@@ -1761,45 +1594,11 @@
       <w:r>
         <w:t xml:space="preserve">Funzione: </w:t>
       </w:r>
-      <w:proofErr w:type="spellStart"/>
-      <w:r>
-        <w:t>forward_</w:t>
-      </w:r>
-      <w:proofErr w:type="gramStart"/>
-      <w:r>
-        <w:t>substitutio</w:t>
-      </w:r>
-      <w:r>
-        <w:t>n</w:t>
-      </w:r>
-      <w:proofErr w:type="spellEnd"/>
-      <w:r>
-        <w:t>(A::</w:t>
-      </w:r>
-      <w:proofErr w:type="spellStart"/>
-      <w:proofErr w:type="gramEnd"/>
-      <w:r>
-        <w:t>SparseMatrixCSC</w:t>
-      </w:r>
-      <w:proofErr w:type="spellEnd"/>
-      <w:r>
-        <w:t xml:space="preserve">, </w:t>
-      </w:r>
-      <w:proofErr w:type="gramStart"/>
-      <w:r>
-        <w:t>b::</w:t>
-      </w:r>
-      <w:proofErr w:type="gramEnd"/>
-      <w:r>
-        <w:t>Vector</w:t>
-      </w:r>
-      <w:proofErr w:type="gramStart"/>
-      <w:r>
-        <w:t>)::</w:t>
-      </w:r>
-      <w:proofErr w:type="gramEnd"/>
-      <w:r>
-        <w:t>Vector</w:t>
+      <w:r>
+        <w:t>forward_substitutio</w:t>
+      </w:r>
+      <w:r>
+        <w:t>n(A::SparseMatrixCSC, b::Vector)::Vector</w:t>
       </w:r>
     </w:p>
     <w:p>
@@ -1811,21 +1610,11 @@
         <w:spacing w:line="360" w:lineRule="auto"/>
       </w:pPr>
       <w:r>
-        <w:t xml:space="preserve">La funzione </w:t>
-      </w:r>
-      <w:proofErr w:type="spellStart"/>
-      <w:r>
-        <w:t>forward_substitution</w:t>
-      </w:r>
-      <w:proofErr w:type="spellEnd"/>
-      <w:r>
-        <w:t xml:space="preserve"> risolve un sistema lineare triangolare inferiore </w:t>
-      </w:r>
-      <w:proofErr w:type="spellStart"/>
+        <w:t xml:space="preserve">La funzione forward_substitution risolve un sistema lineare triangolare inferiore </w:t>
+      </w:r>
       <w:r>
         <w:t>Ax</w:t>
       </w:r>
-      <w:proofErr w:type="spellEnd"/>
       <w:r>
         <w:t>=b, dove A è una matrice triangolare inferiore e b è un vettore colonna. Il metodo procede "in avanti", calcolando gli elementi di x uno alla volta, partendo dal primo, utilizzando i valori già calcolati.</w:t>
       </w:r>
@@ -1859,51 +1648,25 @@
         <w:spacing w:line="360" w:lineRule="auto"/>
       </w:pPr>
       <w:r>
-        <w:t xml:space="preserve">Funzione: </w:t>
-      </w:r>
-      <w:proofErr w:type="spellStart"/>
-      <w:r>
-        <w:t>j</w:t>
+        <w:t>Funzione: j</w:t>
       </w:r>
       <w:r>
         <w:t>acobi</w:t>
       </w:r>
       <w:r>
-        <w:t>_</w:t>
-      </w:r>
-      <w:proofErr w:type="gramStart"/>
-      <w:r>
-        <w:t>method</w:t>
-      </w:r>
-      <w:proofErr w:type="spellEnd"/>
-      <w:r>
-        <w:t>(</w:t>
-      </w:r>
-      <w:proofErr w:type="gramEnd"/>
-      <w:r>
-        <w:t xml:space="preserve">A, b, </w:t>
-      </w:r>
-      <w:proofErr w:type="spellStart"/>
-      <w:r>
-        <w:t>tol</w:t>
+        <w:t>_method</w:t>
+      </w:r>
+      <w:r>
+        <w:t>(A, b, tol</w:t>
       </w:r>
       <w:r>
         <w:t>erance</w:t>
       </w:r>
-      <w:proofErr w:type="spellEnd"/>
-      <w:r>
-        <w:t xml:space="preserve">, </w:t>
-      </w:r>
-      <w:proofErr w:type="spellStart"/>
-      <w:r>
-        <w:t>max_iter</w:t>
-      </w:r>
-      <w:r>
-        <w:t>ation</w:t>
-      </w:r>
-      <w:proofErr w:type="spellEnd"/>
-      <w:r>
-        <w:t>=20000</w:t>
+      <w:r>
+        <w:t>, max_iter</w:t>
+      </w:r>
+      <w:r>
+        <w:t>ation=20000</w:t>
       </w:r>
       <w:r>
         <w:t>)</w:t>
@@ -1920,7 +1683,6 @@
       <w:r>
         <w:t xml:space="preserve">La funzione </w:t>
       </w:r>
-      <w:proofErr w:type="spellStart"/>
       <w:r>
         <w:rPr>
           <w:rStyle w:val="CodiceHTML"/>
@@ -1928,21 +1690,18 @@
         </w:rPr>
         <w:t>jacobi_method</w:t>
       </w:r>
-      <w:proofErr w:type="spellEnd"/>
       <w:r>
         <w:t xml:space="preserve"> risolve il sistema lineare</w:t>
       </w:r>
       <w:r>
         <w:t xml:space="preserve"> </w:t>
       </w:r>
-      <w:proofErr w:type="spellStart"/>
       <w:r>
         <w:rPr>
           <w:rStyle w:val="mord"/>
         </w:rPr>
         <w:t>Ax</w:t>
       </w:r>
-      <w:proofErr w:type="spellEnd"/>
       <w:r>
         <w:rPr>
           <w:rStyle w:val="mrel"/>
@@ -1964,18 +1723,8 @@
           <w:b w:val="0"/>
           <w:bCs w:val="0"/>
         </w:rPr>
-        <w:t xml:space="preserve">metodo di </w:t>
-      </w:r>
-      <w:proofErr w:type="spellStart"/>
-      <w:r>
-        <w:rPr>
-          <w:rStyle w:val="Enfasigrassetto"/>
-          <w:b w:val="0"/>
-          <w:bCs w:val="0"/>
-        </w:rPr>
-        <w:t>Jacobi</w:t>
-      </w:r>
-      <w:proofErr w:type="spellEnd"/>
+        <w:t>metodo di Jacobi</w:t>
+      </w:r>
       <w:r>
         <w:t>. Parte da una soluzione iniziale nulla (</w:t>
       </w:r>
@@ -2137,47 +1886,10 @@
         <w:ind w:left="2160"/>
       </w:pPr>
       <w:r>
-        <w:t xml:space="preserve">dove D è la diagonale di A. L'inverso della diagonale viene </w:t>
-      </w:r>
-      <w:proofErr w:type="spellStart"/>
-      <w:r>
-        <w:t>precomputato</w:t>
-      </w:r>
-      <w:proofErr w:type="spellEnd"/>
-      <w:r>
-        <w:t xml:space="preserve"> (</w:t>
-      </w:r>
-      <w:proofErr w:type="spellStart"/>
-      <w:r>
-        <w:t>inv_diag</w:t>
-      </w:r>
-      <w:proofErr w:type="spellEnd"/>
-      <w:r>
-        <w:t>)</w:t>
-      </w:r>
-      <w:r>
-        <w:t xml:space="preserve"> con il metodo </w:t>
-      </w:r>
-      <w:proofErr w:type="spellStart"/>
-      <w:proofErr w:type="gramStart"/>
-      <w:r>
-        <w:t>spdiagm</w:t>
-      </w:r>
-      <w:proofErr w:type="spellEnd"/>
-      <w:r>
-        <w:t>(</w:t>
-      </w:r>
-      <w:proofErr w:type="gramEnd"/>
-      <w:r>
-        <w:t xml:space="preserve">) della libreria </w:t>
-      </w:r>
-      <w:proofErr w:type="spellStart"/>
-      <w:r>
-        <w:t>SparseArray</w:t>
-      </w:r>
-      <w:proofErr w:type="spellEnd"/>
-      <w:r>
-        <w:t>.</w:t>
+        <w:t>dove D è la diagonale di A. L'inverso della diagonale viene precomputato (inv_diag)</w:t>
+      </w:r>
+      <w:r>
+        <w:t xml:space="preserve"> con il metodo spdiagm() della libreria SparseArray.</w:t>
       </w:r>
       <w:r>
         <w:t xml:space="preserve"> </w:t>
@@ -2194,11 +1906,9 @@
         </w:rPr>
         <w:t>|</w:t>
       </w:r>
-      <w:proofErr w:type="spellStart"/>
       <w:r>
         <w:t>Ax</w:t>
       </w:r>
-      <w:proofErr w:type="spellEnd"/>
       <w:r>
         <w:rPr>
           <w:rFonts w:cs="Consolas"/>
@@ -2259,46 +1969,26 @@
       <w:r>
         <w:t xml:space="preserve">Funzione: </w:t>
       </w:r>
-      <w:proofErr w:type="spellStart"/>
       <w:r>
         <w:t>gauss_seidel</w:t>
       </w:r>
       <w:r>
-        <w:t>_</w:t>
-      </w:r>
-      <w:proofErr w:type="gramStart"/>
-      <w:r>
-        <w:t>method</w:t>
-      </w:r>
-      <w:proofErr w:type="spellEnd"/>
+        <w:t>_method</w:t>
+      </w:r>
       <w:r>
         <w:t>(</w:t>
       </w:r>
-      <w:proofErr w:type="gramEnd"/>
-      <w:r>
-        <w:t xml:space="preserve">A, b, </w:t>
-      </w:r>
-      <w:proofErr w:type="spellStart"/>
-      <w:r>
-        <w:t>tol</w:t>
+      <w:r>
+        <w:t>A, b, tol</w:t>
       </w:r>
       <w:r>
         <w:t>erance</w:t>
       </w:r>
-      <w:proofErr w:type="spellEnd"/>
-      <w:r>
-        <w:t xml:space="preserve">, </w:t>
-      </w:r>
-      <w:proofErr w:type="spellStart"/>
-      <w:r>
-        <w:t>max_iter</w:t>
-      </w:r>
-      <w:r>
-        <w:t>ation</w:t>
-      </w:r>
-      <w:proofErr w:type="spellEnd"/>
-      <w:r>
-        <w:t>=20000</w:t>
+      <w:r>
+        <w:t>, max_iter</w:t>
+      </w:r>
+      <w:r>
+        <w:t>ation=20000</w:t>
       </w:r>
       <w:r>
         <w:t>)</w:t>
@@ -2313,23 +2003,7 @@
         <w:spacing w:line="360" w:lineRule="auto"/>
       </w:pPr>
       <w:r>
-        <w:t xml:space="preserve">La funzione </w:t>
-      </w:r>
-      <w:proofErr w:type="spellStart"/>
-      <w:r>
-        <w:t>gauss_seidel_method</w:t>
-      </w:r>
-      <w:proofErr w:type="spellEnd"/>
-      <w:r>
-        <w:t xml:space="preserve"> implementa il metodo iterativo di Gauss-Seidel per risolvere un sistema lineare </w:t>
-      </w:r>
-      <w:proofErr w:type="spellStart"/>
-      <w:r>
-        <w:t>Ax</w:t>
-      </w:r>
-      <w:proofErr w:type="spellEnd"/>
-      <w:r>
-        <w:t xml:space="preserve">=b. Si parte da una soluzione iniziale </w:t>
+        <w:t xml:space="preserve">La funzione gauss_seidel_method implementa il metodo iterativo di Gauss-Seidel per risolvere un sistema lineare Ax=b. Si parte da una soluzione iniziale </w:t>
       </w:r>
       <w:r>
         <w:t>x</w:t>
@@ -2341,15 +2015,7 @@
         <w:t>r</w:t>
       </w:r>
       <w:r>
-        <w:t>=b−</w:t>
-      </w:r>
-      <w:proofErr w:type="spellStart"/>
-      <w:r>
-        <w:t>Ax</w:t>
-      </w:r>
-      <w:proofErr w:type="spellEnd"/>
-      <w:r>
-        <w:t>, ovvero l’errore rispetto alla soluzione esatta.</w:t>
+        <w:t>=b−Ax, ovvero l’errore rispetto alla soluzione esatta.</w:t>
       </w:r>
       <w:r>
         <w:br/>
@@ -2359,15 +2025,7 @@
       </w:r>
       <w:r>
         <w:lastRenderedPageBreak/>
-        <w:t xml:space="preserve">risolvendo un sistema triangolare inferiore </w:t>
-      </w:r>
-      <w:proofErr w:type="spellStart"/>
-      <w:r>
-        <w:t>Lδx</w:t>
-      </w:r>
-      <w:proofErr w:type="spellEnd"/>
-      <w:r>
-        <w:t>=r</w:t>
+        <w:t>risolvendo un sistema triangolare inferiore Lδx=r</w:t>
       </w:r>
       <w:r>
         <w:t>,</w:t>
@@ -2415,52 +2073,32 @@
       <w:r>
         <w:t xml:space="preserve">Funzione: </w:t>
       </w:r>
-      <w:proofErr w:type="spellStart"/>
       <w:r>
         <w:t>gradient_descent</w:t>
       </w:r>
       <w:r>
-        <w:t>_</w:t>
-      </w:r>
-      <w:proofErr w:type="gramStart"/>
-      <w:r>
-        <w:t>method</w:t>
-      </w:r>
-      <w:proofErr w:type="spellEnd"/>
+        <w:t>_method</w:t>
+      </w:r>
       <w:r>
         <w:t>(</w:t>
       </w:r>
-      <w:proofErr w:type="gramEnd"/>
-      <w:r>
-        <w:t xml:space="preserve">A, b, </w:t>
-      </w:r>
-      <w:proofErr w:type="spellStart"/>
-      <w:r>
-        <w:t>tol</w:t>
+      <w:r>
+        <w:t>A, b, tol</w:t>
       </w:r>
       <w:r>
         <w:t>erance</w:t>
       </w:r>
-      <w:proofErr w:type="spellEnd"/>
       <w:r>
         <w:t>,</w:t>
       </w:r>
       <w:r>
-        <w:t xml:space="preserve"> </w:t>
-      </w:r>
-      <w:proofErr w:type="spellStart"/>
-      <w:r>
-        <w:t>m</w:t>
+        <w:t xml:space="preserve"> m</w:t>
       </w:r>
       <w:r>
         <w:t>ax_iter</w:t>
       </w:r>
       <w:r>
-        <w:t>ation</w:t>
-      </w:r>
-      <w:proofErr w:type="spellEnd"/>
-      <w:r>
-        <w:t>=</w:t>
+        <w:t>ation=</w:t>
       </w:r>
       <w:r>
         <w:t xml:space="preserve"> </w:t>
@@ -2481,24 +2119,11 @@
         <w:spacing w:line="360" w:lineRule="auto"/>
       </w:pPr>
       <w:r>
-        <w:t xml:space="preserve">La funzione </w:t>
-      </w:r>
-      <w:proofErr w:type="spellStart"/>
-      <w:r>
-        <w:t>gradient_descent_method</w:t>
-      </w:r>
-      <w:proofErr w:type="spellEnd"/>
-      <w:r>
-        <w:t xml:space="preserve"> risolve il sistema </w:t>
-      </w:r>
-      <w:r>
-        <w:t xml:space="preserve">lineare </w:t>
-      </w:r>
-      <w:proofErr w:type="spellStart"/>
+        <w:t xml:space="preserve">La funzione gradient_descent_method risolve il sistema lineare </w:t>
+      </w:r>
       <w:r>
         <w:t>Ax</w:t>
       </w:r>
-      <w:proofErr w:type="spellEnd"/>
       <w:r>
         <w:t>=b per matrici simmetriche e definite positive usando il metodo del gradiente.</w:t>
       </w:r>
@@ -2510,15 +2135,7 @@
         <w:t xml:space="preserve"> </w:t>
       </w:r>
       <w:r>
-        <w:t>Parte da una soluzione iniziale nulla (x = 0) e, ad ogni iterazione, calcola il residuo r=b−</w:t>
-      </w:r>
-      <w:proofErr w:type="spellStart"/>
-      <w:r>
-        <w:t>Ax</w:t>
-      </w:r>
-      <w:proofErr w:type="spellEnd"/>
-      <w:r>
-        <w:t>, che rappresenta la direzione del gradiente del funzionale di errore quadratico.</w:t>
+        <w:t>Parte da una soluzione iniziale nulla (x = 0) e, ad ogni iterazione, calcola il residuo r=b−Ax, che rappresenta la direzione del gradiente del funzionale di errore quadratico.</w:t>
       </w:r>
     </w:p>
     <w:p>
@@ -2527,15 +2144,7 @@
         <w:ind w:left="2160"/>
       </w:pPr>
       <w:r>
-        <w:t>Poi determina un passo ottimale (</w:t>
-      </w:r>
-      <w:proofErr w:type="spellStart"/>
-      <w:r>
-        <w:t>step_size</w:t>
-      </w:r>
-      <w:proofErr w:type="spellEnd"/>
-      <w:r>
-        <w:t>) lungo questa direzione, calcolato come:</w:t>
+        <w:t>Poi determina un passo ottimale (step_size) lungo questa direzione, calcolato come:</w:t>
       </w:r>
     </w:p>
     <w:p>
@@ -2783,25 +2392,14 @@
         </w:rPr>
         <w:t>|</w:t>
       </w:r>
-      <w:proofErr w:type="spellStart"/>
-      <w:r>
-        <w:t>Ax</w:t>
-      </w:r>
-      <w:proofErr w:type="spellEnd"/>
-      <w:r>
-        <w:t>−b</w:t>
+      <w:r>
+        <w:t>Ax−b</w:t>
       </w:r>
       <w:r>
         <w:rPr>
           <w:rFonts w:ascii="Cambria Math" w:hAnsi="Cambria Math" w:cs="Cambria Math"/>
         </w:rPr>
-        <w:t>|/</w:t>
-      </w:r>
-      <w:r>
-        <w:rPr>
-          <w:rFonts w:ascii="Cambria Math" w:hAnsi="Cambria Math" w:cs="Cambria Math"/>
-        </w:rPr>
-        <w:t>|</w:t>
+        <w:t>|/|</w:t>
       </w:r>
       <w:r>
         <w:t>b</w:t>
@@ -2831,46 +2429,26 @@
       <w:r>
         <w:t xml:space="preserve">Funzione: </w:t>
       </w:r>
-      <w:proofErr w:type="spellStart"/>
       <w:r>
         <w:t>conjugate_gradient</w:t>
       </w:r>
       <w:r>
-        <w:t>_</w:t>
-      </w:r>
-      <w:proofErr w:type="gramStart"/>
-      <w:r>
-        <w:t>method</w:t>
-      </w:r>
-      <w:proofErr w:type="spellEnd"/>
+        <w:t>_method</w:t>
+      </w:r>
       <w:r>
         <w:t>(</w:t>
       </w:r>
-      <w:proofErr w:type="gramEnd"/>
-      <w:r>
-        <w:t xml:space="preserve">A, b, </w:t>
-      </w:r>
-      <w:proofErr w:type="spellStart"/>
-      <w:r>
-        <w:t>tol</w:t>
+      <w:r>
+        <w:t>A, b, tol</w:t>
       </w:r>
       <w:r>
         <w:t>erance</w:t>
       </w:r>
-      <w:proofErr w:type="spellEnd"/>
-      <w:r>
-        <w:t xml:space="preserve">, </w:t>
-      </w:r>
-      <w:proofErr w:type="spellStart"/>
-      <w:r>
-        <w:t>max_iter</w:t>
-      </w:r>
-      <w:r>
-        <w:t>ation</w:t>
-      </w:r>
-      <w:proofErr w:type="spellEnd"/>
-      <w:r>
-        <w:t>=20000</w:t>
+      <w:r>
+        <w:t>, max_iter</w:t>
+      </w:r>
+      <w:r>
+        <w:t>ation=20000</w:t>
       </w:r>
       <w:r>
         <w:t>)</w:t>
@@ -2885,21 +2463,11 @@
         <w:spacing w:line="360" w:lineRule="auto"/>
       </w:pPr>
       <w:r>
-        <w:t xml:space="preserve">La funzione </w:t>
-      </w:r>
-      <w:proofErr w:type="spellStart"/>
-      <w:r>
-        <w:t>gradient_descent_method</w:t>
-      </w:r>
-      <w:proofErr w:type="spellEnd"/>
-      <w:r>
-        <w:t xml:space="preserve"> risolve il sistema lineare </w:t>
-      </w:r>
-      <w:proofErr w:type="spellStart"/>
+        <w:t xml:space="preserve">La funzione gradient_descent_method risolve il sistema lineare </w:t>
+      </w:r>
       <w:r>
         <w:t>Ax</w:t>
       </w:r>
-      <w:proofErr w:type="spellEnd"/>
       <w:r>
         <w:t>=b per matrici simmetriche e definite positive usando il metodo del gradiente</w:t>
       </w:r>
@@ -2916,15 +2484,7 @@
         <w:t>P</w:t>
       </w:r>
       <w:r>
-        <w:t>arte da una soluzione iniziale x=0, da cui si calcola il primo residuo r0​=b−</w:t>
-      </w:r>
-      <w:proofErr w:type="spellStart"/>
-      <w:r>
-        <w:t>Ax</w:t>
-      </w:r>
-      <w:proofErr w:type="spellEnd"/>
-      <w:r>
-        <w:t>=b, che funge anche da direzione iniziale d0​. A ogni iterazione, si calcola un passo ottimale α</w:t>
+        <w:t>arte da una soluzione iniziale x=0, da cui si calcola il primo residuo r0​=b−Ax=b, che funge anche da direzione iniziale d0​. A ogni iterazione, si calcola un passo ottimale α</w:t>
       </w:r>
       <w:r>
         <w:rPr>
@@ -3126,7 +2686,6 @@
       <w:r>
         <w:t xml:space="preserve">che stabilisce quanto spostarsi lungo la direzione corrente </w:t>
       </w:r>
-      <w:proofErr w:type="spellStart"/>
       <w:r>
         <w:t>d</w:t>
       </w:r>
@@ -3136,7 +2695,6 @@
         </w:rPr>
         <w:t>k</w:t>
       </w:r>
-      <w:proofErr w:type="spellEnd"/>
       <w:r>
         <w:t>​ per aggiornare la soluzione x</w:t>
       </w:r>
@@ -3381,13 +2939,7 @@
                     <w:rPr>
                       <w:rFonts w:ascii="Cambria Math" w:hAnsi="Cambria Math"/>
                     </w:rPr>
-                    <m:t>k</m:t>
-                  </m:r>
-                  <m:r>
-                    <w:rPr>
-                      <w:rFonts w:ascii="Cambria Math" w:hAnsi="Cambria Math"/>
-                    </w:rPr>
-                    <m:t>+1</m:t>
+                    <m:t>k+1</m:t>
                   </m:r>
                 </m:sub>
               </m:sSub>
@@ -3507,14 +3059,7 @@
         <w:rPr>
           <w:rFonts w:ascii="Cambria Math" w:hAnsi="Cambria Math" w:cs="Cambria Math"/>
         </w:rPr>
-        <w:t>|</w:t>
-      </w:r>
-      <w:proofErr w:type="spellStart"/>
-      <w:r>
-        <w:rPr>
-          <w:rFonts w:ascii="Cambria Math" w:hAnsi="Cambria Math" w:cs="Cambria Math"/>
-        </w:rPr>
-        <w:t>r</w:t>
+        <w:t>|r</w:t>
       </w:r>
       <w:r>
         <w:rPr>
@@ -3523,7 +3068,6 @@
         </w:rPr>
         <w:t>k</w:t>
       </w:r>
-      <w:proofErr w:type="spellEnd"/>
       <w:r>
         <w:rPr>
           <w:rFonts w:ascii="Cambria Math" w:hAnsi="Cambria Math" w:cs="Cambria Math"/>
@@ -3630,31 +3174,7 @@
         <w:spacing w:line="360" w:lineRule="auto"/>
       </w:pPr>
       <w:r>
-        <w:t xml:space="preserve">Impostazione della soluzione esatta </w:t>
-      </w:r>
-      <w:proofErr w:type="spellStart"/>
-      <w:r>
-        <w:t>x_exact</w:t>
-      </w:r>
-      <w:proofErr w:type="spellEnd"/>
-      <w:r>
-        <w:t xml:space="preserve"> = </w:t>
-      </w:r>
-      <w:proofErr w:type="spellStart"/>
-      <w:r>
-        <w:t>ones</w:t>
-      </w:r>
-      <w:proofErr w:type="spellEnd"/>
-      <w:r>
-        <w:t>(</w:t>
-      </w:r>
-      <w:proofErr w:type="spellStart"/>
-      <w:r>
-        <w:t>length</w:t>
-      </w:r>
-      <w:proofErr w:type="spellEnd"/>
-      <w:r>
-        <w:t>(b))</w:t>
+        <w:t>Impostazione della soluzione esatta x_exact = ones(length(b))</w:t>
       </w:r>
       <w:r>
         <w:t>;</w:t>
@@ -3681,58 +3201,34 @@
         <w:t xml:space="preserve"> viene: fatta l’e</w:t>
       </w:r>
       <w:r>
-        <w:t xml:space="preserve">secuzione dei </w:t>
-      </w:r>
-      <w:proofErr w:type="gramStart"/>
-      <w:r>
-        <w:t>4</w:t>
-      </w:r>
-      <w:proofErr w:type="gramEnd"/>
-      <w:r>
-        <w:t xml:space="preserve"> metodi iterativi</w:t>
+        <w:t>secuzione dei 4 metodi iterativi</w:t>
       </w:r>
       <w:r>
         <w:t xml:space="preserve"> (</w:t>
       </w:r>
-      <w:proofErr w:type="spellStart"/>
       <w:r>
         <w:t>jacobi_method</w:t>
       </w:r>
-      <w:proofErr w:type="spellEnd"/>
       <w:r>
         <w:t xml:space="preserve">, </w:t>
       </w:r>
-      <w:proofErr w:type="spellStart"/>
       <w:r>
         <w:t>gauss_seidel_method</w:t>
       </w:r>
-      <w:proofErr w:type="spellEnd"/>
       <w:r>
         <w:t xml:space="preserve">, </w:t>
       </w:r>
-      <w:proofErr w:type="spellStart"/>
       <w:r>
         <w:t>radient_descent_method</w:t>
       </w:r>
-      <w:proofErr w:type="spellEnd"/>
       <w:r>
         <w:t xml:space="preserve">, </w:t>
       </w:r>
-      <w:proofErr w:type="spellStart"/>
-      <w:r>
-        <w:t>conjugate_gradient_</w:t>
-      </w:r>
-      <w:proofErr w:type="gramStart"/>
-      <w:r>
-        <w:t>method</w:t>
-      </w:r>
-      <w:proofErr w:type="spellEnd"/>
-      <w:r>
-        <w:t xml:space="preserve"> )</w:t>
-      </w:r>
-      <w:proofErr w:type="gramEnd"/>
-      <w:r>
-        <w:t>, fatta la m</w:t>
+      <w:r>
+        <w:t>conjugate_gradient_method</w:t>
+      </w:r>
+      <w:r>
+        <w:t xml:space="preserve"> ), fatta la m</w:t>
       </w:r>
       <w:r>
         <w:t>isurazione del tempo di esecuzione con @elapsed</w:t>
@@ -3750,15 +3246,7 @@
         <w:t xml:space="preserve"> creato</w:t>
       </w:r>
       <w:r>
-        <w:t xml:space="preserve"> un dizionario </w:t>
-      </w:r>
-      <w:proofErr w:type="spellStart"/>
-      <w:r>
-        <w:t>results</w:t>
-      </w:r>
-      <w:proofErr w:type="spellEnd"/>
-      <w:r>
-        <w:t xml:space="preserve"> contenente tutti i dati</w:t>
+        <w:t xml:space="preserve"> un dizionario results contenente tutti i dati</w:t>
       </w:r>
       <w:r>
         <w:t xml:space="preserve"> in formato</w:t>
@@ -3770,15 +3258,7 @@
         <w:t xml:space="preserve"> che verranno poi salvati</w:t>
       </w:r>
       <w:r>
-        <w:t xml:space="preserve"> nella directory </w:t>
-      </w:r>
-      <w:proofErr w:type="spellStart"/>
-      <w:r>
-        <w:t>results</w:t>
-      </w:r>
-      <w:proofErr w:type="spellEnd"/>
-      <w:r>
-        <w:t>.</w:t>
+        <w:t xml:space="preserve"> nella directory results.</w:t>
       </w:r>
     </w:p>
     <w:p>
@@ -3838,20 +3318,7 @@
         <w:spacing w:line="360" w:lineRule="auto"/>
       </w:pPr>
       <w:r>
-        <w:t xml:space="preserve">Lettura dei </w:t>
-      </w:r>
-      <w:proofErr w:type="gramStart"/>
-      <w:r>
-        <w:t>file .</w:t>
-      </w:r>
-      <w:proofErr w:type="spellStart"/>
-      <w:r>
-        <w:t>json</w:t>
-      </w:r>
-      <w:proofErr w:type="spellEnd"/>
-      <w:proofErr w:type="gramEnd"/>
-      <w:r>
-        <w:t xml:space="preserve"> generati</w:t>
+        <w:t>Lettura dei file .json generati</w:t>
       </w:r>
       <w:r>
         <w:t>;</w:t>
@@ -3937,18 +3404,8 @@
         <w:spacing w:line="360" w:lineRule="auto"/>
       </w:pPr>
       <w:r>
-        <w:t xml:space="preserve">Lettura delle iterazioni dai </w:t>
-      </w:r>
-      <w:proofErr w:type="gramStart"/>
-      <w:r>
-        <w:t>file .</w:t>
-      </w:r>
-      <w:proofErr w:type="spellStart"/>
-      <w:r>
-        <w:t>json</w:t>
-      </w:r>
-      <w:proofErr w:type="spellEnd"/>
-      <w:proofErr w:type="gramEnd"/>
+        <w:t>Lettura delle iterazioni dai file .json</w:t>
+      </w:r>
       <w:r>
         <w:t>;</w:t>
       </w:r>
@@ -4037,16 +3494,7 @@
         <w:spacing w:line="360" w:lineRule="auto"/>
       </w:pPr>
       <w:r>
-        <w:t xml:space="preserve">Grafico </w:t>
-      </w:r>
-      <w:r>
-        <w:t>tempo di esecuzione</w:t>
-      </w:r>
-      <w:r>
-        <w:t xml:space="preserve"> vs tolleranza creato mediante</w:t>
-      </w:r>
-      <w:r>
-        <w:t>:</w:t>
+        <w:t>Grafico tempo di esecuzione vs tolleranza creato mediante:</w:t>
       </w:r>
     </w:p>
     <w:p>
@@ -4059,18 +3507,8 @@
         <w:spacing w:line="360" w:lineRule="auto"/>
       </w:pPr>
       <w:r>
-        <w:t xml:space="preserve">Lettura dei tempi (in millisecondi) dai </w:t>
-      </w:r>
-      <w:proofErr w:type="gramStart"/>
-      <w:r>
-        <w:t>file .</w:t>
-      </w:r>
-      <w:proofErr w:type="spellStart"/>
-      <w:r>
-        <w:t>json</w:t>
-      </w:r>
-      <w:proofErr w:type="spellEnd"/>
-      <w:proofErr w:type="gramEnd"/>
+        <w:t>Lettura dei tempi (in millisecondi) dai file .json</w:t>
+      </w:r>
       <w:r>
         <w:t>;</w:t>
       </w:r>
@@ -4156,7 +3594,1027 @@
       </w:r>
     </w:p>
     <w:p/>
+    <w:p>
+      <w:pPr>
+        <w:jc w:val="left"/>
+      </w:pPr>
+      <w:r>
+        <w:br w:type="page"/>
+      </w:r>
+    </w:p>
+    <w:p>
+      <w:pPr>
+        <w:pStyle w:val="Titolo1"/>
+      </w:pPr>
+      <w:r>
+        <w:lastRenderedPageBreak/>
+        <w:t>Analisi dei risultati ottenuti</w:t>
+      </w:r>
+    </w:p>
+    <w:p>
+      <w:pPr>
+        <w:pStyle w:val="Titolo2"/>
+      </w:pPr>
+      <w:r>
+        <w:rPr>
+          <w:noProof/>
+        </w:rPr>
+        <w:drawing>
+          <wp:anchor distT="0" distB="0" distL="114300" distR="114300" simplePos="0" relativeHeight="251659264" behindDoc="1" locked="0" layoutInCell="1" allowOverlap="1" wp14:anchorId="7F537CBB" wp14:editId="2E7FDC18">
+            <wp:simplePos x="0" y="0"/>
+            <wp:positionH relativeFrom="margin">
+              <wp:align>center</wp:align>
+            </wp:positionH>
+            <wp:positionV relativeFrom="paragraph">
+              <wp:posOffset>430588</wp:posOffset>
+            </wp:positionV>
+            <wp:extent cx="5715000" cy="3810000"/>
+            <wp:effectExtent l="0" t="0" r="0" b="0"/>
+            <wp:wrapTight wrapText="bothSides">
+              <wp:wrapPolygon edited="0">
+                <wp:start x="0" y="0"/>
+                <wp:lineTo x="0" y="21492"/>
+                <wp:lineTo x="21528" y="21492"/>
+                <wp:lineTo x="21528" y="0"/>
+                <wp:lineTo x="0" y="0"/>
+              </wp:wrapPolygon>
+            </wp:wrapTight>
+            <wp:docPr id="163778777" name="Immagine 2"/>
+            <wp:cNvGraphicFramePr>
+              <a:graphicFrameLocks xmlns:a="http://schemas.openxmlformats.org/drawingml/2006/main" noChangeAspect="1"/>
+            </wp:cNvGraphicFramePr>
+            <a:graphic xmlns:a="http://schemas.openxmlformats.org/drawingml/2006/main">
+              <a:graphicData uri="http://schemas.openxmlformats.org/drawingml/2006/picture">
+                <pic:pic xmlns:pic="http://schemas.openxmlformats.org/drawingml/2006/picture">
+                  <pic:nvPicPr>
+                    <pic:cNvPr id="0" name="Picture 2"/>
+                    <pic:cNvPicPr>
+                      <a:picLocks noChangeAspect="1" noChangeArrowheads="1"/>
+                    </pic:cNvPicPr>
+                  </pic:nvPicPr>
+                  <pic:blipFill>
+                    <a:blip r:embed="rId6">
+                      <a:extLst>
+                        <a:ext uri="{28A0092B-C50C-407E-A947-70E740481C1C}">
+                          <a14:useLocalDpi xmlns:a14="http://schemas.microsoft.com/office/drawing/2010/main" val="0"/>
+                        </a:ext>
+                      </a:extLst>
+                    </a:blip>
+                    <a:srcRect/>
+                    <a:stretch>
+                      <a:fillRect/>
+                    </a:stretch>
+                  </pic:blipFill>
+                  <pic:spPr bwMode="auto">
+                    <a:xfrm>
+                      <a:off x="0" y="0"/>
+                      <a:ext cx="5715000" cy="3810000"/>
+                    </a:xfrm>
+                    <a:prstGeom prst="rect">
+                      <a:avLst/>
+                    </a:prstGeom>
+                    <a:noFill/>
+                    <a:ln>
+                      <a:noFill/>
+                    </a:ln>
+                  </pic:spPr>
+                </pic:pic>
+              </a:graphicData>
+            </a:graphic>
+          </wp:anchor>
+        </w:drawing>
+      </w:r>
+      <w:r>
+        <w:t>Matrice Spa1</w:t>
+      </w:r>
+    </w:p>
+    <w:p>
+      <w:r>
+        <w:t>Dal grafico sopra è possibile dedurre i seguenti risultati per ciascun metodo applicato:</w:t>
+      </w:r>
+    </w:p>
+    <w:p>
+      <w:pPr>
+        <w:pStyle w:val="Paragrafoelenco"/>
+        <w:numPr>
+          <w:ilvl w:val="0"/>
+          <w:numId w:val="6"/>
+        </w:numPr>
+      </w:pPr>
+      <w:r>
+        <w:t>Jacobi</w:t>
+      </w:r>
+    </w:p>
+    <w:p>
+      <w:pPr>
+        <w:pStyle w:val="Paragrafoelenco"/>
+        <w:numPr>
+          <w:ilvl w:val="1"/>
+          <w:numId w:val="6"/>
+        </w:numPr>
+      </w:pPr>
+      <w:r>
+        <w:t xml:space="preserve">Per tolleranze strette </w:t>
+      </w:r>
+      <w:r>
+        <w:t xml:space="preserve">ottimo comportamento </w:t>
+      </w:r>
+      <w:r>
+        <w:t>(es. 1e-10, 1e-8), l’errore è comparabile a metodi più sofisticati</w:t>
+      </w:r>
+      <w:r>
+        <w:t>;</w:t>
+      </w:r>
+    </w:p>
+    <w:p>
+      <w:pPr>
+        <w:pStyle w:val="Paragrafoelenco"/>
+        <w:numPr>
+          <w:ilvl w:val="1"/>
+          <w:numId w:val="6"/>
+        </w:numPr>
+      </w:pPr>
+      <w:r>
+        <w:t>Aumentando la tolleranza, l’errore cresce in</w:t>
+      </w:r>
+      <w:r>
+        <w:t xml:space="preserve"> modo controllato</w:t>
+      </w:r>
+      <w:r>
+        <w:t>.</w:t>
+      </w:r>
+    </w:p>
+    <w:p>
+      <w:pPr>
+        <w:pStyle w:val="Paragrafoelenco"/>
+        <w:numPr>
+          <w:ilvl w:val="0"/>
+          <w:numId w:val="6"/>
+        </w:numPr>
+      </w:pPr>
+      <w:r>
+        <w:t>Gauss-seidel:</w:t>
+      </w:r>
+    </w:p>
+    <w:p>
+      <w:pPr>
+        <w:pStyle w:val="Paragrafoelenco"/>
+        <w:numPr>
+          <w:ilvl w:val="1"/>
+          <w:numId w:val="6"/>
+        </w:numPr>
+      </w:pPr>
+      <w:r>
+        <w:t>Mostra un comportamento similare a quello del metodo di jacobi, anche se m</w:t>
+      </w:r>
+      <w:r>
+        <w:t xml:space="preserve">ostra </w:t>
+      </w:r>
+      <w:r>
+        <w:t xml:space="preserve">errore leggermente maggiore </w:t>
+      </w:r>
+      <w:r>
+        <w:t>per stesse tolleranze.</w:t>
+      </w:r>
+    </w:p>
+    <w:p>
+      <w:pPr>
+        <w:pStyle w:val="Paragrafoelenco"/>
+        <w:numPr>
+          <w:ilvl w:val="1"/>
+          <w:numId w:val="6"/>
+        </w:numPr>
+      </w:pPr>
+      <w:r>
+        <w:t>Comportamento lineare e prevedibile rispetto alle tolleranze.</w:t>
+      </w:r>
+    </w:p>
+    <w:p>
+      <w:pPr>
+        <w:pStyle w:val="Paragrafoelenco"/>
+        <w:numPr>
+          <w:ilvl w:val="0"/>
+          <w:numId w:val="6"/>
+        </w:numPr>
+      </w:pPr>
+      <w:r>
+        <w:t>Gradiente:</w:t>
+      </w:r>
+    </w:p>
+    <w:p>
+      <w:pPr>
+        <w:pStyle w:val="Paragrafoelenco"/>
+        <w:numPr>
+          <w:ilvl w:val="1"/>
+          <w:numId w:val="6"/>
+        </w:numPr>
+      </w:pPr>
+      <w:r>
+        <w:t>Mostra le prestazioni peggiori;</w:t>
+      </w:r>
+    </w:p>
+    <w:p>
+      <w:pPr>
+        <w:pStyle w:val="Paragrafoelenco"/>
+        <w:numPr>
+          <w:ilvl w:val="1"/>
+          <w:numId w:val="6"/>
+        </w:numPr>
+      </w:pPr>
+      <w:r>
+        <w:t>Converge più lentamente e con maggiori instabilità numeriche</w:t>
+      </w:r>
+      <w:r>
+        <w:t>.</w:t>
+      </w:r>
+    </w:p>
+    <w:p>
+      <w:pPr>
+        <w:pStyle w:val="Paragrafoelenco"/>
+        <w:numPr>
+          <w:ilvl w:val="0"/>
+          <w:numId w:val="6"/>
+        </w:numPr>
+      </w:pPr>
+      <w:r>
+        <w:t>Gradiente coniugato:</w:t>
+      </w:r>
+    </w:p>
+    <w:p>
+      <w:pPr>
+        <w:pStyle w:val="Paragrafoelenco"/>
+        <w:numPr>
+          <w:ilvl w:val="1"/>
+          <w:numId w:val="6"/>
+        </w:numPr>
+      </w:pPr>
+      <w:r>
+        <w:t>È il metodo più preciso per tolleranze strette;</w:t>
+      </w:r>
+    </w:p>
+    <w:p>
+      <w:pPr>
+        <w:pStyle w:val="Paragrafoelenco"/>
+        <w:numPr>
+          <w:ilvl w:val="1"/>
+          <w:numId w:val="6"/>
+        </w:numPr>
+      </w:pPr>
+      <w:r>
+        <w:t>Tuttavia l’errore cresce a partire da 1e</w:t>
+      </w:r>
+      <w:r>
+        <w:rPr>
+          <w:vertAlign w:val="superscript"/>
+        </w:rPr>
+        <w:t>-6</w:t>
+      </w:r>
+      <w:r>
+        <w:t xml:space="preserve"> diventando comparabile all’errore del metodo gradiente classico.</w:t>
+      </w:r>
+    </w:p>
+    <w:p>
+      <w:pPr>
+        <w:jc w:val="left"/>
+      </w:pPr>
+      <w:r>
+        <w:br w:type="page"/>
+      </w:r>
+    </w:p>
+    <w:p>
+      <w:r>
+        <w:rPr>
+          <w:noProof/>
+        </w:rPr>
+        <w:lastRenderedPageBreak/>
+        <w:drawing>
+          <wp:anchor distT="0" distB="0" distL="114300" distR="114300" simplePos="0" relativeHeight="251660288" behindDoc="1" locked="0" layoutInCell="1" allowOverlap="1" wp14:anchorId="38F27E43" wp14:editId="6842AED5">
+            <wp:simplePos x="0" y="0"/>
+            <wp:positionH relativeFrom="column">
+              <wp:posOffset>918210</wp:posOffset>
+            </wp:positionH>
+            <wp:positionV relativeFrom="paragraph">
+              <wp:posOffset>8255</wp:posOffset>
+            </wp:positionV>
+            <wp:extent cx="4584700" cy="3054747"/>
+            <wp:effectExtent l="0" t="0" r="6350" b="0"/>
+            <wp:wrapTight wrapText="bothSides">
+              <wp:wrapPolygon edited="0">
+                <wp:start x="0" y="0"/>
+                <wp:lineTo x="0" y="21420"/>
+                <wp:lineTo x="21540" y="21420"/>
+                <wp:lineTo x="21540" y="0"/>
+                <wp:lineTo x="0" y="0"/>
+              </wp:wrapPolygon>
+            </wp:wrapTight>
+            <wp:docPr id="1423650582" name="Immagine 4"/>
+            <wp:cNvGraphicFramePr>
+              <a:graphicFrameLocks xmlns:a="http://schemas.openxmlformats.org/drawingml/2006/main" noChangeAspect="1"/>
+            </wp:cNvGraphicFramePr>
+            <a:graphic xmlns:a="http://schemas.openxmlformats.org/drawingml/2006/main">
+              <a:graphicData uri="http://schemas.openxmlformats.org/drawingml/2006/picture">
+                <pic:pic xmlns:pic="http://schemas.openxmlformats.org/drawingml/2006/picture">
+                  <pic:nvPicPr>
+                    <pic:cNvPr id="0" name="Picture 4"/>
+                    <pic:cNvPicPr>
+                      <a:picLocks noChangeAspect="1" noChangeArrowheads="1"/>
+                    </pic:cNvPicPr>
+                  </pic:nvPicPr>
+                  <pic:blipFill>
+                    <a:blip r:embed="rId7">
+                      <a:extLst>
+                        <a:ext uri="{28A0092B-C50C-407E-A947-70E740481C1C}">
+                          <a14:useLocalDpi xmlns:a14="http://schemas.microsoft.com/office/drawing/2010/main" val="0"/>
+                        </a:ext>
+                      </a:extLst>
+                    </a:blip>
+                    <a:srcRect/>
+                    <a:stretch>
+                      <a:fillRect/>
+                    </a:stretch>
+                  </pic:blipFill>
+                  <pic:spPr bwMode="auto">
+                    <a:xfrm>
+                      <a:off x="0" y="0"/>
+                      <a:ext cx="4584700" cy="3054747"/>
+                    </a:xfrm>
+                    <a:prstGeom prst="rect">
+                      <a:avLst/>
+                    </a:prstGeom>
+                    <a:noFill/>
+                    <a:ln>
+                      <a:noFill/>
+                    </a:ln>
+                  </pic:spPr>
+                </pic:pic>
+              </a:graphicData>
+            </a:graphic>
+          </wp:anchor>
+        </w:drawing>
+      </w:r>
+    </w:p>
+    <w:p>
+      <w:pPr>
+        <w:jc w:val="left"/>
+      </w:pPr>
+    </w:p>
+    <w:p>
+      <w:pPr>
+        <w:jc w:val="left"/>
+      </w:pPr>
+    </w:p>
+    <w:p>
+      <w:pPr>
+        <w:jc w:val="left"/>
+      </w:pPr>
+    </w:p>
+    <w:p>
+      <w:pPr>
+        <w:jc w:val="left"/>
+      </w:pPr>
+    </w:p>
+    <w:p>
+      <w:pPr>
+        <w:jc w:val="left"/>
+      </w:pPr>
+    </w:p>
+    <w:p>
+      <w:pPr>
+        <w:jc w:val="left"/>
+      </w:pPr>
+    </w:p>
+    <w:p>
+      <w:pPr>
+        <w:jc w:val="left"/>
+      </w:pPr>
+    </w:p>
+    <w:p>
+      <w:pPr>
+        <w:jc w:val="left"/>
+      </w:pPr>
+    </w:p>
+    <w:p>
+      <w:pPr>
+        <w:jc w:val="left"/>
+      </w:pPr>
+    </w:p>
+    <w:p>
+      <w:pPr>
+        <w:jc w:val="left"/>
+      </w:pPr>
+    </w:p>
+    <w:p>
+      <w:pPr>
+        <w:jc w:val="left"/>
+      </w:pPr>
+      <w:r>
+        <w:rPr>
+          <w:noProof/>
+        </w:rPr>
+        <w:drawing>
+          <wp:anchor distT="0" distB="0" distL="114300" distR="114300" simplePos="0" relativeHeight="251661312" behindDoc="1" locked="0" layoutInCell="1" allowOverlap="1" wp14:anchorId="1322E3F9" wp14:editId="2B75F5BD">
+            <wp:simplePos x="0" y="0"/>
+            <wp:positionH relativeFrom="margin">
+              <wp:align>center</wp:align>
+            </wp:positionH>
+            <wp:positionV relativeFrom="paragraph">
+              <wp:posOffset>3175</wp:posOffset>
+            </wp:positionV>
+            <wp:extent cx="4616450" cy="3080385"/>
+            <wp:effectExtent l="0" t="0" r="0" b="5715"/>
+            <wp:wrapTight wrapText="bothSides">
+              <wp:wrapPolygon edited="0">
+                <wp:start x="0" y="0"/>
+                <wp:lineTo x="0" y="21506"/>
+                <wp:lineTo x="21481" y="21506"/>
+                <wp:lineTo x="21481" y="0"/>
+                <wp:lineTo x="0" y="0"/>
+              </wp:wrapPolygon>
+            </wp:wrapTight>
+            <wp:docPr id="1529196062" name="Immagine 5"/>
+            <wp:cNvGraphicFramePr>
+              <a:graphicFrameLocks xmlns:a="http://schemas.openxmlformats.org/drawingml/2006/main" noChangeAspect="1"/>
+            </wp:cNvGraphicFramePr>
+            <a:graphic xmlns:a="http://schemas.openxmlformats.org/drawingml/2006/main">
+              <a:graphicData uri="http://schemas.openxmlformats.org/drawingml/2006/picture">
+                <pic:pic xmlns:pic="http://schemas.openxmlformats.org/drawingml/2006/picture">
+                  <pic:nvPicPr>
+                    <pic:cNvPr id="0" name="Picture 5"/>
+                    <pic:cNvPicPr>
+                      <a:picLocks noChangeAspect="1" noChangeArrowheads="1"/>
+                    </pic:cNvPicPr>
+                  </pic:nvPicPr>
+                  <pic:blipFill>
+                    <a:blip r:embed="rId8">
+                      <a:extLst>
+                        <a:ext uri="{28A0092B-C50C-407E-A947-70E740481C1C}">
+                          <a14:useLocalDpi xmlns:a14="http://schemas.microsoft.com/office/drawing/2010/main" val="0"/>
+                        </a:ext>
+                      </a:extLst>
+                    </a:blip>
+                    <a:srcRect/>
+                    <a:stretch>
+                      <a:fillRect/>
+                    </a:stretch>
+                  </pic:blipFill>
+                  <pic:spPr bwMode="auto">
+                    <a:xfrm>
+                      <a:off x="0" y="0"/>
+                      <a:ext cx="4616450" cy="3080385"/>
+                    </a:xfrm>
+                    <a:prstGeom prst="rect">
+                      <a:avLst/>
+                    </a:prstGeom>
+                    <a:noFill/>
+                    <a:ln>
+                      <a:noFill/>
+                    </a:ln>
+                  </pic:spPr>
+                </pic:pic>
+              </a:graphicData>
+            </a:graphic>
+            <wp14:sizeRelH relativeFrom="margin">
+              <wp14:pctWidth>0</wp14:pctWidth>
+            </wp14:sizeRelH>
+            <wp14:sizeRelV relativeFrom="margin">
+              <wp14:pctHeight>0</wp14:pctHeight>
+            </wp14:sizeRelV>
+          </wp:anchor>
+        </w:drawing>
+      </w:r>
+    </w:p>
+    <w:p>
+      <w:pPr>
+        <w:jc w:val="left"/>
+      </w:pPr>
+    </w:p>
+    <w:p>
+      <w:pPr>
+        <w:jc w:val="left"/>
+      </w:pPr>
+    </w:p>
+    <w:p>
+      <w:pPr>
+        <w:jc w:val="left"/>
+      </w:pPr>
+    </w:p>
+    <w:p>
+      <w:pPr>
+        <w:jc w:val="left"/>
+      </w:pPr>
+    </w:p>
+    <w:p>
+      <w:pPr>
+        <w:jc w:val="left"/>
+      </w:pPr>
+    </w:p>
+    <w:p>
+      <w:pPr>
+        <w:jc w:val="left"/>
+      </w:pPr>
+    </w:p>
+    <w:p>
+      <w:pPr>
+        <w:jc w:val="left"/>
+      </w:pPr>
+    </w:p>
+    <w:p>
+      <w:pPr>
+        <w:jc w:val="left"/>
+      </w:pPr>
+    </w:p>
+    <w:p>
+      <w:pPr>
+        <w:jc w:val="left"/>
+      </w:pPr>
+    </w:p>
+    <w:p>
+      <w:pPr>
+        <w:jc w:val="left"/>
+      </w:pPr>
+    </w:p>
+    <w:p>
+      <w:pPr>
+        <w:jc w:val="left"/>
+      </w:pPr>
+    </w:p>
+    <w:p>
+      <w:pPr>
+        <w:jc w:val="left"/>
+      </w:pPr>
+      <w:r>
+        <w:t>Da</w:t>
+      </w:r>
+      <w:r>
+        <w:t>i</w:t>
+      </w:r>
+      <w:r>
+        <w:t xml:space="preserve"> grafic</w:t>
+      </w:r>
+      <w:r>
+        <w:t>i</w:t>
+      </w:r>
+      <w:r>
+        <w:t xml:space="preserve"> sopra è possibile dedurre i seguenti risultati per ciascun metodo applicato:</w:t>
+      </w:r>
+    </w:p>
+    <w:p>
+      <w:pPr>
+        <w:pStyle w:val="Paragrafoelenco"/>
+        <w:numPr>
+          <w:ilvl w:val="0"/>
+          <w:numId w:val="6"/>
+        </w:numPr>
+      </w:pPr>
+      <w:r>
+        <w:t>Jacobi</w:t>
+      </w:r>
+      <w:r>
+        <w:t xml:space="preserve"> (blu)</w:t>
+      </w:r>
+      <w:r>
+        <w:t xml:space="preserve">: </w:t>
+      </w:r>
+      <w:r>
+        <w:t>Presenta un tempo di esecuzione minore tra tutti</w:t>
+      </w:r>
+      <w:r>
+        <w:t>, a fronte di un numero di iterazioni mediamente alto;</w:t>
+      </w:r>
+    </w:p>
+    <w:p>
+      <w:pPr>
+        <w:pStyle w:val="Paragrafoelenco"/>
+        <w:numPr>
+          <w:ilvl w:val="0"/>
+          <w:numId w:val="6"/>
+        </w:numPr>
+      </w:pPr>
+      <w:r>
+        <w:t>Gauss-seidel</w:t>
+      </w:r>
+      <w:r>
+        <w:t xml:space="preserve"> (rosso)</w:t>
+      </w:r>
+      <w:r>
+        <w:t>:</w:t>
+      </w:r>
+      <w:r>
+        <w:t xml:space="preserve"> presenta il numero di iterazioni minore tra tutti (1/10), con un tempo di gran lunga superiore rispetto al numero di iterazioni;</w:t>
+      </w:r>
+    </w:p>
+    <w:p>
+      <w:pPr>
+        <w:pStyle w:val="Paragrafoelenco"/>
+        <w:numPr>
+          <w:ilvl w:val="0"/>
+          <w:numId w:val="6"/>
+        </w:numPr>
+      </w:pPr>
+      <w:r>
+        <w:t>Gradiente</w:t>
+      </w:r>
+      <w:r>
+        <w:t xml:space="preserve"> (verde)</w:t>
+      </w:r>
+      <w:r>
+        <w:t>:</w:t>
+      </w:r>
+      <w:r>
+        <w:t xml:space="preserve"> si conferma il metodo peggiore, come mostrato precedentemente; infatti, è il metodo che richiede il maggior numero di iterazioni e la maggior quantità di tempo per la convergenza</w:t>
+      </w:r>
+      <w:r>
+        <w:t>.</w:t>
+      </w:r>
+    </w:p>
+    <w:p>
+      <w:pPr>
+        <w:pStyle w:val="Paragrafoelenco"/>
+        <w:numPr>
+          <w:ilvl w:val="0"/>
+          <w:numId w:val="6"/>
+        </w:numPr>
+      </w:pPr>
+      <w:r>
+        <w:t>Gradiente coniugato</w:t>
+      </w:r>
+      <w:r>
+        <w:t xml:space="preserve"> (fucsia)</w:t>
+      </w:r>
+      <w:r>
+        <w:t>:</w:t>
+      </w:r>
+      <w:r>
+        <w:t xml:space="preserve"> </w:t>
+      </w:r>
+      <w:r>
+        <w:t xml:space="preserve">Al diminuire della tolleranza, si osserva che il metodo riduce progressivamente il divario di </w:t>
+      </w:r>
+      <w:r>
+        <w:t xml:space="preserve">tempo e numero di iterazioni </w:t>
+      </w:r>
+      <w:r>
+        <w:t>rispetto alla tolleranza precedente, mostrando una maggiore sensibilità e capacità di sfruttare la precisione numerica disponibile</w:t>
+      </w:r>
+      <w:r>
+        <w:t>.</w:t>
+      </w:r>
+    </w:p>
+    <w:p>
+      <w:pPr>
+        <w:pStyle w:val="Titolo2"/>
+      </w:pPr>
+      <w:r>
+        <w:rPr>
+          <w:noProof/>
+        </w:rPr>
+        <w:lastRenderedPageBreak/>
+        <w:drawing>
+          <wp:anchor distT="0" distB="0" distL="114300" distR="114300" simplePos="0" relativeHeight="251662336" behindDoc="1" locked="0" layoutInCell="1" allowOverlap="1" wp14:anchorId="3699F67A" wp14:editId="525FE1C0">
+            <wp:simplePos x="0" y="0"/>
+            <wp:positionH relativeFrom="margin">
+              <wp:align>center</wp:align>
+            </wp:positionH>
+            <wp:positionV relativeFrom="paragraph">
+              <wp:posOffset>319405</wp:posOffset>
+            </wp:positionV>
+            <wp:extent cx="5715000" cy="3810000"/>
+            <wp:effectExtent l="0" t="0" r="0" b="0"/>
+            <wp:wrapTight wrapText="bothSides">
+              <wp:wrapPolygon edited="0">
+                <wp:start x="0" y="0"/>
+                <wp:lineTo x="0" y="21492"/>
+                <wp:lineTo x="21528" y="21492"/>
+                <wp:lineTo x="21528" y="0"/>
+                <wp:lineTo x="0" y="0"/>
+              </wp:wrapPolygon>
+            </wp:wrapTight>
+            <wp:docPr id="1004065371" name="Immagine 6"/>
+            <wp:cNvGraphicFramePr>
+              <a:graphicFrameLocks xmlns:a="http://schemas.openxmlformats.org/drawingml/2006/main" noChangeAspect="1"/>
+            </wp:cNvGraphicFramePr>
+            <a:graphic xmlns:a="http://schemas.openxmlformats.org/drawingml/2006/main">
+              <a:graphicData uri="http://schemas.openxmlformats.org/drawingml/2006/picture">
+                <pic:pic xmlns:pic="http://schemas.openxmlformats.org/drawingml/2006/picture">
+                  <pic:nvPicPr>
+                    <pic:cNvPr id="0" name="Picture 6"/>
+                    <pic:cNvPicPr>
+                      <a:picLocks noChangeAspect="1" noChangeArrowheads="1"/>
+                    </pic:cNvPicPr>
+                  </pic:nvPicPr>
+                  <pic:blipFill>
+                    <a:blip r:embed="rId9">
+                      <a:extLst>
+                        <a:ext uri="{28A0092B-C50C-407E-A947-70E740481C1C}">
+                          <a14:useLocalDpi xmlns:a14="http://schemas.microsoft.com/office/drawing/2010/main" val="0"/>
+                        </a:ext>
+                      </a:extLst>
+                    </a:blip>
+                    <a:srcRect/>
+                    <a:stretch>
+                      <a:fillRect/>
+                    </a:stretch>
+                  </pic:blipFill>
+                  <pic:spPr bwMode="auto">
+                    <a:xfrm>
+                      <a:off x="0" y="0"/>
+                      <a:ext cx="5715000" cy="3810000"/>
+                    </a:xfrm>
+                    <a:prstGeom prst="rect">
+                      <a:avLst/>
+                    </a:prstGeom>
+                    <a:noFill/>
+                    <a:ln>
+                      <a:noFill/>
+                    </a:ln>
+                  </pic:spPr>
+                </pic:pic>
+              </a:graphicData>
+            </a:graphic>
+          </wp:anchor>
+        </w:drawing>
+      </w:r>
+      <w:r>
+        <w:t>Matrice Spa2</w:t>
+      </w:r>
+    </w:p>
     <w:p/>
+    <w:p>
+      <w:r>
+        <w:t>Dal grafico sopra è possibile dedurre i seguenti risultati per ciascun metodo applicato:</w:t>
+      </w:r>
+    </w:p>
+    <w:p>
+      <w:pPr>
+        <w:pStyle w:val="Paragrafoelenco"/>
+        <w:numPr>
+          <w:ilvl w:val="0"/>
+          <w:numId w:val="6"/>
+        </w:numPr>
+      </w:pPr>
+      <w:r>
+        <w:t>Jacobi</w:t>
+      </w:r>
+      <w:r>
+        <w:t>:</w:t>
+      </w:r>
+    </w:p>
+    <w:p>
+      <w:pPr>
+        <w:pStyle w:val="Paragrafoelenco"/>
+        <w:numPr>
+          <w:ilvl w:val="1"/>
+          <w:numId w:val="6"/>
+        </w:numPr>
+      </w:pPr>
+      <w:r>
+        <w:t>Si è riscontrato un comportamento molto similare a quello che ha avuto con la matrice Spa1</w:t>
+      </w:r>
+      <w:r>
+        <w:t>;</w:t>
+      </w:r>
+    </w:p>
+    <w:p>
+      <w:pPr>
+        <w:pStyle w:val="Paragrafoelenco"/>
+        <w:numPr>
+          <w:ilvl w:val="0"/>
+          <w:numId w:val="6"/>
+        </w:numPr>
+      </w:pPr>
+      <w:r>
+        <w:t>Gauss-seidel:</w:t>
+      </w:r>
+    </w:p>
+    <w:p>
+      <w:pPr>
+        <w:pStyle w:val="Paragrafoelenco"/>
+        <w:numPr>
+          <w:ilvl w:val="1"/>
+          <w:numId w:val="6"/>
+        </w:numPr>
+      </w:pPr>
+      <w:r>
+        <w:t>Mostra un comportamento similare a quello del metodo di jacobi</w:t>
+      </w:r>
+      <w:r>
+        <w:t>, lievemente migliore</w:t>
+      </w:r>
+      <w:r>
+        <w:t>.</w:t>
+      </w:r>
+    </w:p>
+    <w:p>
+      <w:pPr>
+        <w:pStyle w:val="Paragrafoelenco"/>
+        <w:numPr>
+          <w:ilvl w:val="0"/>
+          <w:numId w:val="6"/>
+        </w:numPr>
+      </w:pPr>
+      <w:r>
+        <w:t>Gradiente:</w:t>
+      </w:r>
+    </w:p>
+    <w:p>
+      <w:pPr>
+        <w:pStyle w:val="Paragrafoelenco"/>
+        <w:numPr>
+          <w:ilvl w:val="1"/>
+          <w:numId w:val="6"/>
+        </w:numPr>
+      </w:pPr>
+      <w:r>
+        <w:t>Mostra le prestazioni peggiori</w:t>
+      </w:r>
+      <w:r>
+        <w:t xml:space="preserve"> tra i quattro, confermando il comportamento analizzato in Spa1</w:t>
+      </w:r>
+      <w:r>
+        <w:t>.</w:t>
+      </w:r>
+    </w:p>
+    <w:p>
+      <w:pPr>
+        <w:pStyle w:val="Paragrafoelenco"/>
+        <w:numPr>
+          <w:ilvl w:val="0"/>
+          <w:numId w:val="6"/>
+        </w:numPr>
+      </w:pPr>
+      <w:r>
+        <w:t>Gradiente coniugato:</w:t>
+      </w:r>
+    </w:p>
+    <w:p>
+      <w:pPr>
+        <w:pStyle w:val="Paragrafoelenco"/>
+        <w:numPr>
+          <w:ilvl w:val="1"/>
+          <w:numId w:val="6"/>
+        </w:numPr>
+      </w:pPr>
+      <w:r>
+        <w:t>Mostra prestazioni peggiori a quelle riscontrate in Spa1;</w:t>
+      </w:r>
+    </w:p>
+    <w:p>
+      <w:pPr>
+        <w:pStyle w:val="Paragrafoelenco"/>
+        <w:numPr>
+          <w:ilvl w:val="1"/>
+          <w:numId w:val="6"/>
+        </w:numPr>
+      </w:pPr>
+      <w:r>
+        <w:t>Tuttavia,</w:t>
+      </w:r>
+      <w:r>
+        <w:t xml:space="preserve"> </w:t>
+      </w:r>
+      <w:r>
+        <w:t>si comporta in maniera meglio del gradiente classico per tolleranze strette, eguagliandolo però con tolleranze alte.</w:t>
+      </w:r>
+    </w:p>
+    <w:p>
+      <w:r>
+        <w:br/>
+      </w:r>
+      <w:r>
+        <w:br/>
+      </w:r>
+    </w:p>
+    <w:p>
+      <w:pPr>
+        <w:jc w:val="left"/>
+      </w:pPr>
+      <w:r>
+        <w:br w:type="page"/>
+      </w:r>
+    </w:p>
+    <w:p>
+      <w:pPr>
+        <w:jc w:val="center"/>
+      </w:pPr>
+      <w:r>
+        <w:rPr>
+          <w:noProof/>
+        </w:rPr>
+        <w:lastRenderedPageBreak/>
+        <w:drawing>
+          <wp:inline distT="0" distB="0" distL="0" distR="0" wp14:anchorId="370160FE" wp14:editId="7EDEC345">
+            <wp:extent cx="4397829" cy="2930237"/>
+            <wp:effectExtent l="0" t="0" r="3175" b="3810"/>
+            <wp:docPr id="1457964658" name="Immagine 7"/>
+            <wp:cNvGraphicFramePr>
+              <a:graphicFrameLocks xmlns:a="http://schemas.openxmlformats.org/drawingml/2006/main" noChangeAspect="1"/>
+            </wp:cNvGraphicFramePr>
+            <a:graphic xmlns:a="http://schemas.openxmlformats.org/drawingml/2006/main">
+              <a:graphicData uri="http://schemas.openxmlformats.org/drawingml/2006/picture">
+                <pic:pic xmlns:pic="http://schemas.openxmlformats.org/drawingml/2006/picture">
+                  <pic:nvPicPr>
+                    <pic:cNvPr id="0" name="Picture 7"/>
+                    <pic:cNvPicPr>
+                      <a:picLocks noChangeAspect="1" noChangeArrowheads="1"/>
+                    </pic:cNvPicPr>
+                  </pic:nvPicPr>
+                  <pic:blipFill>
+                    <a:blip r:embed="rId10">
+                      <a:extLst>
+                        <a:ext uri="{28A0092B-C50C-407E-A947-70E740481C1C}">
+                          <a14:useLocalDpi xmlns:a14="http://schemas.microsoft.com/office/drawing/2010/main" val="0"/>
+                        </a:ext>
+                      </a:extLst>
+                    </a:blip>
+                    <a:srcRect/>
+                    <a:stretch>
+                      <a:fillRect/>
+                    </a:stretch>
+                  </pic:blipFill>
+                  <pic:spPr bwMode="auto">
+                    <a:xfrm>
+                      <a:off x="0" y="0"/>
+                      <a:ext cx="4414096" cy="2941075"/>
+                    </a:xfrm>
+                    <a:prstGeom prst="rect">
+                      <a:avLst/>
+                    </a:prstGeom>
+                    <a:noFill/>
+                    <a:ln>
+                      <a:noFill/>
+                    </a:ln>
+                  </pic:spPr>
+                </pic:pic>
+              </a:graphicData>
+            </a:graphic>
+          </wp:inline>
+        </w:drawing>
+      </w:r>
+      <w:r>
+        <w:rPr>
+          <w:noProof/>
+        </w:rPr>
+        <w:drawing>
+          <wp:inline distT="0" distB="0" distL="0" distR="0" wp14:anchorId="6F18FB2E" wp14:editId="3E904707">
+            <wp:extent cx="4468091" cy="2977053"/>
+            <wp:effectExtent l="0" t="0" r="8890" b="0"/>
+            <wp:docPr id="942662420" name="Immagine 8"/>
+            <wp:cNvGraphicFramePr>
+              <a:graphicFrameLocks xmlns:a="http://schemas.openxmlformats.org/drawingml/2006/main" noChangeAspect="1"/>
+            </wp:cNvGraphicFramePr>
+            <a:graphic xmlns:a="http://schemas.openxmlformats.org/drawingml/2006/main">
+              <a:graphicData uri="http://schemas.openxmlformats.org/drawingml/2006/picture">
+                <pic:pic xmlns:pic="http://schemas.openxmlformats.org/drawingml/2006/picture">
+                  <pic:nvPicPr>
+                    <pic:cNvPr id="0" name="Picture 8"/>
+                    <pic:cNvPicPr>
+                      <a:picLocks noChangeAspect="1" noChangeArrowheads="1"/>
+                    </pic:cNvPicPr>
+                  </pic:nvPicPr>
+                  <pic:blipFill>
+                    <a:blip r:embed="rId11">
+                      <a:extLst>
+                        <a:ext uri="{28A0092B-C50C-407E-A947-70E740481C1C}">
+                          <a14:useLocalDpi xmlns:a14="http://schemas.microsoft.com/office/drawing/2010/main" val="0"/>
+                        </a:ext>
+                      </a:extLst>
+                    </a:blip>
+                    <a:srcRect/>
+                    <a:stretch>
+                      <a:fillRect/>
+                    </a:stretch>
+                  </pic:blipFill>
+                  <pic:spPr bwMode="auto">
+                    <a:xfrm>
+                      <a:off x="0" y="0"/>
+                      <a:ext cx="4511118" cy="3005722"/>
+                    </a:xfrm>
+                    <a:prstGeom prst="rect">
+                      <a:avLst/>
+                    </a:prstGeom>
+                    <a:noFill/>
+                    <a:ln>
+                      <a:noFill/>
+                    </a:ln>
+                  </pic:spPr>
+                </pic:pic>
+              </a:graphicData>
+            </a:graphic>
+          </wp:inline>
+        </w:drawing>
+      </w:r>
+    </w:p>
+    <w:p>
+      <w:pPr>
+        <w:jc w:val="left"/>
+      </w:pPr>
+      <w:r>
+        <w:t xml:space="preserve">Dai grafici sopra è possibile dedurre </w:t>
+      </w:r>
+      <w:r>
+        <w:t>risultati simili a quelli riscontrati con i grafici a barre generati per Spa1, notando solo un aumento proporzionale nel tempo e nel numero di iterazioni.</w:t>
+      </w:r>
+    </w:p>
     <w:sectPr>
       <w:pgSz w:w="11906" w:h="16838"/>
       <w:pgMar w:top="1417" w:right="991" w:bottom="1134" w:left="1134" w:header="708" w:footer="708" w:gutter="0"/>
@@ -4710,6 +5168,119 @@
     </w:lvl>
   </w:abstractNum>
   <w:abstractNum w:abstractNumId="4" w15:restartNumberingAfterBreak="0">
+    <w:nsid w:val="53076A76"/>
+    <w:multiLevelType w:val="hybridMultilevel"/>
+    <w:tmpl w:val="EF94C7BC"/>
+    <w:lvl w:ilvl="0" w:tplc="04100001">
+      <w:start w:val="1"/>
+      <w:numFmt w:val="bullet"/>
+      <w:lvlText w:val=""/>
+      <w:lvlJc w:val="left"/>
+      <w:pPr>
+        <w:ind w:left="720" w:hanging="360"/>
+      </w:pPr>
+      <w:rPr>
+        <w:rFonts w:ascii="Symbol" w:hAnsi="Symbol" w:hint="default"/>
+      </w:rPr>
+    </w:lvl>
+    <w:lvl w:ilvl="1" w:tplc="04100003">
+      <w:start w:val="1"/>
+      <w:numFmt w:val="bullet"/>
+      <w:lvlText w:val="o"/>
+      <w:lvlJc w:val="left"/>
+      <w:pPr>
+        <w:ind w:left="1440" w:hanging="360"/>
+      </w:pPr>
+      <w:rPr>
+        <w:rFonts w:ascii="Courier New" w:hAnsi="Courier New" w:cs="Courier New" w:hint="default"/>
+      </w:rPr>
+    </w:lvl>
+    <w:lvl w:ilvl="2" w:tplc="04100005" w:tentative="1">
+      <w:start w:val="1"/>
+      <w:numFmt w:val="bullet"/>
+      <w:lvlText w:val=""/>
+      <w:lvlJc w:val="left"/>
+      <w:pPr>
+        <w:ind w:left="2160" w:hanging="360"/>
+      </w:pPr>
+      <w:rPr>
+        <w:rFonts w:ascii="Wingdings" w:hAnsi="Wingdings" w:hint="default"/>
+      </w:rPr>
+    </w:lvl>
+    <w:lvl w:ilvl="3" w:tplc="04100001" w:tentative="1">
+      <w:start w:val="1"/>
+      <w:numFmt w:val="bullet"/>
+      <w:lvlText w:val=""/>
+      <w:lvlJc w:val="left"/>
+      <w:pPr>
+        <w:ind w:left="2880" w:hanging="360"/>
+      </w:pPr>
+      <w:rPr>
+        <w:rFonts w:ascii="Symbol" w:hAnsi="Symbol" w:hint="default"/>
+      </w:rPr>
+    </w:lvl>
+    <w:lvl w:ilvl="4" w:tplc="04100003" w:tentative="1">
+      <w:start w:val="1"/>
+      <w:numFmt w:val="bullet"/>
+      <w:lvlText w:val="o"/>
+      <w:lvlJc w:val="left"/>
+      <w:pPr>
+        <w:ind w:left="3600" w:hanging="360"/>
+      </w:pPr>
+      <w:rPr>
+        <w:rFonts w:ascii="Courier New" w:hAnsi="Courier New" w:cs="Courier New" w:hint="default"/>
+      </w:rPr>
+    </w:lvl>
+    <w:lvl w:ilvl="5" w:tplc="04100005" w:tentative="1">
+      <w:start w:val="1"/>
+      <w:numFmt w:val="bullet"/>
+      <w:lvlText w:val=""/>
+      <w:lvlJc w:val="left"/>
+      <w:pPr>
+        <w:ind w:left="4320" w:hanging="360"/>
+      </w:pPr>
+      <w:rPr>
+        <w:rFonts w:ascii="Wingdings" w:hAnsi="Wingdings" w:hint="default"/>
+      </w:rPr>
+    </w:lvl>
+    <w:lvl w:ilvl="6" w:tplc="04100001" w:tentative="1">
+      <w:start w:val="1"/>
+      <w:numFmt w:val="bullet"/>
+      <w:lvlText w:val=""/>
+      <w:lvlJc w:val="left"/>
+      <w:pPr>
+        <w:ind w:left="5040" w:hanging="360"/>
+      </w:pPr>
+      <w:rPr>
+        <w:rFonts w:ascii="Symbol" w:hAnsi="Symbol" w:hint="default"/>
+      </w:rPr>
+    </w:lvl>
+    <w:lvl w:ilvl="7" w:tplc="04100003" w:tentative="1">
+      <w:start w:val="1"/>
+      <w:numFmt w:val="bullet"/>
+      <w:lvlText w:val="o"/>
+      <w:lvlJc w:val="left"/>
+      <w:pPr>
+        <w:ind w:left="5760" w:hanging="360"/>
+      </w:pPr>
+      <w:rPr>
+        <w:rFonts w:ascii="Courier New" w:hAnsi="Courier New" w:cs="Courier New" w:hint="default"/>
+      </w:rPr>
+    </w:lvl>
+    <w:lvl w:ilvl="8" w:tplc="04100005" w:tentative="1">
+      <w:start w:val="1"/>
+      <w:numFmt w:val="bullet"/>
+      <w:lvlText w:val=""/>
+      <w:lvlJc w:val="left"/>
+      <w:pPr>
+        <w:ind w:left="6480" w:hanging="360"/>
+      </w:pPr>
+      <w:rPr>
+        <w:rFonts w:ascii="Wingdings" w:hAnsi="Wingdings" w:hint="default"/>
+      </w:rPr>
+    </w:lvl>
+  </w:abstractNum>
+  <w:abstractNum w:abstractNumId="5" w15:restartNumberingAfterBreak="0">
     <w:nsid w:val="5BE825E9"/>
     <w:multiLevelType w:val="hybridMultilevel"/>
     <w:tmpl w:val="E95CF636"/>
@@ -4805,13 +5376,16 @@
     <w:abstractNumId w:val="0"/>
   </w:num>
   <w:num w:numId="3" w16cid:durableId="220291580">
-    <w:abstractNumId w:val="4"/>
+    <w:abstractNumId w:val="5"/>
   </w:num>
   <w:num w:numId="4" w16cid:durableId="1789544247">
     <w:abstractNumId w:val="3"/>
   </w:num>
   <w:num w:numId="5" w16cid:durableId="823199490">
     <w:abstractNumId w:val="1"/>
+  </w:num>
+  <w:num w:numId="6" w16cid:durableId="316764379">
+    <w:abstractNumId w:val="4"/>
   </w:num>
 </w:numbering>
 </file>
@@ -5216,7 +5790,7 @@
   <w:style w:type="paragraph" w:default="1" w:styleId="Normale">
     <w:name w:val="Normal"/>
     <w:qFormat/>
-    <w:rsid w:val="002C067A"/>
+    <w:rsid w:val="00E93652"/>
     <w:pPr>
       <w:jc w:val="both"/>
     </w:pPr>
@@ -5853,6 +6427,25 @@
       <w:ind w:left="440"/>
     </w:pPr>
   </w:style>
+  <w:style w:type="paragraph" w:styleId="NormaleWeb">
+    <w:name w:val="Normal (Web)"/>
+    <w:basedOn w:val="Normale"/>
+    <w:uiPriority w:val="99"/>
+    <w:unhideWhenUsed/>
+    <w:rsid w:val="00764537"/>
+    <w:pPr>
+      <w:spacing w:before="100" w:beforeAutospacing="1" w:after="100" w:afterAutospacing="1" w:line="240" w:lineRule="auto"/>
+      <w:jc w:val="left"/>
+    </w:pPr>
+    <w:rPr>
+      <w:rFonts w:ascii="Times New Roman" w:eastAsia="Times New Roman" w:hAnsi="Times New Roman" w:cs="Times New Roman"/>
+      <w:kern w:val="0"/>
+      <w:sz w:val="24"/>
+      <w:szCs w:val="24"/>
+      <w:lang w:eastAsia="it-IT"/>
+      <w14:ligatures w14:val="none"/>
+    </w:rPr>
+  </w:style>
 </w:styles>
 </file>
 

--- a/Relazione.docx
+++ b/Relazione.docx
@@ -464,8 +464,6 @@
             </w:tabs>
             <w:rPr>
               <w:rFonts w:asciiTheme="minorHAnsi" w:eastAsiaTheme="minorEastAsia" w:hAnsiTheme="minorHAnsi"/>
-              <w:b/>
-              <w:bCs/>
               <w:noProof/>
               <w:sz w:val="24"/>
               <w:szCs w:val="24"/>
@@ -493,20 +491,16 @@
             </w:rPr>
             <w:fldChar w:fldCharType="separate"/>
           </w:r>
-          <w:hyperlink w:anchor="_Toc199515245" w:history="1">
+          <w:hyperlink w:anchor="_Toc199775997" w:history="1">
             <w:r>
               <w:rPr>
                 <w:rStyle w:val="Collegamentoipertestuale"/>
-                <w:b/>
-                <w:bCs/>
                 <w:noProof/>
               </w:rPr>
               <w:t>Introduzione</w:t>
             </w:r>
             <w:r>
               <w:rPr>
-                <w:b/>
-                <w:bCs/>
                 <w:noProof/>
                 <w:webHidden/>
               </w:rPr>
@@ -514,8 +508,6 @@
             </w:r>
             <w:r>
               <w:rPr>
-                <w:b/>
-                <w:bCs/>
                 <w:noProof/>
                 <w:webHidden/>
               </w:rPr>
@@ -523,25 +515,19 @@
             </w:r>
             <w:r>
               <w:rPr>
-                <w:b/>
-                <w:bCs/>
-                <w:noProof/>
-                <w:webHidden/>
-              </w:rPr>
-              <w:instrText xml:space="preserve"> PAGEREF _Toc199515245 \h </w:instrText>
-            </w:r>
-            <w:r>
-              <w:rPr>
-                <w:b/>
-                <w:bCs/>
-                <w:noProof/>
-                <w:webHidden/>
-              </w:rPr>
-            </w:r>
-            <w:r>
-              <w:rPr>
-                <w:b/>
-                <w:bCs/>
+                <w:noProof/>
+                <w:webHidden/>
+              </w:rPr>
+              <w:instrText xml:space="preserve"> PAGEREF _Toc199775997 \h </w:instrText>
+            </w:r>
+            <w:r>
+              <w:rPr>
+                <w:noProof/>
+                <w:webHidden/>
+              </w:rPr>
+            </w:r>
+            <w:r>
+              <w:rPr>
                 <w:noProof/>
                 <w:webHidden/>
               </w:rPr>
@@ -549,8 +535,6 @@
             </w:r>
             <w:r>
               <w:rPr>
-                <w:b/>
-                <w:bCs/>
                 <w:noProof/>
                 <w:webHidden/>
               </w:rPr>
@@ -558,8 +542,6 @@
             </w:r>
             <w:r>
               <w:rPr>
-                <w:b/>
-                <w:bCs/>
                 <w:noProof/>
                 <w:webHidden/>
               </w:rPr>
@@ -575,28 +557,22 @@
             </w:tabs>
             <w:rPr>
               <w:rFonts w:asciiTheme="minorHAnsi" w:eastAsiaTheme="minorEastAsia" w:hAnsiTheme="minorHAnsi"/>
-              <w:b/>
-              <w:bCs/>
               <w:noProof/>
               <w:sz w:val="24"/>
               <w:szCs w:val="24"/>
               <w:lang w:eastAsia="it-IT"/>
             </w:rPr>
           </w:pPr>
-          <w:hyperlink w:anchor="_Toc199515246" w:history="1">
+          <w:hyperlink w:anchor="_Toc199775998" w:history="1">
             <w:r>
               <w:rPr>
                 <w:rStyle w:val="Collegamentoipertestuale"/>
-                <w:b/>
-                <w:bCs/>
                 <w:noProof/>
               </w:rPr>
               <w:t>Contesto del progetto</w:t>
             </w:r>
             <w:r>
               <w:rPr>
-                <w:b/>
-                <w:bCs/>
                 <w:noProof/>
                 <w:webHidden/>
               </w:rPr>
@@ -604,8 +580,6 @@
             </w:r>
             <w:r>
               <w:rPr>
-                <w:b/>
-                <w:bCs/>
                 <w:noProof/>
                 <w:webHidden/>
               </w:rPr>
@@ -613,25 +587,19 @@
             </w:r>
             <w:r>
               <w:rPr>
-                <w:b/>
-                <w:bCs/>
-                <w:noProof/>
-                <w:webHidden/>
-              </w:rPr>
-              <w:instrText xml:space="preserve"> PAGEREF _Toc199515246 \h </w:instrText>
-            </w:r>
-            <w:r>
-              <w:rPr>
-                <w:b/>
-                <w:bCs/>
-                <w:noProof/>
-                <w:webHidden/>
-              </w:rPr>
-            </w:r>
-            <w:r>
-              <w:rPr>
-                <w:b/>
-                <w:bCs/>
+                <w:noProof/>
+                <w:webHidden/>
+              </w:rPr>
+              <w:instrText xml:space="preserve"> PAGEREF _Toc199775998 \h </w:instrText>
+            </w:r>
+            <w:r>
+              <w:rPr>
+                <w:noProof/>
+                <w:webHidden/>
+              </w:rPr>
+            </w:r>
+            <w:r>
+              <w:rPr>
                 <w:noProof/>
                 <w:webHidden/>
               </w:rPr>
@@ -639,8 +607,6 @@
             </w:r>
             <w:r>
               <w:rPr>
-                <w:b/>
-                <w:bCs/>
                 <w:noProof/>
                 <w:webHidden/>
               </w:rPr>
@@ -648,8 +614,6 @@
             </w:r>
             <w:r>
               <w:rPr>
-                <w:b/>
-                <w:bCs/>
                 <w:noProof/>
                 <w:webHidden/>
               </w:rPr>
@@ -665,28 +629,22 @@
             </w:tabs>
             <w:rPr>
               <w:rFonts w:asciiTheme="minorHAnsi" w:eastAsiaTheme="minorEastAsia" w:hAnsiTheme="minorHAnsi"/>
-              <w:b/>
-              <w:bCs/>
               <w:noProof/>
               <w:sz w:val="24"/>
               <w:szCs w:val="24"/>
               <w:lang w:eastAsia="it-IT"/>
             </w:rPr>
           </w:pPr>
-          <w:hyperlink w:anchor="_Toc199515247" w:history="1">
+          <w:hyperlink w:anchor="_Toc199775999" w:history="1">
             <w:r>
               <w:rPr>
                 <w:rStyle w:val="Collegamentoipertestuale"/>
-                <w:b/>
-                <w:bCs/>
                 <w:noProof/>
               </w:rPr>
               <w:t>Linguaggio e librerie scelte</w:t>
             </w:r>
             <w:r>
               <w:rPr>
-                <w:b/>
-                <w:bCs/>
                 <w:noProof/>
                 <w:webHidden/>
               </w:rPr>
@@ -694,8 +652,6 @@
             </w:r>
             <w:r>
               <w:rPr>
-                <w:b/>
-                <w:bCs/>
                 <w:noProof/>
                 <w:webHidden/>
               </w:rPr>
@@ -703,25 +659,19 @@
             </w:r>
             <w:r>
               <w:rPr>
-                <w:b/>
-                <w:bCs/>
-                <w:noProof/>
-                <w:webHidden/>
-              </w:rPr>
-              <w:instrText xml:space="preserve"> PAGEREF _Toc199515247 \h </w:instrText>
-            </w:r>
-            <w:r>
-              <w:rPr>
-                <w:b/>
-                <w:bCs/>
-                <w:noProof/>
-                <w:webHidden/>
-              </w:rPr>
-            </w:r>
-            <w:r>
-              <w:rPr>
-                <w:b/>
-                <w:bCs/>
+                <w:noProof/>
+                <w:webHidden/>
+              </w:rPr>
+              <w:instrText xml:space="preserve"> PAGEREF _Toc199775999 \h </w:instrText>
+            </w:r>
+            <w:r>
+              <w:rPr>
+                <w:noProof/>
+                <w:webHidden/>
+              </w:rPr>
+            </w:r>
+            <w:r>
+              <w:rPr>
                 <w:noProof/>
                 <w:webHidden/>
               </w:rPr>
@@ -729,8 +679,6 @@
             </w:r>
             <w:r>
               <w:rPr>
-                <w:b/>
-                <w:bCs/>
                 <w:noProof/>
                 <w:webHidden/>
               </w:rPr>
@@ -738,8 +686,6 @@
             </w:r>
             <w:r>
               <w:rPr>
-                <w:b/>
-                <w:bCs/>
                 <w:noProof/>
                 <w:webHidden/>
               </w:rPr>
@@ -755,28 +701,22 @@
             </w:tabs>
             <w:rPr>
               <w:rFonts w:asciiTheme="minorHAnsi" w:eastAsiaTheme="minorEastAsia" w:hAnsiTheme="minorHAnsi"/>
-              <w:b/>
-              <w:bCs/>
               <w:noProof/>
               <w:sz w:val="24"/>
               <w:szCs w:val="24"/>
               <w:lang w:eastAsia="it-IT"/>
             </w:rPr>
           </w:pPr>
-          <w:hyperlink w:anchor="_Toc199515248" w:history="1">
+          <w:hyperlink w:anchor="_Toc199776000" w:history="1">
             <w:r>
               <w:rPr>
                 <w:rStyle w:val="Collegamentoipertestuale"/>
-                <w:b/>
-                <w:bCs/>
                 <w:noProof/>
               </w:rPr>
               <w:t>Implementazione</w:t>
             </w:r>
             <w:r>
               <w:rPr>
-                <w:b/>
-                <w:bCs/>
                 <w:noProof/>
                 <w:webHidden/>
               </w:rPr>
@@ -784,8 +724,6 @@
             </w:r>
             <w:r>
               <w:rPr>
-                <w:b/>
-                <w:bCs/>
                 <w:noProof/>
                 <w:webHidden/>
               </w:rPr>
@@ -793,25 +731,19 @@
             </w:r>
             <w:r>
               <w:rPr>
-                <w:b/>
-                <w:bCs/>
-                <w:noProof/>
-                <w:webHidden/>
-              </w:rPr>
-              <w:instrText xml:space="preserve"> PAGEREF _Toc199515248 \h </w:instrText>
-            </w:r>
-            <w:r>
-              <w:rPr>
-                <w:b/>
-                <w:bCs/>
-                <w:noProof/>
-                <w:webHidden/>
-              </w:rPr>
-            </w:r>
-            <w:r>
-              <w:rPr>
-                <w:b/>
-                <w:bCs/>
+                <w:noProof/>
+                <w:webHidden/>
+              </w:rPr>
+              <w:instrText xml:space="preserve"> PAGEREF _Toc199776000 \h </w:instrText>
+            </w:r>
+            <w:r>
+              <w:rPr>
+                <w:noProof/>
+                <w:webHidden/>
+              </w:rPr>
+            </w:r>
+            <w:r>
+              <w:rPr>
                 <w:noProof/>
                 <w:webHidden/>
               </w:rPr>
@@ -819,8 +751,6 @@
             </w:r>
             <w:r>
               <w:rPr>
-                <w:b/>
-                <w:bCs/>
                 <w:noProof/>
                 <w:webHidden/>
               </w:rPr>
@@ -828,8 +758,6 @@
             </w:r>
             <w:r>
               <w:rPr>
-                <w:b/>
-                <w:bCs/>
                 <w:noProof/>
                 <w:webHidden/>
               </w:rPr>
@@ -845,28 +773,22 @@
             </w:tabs>
             <w:rPr>
               <w:rFonts w:asciiTheme="minorHAnsi" w:eastAsiaTheme="minorEastAsia" w:hAnsiTheme="minorHAnsi"/>
-              <w:b/>
-              <w:bCs/>
               <w:noProof/>
               <w:sz w:val="24"/>
               <w:szCs w:val="24"/>
               <w:lang w:eastAsia="it-IT"/>
             </w:rPr>
           </w:pPr>
-          <w:hyperlink w:anchor="_Toc199515249" w:history="1">
+          <w:hyperlink w:anchor="_Toc199776001" w:history="1">
             <w:r>
               <w:rPr>
                 <w:rStyle w:val="Collegamentoipertestuale"/>
-                <w:b/>
-                <w:bCs/>
                 <w:noProof/>
               </w:rPr>
               <w:t>Struttura del codice</w:t>
             </w:r>
             <w:r>
               <w:rPr>
-                <w:b/>
-                <w:bCs/>
                 <w:noProof/>
                 <w:webHidden/>
               </w:rPr>
@@ -874,8 +796,6 @@
             </w:r>
             <w:r>
               <w:rPr>
-                <w:b/>
-                <w:bCs/>
                 <w:noProof/>
                 <w:webHidden/>
               </w:rPr>
@@ -883,25 +803,19 @@
             </w:r>
             <w:r>
               <w:rPr>
-                <w:b/>
-                <w:bCs/>
-                <w:noProof/>
-                <w:webHidden/>
-              </w:rPr>
-              <w:instrText xml:space="preserve"> PAGEREF _Toc199515249 \h </w:instrText>
-            </w:r>
-            <w:r>
-              <w:rPr>
-                <w:b/>
-                <w:bCs/>
-                <w:noProof/>
-                <w:webHidden/>
-              </w:rPr>
-            </w:r>
-            <w:r>
-              <w:rPr>
-                <w:b/>
-                <w:bCs/>
+                <w:noProof/>
+                <w:webHidden/>
+              </w:rPr>
+              <w:instrText xml:space="preserve"> PAGEREF _Toc199776001 \h </w:instrText>
+            </w:r>
+            <w:r>
+              <w:rPr>
+                <w:noProof/>
+                <w:webHidden/>
+              </w:rPr>
+            </w:r>
+            <w:r>
+              <w:rPr>
                 <w:noProof/>
                 <w:webHidden/>
               </w:rPr>
@@ -909,8 +823,6 @@
             </w:r>
             <w:r>
               <w:rPr>
-                <w:b/>
-                <w:bCs/>
                 <w:noProof/>
                 <w:webHidden/>
               </w:rPr>
@@ -918,8 +830,6 @@
             </w:r>
             <w:r>
               <w:rPr>
-                <w:b/>
-                <w:bCs/>
                 <w:noProof/>
                 <w:webHidden/>
               </w:rPr>
@@ -935,28 +845,22 @@
             </w:tabs>
             <w:rPr>
               <w:rFonts w:asciiTheme="minorHAnsi" w:eastAsiaTheme="minorEastAsia" w:hAnsiTheme="minorHAnsi"/>
-              <w:b/>
-              <w:bCs/>
               <w:noProof/>
               <w:sz w:val="24"/>
               <w:szCs w:val="24"/>
               <w:lang w:eastAsia="it-IT"/>
             </w:rPr>
           </w:pPr>
-          <w:hyperlink w:anchor="_Toc199515250" w:history="1">
+          <w:hyperlink w:anchor="_Toc199776002" w:history="1">
             <w:r>
               <w:rPr>
                 <w:rStyle w:val="Collegamentoipertestuale"/>
-                <w:b/>
-                <w:bCs/>
                 <w:noProof/>
               </w:rPr>
               <w:t>Organizzazione della libreria</w:t>
             </w:r>
             <w:r>
               <w:rPr>
-                <w:b/>
-                <w:bCs/>
                 <w:noProof/>
                 <w:webHidden/>
               </w:rPr>
@@ -964,8 +868,6 @@
             </w:r>
             <w:r>
               <w:rPr>
-                <w:b/>
-                <w:bCs/>
                 <w:noProof/>
                 <w:webHidden/>
               </w:rPr>
@@ -973,25 +875,19 @@
             </w:r>
             <w:r>
               <w:rPr>
-                <w:b/>
-                <w:bCs/>
-                <w:noProof/>
-                <w:webHidden/>
-              </w:rPr>
-              <w:instrText xml:space="preserve"> PAGEREF _Toc199515250 \h </w:instrText>
-            </w:r>
-            <w:r>
-              <w:rPr>
-                <w:b/>
-                <w:bCs/>
-                <w:noProof/>
-                <w:webHidden/>
-              </w:rPr>
-            </w:r>
-            <w:r>
-              <w:rPr>
-                <w:b/>
-                <w:bCs/>
+                <w:noProof/>
+                <w:webHidden/>
+              </w:rPr>
+              <w:instrText xml:space="preserve"> PAGEREF _Toc199776002 \h </w:instrText>
+            </w:r>
+            <w:r>
+              <w:rPr>
+                <w:noProof/>
+                <w:webHidden/>
+              </w:rPr>
+            </w:r>
+            <w:r>
+              <w:rPr>
                 <w:noProof/>
                 <w:webHidden/>
               </w:rPr>
@@ -999,8 +895,6 @@
             </w:r>
             <w:r>
               <w:rPr>
-                <w:b/>
-                <w:bCs/>
                 <w:noProof/>
                 <w:webHidden/>
               </w:rPr>
@@ -1008,8 +902,6 @@
             </w:r>
             <w:r>
               <w:rPr>
-                <w:b/>
-                <w:bCs/>
                 <w:noProof/>
                 <w:webHidden/>
               </w:rPr>
@@ -1025,28 +917,22 @@
             </w:tabs>
             <w:rPr>
               <w:rFonts w:asciiTheme="minorHAnsi" w:eastAsiaTheme="minorEastAsia" w:hAnsiTheme="minorHAnsi"/>
-              <w:b/>
-              <w:bCs/>
               <w:noProof/>
               <w:sz w:val="24"/>
               <w:szCs w:val="24"/>
               <w:lang w:eastAsia="it-IT"/>
             </w:rPr>
           </w:pPr>
-          <w:hyperlink w:anchor="_Toc199515251" w:history="1">
+          <w:hyperlink w:anchor="_Toc199776003" w:history="1">
             <w:r>
               <w:rPr>
                 <w:rStyle w:val="Collegamentoipertestuale"/>
-                <w:b/>
-                <w:bCs/>
                 <w:noProof/>
               </w:rPr>
               <w:t>Esecuzione e test della libreria</w:t>
             </w:r>
             <w:r>
               <w:rPr>
-                <w:b/>
-                <w:bCs/>
                 <w:noProof/>
                 <w:webHidden/>
               </w:rPr>
@@ -1054,8 +940,6 @@
             </w:r>
             <w:r>
               <w:rPr>
-                <w:b/>
-                <w:bCs/>
                 <w:noProof/>
                 <w:webHidden/>
               </w:rPr>
@@ -1063,25 +947,19 @@
             </w:r>
             <w:r>
               <w:rPr>
-                <w:b/>
-                <w:bCs/>
-                <w:noProof/>
-                <w:webHidden/>
-              </w:rPr>
-              <w:instrText xml:space="preserve"> PAGEREF _Toc199515251 \h </w:instrText>
-            </w:r>
-            <w:r>
-              <w:rPr>
-                <w:b/>
-                <w:bCs/>
-                <w:noProof/>
-                <w:webHidden/>
-              </w:rPr>
-            </w:r>
-            <w:r>
-              <w:rPr>
-                <w:b/>
-                <w:bCs/>
+                <w:noProof/>
+                <w:webHidden/>
+              </w:rPr>
+              <w:instrText xml:space="preserve"> PAGEREF _Toc199776003 \h </w:instrText>
+            </w:r>
+            <w:r>
+              <w:rPr>
+                <w:noProof/>
+                <w:webHidden/>
+              </w:rPr>
+            </w:r>
+            <w:r>
+              <w:rPr>
                 <w:noProof/>
                 <w:webHidden/>
               </w:rPr>
@@ -1089,8 +967,6 @@
             </w:r>
             <w:r>
               <w:rPr>
-                <w:b/>
-                <w:bCs/>
                 <w:noProof/>
                 <w:webHidden/>
               </w:rPr>
@@ -1098,8 +974,6 @@
             </w:r>
             <w:r>
               <w:rPr>
-                <w:b/>
-                <w:bCs/>
                 <w:noProof/>
                 <w:webHidden/>
               </w:rPr>
@@ -1114,25 +988,23 @@
               <w:tab w:val="right" w:leader="dot" w:pos="9771"/>
             </w:tabs>
             <w:rPr>
-              <w:b/>
-              <w:bCs/>
+              <w:rFonts w:asciiTheme="minorHAnsi" w:eastAsiaTheme="minorEastAsia" w:hAnsiTheme="minorHAnsi"/>
               <w:noProof/>
+              <w:sz w:val="24"/>
+              <w:szCs w:val="24"/>
+              <w:lang w:eastAsia="it-IT"/>
             </w:rPr>
           </w:pPr>
-          <w:hyperlink w:anchor="_Toc199515252" w:history="1">
+          <w:hyperlink w:anchor="_Toc199776004" w:history="1">
             <w:r>
               <w:rPr>
                 <w:rStyle w:val="Collegamentoipertestuale"/>
-                <w:b/>
-                <w:bCs/>
                 <w:noProof/>
               </w:rPr>
               <w:t>Esecuzione dei metodi sulle matrici</w:t>
             </w:r>
             <w:r>
               <w:rPr>
-                <w:b/>
-                <w:bCs/>
                 <w:noProof/>
                 <w:webHidden/>
               </w:rPr>
@@ -1140,8 +1012,6 @@
             </w:r>
             <w:r>
               <w:rPr>
-                <w:b/>
-                <w:bCs/>
                 <w:noProof/>
                 <w:webHidden/>
               </w:rPr>
@@ -1149,25 +1019,19 @@
             </w:r>
             <w:r>
               <w:rPr>
-                <w:b/>
-                <w:bCs/>
-                <w:noProof/>
-                <w:webHidden/>
-              </w:rPr>
-              <w:instrText xml:space="preserve"> PAGEREF _Toc199515252 \h </w:instrText>
-            </w:r>
-            <w:r>
-              <w:rPr>
-                <w:b/>
-                <w:bCs/>
-                <w:noProof/>
-                <w:webHidden/>
-              </w:rPr>
-            </w:r>
-            <w:r>
-              <w:rPr>
-                <w:b/>
-                <w:bCs/>
+                <w:noProof/>
+                <w:webHidden/>
+              </w:rPr>
+              <w:instrText xml:space="preserve"> PAGEREF _Toc199776004 \h </w:instrText>
+            </w:r>
+            <w:r>
+              <w:rPr>
+                <w:noProof/>
+                <w:webHidden/>
+              </w:rPr>
+            </w:r>
+            <w:r>
+              <w:rPr>
                 <w:noProof/>
                 <w:webHidden/>
               </w:rPr>
@@ -1175,8 +1039,6 @@
             </w:r>
             <w:r>
               <w:rPr>
-                <w:b/>
-                <w:bCs/>
                 <w:noProof/>
                 <w:webHidden/>
               </w:rPr>
@@ -1184,8 +1046,6 @@
             </w:r>
             <w:r>
               <w:rPr>
-                <w:b/>
-                <w:bCs/>
                 <w:noProof/>
                 <w:webHidden/>
               </w:rPr>
@@ -1200,25 +1060,23 @@
               <w:tab w:val="right" w:leader="dot" w:pos="9771"/>
             </w:tabs>
             <w:rPr>
-              <w:b/>
-              <w:bCs/>
+              <w:rFonts w:asciiTheme="minorHAnsi" w:eastAsiaTheme="minorEastAsia" w:hAnsiTheme="minorHAnsi"/>
               <w:noProof/>
+              <w:sz w:val="24"/>
+              <w:szCs w:val="24"/>
+              <w:lang w:eastAsia="it-IT"/>
             </w:rPr>
           </w:pPr>
-          <w:hyperlink w:anchor="_Toc199515253" w:history="1">
+          <w:hyperlink w:anchor="_Toc199776005" w:history="1">
             <w:r>
               <w:rPr>
                 <w:rStyle w:val="Collegamentoipertestuale"/>
-                <w:b/>
-                <w:bCs/>
-                <w:noProof/>
-              </w:rPr>
-              <w:t>Creazione grafici</w:t>
-            </w:r>
-            <w:r>
-              <w:rPr>
-                <w:b/>
-                <w:bCs/>
+                <w:noProof/>
+              </w:rPr>
+              <w:t>Grafici</w:t>
+            </w:r>
+            <w:r>
+              <w:rPr>
                 <w:noProof/>
                 <w:webHidden/>
               </w:rPr>
@@ -1226,8 +1084,6 @@
             </w:r>
             <w:r>
               <w:rPr>
-                <w:b/>
-                <w:bCs/>
                 <w:noProof/>
                 <w:webHidden/>
               </w:rPr>
@@ -1235,25 +1091,19 @@
             </w:r>
             <w:r>
               <w:rPr>
-                <w:b/>
-                <w:bCs/>
-                <w:noProof/>
-                <w:webHidden/>
-              </w:rPr>
-              <w:instrText xml:space="preserve"> PAGEREF _Toc199515253 \h </w:instrText>
-            </w:r>
-            <w:r>
-              <w:rPr>
-                <w:b/>
-                <w:bCs/>
-                <w:noProof/>
-                <w:webHidden/>
-              </w:rPr>
-            </w:r>
-            <w:r>
-              <w:rPr>
-                <w:b/>
-                <w:bCs/>
+                <w:noProof/>
+                <w:webHidden/>
+              </w:rPr>
+              <w:instrText xml:space="preserve"> PAGEREF _Toc199776005 \h </w:instrText>
+            </w:r>
+            <w:r>
+              <w:rPr>
+                <w:noProof/>
+                <w:webHidden/>
+              </w:rPr>
+            </w:r>
+            <w:r>
+              <w:rPr>
                 <w:noProof/>
                 <w:webHidden/>
               </w:rPr>
@@ -1261,17 +1111,373 @@
             </w:r>
             <w:r>
               <w:rPr>
-                <w:b/>
-                <w:bCs/>
-                <w:noProof/>
-                <w:webHidden/>
-              </w:rPr>
-              <w:t>7</w:t>
-            </w:r>
-            <w:r>
-              <w:rPr>
-                <w:b/>
-                <w:bCs/>
+                <w:noProof/>
+                <w:webHidden/>
+              </w:rPr>
+              <w:t>8</w:t>
+            </w:r>
+            <w:r>
+              <w:rPr>
+                <w:noProof/>
+                <w:webHidden/>
+              </w:rPr>
+              <w:fldChar w:fldCharType="end"/>
+            </w:r>
+          </w:hyperlink>
+        </w:p>
+        <w:p>
+          <w:pPr>
+            <w:pStyle w:val="Sommario1"/>
+            <w:tabs>
+              <w:tab w:val="right" w:leader="dot" w:pos="9771"/>
+            </w:tabs>
+            <w:rPr>
+              <w:rFonts w:asciiTheme="minorHAnsi" w:eastAsiaTheme="minorEastAsia" w:hAnsiTheme="minorHAnsi"/>
+              <w:noProof/>
+              <w:sz w:val="24"/>
+              <w:szCs w:val="24"/>
+              <w:lang w:eastAsia="it-IT"/>
+            </w:rPr>
+          </w:pPr>
+          <w:hyperlink w:anchor="_Toc199776006" w:history="1">
+            <w:r>
+              <w:rPr>
+                <w:rStyle w:val="Collegamentoipertestuale"/>
+                <w:noProof/>
+              </w:rPr>
+              <w:t>Analisi dei risultati ottenuti</w:t>
+            </w:r>
+            <w:r>
+              <w:rPr>
+                <w:noProof/>
+                <w:webHidden/>
+              </w:rPr>
+              <w:tab/>
+            </w:r>
+            <w:r>
+              <w:rPr>
+                <w:noProof/>
+                <w:webHidden/>
+              </w:rPr>
+              <w:fldChar w:fldCharType="begin"/>
+            </w:r>
+            <w:r>
+              <w:rPr>
+                <w:noProof/>
+                <w:webHidden/>
+              </w:rPr>
+              <w:instrText xml:space="preserve"> PAGEREF _Toc199776006 \h </w:instrText>
+            </w:r>
+            <w:r>
+              <w:rPr>
+                <w:noProof/>
+                <w:webHidden/>
+              </w:rPr>
+            </w:r>
+            <w:r>
+              <w:rPr>
+                <w:noProof/>
+                <w:webHidden/>
+              </w:rPr>
+              <w:fldChar w:fldCharType="separate"/>
+            </w:r>
+            <w:r>
+              <w:rPr>
+                <w:noProof/>
+                <w:webHidden/>
+              </w:rPr>
+              <w:t>9</w:t>
+            </w:r>
+            <w:r>
+              <w:rPr>
+                <w:noProof/>
+                <w:webHidden/>
+              </w:rPr>
+              <w:fldChar w:fldCharType="end"/>
+            </w:r>
+          </w:hyperlink>
+        </w:p>
+        <w:p>
+          <w:pPr>
+            <w:pStyle w:val="Sommario2"/>
+            <w:tabs>
+              <w:tab w:val="right" w:leader="dot" w:pos="9771"/>
+            </w:tabs>
+            <w:rPr>
+              <w:rFonts w:asciiTheme="minorHAnsi" w:eastAsiaTheme="minorEastAsia" w:hAnsiTheme="minorHAnsi"/>
+              <w:noProof/>
+              <w:sz w:val="24"/>
+              <w:szCs w:val="24"/>
+              <w:lang w:eastAsia="it-IT"/>
+            </w:rPr>
+          </w:pPr>
+          <w:hyperlink w:anchor="_Toc199776007" w:history="1">
+            <w:r>
+              <w:rPr>
+                <w:rStyle w:val="Collegamentoipertestuale"/>
+                <w:noProof/>
+              </w:rPr>
+              <w:t>Matrice Spa1</w:t>
+            </w:r>
+            <w:r>
+              <w:rPr>
+                <w:noProof/>
+                <w:webHidden/>
+              </w:rPr>
+              <w:tab/>
+            </w:r>
+            <w:r>
+              <w:rPr>
+                <w:noProof/>
+                <w:webHidden/>
+              </w:rPr>
+              <w:fldChar w:fldCharType="begin"/>
+            </w:r>
+            <w:r>
+              <w:rPr>
+                <w:noProof/>
+                <w:webHidden/>
+              </w:rPr>
+              <w:instrText xml:space="preserve"> PAGEREF _Toc199776007 \h </w:instrText>
+            </w:r>
+            <w:r>
+              <w:rPr>
+                <w:noProof/>
+                <w:webHidden/>
+              </w:rPr>
+            </w:r>
+            <w:r>
+              <w:rPr>
+                <w:noProof/>
+                <w:webHidden/>
+              </w:rPr>
+              <w:fldChar w:fldCharType="separate"/>
+            </w:r>
+            <w:r>
+              <w:rPr>
+                <w:noProof/>
+                <w:webHidden/>
+              </w:rPr>
+              <w:t>9</w:t>
+            </w:r>
+            <w:r>
+              <w:rPr>
+                <w:noProof/>
+                <w:webHidden/>
+              </w:rPr>
+              <w:fldChar w:fldCharType="end"/>
+            </w:r>
+          </w:hyperlink>
+        </w:p>
+        <w:p>
+          <w:pPr>
+            <w:pStyle w:val="Sommario2"/>
+            <w:tabs>
+              <w:tab w:val="right" w:leader="dot" w:pos="9771"/>
+            </w:tabs>
+            <w:rPr>
+              <w:rFonts w:asciiTheme="minorHAnsi" w:eastAsiaTheme="minorEastAsia" w:hAnsiTheme="minorHAnsi"/>
+              <w:noProof/>
+              <w:sz w:val="24"/>
+              <w:szCs w:val="24"/>
+              <w:lang w:eastAsia="it-IT"/>
+            </w:rPr>
+          </w:pPr>
+          <w:hyperlink w:anchor="_Toc199776008" w:history="1">
+            <w:r>
+              <w:rPr>
+                <w:rStyle w:val="Collegamentoipertestuale"/>
+                <w:noProof/>
+              </w:rPr>
+              <w:t>Matrice Spa2</w:t>
+            </w:r>
+            <w:r>
+              <w:rPr>
+                <w:noProof/>
+                <w:webHidden/>
+              </w:rPr>
+              <w:tab/>
+            </w:r>
+            <w:r>
+              <w:rPr>
+                <w:noProof/>
+                <w:webHidden/>
+              </w:rPr>
+              <w:fldChar w:fldCharType="begin"/>
+            </w:r>
+            <w:r>
+              <w:rPr>
+                <w:noProof/>
+                <w:webHidden/>
+              </w:rPr>
+              <w:instrText xml:space="preserve"> PAGEREF _Toc199776008 \h </w:instrText>
+            </w:r>
+            <w:r>
+              <w:rPr>
+                <w:noProof/>
+                <w:webHidden/>
+              </w:rPr>
+            </w:r>
+            <w:r>
+              <w:rPr>
+                <w:noProof/>
+                <w:webHidden/>
+              </w:rPr>
+              <w:fldChar w:fldCharType="separate"/>
+            </w:r>
+            <w:r>
+              <w:rPr>
+                <w:noProof/>
+                <w:webHidden/>
+              </w:rPr>
+              <w:t>12</w:t>
+            </w:r>
+            <w:r>
+              <w:rPr>
+                <w:noProof/>
+                <w:webHidden/>
+              </w:rPr>
+              <w:fldChar w:fldCharType="end"/>
+            </w:r>
+          </w:hyperlink>
+        </w:p>
+        <w:p>
+          <w:pPr>
+            <w:pStyle w:val="Sommario2"/>
+            <w:tabs>
+              <w:tab w:val="right" w:leader="dot" w:pos="9771"/>
+            </w:tabs>
+            <w:rPr>
+              <w:rFonts w:asciiTheme="minorHAnsi" w:eastAsiaTheme="minorEastAsia" w:hAnsiTheme="minorHAnsi"/>
+              <w:noProof/>
+              <w:sz w:val="24"/>
+              <w:szCs w:val="24"/>
+              <w:lang w:eastAsia="it-IT"/>
+            </w:rPr>
+          </w:pPr>
+          <w:hyperlink w:anchor="_Toc199776009" w:history="1">
+            <w:r>
+              <w:rPr>
+                <w:rStyle w:val="Collegamentoipertestuale"/>
+                <w:noProof/>
+              </w:rPr>
+              <w:t>Matrice Vem1</w:t>
+            </w:r>
+            <w:r>
+              <w:rPr>
+                <w:noProof/>
+                <w:webHidden/>
+              </w:rPr>
+              <w:tab/>
+            </w:r>
+            <w:r>
+              <w:rPr>
+                <w:noProof/>
+                <w:webHidden/>
+              </w:rPr>
+              <w:fldChar w:fldCharType="begin"/>
+            </w:r>
+            <w:r>
+              <w:rPr>
+                <w:noProof/>
+                <w:webHidden/>
+              </w:rPr>
+              <w:instrText xml:space="preserve"> PAGEREF _Toc199776009 \h </w:instrText>
+            </w:r>
+            <w:r>
+              <w:rPr>
+                <w:noProof/>
+                <w:webHidden/>
+              </w:rPr>
+            </w:r>
+            <w:r>
+              <w:rPr>
+                <w:noProof/>
+                <w:webHidden/>
+              </w:rPr>
+              <w:fldChar w:fldCharType="separate"/>
+            </w:r>
+            <w:r>
+              <w:rPr>
+                <w:noProof/>
+                <w:webHidden/>
+              </w:rPr>
+              <w:t>14</w:t>
+            </w:r>
+            <w:r>
+              <w:rPr>
+                <w:noProof/>
+                <w:webHidden/>
+              </w:rPr>
+              <w:fldChar w:fldCharType="end"/>
+            </w:r>
+          </w:hyperlink>
+        </w:p>
+        <w:p>
+          <w:pPr>
+            <w:pStyle w:val="Sommario2"/>
+            <w:tabs>
+              <w:tab w:val="right" w:leader="dot" w:pos="9771"/>
+            </w:tabs>
+            <w:rPr>
+              <w:rFonts w:asciiTheme="minorHAnsi" w:eastAsiaTheme="minorEastAsia" w:hAnsiTheme="minorHAnsi"/>
+              <w:noProof/>
+              <w:sz w:val="24"/>
+              <w:szCs w:val="24"/>
+              <w:lang w:eastAsia="it-IT"/>
+            </w:rPr>
+          </w:pPr>
+          <w:hyperlink w:anchor="_Toc199776010" w:history="1">
+            <w:r>
+              <w:rPr>
+                <w:rStyle w:val="Collegamentoipertestuale"/>
+                <w:noProof/>
+              </w:rPr>
+              <w:t>Matrice Vem2</w:t>
+            </w:r>
+            <w:r>
+              <w:rPr>
+                <w:noProof/>
+                <w:webHidden/>
+              </w:rPr>
+              <w:tab/>
+            </w:r>
+            <w:r>
+              <w:rPr>
+                <w:noProof/>
+                <w:webHidden/>
+              </w:rPr>
+              <w:fldChar w:fldCharType="begin"/>
+            </w:r>
+            <w:r>
+              <w:rPr>
+                <w:noProof/>
+                <w:webHidden/>
+              </w:rPr>
+              <w:instrText xml:space="preserve"> PAGEREF _Toc199776010 \h </w:instrText>
+            </w:r>
+            <w:r>
+              <w:rPr>
+                <w:noProof/>
+                <w:webHidden/>
+              </w:rPr>
+            </w:r>
+            <w:r>
+              <w:rPr>
+                <w:noProof/>
+                <w:webHidden/>
+              </w:rPr>
+              <w:fldChar w:fldCharType="separate"/>
+            </w:r>
+            <w:r>
+              <w:rPr>
+                <w:noProof/>
+                <w:webHidden/>
+              </w:rPr>
+              <w:t>17</w:t>
+            </w:r>
+            <w:r>
+              <w:rPr>
                 <w:noProof/>
                 <w:webHidden/>
               </w:rPr>
@@ -1307,7 +1513,7 @@
         <w:pStyle w:val="Titolo1"/>
         <w:spacing w:line="360" w:lineRule="auto"/>
       </w:pPr>
-      <w:bookmarkStart w:id="0" w:name="_Toc199515245"/>
+      <w:bookmarkStart w:id="0" w:name="_Toc199775997"/>
       <w:r>
         <w:lastRenderedPageBreak/>
         <w:t>Introduzione</w:t>
@@ -1319,7 +1525,7 @@
         <w:pStyle w:val="Titolo2"/>
         <w:spacing w:line="360" w:lineRule="auto"/>
       </w:pPr>
-      <w:bookmarkStart w:id="1" w:name="_Toc199515246"/>
+      <w:bookmarkStart w:id="1" w:name="_Toc199775998"/>
       <w:r>
         <w:t>Contesto del progetto</w:t>
       </w:r>
@@ -1330,7 +1536,31 @@
         <w:spacing w:line="360" w:lineRule="auto"/>
       </w:pPr>
       <w:r>
-        <w:t>Lo scopo del progetto `e quello di implemen tare una mini-libreria che esegua i seguenti solutori iterativi, limitatamente al caso di matrici simmetriche e definite positive: metodo di Jacobi, metodo di Gauß-Seidel, metodo del Gradiente, metodo del Gradiente coniugato.</w:t>
+        <w:t xml:space="preserve">Lo scopo del progetto `e quello di </w:t>
+      </w:r>
+      <w:proofErr w:type="spellStart"/>
+      <w:r>
+        <w:t>implemen</w:t>
+      </w:r>
+      <w:proofErr w:type="spellEnd"/>
+      <w:r>
+        <w:t xml:space="preserve"> tare una mini-libreria che esegua i seguenti solutori iterativi, limitatamente al caso di matrici simmetriche e definite positive: metodo di </w:t>
+      </w:r>
+      <w:proofErr w:type="spellStart"/>
+      <w:r>
+        <w:t>Jacobi</w:t>
+      </w:r>
+      <w:proofErr w:type="spellEnd"/>
+      <w:r>
+        <w:t xml:space="preserve">, metodo di </w:t>
+      </w:r>
+      <w:proofErr w:type="spellStart"/>
+      <w:r>
+        <w:t>Gauß</w:t>
+      </w:r>
+      <w:proofErr w:type="spellEnd"/>
+      <w:r>
+        <w:t>-Seidel, metodo del Gradiente, metodo del Gradiente coniugato.</w:t>
       </w:r>
     </w:p>
     <w:p>
@@ -1338,7 +1568,7 @@
         <w:pStyle w:val="Titolo2"/>
         <w:spacing w:line="360" w:lineRule="auto"/>
       </w:pPr>
-      <w:bookmarkStart w:id="2" w:name="_Toc199515247"/>
+      <w:bookmarkStart w:id="2" w:name="_Toc199775999"/>
       <w:r>
         <w:t>Linguaggio e librerie scelte</w:t>
       </w:r>
@@ -1352,7 +1582,25 @@
         <w:t xml:space="preserve">Come linguaggio è stato scelto Julia </w:t>
       </w:r>
       <w:r>
-        <w:t>inquanto, oltre ad essere open source, implementa al suo interno funzioni efficienti per operazioni su vettori e matrici tramite la libreria LinearAlgebra e la libreria SparseArray, offrendo così un supporto nativo per vettori e matrici, permettendo così di gestire e lavorare anche con matrici sparse nativamente; In oltre la sua compilazione just-in-time e le alte prestazioni lo rendono molto utilizzato in matematica e per i calcoli matematici.</w:t>
+        <w:t xml:space="preserve">inquanto, oltre ad essere open source, implementa al suo interno funzioni efficienti per operazioni su vettori e matrici tramite la libreria </w:t>
+      </w:r>
+      <w:proofErr w:type="spellStart"/>
+      <w:proofErr w:type="gramStart"/>
+      <w:r>
+        <w:t>LinearAlgebra</w:t>
+      </w:r>
+      <w:proofErr w:type="spellEnd"/>
+      <w:proofErr w:type="gramEnd"/>
+      <w:r>
+        <w:t xml:space="preserve"> e la libreria </w:t>
+      </w:r>
+      <w:proofErr w:type="spellStart"/>
+      <w:r>
+        <w:t>SparseArray</w:t>
+      </w:r>
+      <w:proofErr w:type="spellEnd"/>
+      <w:r>
+        <w:t>, offrendo così un supporto nativo per vettori e matrici, permettendo così di gestire e lavorare anche con matrici sparse nativamente; In oltre la sua compilazione just-in-time e le alte prestazioni lo rendono molto utilizzato in matematica e per i calcoli matematici.</w:t>
       </w:r>
     </w:p>
     <w:p>
@@ -1369,7 +1617,7 @@
         <w:pStyle w:val="Titolo1"/>
         <w:spacing w:line="360" w:lineRule="auto"/>
       </w:pPr>
-      <w:bookmarkStart w:id="3" w:name="_Toc199515248"/>
+      <w:bookmarkStart w:id="3" w:name="_Toc199776000"/>
       <w:r>
         <w:lastRenderedPageBreak/>
         <w:t>Implementazione</w:t>
@@ -1381,7 +1629,7 @@
         <w:pStyle w:val="Titolo2"/>
         <w:spacing w:line="360" w:lineRule="auto"/>
       </w:pPr>
-      <w:bookmarkStart w:id="4" w:name="_Toc199515249"/>
+      <w:bookmarkStart w:id="4" w:name="_Toc199776001"/>
       <w:r>
         <w:t xml:space="preserve">Struttura </w:t>
       </w:r>
@@ -1417,7 +1665,15 @@
         <w:spacing w:line="360" w:lineRule="auto"/>
       </w:pPr>
       <w:r>
-        <w:t xml:space="preserve">La classe Main </w:t>
+        <w:t xml:space="preserve">La classe </w:t>
+      </w:r>
+      <w:proofErr w:type="spellStart"/>
+      <w:r>
+        <w:t>Main</w:t>
+      </w:r>
+      <w:proofErr w:type="spellEnd"/>
+      <w:r>
+        <w:t xml:space="preserve"> </w:t>
       </w:r>
       <w:r>
         <w:t xml:space="preserve">prende in input le matrici presenti nei file </w:t>
@@ -1457,7 +1713,7 @@
         <w:pStyle w:val="Titolo2"/>
         <w:spacing w:line="360" w:lineRule="auto"/>
       </w:pPr>
-      <w:bookmarkStart w:id="5" w:name="_Toc199515250"/>
+      <w:bookmarkStart w:id="5" w:name="_Toc199776002"/>
       <w:r>
         <w:t>Organizzazione della libreria</w:t>
       </w:r>
@@ -1498,20 +1754,55 @@
         <w:spacing w:line="360" w:lineRule="auto"/>
       </w:pPr>
       <w:r>
-        <w:t>Funzione: load_</w:t>
+        <w:t xml:space="preserve">Funzione: </w:t>
+      </w:r>
+      <w:proofErr w:type="spellStart"/>
+      <w:r>
+        <w:t>load_</w:t>
       </w:r>
       <w:r>
         <w:t>sparse_</w:t>
       </w:r>
-      <w:r>
-        <w:t>matrix(file</w:t>
-      </w:r>
-      <w:r>
-        <w:t>_path</w:t>
-      </w:r>
-      <w:r>
-        <w:t>::String)::SparseMatrixCSC</w:t>
-      </w:r>
+      <w:proofErr w:type="gramStart"/>
+      <w:r>
+        <w:t>matrix</w:t>
+      </w:r>
+      <w:proofErr w:type="spellEnd"/>
+      <w:r>
+        <w:t>(</w:t>
+      </w:r>
+      <w:proofErr w:type="spellStart"/>
+      <w:proofErr w:type="gramEnd"/>
+      <w:r>
+        <w:t>file</w:t>
+      </w:r>
+      <w:r>
+        <w:t>_</w:t>
+      </w:r>
+      <w:proofErr w:type="gramStart"/>
+      <w:r>
+        <w:t>path</w:t>
+      </w:r>
+      <w:proofErr w:type="spellEnd"/>
+      <w:r>
+        <w:t>::</w:t>
+      </w:r>
+      <w:proofErr w:type="spellStart"/>
+      <w:proofErr w:type="gramEnd"/>
+      <w:r>
+        <w:t>String</w:t>
+      </w:r>
+      <w:proofErr w:type="spellEnd"/>
+      <w:proofErr w:type="gramStart"/>
+      <w:r>
+        <w:t>)::</w:t>
+      </w:r>
+      <w:proofErr w:type="spellStart"/>
+      <w:proofErr w:type="gramEnd"/>
+      <w:r>
+        <w:t>SparseMatrixCSC</w:t>
+      </w:r>
+      <w:proofErr w:type="spellEnd"/>
     </w:p>
     <w:p>
       <w:pPr>
@@ -1525,7 +1816,15 @@
         <w:t xml:space="preserve">Scopo: </w:t>
       </w:r>
       <w:r>
-        <w:t>La funzione load_sparse_matrix legge da un file una matrice sparsa salvata in formato testuale. La prima riga indica il numero di righe, colonne e valori non nulli. Le righe successive contengono i valori non nulli con le rispettive posizioni (riga, colonna, valore). La funzione inizializza una matrice sparsa vuota con le dimensioni indicate e poi inserisce i valori letti nella posizione corretta, restituendo infine la matrice costruita</w:t>
+        <w:t xml:space="preserve">La funzione </w:t>
+      </w:r>
+      <w:proofErr w:type="spellStart"/>
+      <w:r>
+        <w:t>load_sparse_matrix</w:t>
+      </w:r>
+      <w:proofErr w:type="spellEnd"/>
+      <w:r>
+        <w:t xml:space="preserve"> legge da un file una matrice sparsa salvata in formato testuale. La prima riga indica il numero di righe, colonne e valori non nulli. Le righe successive contengono i valori non nulli con le rispettive posizioni (riga, colonna, valore). La funzione inizializza una matrice sparsa vuota con le dimensioni indicate e poi inserisce i valori letti nella posizione corretta, restituendo infine la matrice costruita</w:t>
       </w:r>
       <w:r>
         <w:t>.</w:t>
@@ -1543,8 +1842,13 @@
         <w:t xml:space="preserve">Generazione </w:t>
       </w:r>
       <w:r>
-        <w:t>b vector</w:t>
-      </w:r>
+        <w:t xml:space="preserve">b </w:t>
+      </w:r>
+      <w:proofErr w:type="spellStart"/>
+      <w:r>
+        <w:t>vector</w:t>
+      </w:r>
+      <w:proofErr w:type="spellEnd"/>
     </w:p>
     <w:p>
       <w:pPr>
@@ -1555,8 +1859,36 @@
         <w:spacing w:line="360" w:lineRule="auto"/>
       </w:pPr>
       <w:r>
-        <w:t>Funzione: generate_b_vector(A::SparseMatrixCSC)::Vector</w:t>
-      </w:r>
+        <w:t xml:space="preserve">Funzione: </w:t>
+      </w:r>
+      <w:proofErr w:type="spellStart"/>
+      <w:r>
+        <w:t>generate_b_</w:t>
+      </w:r>
+      <w:proofErr w:type="gramStart"/>
+      <w:r>
+        <w:t>vector</w:t>
+      </w:r>
+      <w:proofErr w:type="spellEnd"/>
+      <w:r>
+        <w:t>(A::</w:t>
+      </w:r>
+      <w:proofErr w:type="spellStart"/>
+      <w:proofErr w:type="gramEnd"/>
+      <w:r>
+        <w:t>SparseMatrixCSC</w:t>
+      </w:r>
+      <w:proofErr w:type="spellEnd"/>
+      <w:proofErr w:type="gramStart"/>
+      <w:r>
+        <w:t>)::</w:t>
+      </w:r>
+      <w:proofErr w:type="spellStart"/>
+      <w:proofErr w:type="gramEnd"/>
+      <w:r>
+        <w:t>Vector</w:t>
+      </w:r>
+      <w:proofErr w:type="spellEnd"/>
     </w:p>
     <w:p>
       <w:pPr>
@@ -1568,7 +1900,23 @@
       </w:pPr>
       <w:r>
         <w:lastRenderedPageBreak/>
-        <w:t>Il metodo generate_b_vector(A) genera il vettore dei termini noti b per un sistema lineare Ax=b, assumendo come soluzione esatta il vettore x composto da soli 1.</w:t>
+        <w:t xml:space="preserve">Il metodo </w:t>
+      </w:r>
+      <w:proofErr w:type="spellStart"/>
+      <w:r>
+        <w:t>generate_b_vector</w:t>
+      </w:r>
+      <w:proofErr w:type="spellEnd"/>
+      <w:r>
+        <w:t xml:space="preserve">(A) genera il vettore dei termini noti b per un sistema lineare </w:t>
+      </w:r>
+      <w:proofErr w:type="spellStart"/>
+      <w:r>
+        <w:t>Ax</w:t>
+      </w:r>
+      <w:proofErr w:type="spellEnd"/>
+      <w:r>
+        <w:t>=b, assumendo come soluzione esatta il vettore x composto da soli 1.</w:t>
       </w:r>
     </w:p>
     <w:p>
@@ -1594,11 +1942,45 @@
       <w:r>
         <w:t xml:space="preserve">Funzione: </w:t>
       </w:r>
-      <w:r>
-        <w:t>forward_substitutio</w:t>
-      </w:r>
-      <w:r>
-        <w:t>n(A::SparseMatrixCSC, b::Vector)::Vector</w:t>
+      <w:proofErr w:type="spellStart"/>
+      <w:r>
+        <w:t>forward_</w:t>
+      </w:r>
+      <w:proofErr w:type="gramStart"/>
+      <w:r>
+        <w:t>substitutio</w:t>
+      </w:r>
+      <w:r>
+        <w:t>n</w:t>
+      </w:r>
+      <w:proofErr w:type="spellEnd"/>
+      <w:r>
+        <w:t>(A::</w:t>
+      </w:r>
+      <w:proofErr w:type="spellStart"/>
+      <w:proofErr w:type="gramEnd"/>
+      <w:r>
+        <w:t>SparseMatrixCSC</w:t>
+      </w:r>
+      <w:proofErr w:type="spellEnd"/>
+      <w:r>
+        <w:t xml:space="preserve">, </w:t>
+      </w:r>
+      <w:proofErr w:type="gramStart"/>
+      <w:r>
+        <w:t>b::</w:t>
+      </w:r>
+      <w:proofErr w:type="gramEnd"/>
+      <w:r>
+        <w:t>Vector</w:t>
+      </w:r>
+      <w:proofErr w:type="gramStart"/>
+      <w:r>
+        <w:t>)::</w:t>
+      </w:r>
+      <w:proofErr w:type="gramEnd"/>
+      <w:r>
+        <w:t>Vector</w:t>
       </w:r>
     </w:p>
     <w:p>
@@ -1610,11 +1992,21 @@
         <w:spacing w:line="360" w:lineRule="auto"/>
       </w:pPr>
       <w:r>
-        <w:t xml:space="preserve">La funzione forward_substitution risolve un sistema lineare triangolare inferiore </w:t>
-      </w:r>
+        <w:t xml:space="preserve">La funzione </w:t>
+      </w:r>
+      <w:proofErr w:type="spellStart"/>
+      <w:r>
+        <w:t>forward_substitution</w:t>
+      </w:r>
+      <w:proofErr w:type="spellEnd"/>
+      <w:r>
+        <w:t xml:space="preserve"> risolve un sistema lineare triangolare inferiore </w:t>
+      </w:r>
+      <w:proofErr w:type="spellStart"/>
       <w:r>
         <w:t>Ax</w:t>
       </w:r>
+      <w:proofErr w:type="spellEnd"/>
       <w:r>
         <w:t>=b, dove A è una matrice triangolare inferiore e b è un vettore colonna. Il metodo procede "in avanti", calcolando gli elementi di x uno alla volta, partendo dal primo, utilizzando i valori già calcolati.</w:t>
       </w:r>
@@ -1648,25 +2040,51 @@
         <w:spacing w:line="360" w:lineRule="auto"/>
       </w:pPr>
       <w:r>
-        <w:t>Funzione: j</w:t>
+        <w:t xml:space="preserve">Funzione: </w:t>
+      </w:r>
+      <w:proofErr w:type="spellStart"/>
+      <w:r>
+        <w:t>j</w:t>
       </w:r>
       <w:r>
         <w:t>acobi</w:t>
       </w:r>
       <w:r>
-        <w:t>_method</w:t>
-      </w:r>
-      <w:r>
-        <w:t>(A, b, tol</w:t>
+        <w:t>_</w:t>
+      </w:r>
+      <w:proofErr w:type="gramStart"/>
+      <w:r>
+        <w:t>method</w:t>
+      </w:r>
+      <w:proofErr w:type="spellEnd"/>
+      <w:r>
+        <w:t>(</w:t>
+      </w:r>
+      <w:proofErr w:type="gramEnd"/>
+      <w:r>
+        <w:t xml:space="preserve">A, b, </w:t>
+      </w:r>
+      <w:proofErr w:type="spellStart"/>
+      <w:r>
+        <w:t>tol</w:t>
       </w:r>
       <w:r>
         <w:t>erance</w:t>
       </w:r>
-      <w:r>
-        <w:t>, max_iter</w:t>
-      </w:r>
-      <w:r>
-        <w:t>ation=20000</w:t>
+      <w:proofErr w:type="spellEnd"/>
+      <w:r>
+        <w:t xml:space="preserve">, </w:t>
+      </w:r>
+      <w:proofErr w:type="spellStart"/>
+      <w:r>
+        <w:t>max_iter</w:t>
+      </w:r>
+      <w:r>
+        <w:t>ation</w:t>
+      </w:r>
+      <w:proofErr w:type="spellEnd"/>
+      <w:r>
+        <w:t>=20000</w:t>
       </w:r>
       <w:r>
         <w:t>)</w:t>
@@ -1683,6 +2101,7 @@
       <w:r>
         <w:t xml:space="preserve">La funzione </w:t>
       </w:r>
+      <w:proofErr w:type="spellStart"/>
       <w:r>
         <w:rPr>
           <w:rStyle w:val="CodiceHTML"/>
@@ -1690,18 +2109,21 @@
         </w:rPr>
         <w:t>jacobi_method</w:t>
       </w:r>
+      <w:proofErr w:type="spellEnd"/>
       <w:r>
         <w:t xml:space="preserve"> risolve il sistema lineare</w:t>
       </w:r>
       <w:r>
         <w:t xml:space="preserve"> </w:t>
       </w:r>
+      <w:proofErr w:type="spellStart"/>
       <w:r>
         <w:rPr>
           <w:rStyle w:val="mord"/>
         </w:rPr>
         <w:t>Ax</w:t>
       </w:r>
+      <w:proofErr w:type="spellEnd"/>
       <w:r>
         <w:rPr>
           <w:rStyle w:val="mrel"/>
@@ -1723,8 +2145,18 @@
           <w:b w:val="0"/>
           <w:bCs w:val="0"/>
         </w:rPr>
-        <w:t>metodo di Jacobi</w:t>
-      </w:r>
+        <w:t xml:space="preserve">metodo di </w:t>
+      </w:r>
+      <w:proofErr w:type="spellStart"/>
+      <w:r>
+        <w:rPr>
+          <w:rStyle w:val="Enfasigrassetto"/>
+          <w:b w:val="0"/>
+          <w:bCs w:val="0"/>
+        </w:rPr>
+        <w:t>Jacobi</w:t>
+      </w:r>
+      <w:proofErr w:type="spellEnd"/>
       <w:r>
         <w:t>. Parte da una soluzione iniziale nulla (</w:t>
       </w:r>
@@ -1886,10 +2318,47 @@
         <w:ind w:left="2160"/>
       </w:pPr>
       <w:r>
-        <w:t>dove D è la diagonale di A. L'inverso della diagonale viene precomputato (inv_diag)</w:t>
-      </w:r>
-      <w:r>
-        <w:t xml:space="preserve"> con il metodo spdiagm() della libreria SparseArray.</w:t>
+        <w:t xml:space="preserve">dove D è la diagonale di A. L'inverso della diagonale viene </w:t>
+      </w:r>
+      <w:proofErr w:type="spellStart"/>
+      <w:r>
+        <w:t>precomputato</w:t>
+      </w:r>
+      <w:proofErr w:type="spellEnd"/>
+      <w:r>
+        <w:t xml:space="preserve"> (</w:t>
+      </w:r>
+      <w:proofErr w:type="spellStart"/>
+      <w:r>
+        <w:t>inv_diag</w:t>
+      </w:r>
+      <w:proofErr w:type="spellEnd"/>
+      <w:r>
+        <w:t>)</w:t>
+      </w:r>
+      <w:r>
+        <w:t xml:space="preserve"> con il metodo </w:t>
+      </w:r>
+      <w:proofErr w:type="spellStart"/>
+      <w:proofErr w:type="gramStart"/>
+      <w:r>
+        <w:t>spdiagm</w:t>
+      </w:r>
+      <w:proofErr w:type="spellEnd"/>
+      <w:r>
+        <w:t>(</w:t>
+      </w:r>
+      <w:proofErr w:type="gramEnd"/>
+      <w:r>
+        <w:t xml:space="preserve">) della libreria </w:t>
+      </w:r>
+      <w:proofErr w:type="spellStart"/>
+      <w:r>
+        <w:t>SparseArray</w:t>
+      </w:r>
+      <w:proofErr w:type="spellEnd"/>
+      <w:r>
+        <w:t>.</w:t>
       </w:r>
       <w:r>
         <w:t xml:space="preserve"> </w:t>
@@ -1906,9 +2375,11 @@
         </w:rPr>
         <w:t>|</w:t>
       </w:r>
+      <w:proofErr w:type="spellStart"/>
       <w:r>
         <w:t>Ax</w:t>
       </w:r>
+      <w:proofErr w:type="spellEnd"/>
       <w:r>
         <w:rPr>
           <w:rFonts w:cs="Consolas"/>
@@ -1969,26 +2440,46 @@
       <w:r>
         <w:t xml:space="preserve">Funzione: </w:t>
       </w:r>
+      <w:proofErr w:type="spellStart"/>
       <w:r>
         <w:t>gauss_seidel</w:t>
       </w:r>
       <w:r>
-        <w:t>_method</w:t>
-      </w:r>
+        <w:t>_</w:t>
+      </w:r>
+      <w:proofErr w:type="gramStart"/>
+      <w:r>
+        <w:t>method</w:t>
+      </w:r>
+      <w:proofErr w:type="spellEnd"/>
       <w:r>
         <w:t>(</w:t>
       </w:r>
-      <w:r>
-        <w:t>A, b, tol</w:t>
+      <w:proofErr w:type="gramEnd"/>
+      <w:r>
+        <w:t xml:space="preserve">A, b, </w:t>
+      </w:r>
+      <w:proofErr w:type="spellStart"/>
+      <w:r>
+        <w:t>tol</w:t>
       </w:r>
       <w:r>
         <w:t>erance</w:t>
       </w:r>
-      <w:r>
-        <w:t>, max_iter</w:t>
-      </w:r>
-      <w:r>
-        <w:t>ation=20000</w:t>
+      <w:proofErr w:type="spellEnd"/>
+      <w:r>
+        <w:t xml:space="preserve">, </w:t>
+      </w:r>
+      <w:proofErr w:type="spellStart"/>
+      <w:r>
+        <w:t>max_iter</w:t>
+      </w:r>
+      <w:r>
+        <w:t>ation</w:t>
+      </w:r>
+      <w:proofErr w:type="spellEnd"/>
+      <w:r>
+        <w:t>=20000</w:t>
       </w:r>
       <w:r>
         <w:t>)</w:t>
@@ -2003,7 +2494,23 @@
         <w:spacing w:line="360" w:lineRule="auto"/>
       </w:pPr>
       <w:r>
-        <w:t xml:space="preserve">La funzione gauss_seidel_method implementa il metodo iterativo di Gauss-Seidel per risolvere un sistema lineare Ax=b. Si parte da una soluzione iniziale </w:t>
+        <w:t xml:space="preserve">La funzione </w:t>
+      </w:r>
+      <w:proofErr w:type="spellStart"/>
+      <w:r>
+        <w:t>gauss_seidel_method</w:t>
+      </w:r>
+      <w:proofErr w:type="spellEnd"/>
+      <w:r>
+        <w:t xml:space="preserve"> implementa il metodo iterativo di Gauss-Seidel per risolvere un sistema lineare </w:t>
+      </w:r>
+      <w:proofErr w:type="spellStart"/>
+      <w:r>
+        <w:t>Ax</w:t>
+      </w:r>
+      <w:proofErr w:type="spellEnd"/>
+      <w:r>
+        <w:t xml:space="preserve">=b. Si parte da una soluzione iniziale </w:t>
       </w:r>
       <w:r>
         <w:t>x</w:t>
@@ -2015,7 +2522,15 @@
         <w:t>r</w:t>
       </w:r>
       <w:r>
-        <w:t>=b−Ax, ovvero l’errore rispetto alla soluzione esatta.</w:t>
+        <w:t>=b−</w:t>
+      </w:r>
+      <w:proofErr w:type="spellStart"/>
+      <w:r>
+        <w:t>Ax</w:t>
+      </w:r>
+      <w:proofErr w:type="spellEnd"/>
+      <w:r>
+        <w:t>, ovvero l’errore rispetto alla soluzione esatta.</w:t>
       </w:r>
       <w:r>
         <w:br/>
@@ -2025,7 +2540,15 @@
       </w:r>
       <w:r>
         <w:lastRenderedPageBreak/>
-        <w:t>risolvendo un sistema triangolare inferiore Lδx=r</w:t>
+        <w:t xml:space="preserve">risolvendo un sistema triangolare inferiore </w:t>
+      </w:r>
+      <w:proofErr w:type="spellStart"/>
+      <w:r>
+        <w:t>Lδx</w:t>
+      </w:r>
+      <w:proofErr w:type="spellEnd"/>
+      <w:r>
+        <w:t>=r</w:t>
       </w:r>
       <w:r>
         <w:t>,</w:t>
@@ -2073,32 +2596,52 @@
       <w:r>
         <w:t xml:space="preserve">Funzione: </w:t>
       </w:r>
+      <w:proofErr w:type="spellStart"/>
       <w:r>
         <w:t>gradient_descent</w:t>
       </w:r>
       <w:r>
-        <w:t>_method</w:t>
-      </w:r>
+        <w:t>_</w:t>
+      </w:r>
+      <w:proofErr w:type="gramStart"/>
+      <w:r>
+        <w:t>method</w:t>
+      </w:r>
+      <w:proofErr w:type="spellEnd"/>
       <w:r>
         <w:t>(</w:t>
       </w:r>
-      <w:r>
-        <w:t>A, b, tol</w:t>
+      <w:proofErr w:type="gramEnd"/>
+      <w:r>
+        <w:t xml:space="preserve">A, b, </w:t>
+      </w:r>
+      <w:proofErr w:type="spellStart"/>
+      <w:r>
+        <w:t>tol</w:t>
       </w:r>
       <w:r>
         <w:t>erance</w:t>
       </w:r>
+      <w:proofErr w:type="spellEnd"/>
       <w:r>
         <w:t>,</w:t>
       </w:r>
       <w:r>
-        <w:t xml:space="preserve"> m</w:t>
+        <w:t xml:space="preserve"> </w:t>
+      </w:r>
+      <w:proofErr w:type="spellStart"/>
+      <w:r>
+        <w:t>m</w:t>
       </w:r>
       <w:r>
         <w:t>ax_iter</w:t>
       </w:r>
       <w:r>
-        <w:t>ation=</w:t>
+        <w:t>ation</w:t>
+      </w:r>
+      <w:proofErr w:type="spellEnd"/>
+      <w:r>
+        <w:t>=</w:t>
       </w:r>
       <w:r>
         <w:t xml:space="preserve"> </w:t>
@@ -2119,11 +2662,21 @@
         <w:spacing w:line="360" w:lineRule="auto"/>
       </w:pPr>
       <w:r>
-        <w:t xml:space="preserve">La funzione gradient_descent_method risolve il sistema lineare </w:t>
-      </w:r>
+        <w:t xml:space="preserve">La funzione </w:t>
+      </w:r>
+      <w:proofErr w:type="spellStart"/>
+      <w:r>
+        <w:t>gradient_descent_method</w:t>
+      </w:r>
+      <w:proofErr w:type="spellEnd"/>
+      <w:r>
+        <w:t xml:space="preserve"> risolve il sistema lineare </w:t>
+      </w:r>
+      <w:proofErr w:type="spellStart"/>
       <w:r>
         <w:t>Ax</w:t>
       </w:r>
+      <w:proofErr w:type="spellEnd"/>
       <w:r>
         <w:t>=b per matrici simmetriche e definite positive usando il metodo del gradiente.</w:t>
       </w:r>
@@ -2135,7 +2688,15 @@
         <w:t xml:space="preserve"> </w:t>
       </w:r>
       <w:r>
-        <w:t>Parte da una soluzione iniziale nulla (x = 0) e, ad ogni iterazione, calcola il residuo r=b−Ax, che rappresenta la direzione del gradiente del funzionale di errore quadratico.</w:t>
+        <w:t>Parte da una soluzione iniziale nulla (x = 0) e, ad ogni iterazione, calcola il residuo r=b−</w:t>
+      </w:r>
+      <w:proofErr w:type="spellStart"/>
+      <w:r>
+        <w:t>Ax</w:t>
+      </w:r>
+      <w:proofErr w:type="spellEnd"/>
+      <w:r>
+        <w:t>, che rappresenta la direzione del gradiente del funzionale di errore quadratico.</w:t>
       </w:r>
     </w:p>
     <w:p>
@@ -2144,7 +2705,15 @@
         <w:ind w:left="2160"/>
       </w:pPr>
       <w:r>
-        <w:t>Poi determina un passo ottimale (step_size) lungo questa direzione, calcolato come:</w:t>
+        <w:t>Poi determina un passo ottimale (</w:t>
+      </w:r>
+      <w:proofErr w:type="spellStart"/>
+      <w:r>
+        <w:t>step_size</w:t>
+      </w:r>
+      <w:proofErr w:type="spellEnd"/>
+      <w:r>
+        <w:t>) lungo questa direzione, calcolato come:</w:t>
       </w:r>
     </w:p>
     <w:p>
@@ -2392,8 +2961,13 @@
         </w:rPr>
         <w:t>|</w:t>
       </w:r>
-      <w:r>
-        <w:t>Ax−b</w:t>
+      <w:proofErr w:type="spellStart"/>
+      <w:r>
+        <w:t>Ax</w:t>
+      </w:r>
+      <w:proofErr w:type="spellEnd"/>
+      <w:r>
+        <w:t>−b</w:t>
       </w:r>
       <w:r>
         <w:rPr>
@@ -2429,26 +3003,46 @@
       <w:r>
         <w:t xml:space="preserve">Funzione: </w:t>
       </w:r>
+      <w:proofErr w:type="spellStart"/>
       <w:r>
         <w:t>conjugate_gradient</w:t>
       </w:r>
       <w:r>
-        <w:t>_method</w:t>
-      </w:r>
+        <w:t>_</w:t>
+      </w:r>
+      <w:proofErr w:type="gramStart"/>
+      <w:r>
+        <w:t>method</w:t>
+      </w:r>
+      <w:proofErr w:type="spellEnd"/>
       <w:r>
         <w:t>(</w:t>
       </w:r>
-      <w:r>
-        <w:t>A, b, tol</w:t>
+      <w:proofErr w:type="gramEnd"/>
+      <w:r>
+        <w:t xml:space="preserve">A, b, </w:t>
+      </w:r>
+      <w:proofErr w:type="spellStart"/>
+      <w:r>
+        <w:t>tol</w:t>
       </w:r>
       <w:r>
         <w:t>erance</w:t>
       </w:r>
-      <w:r>
-        <w:t>, max_iter</w:t>
-      </w:r>
-      <w:r>
-        <w:t>ation=20000</w:t>
+      <w:proofErr w:type="spellEnd"/>
+      <w:r>
+        <w:t xml:space="preserve">, </w:t>
+      </w:r>
+      <w:proofErr w:type="spellStart"/>
+      <w:r>
+        <w:t>max_iter</w:t>
+      </w:r>
+      <w:r>
+        <w:t>ation</w:t>
+      </w:r>
+      <w:proofErr w:type="spellEnd"/>
+      <w:r>
+        <w:t>=20000</w:t>
       </w:r>
       <w:r>
         <w:t>)</w:t>
@@ -2463,11 +3057,21 @@
         <w:spacing w:line="360" w:lineRule="auto"/>
       </w:pPr>
       <w:r>
-        <w:t xml:space="preserve">La funzione gradient_descent_method risolve il sistema lineare </w:t>
-      </w:r>
+        <w:t xml:space="preserve">La funzione </w:t>
+      </w:r>
+      <w:proofErr w:type="spellStart"/>
+      <w:r>
+        <w:t>gradient_descent_method</w:t>
+      </w:r>
+      <w:proofErr w:type="spellEnd"/>
+      <w:r>
+        <w:t xml:space="preserve"> risolve il sistema lineare </w:t>
+      </w:r>
+      <w:proofErr w:type="spellStart"/>
       <w:r>
         <w:t>Ax</w:t>
       </w:r>
+      <w:proofErr w:type="spellEnd"/>
       <w:r>
         <w:t>=b per matrici simmetriche e definite positive usando il metodo del gradiente</w:t>
       </w:r>
@@ -2484,7 +3088,15 @@
         <w:t>P</w:t>
       </w:r>
       <w:r>
-        <w:t>arte da una soluzione iniziale x=0, da cui si calcola il primo residuo r0​=b−Ax=b, che funge anche da direzione iniziale d0​. A ogni iterazione, si calcola un passo ottimale α</w:t>
+        <w:t>arte da una soluzione iniziale x=0, da cui si calcola il primo residuo r0​=b−</w:t>
+      </w:r>
+      <w:proofErr w:type="spellStart"/>
+      <w:r>
+        <w:t>Ax</w:t>
+      </w:r>
+      <w:proofErr w:type="spellEnd"/>
+      <w:r>
+        <w:t>=b, che funge anche da direzione iniziale d0​. A ogni iterazione, si calcola un passo ottimale α</w:t>
       </w:r>
       <w:r>
         <w:rPr>
@@ -2686,6 +3298,7 @@
       <w:r>
         <w:t xml:space="preserve">che stabilisce quanto spostarsi lungo la direzione corrente </w:t>
       </w:r>
+      <w:proofErr w:type="spellStart"/>
       <w:r>
         <w:t>d</w:t>
       </w:r>
@@ -2695,6 +3308,7 @@
         </w:rPr>
         <w:t>k</w:t>
       </w:r>
+      <w:proofErr w:type="spellEnd"/>
       <w:r>
         <w:t>​ per aggiornare la soluzione x</w:t>
       </w:r>
@@ -3059,7 +3673,14 @@
         <w:rPr>
           <w:rFonts w:ascii="Cambria Math" w:hAnsi="Cambria Math" w:cs="Cambria Math"/>
         </w:rPr>
-        <w:t>|r</w:t>
+        <w:t>|</w:t>
+      </w:r>
+      <w:proofErr w:type="spellStart"/>
+      <w:r>
+        <w:rPr>
+          <w:rFonts w:ascii="Cambria Math" w:hAnsi="Cambria Math" w:cs="Cambria Math"/>
+        </w:rPr>
+        <w:t>r</w:t>
       </w:r>
       <w:r>
         <w:rPr>
@@ -3068,6 +3689,7 @@
         </w:rPr>
         <w:t>k</w:t>
       </w:r>
+      <w:proofErr w:type="spellEnd"/>
       <w:r>
         <w:rPr>
           <w:rFonts w:ascii="Cambria Math" w:hAnsi="Cambria Math" w:cs="Cambria Math"/>
@@ -3104,7 +3726,7 @@
         <w:pStyle w:val="Titolo2"/>
         <w:spacing w:line="360" w:lineRule="auto"/>
       </w:pPr>
-      <w:bookmarkStart w:id="6" w:name="_Toc199515251"/>
+      <w:bookmarkStart w:id="6" w:name="_Toc199776003"/>
       <w:r>
         <w:t>Esecuzione e test della libreria</w:t>
       </w:r>
@@ -3115,7 +3737,7 @@
         <w:pStyle w:val="Titolo3"/>
         <w:spacing w:line="360" w:lineRule="auto"/>
       </w:pPr>
-      <w:bookmarkStart w:id="7" w:name="_Toc199515252"/>
+      <w:bookmarkStart w:id="7" w:name="_Toc199776004"/>
       <w:r>
         <w:t>Esecuzione dei metodi sulle matrici</w:t>
       </w:r>
@@ -3174,7 +3796,31 @@
         <w:spacing w:line="360" w:lineRule="auto"/>
       </w:pPr>
       <w:r>
-        <w:t>Impostazione della soluzione esatta x_exact = ones(length(b))</w:t>
+        <w:t xml:space="preserve">Impostazione della soluzione esatta </w:t>
+      </w:r>
+      <w:proofErr w:type="spellStart"/>
+      <w:r>
+        <w:t>x_exact</w:t>
+      </w:r>
+      <w:proofErr w:type="spellEnd"/>
+      <w:r>
+        <w:t xml:space="preserve"> = </w:t>
+      </w:r>
+      <w:proofErr w:type="spellStart"/>
+      <w:r>
+        <w:t>ones</w:t>
+      </w:r>
+      <w:proofErr w:type="spellEnd"/>
+      <w:r>
+        <w:t>(</w:t>
+      </w:r>
+      <w:proofErr w:type="spellStart"/>
+      <w:r>
+        <w:t>length</w:t>
+      </w:r>
+      <w:proofErr w:type="spellEnd"/>
+      <w:r>
+        <w:t>(b))</w:t>
       </w:r>
       <w:r>
         <w:t>;</w:t>
@@ -3201,34 +3847,58 @@
         <w:t xml:space="preserve"> viene: fatta l’e</w:t>
       </w:r>
       <w:r>
-        <w:t>secuzione dei 4 metodi iterativi</w:t>
+        <w:t xml:space="preserve">secuzione dei </w:t>
+      </w:r>
+      <w:proofErr w:type="gramStart"/>
+      <w:r>
+        <w:t>4</w:t>
+      </w:r>
+      <w:proofErr w:type="gramEnd"/>
+      <w:r>
+        <w:t xml:space="preserve"> metodi iterativi</w:t>
       </w:r>
       <w:r>
         <w:t xml:space="preserve"> (</w:t>
       </w:r>
+      <w:proofErr w:type="spellStart"/>
       <w:r>
         <w:t>jacobi_method</w:t>
       </w:r>
+      <w:proofErr w:type="spellEnd"/>
       <w:r>
         <w:t xml:space="preserve">, </w:t>
       </w:r>
+      <w:proofErr w:type="spellStart"/>
       <w:r>
         <w:t>gauss_seidel_method</w:t>
       </w:r>
+      <w:proofErr w:type="spellEnd"/>
       <w:r>
         <w:t xml:space="preserve">, </w:t>
       </w:r>
+      <w:proofErr w:type="spellStart"/>
       <w:r>
         <w:t>radient_descent_method</w:t>
       </w:r>
+      <w:proofErr w:type="spellEnd"/>
       <w:r>
         <w:t xml:space="preserve">, </w:t>
       </w:r>
-      <w:r>
-        <w:t>conjugate_gradient_method</w:t>
-      </w:r>
-      <w:r>
-        <w:t xml:space="preserve"> ), fatta la m</w:t>
+      <w:proofErr w:type="spellStart"/>
+      <w:r>
+        <w:t>conjugate_gradient_</w:t>
+      </w:r>
+      <w:proofErr w:type="gramStart"/>
+      <w:r>
+        <w:t>method</w:t>
+      </w:r>
+      <w:proofErr w:type="spellEnd"/>
+      <w:r>
+        <w:t xml:space="preserve"> )</w:t>
+      </w:r>
+      <w:proofErr w:type="gramEnd"/>
+      <w:r>
+        <w:t>, fatta la m</w:t>
       </w:r>
       <w:r>
         <w:t>isurazione del tempo di esecuzione con @elapsed</w:t>
@@ -3246,7 +3916,15 @@
         <w:t xml:space="preserve"> creato</w:t>
       </w:r>
       <w:r>
-        <w:t xml:space="preserve"> un dizionario results contenente tutti i dati</w:t>
+        <w:t xml:space="preserve"> un dizionario </w:t>
+      </w:r>
+      <w:proofErr w:type="spellStart"/>
+      <w:r>
+        <w:t>results</w:t>
+      </w:r>
+      <w:proofErr w:type="spellEnd"/>
+      <w:r>
+        <w:t xml:space="preserve"> contenente tutti i dati</w:t>
       </w:r>
       <w:r>
         <w:t xml:space="preserve"> in formato</w:t>
@@ -3258,7 +3936,15 @@
         <w:t xml:space="preserve"> che verranno poi salvati</w:t>
       </w:r>
       <w:r>
-        <w:t xml:space="preserve"> nella directory results.</w:t>
+        <w:t xml:space="preserve"> nella directory </w:t>
+      </w:r>
+      <w:proofErr w:type="spellStart"/>
+      <w:r>
+        <w:t>results</w:t>
+      </w:r>
+      <w:proofErr w:type="spellEnd"/>
+      <w:r>
+        <w:t>.</w:t>
       </w:r>
     </w:p>
     <w:p>
@@ -3266,10 +3952,10 @@
         <w:pStyle w:val="Titolo3"/>
         <w:spacing w:line="360" w:lineRule="auto"/>
       </w:pPr>
-      <w:bookmarkStart w:id="8" w:name="_Toc199515253"/>
+      <w:bookmarkStart w:id="8" w:name="_Toc199776005"/>
       <w:r>
         <w:lastRenderedPageBreak/>
-        <w:t>Creazione grafici</w:t>
+        <w:t>Grafici</w:t>
       </w:r>
       <w:bookmarkEnd w:id="8"/>
     </w:p>
@@ -3287,6 +3973,17 @@
       </w:pPr>
       <w:r>
         <w:t>Per ogni matrice</w:t>
+      </w:r>
+      <w:r>
+        <w:t xml:space="preserve">, tramite la libreria </w:t>
+      </w:r>
+      <w:proofErr w:type="spellStart"/>
+      <w:r>
+        <w:t>statsPlot</w:t>
+      </w:r>
+      <w:proofErr w:type="spellEnd"/>
+      <w:r>
+        <w:t xml:space="preserve"> e Plot,</w:t>
       </w:r>
       <w:r>
         <w:t xml:space="preserve"> è stata effettuata la creazione di tre grafici</w:t>
@@ -3318,7 +4015,20 @@
         <w:spacing w:line="360" w:lineRule="auto"/>
       </w:pPr>
       <w:r>
-        <w:t>Lettura dei file .json generati</w:t>
+        <w:t xml:space="preserve">Lettura dei </w:t>
+      </w:r>
+      <w:proofErr w:type="gramStart"/>
+      <w:r>
+        <w:t>file .</w:t>
+      </w:r>
+      <w:proofErr w:type="spellStart"/>
+      <w:r>
+        <w:t>json</w:t>
+      </w:r>
+      <w:proofErr w:type="spellEnd"/>
+      <w:proofErr w:type="gramEnd"/>
+      <w:r>
+        <w:t xml:space="preserve"> generati</w:t>
       </w:r>
       <w:r>
         <w:t>;</w:t>
@@ -3404,8 +4114,18 @@
         <w:spacing w:line="360" w:lineRule="auto"/>
       </w:pPr>
       <w:r>
-        <w:t>Lettura delle iterazioni dai file .json</w:t>
-      </w:r>
+        <w:t xml:space="preserve">Lettura delle iterazioni dai </w:t>
+      </w:r>
+      <w:proofErr w:type="gramStart"/>
+      <w:r>
+        <w:t>file .</w:t>
+      </w:r>
+      <w:proofErr w:type="spellStart"/>
+      <w:r>
+        <w:t>json</w:t>
+      </w:r>
+      <w:proofErr w:type="spellEnd"/>
+      <w:proofErr w:type="gramEnd"/>
       <w:r>
         <w:t>;</w:t>
       </w:r>
@@ -3507,8 +4227,18 @@
         <w:spacing w:line="360" w:lineRule="auto"/>
       </w:pPr>
       <w:r>
-        <w:t>Lettura dei tempi (in millisecondi) dai file .json</w:t>
-      </w:r>
+        <w:t xml:space="preserve">Lettura dei tempi (in millisecondi) dai </w:t>
+      </w:r>
+      <w:proofErr w:type="gramStart"/>
+      <w:r>
+        <w:t>file .</w:t>
+      </w:r>
+      <w:proofErr w:type="spellStart"/>
+      <w:r>
+        <w:t>json</w:t>
+      </w:r>
+      <w:proofErr w:type="spellEnd"/>
+      <w:proofErr w:type="gramEnd"/>
       <w:r>
         <w:t>;</w:t>
       </w:r>
@@ -3606,15 +4336,18 @@
       <w:pPr>
         <w:pStyle w:val="Titolo1"/>
       </w:pPr>
+      <w:bookmarkStart w:id="9" w:name="_Toc199776006"/>
       <w:r>
         <w:lastRenderedPageBreak/>
         <w:t>Analisi dei risultati ottenuti</w:t>
       </w:r>
+      <w:bookmarkEnd w:id="9"/>
     </w:p>
     <w:p>
       <w:pPr>
         <w:pStyle w:val="Titolo2"/>
       </w:pPr>
+      <w:bookmarkStart w:id="10" w:name="_Toc199776007"/>
       <w:r>
         <w:rPr>
           <w:noProof/>
@@ -3687,8 +4420,12 @@
       <w:r>
         <w:t>Matrice Spa1</w:t>
       </w:r>
-    </w:p>
-    <w:p>
+      <w:bookmarkEnd w:id="10"/>
+    </w:p>
+    <w:p>
+      <w:pPr>
+        <w:spacing w:line="360" w:lineRule="auto"/>
+      </w:pPr>
       <w:r>
         <w:t>Dal grafico sopra è possibile dedurre i seguenti risultati per ciascun metodo applicato:</w:t>
       </w:r>
@@ -3700,10 +4437,13 @@
           <w:ilvl w:val="0"/>
           <w:numId w:val="6"/>
         </w:numPr>
-      </w:pPr>
+        <w:spacing w:line="360" w:lineRule="auto"/>
+      </w:pPr>
+      <w:proofErr w:type="spellStart"/>
       <w:r>
         <w:t>Jacobi</w:t>
       </w:r>
+      <w:proofErr w:type="spellEnd"/>
     </w:p>
     <w:p>
       <w:pPr>
@@ -3712,18 +4452,10 @@
           <w:ilvl w:val="1"/>
           <w:numId w:val="6"/>
         </w:numPr>
-      </w:pPr>
-      <w:r>
-        <w:t xml:space="preserve">Per tolleranze strette </w:t>
-      </w:r>
-      <w:r>
-        <w:t xml:space="preserve">ottimo comportamento </w:t>
-      </w:r>
-      <w:r>
-        <w:t>(es. 1e-10, 1e-8), l’errore è comparabile a metodi più sofisticati</w:t>
-      </w:r>
-      <w:r>
-        <w:t>;</w:t>
+        <w:spacing w:line="360" w:lineRule="auto"/>
+      </w:pPr>
+      <w:r>
+        <w:t>Per tolleranze strette ottimo comportamento (es. 1e-10, 1e-8), l’errore è comparabile a metodi più sofisticati;</w:t>
       </w:r>
     </w:p>
     <w:p>
@@ -3733,6 +4465,7 @@
           <w:ilvl w:val="1"/>
           <w:numId w:val="6"/>
         </w:numPr>
+        <w:spacing w:line="360" w:lineRule="auto"/>
       </w:pPr>
       <w:r>
         <w:t>Aumentando la tolleranza, l’errore cresce in</w:t>
@@ -3751,9 +4484,18 @@
           <w:ilvl w:val="0"/>
           <w:numId w:val="6"/>
         </w:numPr>
-      </w:pPr>
-      <w:r>
-        <w:t>Gauss-seidel:</w:t>
+        <w:spacing w:line="360" w:lineRule="auto"/>
+      </w:pPr>
+      <w:r>
+        <w:t>Gauss-</w:t>
+      </w:r>
+      <w:proofErr w:type="spellStart"/>
+      <w:r>
+        <w:t>seidel</w:t>
+      </w:r>
+      <w:proofErr w:type="spellEnd"/>
+      <w:r>
+        <w:t>:</w:t>
       </w:r>
     </w:p>
     <w:p>
@@ -3763,18 +4505,18 @@
           <w:ilvl w:val="1"/>
           <w:numId w:val="6"/>
         </w:numPr>
-      </w:pPr>
-      <w:r>
-        <w:t>Mostra un comportamento similare a quello del metodo di jacobi, anche se m</w:t>
-      </w:r>
-      <w:r>
-        <w:t xml:space="preserve">ostra </w:t>
-      </w:r>
-      <w:r>
-        <w:t xml:space="preserve">errore leggermente maggiore </w:t>
-      </w:r>
-      <w:r>
-        <w:t>per stesse tolleranze.</w:t>
+        <w:spacing w:line="360" w:lineRule="auto"/>
+      </w:pPr>
+      <w:r>
+        <w:t xml:space="preserve">Mostra un comportamento similare a quello del metodo di </w:t>
+      </w:r>
+      <w:proofErr w:type="spellStart"/>
+      <w:r>
+        <w:t>jacobi</w:t>
+      </w:r>
+      <w:proofErr w:type="spellEnd"/>
+      <w:r>
+        <w:t>, anche se mostra errore leggermente maggiore per stesse tolleranze.</w:t>
       </w:r>
     </w:p>
     <w:p>
@@ -3784,6 +4526,7 @@
           <w:ilvl w:val="1"/>
           <w:numId w:val="6"/>
         </w:numPr>
+        <w:spacing w:line="360" w:lineRule="auto"/>
       </w:pPr>
       <w:r>
         <w:t>Comportamento lineare e prevedibile rispetto alle tolleranze.</w:t>
@@ -3796,6 +4539,7 @@
           <w:ilvl w:val="0"/>
           <w:numId w:val="6"/>
         </w:numPr>
+        <w:spacing w:line="360" w:lineRule="auto"/>
       </w:pPr>
       <w:r>
         <w:t>Gradiente:</w:t>
@@ -3808,6 +4552,7 @@
           <w:ilvl w:val="1"/>
           <w:numId w:val="6"/>
         </w:numPr>
+        <w:spacing w:line="360" w:lineRule="auto"/>
       </w:pPr>
       <w:r>
         <w:t>Mostra le prestazioni peggiori;</w:t>
@@ -3820,6 +4565,7 @@
           <w:ilvl w:val="1"/>
           <w:numId w:val="6"/>
         </w:numPr>
+        <w:spacing w:line="360" w:lineRule="auto"/>
       </w:pPr>
       <w:r>
         <w:t>Converge più lentamente e con maggiori instabilità numeriche</w:t>
@@ -3835,6 +4581,7 @@
           <w:ilvl w:val="0"/>
           <w:numId w:val="6"/>
         </w:numPr>
+        <w:spacing w:line="360" w:lineRule="auto"/>
       </w:pPr>
       <w:r>
         <w:t>Gradiente coniugato:</w:t>
@@ -3847,6 +4594,7 @@
           <w:ilvl w:val="1"/>
           <w:numId w:val="6"/>
         </w:numPr>
+        <w:spacing w:line="360" w:lineRule="auto"/>
       </w:pPr>
       <w:r>
         <w:t>È il metodo più preciso per tolleranze strette;</w:t>
@@ -3859,9 +4607,15 @@
           <w:ilvl w:val="1"/>
           <w:numId w:val="6"/>
         </w:numPr>
-      </w:pPr>
-      <w:r>
-        <w:t>Tuttavia l’errore cresce a partire da 1e</w:t>
+        <w:spacing w:line="360" w:lineRule="auto"/>
+      </w:pPr>
+      <w:proofErr w:type="gramStart"/>
+      <w:r>
+        <w:t>Tuttavia</w:t>
+      </w:r>
+      <w:proofErr w:type="gramEnd"/>
+      <w:r>
+        <w:t xml:space="preserve"> l’errore cresce a partire da 1e</w:t>
       </w:r>
       <w:r>
         <w:rPr>
@@ -3877,11 +4631,6 @@
       <w:pPr>
         <w:jc w:val="left"/>
       </w:pPr>
-      <w:r>
-        <w:br w:type="page"/>
-      </w:r>
-    </w:p>
-    <w:p>
       <w:r>
         <w:rPr>
           <w:noProof/>
@@ -4012,13 +4761,13 @@
           <w:noProof/>
         </w:rPr>
         <w:drawing>
-          <wp:anchor distT="0" distB="0" distL="114300" distR="114300" simplePos="0" relativeHeight="251661312" behindDoc="1" locked="0" layoutInCell="1" allowOverlap="1" wp14:anchorId="1322E3F9" wp14:editId="2B75F5BD">
+          <wp:anchor distT="0" distB="0" distL="114300" distR="114300" simplePos="0" relativeHeight="251661312" behindDoc="1" locked="0" layoutInCell="1" allowOverlap="1" wp14:anchorId="1322E3F9" wp14:editId="6D8BDD91">
             <wp:simplePos x="0" y="0"/>
             <wp:positionH relativeFrom="margin">
-              <wp:align>center</wp:align>
+              <wp:posOffset>921616</wp:posOffset>
             </wp:positionH>
             <wp:positionV relativeFrom="paragraph">
-              <wp:posOffset>3175</wp:posOffset>
+              <wp:posOffset>9755</wp:posOffset>
             </wp:positionV>
             <wp:extent cx="4616450" cy="3080385"/>
             <wp:effectExtent l="0" t="0" r="0" b="5715"/>
@@ -4105,57 +4854,41 @@
     </w:p>
     <w:p>
       <w:pPr>
+        <w:spacing w:line="360" w:lineRule="auto"/>
         <w:jc w:val="left"/>
       </w:pPr>
     </w:p>
     <w:p>
       <w:pPr>
+        <w:spacing w:line="360" w:lineRule="auto"/>
         <w:jc w:val="left"/>
       </w:pPr>
     </w:p>
     <w:p>
       <w:pPr>
+        <w:spacing w:line="360" w:lineRule="auto"/>
         <w:jc w:val="left"/>
       </w:pPr>
     </w:p>
     <w:p>
       <w:pPr>
+        <w:spacing w:line="360" w:lineRule="auto"/>
         <w:jc w:val="left"/>
       </w:pPr>
     </w:p>
     <w:p>
       <w:pPr>
+        <w:spacing w:line="360" w:lineRule="auto"/>
         <w:jc w:val="left"/>
       </w:pPr>
     </w:p>
     <w:p>
       <w:pPr>
+        <w:spacing w:line="360" w:lineRule="auto"/>
         <w:jc w:val="left"/>
       </w:pPr>
-    </w:p>
-    <w:p>
-      <w:pPr>
-        <w:jc w:val="left"/>
-      </w:pPr>
-    </w:p>
-    <w:p>
-      <w:pPr>
-        <w:jc w:val="left"/>
-      </w:pPr>
-      <w:r>
-        <w:t>Da</w:t>
-      </w:r>
-      <w:r>
-        <w:t>i</w:t>
-      </w:r>
-      <w:r>
-        <w:t xml:space="preserve"> grafic</w:t>
-      </w:r>
-      <w:r>
-        <w:t>i</w:t>
-      </w:r>
-      <w:r>
-        <w:t xml:space="preserve"> sopra è possibile dedurre i seguenti risultati per ciascun metodo applicato:</w:t>
+      <w:r>
+        <w:t>Dai grafici sopra è possibile dedurre i seguenti risultati per ciascun metodo applicato:</w:t>
       </w:r>
     </w:p>
     <w:p>
@@ -4165,10 +4898,13 @@
           <w:ilvl w:val="0"/>
           <w:numId w:val="6"/>
         </w:numPr>
-      </w:pPr>
+        <w:spacing w:line="360" w:lineRule="auto"/>
+      </w:pPr>
+      <w:proofErr w:type="spellStart"/>
       <w:r>
         <w:t>Jacobi</w:t>
       </w:r>
+      <w:proofErr w:type="spellEnd"/>
       <w:r>
         <w:t xml:space="preserve"> (blu)</w:t>
       </w:r>
@@ -4189,10 +4925,16 @@
           <w:ilvl w:val="0"/>
           <w:numId w:val="6"/>
         </w:numPr>
-      </w:pPr>
-      <w:r>
-        <w:t>Gauss-seidel</w:t>
-      </w:r>
+        <w:spacing w:line="360" w:lineRule="auto"/>
+      </w:pPr>
+      <w:r>
+        <w:t>Gauss-</w:t>
+      </w:r>
+      <w:proofErr w:type="spellStart"/>
+      <w:r>
+        <w:t>seidel</w:t>
+      </w:r>
+      <w:proofErr w:type="spellEnd"/>
       <w:r>
         <w:t xml:space="preserve"> (rosso)</w:t>
       </w:r>
@@ -4210,6 +4952,7 @@
           <w:ilvl w:val="0"/>
           <w:numId w:val="6"/>
         </w:numPr>
+        <w:spacing w:line="360" w:lineRule="auto"/>
       </w:pPr>
       <w:r>
         <w:t>Gradiente</w:t>
@@ -4234,8 +4977,10 @@
           <w:ilvl w:val="0"/>
           <w:numId w:val="6"/>
         </w:numPr>
-      </w:pPr>
-      <w:r>
+        <w:spacing w:line="360" w:lineRule="auto"/>
+      </w:pPr>
+      <w:r>
+        <w:lastRenderedPageBreak/>
         <w:t>Gradiente coniugato</w:t>
       </w:r>
       <w:r>
@@ -4262,8 +5007,17 @@
     </w:p>
     <w:p>
       <w:pPr>
+        <w:jc w:val="left"/>
+      </w:pPr>
+      <w:r>
+        <w:br w:type="page"/>
+      </w:r>
+    </w:p>
+    <w:p>
+      <w:pPr>
         <w:pStyle w:val="Titolo2"/>
       </w:pPr>
+      <w:bookmarkStart w:id="11" w:name="_Toc199776008"/>
       <w:r>
         <w:rPr>
           <w:noProof/>
@@ -4337,9 +5091,13 @@
       <w:r>
         <w:t>Matrice Spa2</w:t>
       </w:r>
+      <w:bookmarkEnd w:id="11"/>
     </w:p>
     <w:p/>
     <w:p>
+      <w:pPr>
+        <w:spacing w:line="360" w:lineRule="auto"/>
+      </w:pPr>
       <w:r>
         <w:t>Dal grafico sopra è possibile dedurre i seguenti risultati per ciascun metodo applicato:</w:t>
       </w:r>
@@ -4351,10 +5109,13 @@
           <w:ilvl w:val="0"/>
           <w:numId w:val="6"/>
         </w:numPr>
-      </w:pPr>
+        <w:spacing w:line="360" w:lineRule="auto"/>
+      </w:pPr>
+      <w:proofErr w:type="spellStart"/>
       <w:r>
         <w:t>Jacobi</w:t>
       </w:r>
+      <w:proofErr w:type="spellEnd"/>
       <w:r>
         <w:t>:</w:t>
       </w:r>
@@ -4366,12 +5127,10 @@
           <w:ilvl w:val="1"/>
           <w:numId w:val="6"/>
         </w:numPr>
-      </w:pPr>
-      <w:r>
-        <w:t>Si è riscontrato un comportamento molto similare a quello che ha avuto con la matrice Spa1</w:t>
-      </w:r>
-      <w:r>
-        <w:t>;</w:t>
+        <w:spacing w:line="360" w:lineRule="auto"/>
+      </w:pPr>
+      <w:r>
+        <w:t>Si è riscontrato un comportamento molto similare a quello che ha avuto con la matrice Spa1;</w:t>
       </w:r>
     </w:p>
     <w:p>
@@ -4381,9 +5140,18 @@
           <w:ilvl w:val="0"/>
           <w:numId w:val="6"/>
         </w:numPr>
-      </w:pPr>
-      <w:r>
-        <w:t>Gauss-seidel:</w:t>
+        <w:spacing w:line="360" w:lineRule="auto"/>
+      </w:pPr>
+      <w:r>
+        <w:t>Gauss-</w:t>
+      </w:r>
+      <w:proofErr w:type="spellStart"/>
+      <w:r>
+        <w:t>seidel</w:t>
+      </w:r>
+      <w:proofErr w:type="spellEnd"/>
+      <w:r>
+        <w:t>:</w:t>
       </w:r>
     </w:p>
     <w:p>
@@ -4393,15 +5161,18 @@
           <w:ilvl w:val="1"/>
           <w:numId w:val="6"/>
         </w:numPr>
-      </w:pPr>
-      <w:r>
-        <w:t>Mostra un comportamento similare a quello del metodo di jacobi</w:t>
-      </w:r>
-      <w:r>
-        <w:t>, lievemente migliore</w:t>
-      </w:r>
-      <w:r>
-        <w:t>.</w:t>
+        <w:spacing w:line="360" w:lineRule="auto"/>
+      </w:pPr>
+      <w:r>
+        <w:t xml:space="preserve">Mostra un comportamento similare a quello del metodo di </w:t>
+      </w:r>
+      <w:proofErr w:type="spellStart"/>
+      <w:r>
+        <w:t>jacobi</w:t>
+      </w:r>
+      <w:proofErr w:type="spellEnd"/>
+      <w:r>
+        <w:t>, lievemente migliore.</w:t>
       </w:r>
     </w:p>
     <w:p>
@@ -4411,6 +5182,7 @@
           <w:ilvl w:val="0"/>
           <w:numId w:val="6"/>
         </w:numPr>
+        <w:spacing w:line="360" w:lineRule="auto"/>
       </w:pPr>
       <w:r>
         <w:t>Gradiente:</w:t>
@@ -4423,15 +5195,10 @@
           <w:ilvl w:val="1"/>
           <w:numId w:val="6"/>
         </w:numPr>
-      </w:pPr>
-      <w:r>
-        <w:t>Mostra le prestazioni peggiori</w:t>
-      </w:r>
-      <w:r>
-        <w:t xml:space="preserve"> tra i quattro, confermando il comportamento analizzato in Spa1</w:t>
-      </w:r>
-      <w:r>
-        <w:t>.</w:t>
+        <w:spacing w:line="360" w:lineRule="auto"/>
+      </w:pPr>
+      <w:r>
+        <w:t>Mostra le prestazioni peggiori tra i quattro, confermando il comportamento analizzato in Spa1.</w:t>
       </w:r>
     </w:p>
     <w:p>
@@ -4441,6 +5208,7 @@
           <w:ilvl w:val="0"/>
           <w:numId w:val="6"/>
         </w:numPr>
+        <w:spacing w:line="360" w:lineRule="auto"/>
       </w:pPr>
       <w:r>
         <w:t>Gradiente coniugato:</w:t>
@@ -4453,6 +5221,7 @@
           <w:ilvl w:val="1"/>
           <w:numId w:val="6"/>
         </w:numPr>
+        <w:spacing w:line="360" w:lineRule="auto"/>
       </w:pPr>
       <w:r>
         <w:t>Mostra prestazioni peggiori a quelle riscontrate in Spa1;</w:t>
@@ -4465,15 +5234,10 @@
           <w:ilvl w:val="1"/>
           <w:numId w:val="6"/>
         </w:numPr>
-      </w:pPr>
-      <w:r>
-        <w:t>Tuttavia,</w:t>
-      </w:r>
-      <w:r>
-        <w:t xml:space="preserve"> </w:t>
-      </w:r>
-      <w:r>
-        <w:t>si comporta in maniera meglio del gradiente classico per tolleranze strette, eguagliandolo però con tolleranze alte.</w:t>
+        <w:spacing w:line="360" w:lineRule="auto"/>
+      </w:pPr>
+      <w:r>
+        <w:t>Tuttavia, si comporta in maniera meglio del gradiente classico per tolleranze strette, eguagliandolo però con tolleranze alte.</w:t>
       </w:r>
     </w:p>
     <w:p>
@@ -4488,9 +5252,6 @@
       <w:pPr>
         <w:jc w:val="left"/>
       </w:pPr>
-      <w:r>
-        <w:br w:type="page"/>
-      </w:r>
     </w:p>
     <w:p>
       <w:pPr>
@@ -4500,7 +5261,6 @@
         <w:rPr>
           <w:noProof/>
         </w:rPr>
-        <w:lastRenderedPageBreak/>
         <w:drawing>
           <wp:inline distT="0" distB="0" distL="0" distR="0" wp14:anchorId="370160FE" wp14:editId="7EDEC345">
             <wp:extent cx="4397829" cy="2930237"/>
@@ -4606,6 +5366,7 @@
     </w:p>
     <w:p>
       <w:pPr>
+        <w:spacing w:line="360" w:lineRule="auto"/>
         <w:jc w:val="left"/>
       </w:pPr>
       <w:r>
@@ -4614,6 +5375,1475 @@
       <w:r>
         <w:t>risultati simili a quelli riscontrati con i grafici a barre generati per Spa1, notando solo un aumento proporzionale nel tempo e nel numero di iterazioni.</w:t>
       </w:r>
+    </w:p>
+    <w:p>
+      <w:pPr>
+        <w:jc w:val="left"/>
+      </w:pPr>
+      <w:r>
+        <w:br w:type="page"/>
+      </w:r>
+    </w:p>
+    <w:p>
+      <w:pPr>
+        <w:pStyle w:val="Titolo2"/>
+      </w:pPr>
+      <w:bookmarkStart w:id="12" w:name="_Toc199776009"/>
+      <w:r>
+        <w:lastRenderedPageBreak/>
+        <w:t>Matrice Vem1</w:t>
+      </w:r>
+      <w:bookmarkEnd w:id="12"/>
+    </w:p>
+    <w:p>
+      <w:pPr>
+        <w:jc w:val="center"/>
+      </w:pPr>
+      <w:r>
+        <w:rPr>
+          <w:noProof/>
+        </w:rPr>
+        <w:drawing>
+          <wp:inline distT="0" distB="0" distL="0" distR="0" wp14:anchorId="0FC57E84" wp14:editId="3F7F3798">
+            <wp:extent cx="5327073" cy="3551382"/>
+            <wp:effectExtent l="0" t="0" r="6985" b="0"/>
+            <wp:docPr id="146013388" name="Immagine 1"/>
+            <wp:cNvGraphicFramePr>
+              <a:graphicFrameLocks xmlns:a="http://schemas.openxmlformats.org/drawingml/2006/main" noChangeAspect="1"/>
+            </wp:cNvGraphicFramePr>
+            <a:graphic xmlns:a="http://schemas.openxmlformats.org/drawingml/2006/main">
+              <a:graphicData uri="http://schemas.openxmlformats.org/drawingml/2006/picture">
+                <pic:pic xmlns:pic="http://schemas.openxmlformats.org/drawingml/2006/picture">
+                  <pic:nvPicPr>
+                    <pic:cNvPr id="0" name="Picture 1"/>
+                    <pic:cNvPicPr>
+                      <a:picLocks noChangeAspect="1" noChangeArrowheads="1"/>
+                    </pic:cNvPicPr>
+                  </pic:nvPicPr>
+                  <pic:blipFill>
+                    <a:blip r:embed="rId12">
+                      <a:extLst>
+                        <a:ext uri="{28A0092B-C50C-407E-A947-70E740481C1C}">
+                          <a14:useLocalDpi xmlns:a14="http://schemas.microsoft.com/office/drawing/2010/main" val="0"/>
+                        </a:ext>
+                      </a:extLst>
+                    </a:blip>
+                    <a:srcRect/>
+                    <a:stretch>
+                      <a:fillRect/>
+                    </a:stretch>
+                  </pic:blipFill>
+                  <pic:spPr bwMode="auto">
+                    <a:xfrm>
+                      <a:off x="0" y="0"/>
+                      <a:ext cx="5330763" cy="3553842"/>
+                    </a:xfrm>
+                    <a:prstGeom prst="rect">
+                      <a:avLst/>
+                    </a:prstGeom>
+                    <a:noFill/>
+                    <a:ln>
+                      <a:noFill/>
+                    </a:ln>
+                  </pic:spPr>
+                </pic:pic>
+              </a:graphicData>
+            </a:graphic>
+          </wp:inline>
+        </w:drawing>
+      </w:r>
+    </w:p>
+    <w:p>
+      <w:pPr>
+        <w:spacing w:line="360" w:lineRule="auto"/>
+      </w:pPr>
+      <w:r>
+        <w:t>Dal grafico sopra è possibile dedurre i seguenti risultati per ciascun metodo applicato:</w:t>
+      </w:r>
+    </w:p>
+    <w:p>
+      <w:pPr>
+        <w:pStyle w:val="Paragrafoelenco"/>
+        <w:numPr>
+          <w:ilvl w:val="0"/>
+          <w:numId w:val="6"/>
+        </w:numPr>
+        <w:spacing w:line="360" w:lineRule="auto"/>
+      </w:pPr>
+      <w:proofErr w:type="spellStart"/>
+      <w:r>
+        <w:t>Jacobi</w:t>
+      </w:r>
+      <w:proofErr w:type="spellEnd"/>
+      <w:r>
+        <w:t>:</w:t>
+      </w:r>
+    </w:p>
+    <w:p>
+      <w:pPr>
+        <w:pStyle w:val="Paragrafoelenco"/>
+        <w:numPr>
+          <w:ilvl w:val="1"/>
+          <w:numId w:val="6"/>
+        </w:numPr>
+        <w:spacing w:line="360" w:lineRule="auto"/>
+      </w:pPr>
+      <w:r>
+        <w:t xml:space="preserve">Il metodo </w:t>
+      </w:r>
+      <w:proofErr w:type="spellStart"/>
+      <w:r>
+        <w:t>Jacobi</w:t>
+      </w:r>
+      <w:proofErr w:type="spellEnd"/>
+      <w:r>
+        <w:t xml:space="preserve"> mostra l’errore più alto tra tutti</w:t>
+      </w:r>
+      <w:r>
+        <w:t xml:space="preserve"> il quale</w:t>
+      </w:r>
+      <w:r>
+        <w:t xml:space="preserve"> cresce regolarmente con la tolleranza ma converge lentamente, risultando poco efficiente per problemi come VEM</w:t>
+      </w:r>
+      <w:r>
+        <w:t>1</w:t>
+      </w:r>
+      <w:r>
+        <w:t>;</w:t>
+      </w:r>
+    </w:p>
+    <w:p>
+      <w:pPr>
+        <w:pStyle w:val="Paragrafoelenco"/>
+        <w:numPr>
+          <w:ilvl w:val="0"/>
+          <w:numId w:val="6"/>
+        </w:numPr>
+        <w:spacing w:line="360" w:lineRule="auto"/>
+      </w:pPr>
+      <w:r>
+        <w:t>Gauss-</w:t>
+      </w:r>
+      <w:proofErr w:type="spellStart"/>
+      <w:r>
+        <w:t>seidel</w:t>
+      </w:r>
+      <w:proofErr w:type="spellEnd"/>
+      <w:r>
+        <w:t>:</w:t>
+      </w:r>
+    </w:p>
+    <w:p>
+      <w:pPr>
+        <w:pStyle w:val="Paragrafoelenco"/>
+        <w:numPr>
+          <w:ilvl w:val="1"/>
+          <w:numId w:val="6"/>
+        </w:numPr>
+        <w:spacing w:line="360" w:lineRule="auto"/>
+      </w:pPr>
+      <w:r>
+        <w:t xml:space="preserve">Presenta un comportamento simile a quello del metodo di </w:t>
+      </w:r>
+      <w:proofErr w:type="spellStart"/>
+      <w:r>
+        <w:t>jacobi</w:t>
+      </w:r>
+      <w:proofErr w:type="spellEnd"/>
+      <w:r>
+        <w:t xml:space="preserve"> risultando sempre inferiore ai metodi del gradiente;</w:t>
+      </w:r>
+    </w:p>
+    <w:p>
+      <w:pPr>
+        <w:pStyle w:val="Paragrafoelenco"/>
+        <w:numPr>
+          <w:ilvl w:val="0"/>
+          <w:numId w:val="6"/>
+        </w:numPr>
+        <w:spacing w:line="360" w:lineRule="auto"/>
+      </w:pPr>
+      <w:r>
+        <w:t>Gradiente:</w:t>
+      </w:r>
+    </w:p>
+    <w:p>
+      <w:pPr>
+        <w:pStyle w:val="Paragrafoelenco"/>
+        <w:numPr>
+          <w:ilvl w:val="1"/>
+          <w:numId w:val="6"/>
+        </w:numPr>
+        <w:spacing w:line="360" w:lineRule="auto"/>
+      </w:pPr>
+      <w:r>
+        <w:t>M</w:t>
+      </w:r>
+      <w:r>
+        <w:t xml:space="preserve">igliora ulteriormente la precisione rispetto ai metodi di </w:t>
+      </w:r>
+      <w:proofErr w:type="spellStart"/>
+      <w:r>
+        <w:t>Jacobi</w:t>
+      </w:r>
+      <w:proofErr w:type="spellEnd"/>
+      <w:r>
+        <w:t xml:space="preserve"> e Gauss-Seidel. L’errore relativo si riduce con la tolleranza in modo simile, ma si mantiene costantemente più basso, indicando una migliore capacità di avvicinarsi alla soluzione esatta</w:t>
+      </w:r>
+      <w:r>
+        <w:t>;</w:t>
+      </w:r>
+    </w:p>
+    <w:p>
+      <w:pPr>
+        <w:pStyle w:val="Paragrafoelenco"/>
+        <w:numPr>
+          <w:ilvl w:val="0"/>
+          <w:numId w:val="6"/>
+        </w:numPr>
+        <w:spacing w:line="360" w:lineRule="auto"/>
+      </w:pPr>
+      <w:r>
+        <w:t>Gradiente coniugato:</w:t>
+      </w:r>
+    </w:p>
+    <w:p>
+      <w:pPr>
+        <w:pStyle w:val="Paragrafoelenco"/>
+        <w:numPr>
+          <w:ilvl w:val="1"/>
+          <w:numId w:val="6"/>
+        </w:numPr>
+        <w:spacing w:line="360" w:lineRule="auto"/>
+      </w:pPr>
+      <w:r>
+        <w:t>P</w:t>
+      </w:r>
+      <w:r>
+        <w:t xml:space="preserve">iù accurato tra tutti quelli testati. </w:t>
+      </w:r>
+    </w:p>
+    <w:p>
+      <w:pPr>
+        <w:pStyle w:val="Paragrafoelenco"/>
+        <w:numPr>
+          <w:ilvl w:val="1"/>
+          <w:numId w:val="6"/>
+        </w:numPr>
+        <w:spacing w:line="360" w:lineRule="auto"/>
+      </w:pPr>
+      <w:r>
+        <w:t>La sua curva di errore si colloca ben al di sotto delle altre in tutto l’intervallo di tolleranza</w:t>
+      </w:r>
+      <w:r>
+        <w:t xml:space="preserve">, evidenziando </w:t>
+      </w:r>
+      <w:r>
+        <w:t>una stabilità numerica nettamente superior</w:t>
+      </w:r>
+      <w:r>
+        <w:t>e</w:t>
+      </w:r>
+      <w:r>
+        <w:t>.</w:t>
+      </w:r>
+    </w:p>
+    <w:p>
+      <w:pPr>
+        <w:jc w:val="left"/>
+      </w:pPr>
+      <w:r>
+        <w:br w:type="page"/>
+      </w:r>
+    </w:p>
+    <w:p>
+      <w:pPr>
+        <w:jc w:val="center"/>
+      </w:pPr>
+      <w:r>
+        <w:rPr>
+          <w:noProof/>
+        </w:rPr>
+        <w:lastRenderedPageBreak/>
+        <w:drawing>
+          <wp:inline distT="0" distB="0" distL="0" distR="0" wp14:anchorId="37F7FF3C" wp14:editId="4E55A644">
+            <wp:extent cx="4054737" cy="2701637"/>
+            <wp:effectExtent l="0" t="0" r="3175" b="3810"/>
+            <wp:docPr id="1612555809" name="Immagine 2"/>
+            <wp:cNvGraphicFramePr>
+              <a:graphicFrameLocks xmlns:a="http://schemas.openxmlformats.org/drawingml/2006/main" noChangeAspect="1"/>
+            </wp:cNvGraphicFramePr>
+            <a:graphic xmlns:a="http://schemas.openxmlformats.org/drawingml/2006/main">
+              <a:graphicData uri="http://schemas.openxmlformats.org/drawingml/2006/picture">
+                <pic:pic xmlns:pic="http://schemas.openxmlformats.org/drawingml/2006/picture">
+                  <pic:nvPicPr>
+                    <pic:cNvPr id="0" name="Picture 2"/>
+                    <pic:cNvPicPr>
+                      <a:picLocks noChangeAspect="1" noChangeArrowheads="1"/>
+                    </pic:cNvPicPr>
+                  </pic:nvPicPr>
+                  <pic:blipFill>
+                    <a:blip r:embed="rId13">
+                      <a:extLst>
+                        <a:ext uri="{28A0092B-C50C-407E-A947-70E740481C1C}">
+                          <a14:useLocalDpi xmlns:a14="http://schemas.microsoft.com/office/drawing/2010/main" val="0"/>
+                        </a:ext>
+                      </a:extLst>
+                    </a:blip>
+                    <a:srcRect/>
+                    <a:stretch>
+                      <a:fillRect/>
+                    </a:stretch>
+                  </pic:blipFill>
+                  <pic:spPr bwMode="auto">
+                    <a:xfrm>
+                      <a:off x="0" y="0"/>
+                      <a:ext cx="4063002" cy="2707144"/>
+                    </a:xfrm>
+                    <a:prstGeom prst="rect">
+                      <a:avLst/>
+                    </a:prstGeom>
+                    <a:noFill/>
+                    <a:ln>
+                      <a:noFill/>
+                    </a:ln>
+                  </pic:spPr>
+                </pic:pic>
+              </a:graphicData>
+            </a:graphic>
+          </wp:inline>
+        </w:drawing>
+      </w:r>
+      <w:r>
+        <w:rPr>
+          <w:noProof/>
+        </w:rPr>
+        <w:drawing>
+          <wp:inline distT="0" distB="0" distL="0" distR="0" wp14:anchorId="0B2D23B5" wp14:editId="098AABBC">
+            <wp:extent cx="4221083" cy="2812473"/>
+            <wp:effectExtent l="0" t="0" r="8255" b="6985"/>
+            <wp:docPr id="524364512" name="Immagine 3"/>
+            <wp:cNvGraphicFramePr>
+              <a:graphicFrameLocks xmlns:a="http://schemas.openxmlformats.org/drawingml/2006/main" noChangeAspect="1"/>
+            </wp:cNvGraphicFramePr>
+            <a:graphic xmlns:a="http://schemas.openxmlformats.org/drawingml/2006/main">
+              <a:graphicData uri="http://schemas.openxmlformats.org/drawingml/2006/picture">
+                <pic:pic xmlns:pic="http://schemas.openxmlformats.org/drawingml/2006/picture">
+                  <pic:nvPicPr>
+                    <pic:cNvPr id="0" name="Picture 3"/>
+                    <pic:cNvPicPr>
+                      <a:picLocks noChangeAspect="1" noChangeArrowheads="1"/>
+                    </pic:cNvPicPr>
+                  </pic:nvPicPr>
+                  <pic:blipFill>
+                    <a:blip r:embed="rId14">
+                      <a:extLst>
+                        <a:ext uri="{28A0092B-C50C-407E-A947-70E740481C1C}">
+                          <a14:useLocalDpi xmlns:a14="http://schemas.microsoft.com/office/drawing/2010/main" val="0"/>
+                        </a:ext>
+                      </a:extLst>
+                    </a:blip>
+                    <a:srcRect/>
+                    <a:stretch>
+                      <a:fillRect/>
+                    </a:stretch>
+                  </pic:blipFill>
+                  <pic:spPr bwMode="auto">
+                    <a:xfrm>
+                      <a:off x="0" y="0"/>
+                      <a:ext cx="4230083" cy="2818469"/>
+                    </a:xfrm>
+                    <a:prstGeom prst="rect">
+                      <a:avLst/>
+                    </a:prstGeom>
+                    <a:noFill/>
+                    <a:ln>
+                      <a:noFill/>
+                    </a:ln>
+                  </pic:spPr>
+                </pic:pic>
+              </a:graphicData>
+            </a:graphic>
+          </wp:inline>
+        </w:drawing>
+      </w:r>
+    </w:p>
+    <w:p>
+      <w:pPr>
+        <w:spacing w:line="360" w:lineRule="auto"/>
+        <w:jc w:val="left"/>
+      </w:pPr>
+      <w:r>
+        <w:t>Dai grafici sopra è possibile dedurre i seguenti risultati per ciascun metodo applicato:</w:t>
+      </w:r>
+    </w:p>
+    <w:p>
+      <w:pPr>
+        <w:pStyle w:val="Paragrafoelenco"/>
+        <w:numPr>
+          <w:ilvl w:val="0"/>
+          <w:numId w:val="6"/>
+        </w:numPr>
+        <w:spacing w:line="360" w:lineRule="auto"/>
+      </w:pPr>
+      <w:proofErr w:type="spellStart"/>
+      <w:r>
+        <w:t>Jacobi</w:t>
+      </w:r>
+      <w:proofErr w:type="spellEnd"/>
+      <w:r>
+        <w:t xml:space="preserve"> (blu):</w:t>
+      </w:r>
+      <w:r>
+        <w:t xml:space="preserve"> </w:t>
+      </w:r>
+      <w:r>
+        <w:t>mostra un aumento marcato del numero di iterazioni, da 1315 a 4672,</w:t>
+      </w:r>
+      <w:r>
+        <w:t xml:space="preserve"> mostrando rapidità per quanto riguarda il tempo che tende ad aumentare di poco con tolleranze più strette</w:t>
+      </w:r>
+      <w:r>
+        <w:t>;</w:t>
+      </w:r>
+    </w:p>
+    <w:p>
+      <w:pPr>
+        <w:pStyle w:val="Paragrafoelenco"/>
+        <w:numPr>
+          <w:ilvl w:val="0"/>
+          <w:numId w:val="6"/>
+        </w:numPr>
+        <w:spacing w:line="360" w:lineRule="auto"/>
+      </w:pPr>
+      <w:r>
+        <w:t>Gauss-</w:t>
+      </w:r>
+      <w:proofErr w:type="spellStart"/>
+      <w:r>
+        <w:t>seidel</w:t>
+      </w:r>
+      <w:proofErr w:type="spellEnd"/>
+      <w:r>
+        <w:t xml:space="preserve"> (rosso):</w:t>
+      </w:r>
+      <w:r>
+        <w:t xml:space="preserve"> </w:t>
+      </w:r>
+      <w:r>
+        <w:t xml:space="preserve">migliora sensibilmente rispetto a </w:t>
+      </w:r>
+      <w:proofErr w:type="spellStart"/>
+      <w:r>
+        <w:t>Jacobi</w:t>
+      </w:r>
+      <w:proofErr w:type="spellEnd"/>
+      <w:r>
+        <w:t xml:space="preserve"> ma resta comunque dispendioso (da 660 a 2339 iterazioni</w:t>
+      </w:r>
+      <w:r>
+        <w:t>), soprattutto a livello di tempo (è il più lungo)</w:t>
+      </w:r>
+      <w:r>
+        <w:t>;</w:t>
+      </w:r>
+    </w:p>
+    <w:p>
+      <w:pPr>
+        <w:pStyle w:val="Paragrafoelenco"/>
+        <w:numPr>
+          <w:ilvl w:val="0"/>
+          <w:numId w:val="6"/>
+        </w:numPr>
+        <w:spacing w:line="360" w:lineRule="auto"/>
+      </w:pPr>
+      <w:r>
+        <w:t>Gradiente (verde):</w:t>
+      </w:r>
+      <w:r>
+        <w:t xml:space="preserve"> </w:t>
+      </w:r>
+      <w:r>
+        <w:t xml:space="preserve">tempistiche simili a </w:t>
+      </w:r>
+      <w:proofErr w:type="spellStart"/>
+      <w:r>
+        <w:t>Jacobi</w:t>
+      </w:r>
+      <w:proofErr w:type="spellEnd"/>
+      <w:r>
+        <w:t xml:space="preserve">, mentre per quanto riguarda le iterazioni risulta </w:t>
+      </w:r>
+      <w:r>
+        <w:t>simile a Gauss-Seidel, con numeri elevati di iterazioni che superano le 3000 per tolleranze strette</w:t>
+      </w:r>
+      <w:r>
+        <w:t>;</w:t>
+      </w:r>
+    </w:p>
+    <w:p>
+      <w:pPr>
+        <w:pStyle w:val="Paragrafoelenco"/>
+        <w:numPr>
+          <w:ilvl w:val="0"/>
+          <w:numId w:val="6"/>
+        </w:numPr>
+        <w:spacing w:line="360" w:lineRule="auto"/>
+      </w:pPr>
+      <w:r>
+        <w:lastRenderedPageBreak/>
+        <w:t>Gradiente coniugato (fucsia):</w:t>
+      </w:r>
+      <w:r>
+        <w:t xml:space="preserve"> </w:t>
+      </w:r>
+      <w:r>
+        <w:t xml:space="preserve">è il </w:t>
+      </w:r>
+      <w:r>
+        <w:t>più efficiente</w:t>
+      </w:r>
+      <w:r>
+        <w:t>,</w:t>
+      </w:r>
+      <w:r>
+        <w:t xml:space="preserve"> scala in modo molto contenuto (da 39 a 60 iterazioni) ed è l’unico metodo con prestazioni stabili ed eccellenti al diminuire della tolleranza</w:t>
+      </w:r>
+      <w:r>
+        <w:t>, anche a livello di tempo</w:t>
+      </w:r>
+      <w:r>
+        <w:t>.</w:t>
+      </w:r>
+    </w:p>
+    <w:p>
+      <w:pPr>
+        <w:jc w:val="left"/>
+      </w:pPr>
+      <w:r>
+        <w:br w:type="page"/>
+      </w:r>
+    </w:p>
+    <w:p>
+      <w:pPr>
+        <w:pStyle w:val="Titolo2"/>
+      </w:pPr>
+      <w:bookmarkStart w:id="13" w:name="_Toc199776010"/>
+      <w:r>
+        <w:lastRenderedPageBreak/>
+        <w:t>Matrice Vem2</w:t>
+      </w:r>
+      <w:bookmarkEnd w:id="13"/>
+    </w:p>
+    <w:p>
+      <w:pPr>
+        <w:jc w:val="center"/>
+      </w:pPr>
+      <w:r>
+        <w:rPr>
+          <w:noProof/>
+        </w:rPr>
+        <w:drawing>
+          <wp:inline distT="0" distB="0" distL="0" distR="0" wp14:anchorId="12EB5D69" wp14:editId="08EC325C">
+            <wp:extent cx="5715000" cy="3810000"/>
+            <wp:effectExtent l="0" t="0" r="0" b="0"/>
+            <wp:docPr id="416593337" name="Immagine 4"/>
+            <wp:cNvGraphicFramePr>
+              <a:graphicFrameLocks xmlns:a="http://schemas.openxmlformats.org/drawingml/2006/main" noChangeAspect="1"/>
+            </wp:cNvGraphicFramePr>
+            <a:graphic xmlns:a="http://schemas.openxmlformats.org/drawingml/2006/main">
+              <a:graphicData uri="http://schemas.openxmlformats.org/drawingml/2006/picture">
+                <pic:pic xmlns:pic="http://schemas.openxmlformats.org/drawingml/2006/picture">
+                  <pic:nvPicPr>
+                    <pic:cNvPr id="0" name="Picture 4"/>
+                    <pic:cNvPicPr>
+                      <a:picLocks noChangeAspect="1" noChangeArrowheads="1"/>
+                    </pic:cNvPicPr>
+                  </pic:nvPicPr>
+                  <pic:blipFill>
+                    <a:blip r:embed="rId15">
+                      <a:extLst>
+                        <a:ext uri="{28A0092B-C50C-407E-A947-70E740481C1C}">
+                          <a14:useLocalDpi xmlns:a14="http://schemas.microsoft.com/office/drawing/2010/main" val="0"/>
+                        </a:ext>
+                      </a:extLst>
+                    </a:blip>
+                    <a:srcRect/>
+                    <a:stretch>
+                      <a:fillRect/>
+                    </a:stretch>
+                  </pic:blipFill>
+                  <pic:spPr bwMode="auto">
+                    <a:xfrm>
+                      <a:off x="0" y="0"/>
+                      <a:ext cx="5715000" cy="3810000"/>
+                    </a:xfrm>
+                    <a:prstGeom prst="rect">
+                      <a:avLst/>
+                    </a:prstGeom>
+                    <a:noFill/>
+                    <a:ln>
+                      <a:noFill/>
+                    </a:ln>
+                  </pic:spPr>
+                </pic:pic>
+              </a:graphicData>
+            </a:graphic>
+          </wp:inline>
+        </w:drawing>
+      </w:r>
+    </w:p>
+    <w:p>
+      <w:pPr>
+        <w:spacing w:line="360" w:lineRule="auto"/>
+      </w:pPr>
+      <w:r>
+        <w:t xml:space="preserve">Per quanto riguarda l’errore relativo in funzione della tolleranza, anche per la matrice VEM2 si osserva un comportamento molto simile a quello riscontrato per la matrice VEM1. In particolare, il metodo </w:t>
+      </w:r>
+      <w:proofErr w:type="spellStart"/>
+      <w:r>
+        <w:t>Jacobi</w:t>
+      </w:r>
+      <w:proofErr w:type="spellEnd"/>
+      <w:r>
+        <w:t xml:space="preserve"> e Gauss-Seidel</w:t>
+      </w:r>
+      <w:r>
+        <w:t xml:space="preserve"> si confer</w:t>
+      </w:r>
+      <w:r>
+        <w:t>mano</w:t>
+      </w:r>
+      <w:r>
+        <w:t xml:space="preserve"> i meno precis</w:t>
+      </w:r>
+      <w:r>
+        <w:t>i</w:t>
+      </w:r>
+      <w:r>
+        <w:t>, con l’errore più elevato e una convergenza lenta, che peggiora al diminuire della tolleranza.</w:t>
+      </w:r>
+      <w:r>
+        <w:t xml:space="preserve"> </w:t>
+      </w:r>
+      <w:r>
+        <w:t xml:space="preserve">Il metodo del gradiente offre un errore </w:t>
+      </w:r>
+      <w:r>
+        <w:t>leggermente</w:t>
+      </w:r>
+      <w:r>
+        <w:t xml:space="preserve"> più contenuto e una maggiore capacità di avvicinarsi alla soluzione esatta. Infine, il metodo del gradiente coniugato si distingue nettamente per accuratezza e stabilità numerica, con un errore relativo significativamente inferiore e una performance costante su tutto l’intervallo di tolleranza.</w:t>
+      </w:r>
+    </w:p>
+    <w:p>
+      <w:pPr>
+        <w:jc w:val="left"/>
+      </w:pPr>
+      <w:r>
+        <w:br w:type="page"/>
+      </w:r>
+    </w:p>
+    <w:p>
+      <w:pPr>
+        <w:spacing w:line="360" w:lineRule="auto"/>
+        <w:jc w:val="center"/>
+      </w:pPr>
+      <w:r>
+        <w:rPr>
+          <w:noProof/>
+        </w:rPr>
+        <w:lastRenderedPageBreak/>
+        <w:drawing>
+          <wp:inline distT="0" distB="0" distL="0" distR="0" wp14:anchorId="33580518" wp14:editId="52C839AB">
+            <wp:extent cx="4418623" cy="2944091"/>
+            <wp:effectExtent l="0" t="0" r="1270" b="8890"/>
+            <wp:docPr id="1952788236" name="Immagine 6"/>
+            <wp:cNvGraphicFramePr>
+              <a:graphicFrameLocks xmlns:a="http://schemas.openxmlformats.org/drawingml/2006/main" noChangeAspect="1"/>
+            </wp:cNvGraphicFramePr>
+            <a:graphic xmlns:a="http://schemas.openxmlformats.org/drawingml/2006/main">
+              <a:graphicData uri="http://schemas.openxmlformats.org/drawingml/2006/picture">
+                <pic:pic xmlns:pic="http://schemas.openxmlformats.org/drawingml/2006/picture">
+                  <pic:nvPicPr>
+                    <pic:cNvPr id="0" name="Picture 6"/>
+                    <pic:cNvPicPr>
+                      <a:picLocks noChangeAspect="1" noChangeArrowheads="1"/>
+                    </pic:cNvPicPr>
+                  </pic:nvPicPr>
+                  <pic:blipFill>
+                    <a:blip r:embed="rId16">
+                      <a:extLst>
+                        <a:ext uri="{28A0092B-C50C-407E-A947-70E740481C1C}">
+                          <a14:useLocalDpi xmlns:a14="http://schemas.microsoft.com/office/drawing/2010/main" val="0"/>
+                        </a:ext>
+                      </a:extLst>
+                    </a:blip>
+                    <a:srcRect/>
+                    <a:stretch>
+                      <a:fillRect/>
+                    </a:stretch>
+                  </pic:blipFill>
+                  <pic:spPr bwMode="auto">
+                    <a:xfrm>
+                      <a:off x="0" y="0"/>
+                      <a:ext cx="4425104" cy="2948409"/>
+                    </a:xfrm>
+                    <a:prstGeom prst="rect">
+                      <a:avLst/>
+                    </a:prstGeom>
+                    <a:noFill/>
+                    <a:ln>
+                      <a:noFill/>
+                    </a:ln>
+                  </pic:spPr>
+                </pic:pic>
+              </a:graphicData>
+            </a:graphic>
+          </wp:inline>
+        </w:drawing>
+      </w:r>
+      <w:r>
+        <w:rPr>
+          <w:noProof/>
+        </w:rPr>
+        <w:drawing>
+          <wp:inline distT="0" distB="0" distL="0" distR="0" wp14:anchorId="4BA23063" wp14:editId="165B5312">
+            <wp:extent cx="4433455" cy="2953974"/>
+            <wp:effectExtent l="0" t="0" r="5715" b="0"/>
+            <wp:docPr id="2143411108" name="Immagine 5"/>
+            <wp:cNvGraphicFramePr>
+              <a:graphicFrameLocks xmlns:a="http://schemas.openxmlformats.org/drawingml/2006/main" noChangeAspect="1"/>
+            </wp:cNvGraphicFramePr>
+            <a:graphic xmlns:a="http://schemas.openxmlformats.org/drawingml/2006/main">
+              <a:graphicData uri="http://schemas.openxmlformats.org/drawingml/2006/picture">
+                <pic:pic xmlns:pic="http://schemas.openxmlformats.org/drawingml/2006/picture">
+                  <pic:nvPicPr>
+                    <pic:cNvPr id="0" name="Picture 5"/>
+                    <pic:cNvPicPr>
+                      <a:picLocks noChangeAspect="1" noChangeArrowheads="1"/>
+                    </pic:cNvPicPr>
+                  </pic:nvPicPr>
+                  <pic:blipFill>
+                    <a:blip r:embed="rId17">
+                      <a:extLst>
+                        <a:ext uri="{28A0092B-C50C-407E-A947-70E740481C1C}">
+                          <a14:useLocalDpi xmlns:a14="http://schemas.microsoft.com/office/drawing/2010/main" val="0"/>
+                        </a:ext>
+                      </a:extLst>
+                    </a:blip>
+                    <a:srcRect/>
+                    <a:stretch>
+                      <a:fillRect/>
+                    </a:stretch>
+                  </pic:blipFill>
+                  <pic:spPr bwMode="auto">
+                    <a:xfrm>
+                      <a:off x="0" y="0"/>
+                      <a:ext cx="4445201" cy="2961801"/>
+                    </a:xfrm>
+                    <a:prstGeom prst="rect">
+                      <a:avLst/>
+                    </a:prstGeom>
+                    <a:noFill/>
+                    <a:ln>
+                      <a:noFill/>
+                    </a:ln>
+                  </pic:spPr>
+                </pic:pic>
+              </a:graphicData>
+            </a:graphic>
+          </wp:inline>
+        </w:drawing>
+      </w:r>
+    </w:p>
+    <w:p>
+      <w:pPr>
+        <w:spacing w:line="360" w:lineRule="auto"/>
+      </w:pPr>
+      <w:r>
+        <w:t>I grafici sopra riportati</w:t>
+      </w:r>
+      <w:r>
+        <w:t xml:space="preserve"> mostrano un andamento del numero di iterazioni e dei tempi di calcolo molto simile a quanto osservato per VEM1. Le tendenze relative all'efficienza e alla stabilità dei metodi sono le stesse: il metodo </w:t>
+      </w:r>
+      <w:proofErr w:type="spellStart"/>
+      <w:r>
+        <w:t>Jacobi</w:t>
+      </w:r>
+      <w:proofErr w:type="spellEnd"/>
+      <w:r>
+        <w:t xml:space="preserve"> richiede molte iterazioni, Gauss-Seidel migliora leggermente ma risulta il più lento in termini di tempo, il metodo del gradiente si comporta in modo intermedio, mentre il gradiente coniugato si conferma il più efficiente sia per numero di iterazioni che per tempo.</w:t>
+      </w:r>
+    </w:p>
+    <w:p>
+      <w:pPr>
+        <w:spacing w:line="360" w:lineRule="auto"/>
+      </w:pPr>
+      <w:r>
+        <w:t>L’unica differenza rilevante è che, per VEM2, sia il numero di iterazioni che i tempi di esecuzione risultano proporzionalmente più elevati per tutti i metodi, a causa della maggiore complessità del problema rispetto a VEM1.</w:t>
+      </w:r>
+    </w:p>
+    <w:p/>
+    <w:p>
+      <w:pPr>
+        <w:pStyle w:val="Titolo1"/>
+      </w:pPr>
+      <w:r>
+        <w:lastRenderedPageBreak/>
+        <w:t>Conclusioni</w:t>
+      </w:r>
+    </w:p>
+    <w:p>
+      <w:pPr>
+        <w:spacing w:line="360" w:lineRule="auto"/>
+      </w:pPr>
+      <w:r>
+        <w:t>L’analisi dei metodi iterativi sviluppati</w:t>
+      </w:r>
+      <w:r>
+        <w:t xml:space="preserve"> </w:t>
+      </w:r>
+      <w:r>
+        <w:t>su matrici sparse derivate da problemi reali ha permesso di valutare le loro prestazioni in termini di accuratezza, stabilità numerica, numero di iterazioni e tempi di esecuzione.</w:t>
+      </w:r>
+    </w:p>
+    <w:p>
+      <w:pPr>
+        <w:spacing w:line="360" w:lineRule="auto"/>
+      </w:pPr>
+      <w:r>
+        <w:t>Di seguito una tabella riassuntiva delle performance:</w:t>
+      </w:r>
+    </w:p>
+    <w:tbl>
+      <w:tblPr>
+        <w:tblStyle w:val="Tabellagriglia1chiara"/>
+        <w:tblW w:w="0" w:type="auto"/>
+        <w:tblLook w:val="04A0" w:firstRow="1" w:lastRow="0" w:firstColumn="1" w:lastColumn="0" w:noHBand="0" w:noVBand="1"/>
+      </w:tblPr>
+      <w:tblGrid>
+        <w:gridCol w:w="1858"/>
+        <w:gridCol w:w="2707"/>
+        <w:gridCol w:w="1481"/>
+        <w:gridCol w:w="1923"/>
+        <w:gridCol w:w="1802"/>
+      </w:tblGrid>
+      <w:tr>
+        <w:trPr>
+          <w:cnfStyle w:val="100000000000" w:firstRow="1" w:lastRow="0" w:firstColumn="0" w:lastColumn="0" w:oddVBand="0" w:evenVBand="0" w:oddHBand="0" w:evenHBand="0" w:firstRowFirstColumn="0" w:firstRowLastColumn="0" w:lastRowFirstColumn="0" w:lastRowLastColumn="0"/>
+        </w:trPr>
+        <w:tc>
+          <w:tcPr>
+            <w:cnfStyle w:val="001000000000" w:firstRow="0" w:lastRow="0" w:firstColumn="1" w:lastColumn="0" w:oddVBand="0" w:evenVBand="0" w:oddHBand="0" w:evenHBand="0" w:firstRowFirstColumn="0" w:firstRowLastColumn="0" w:lastRowFirstColumn="0" w:lastRowLastColumn="0"/>
+            <w:tcW w:w="0" w:type="auto"/>
+            <w:vAlign w:val="center"/>
+            <w:hideMark/>
+          </w:tcPr>
+          <w:p>
+            <w:pPr>
+              <w:spacing w:after="160"/>
+              <w:jc w:val="center"/>
+              <w:rPr>
+                <w:b w:val="0"/>
+                <w:bCs w:val="0"/>
+              </w:rPr>
+            </w:pPr>
+            <w:r>
+              <w:rPr>
+                <w:b w:val="0"/>
+                <w:bCs w:val="0"/>
+              </w:rPr>
+              <w:t>Metodo</w:t>
+            </w:r>
+          </w:p>
+        </w:tc>
+        <w:tc>
+          <w:tcPr>
+            <w:tcW w:w="0" w:type="auto"/>
+            <w:vAlign w:val="center"/>
+            <w:hideMark/>
+          </w:tcPr>
+          <w:p>
+            <w:pPr>
+              <w:spacing w:after="160"/>
+              <w:jc w:val="center"/>
+              <w:cnfStyle w:val="100000000000" w:firstRow="1" w:lastRow="0" w:firstColumn="0" w:lastColumn="0" w:oddVBand="0" w:evenVBand="0" w:oddHBand="0" w:evenHBand="0" w:firstRowFirstColumn="0" w:firstRowLastColumn="0" w:lastRowFirstColumn="0" w:lastRowLastColumn="0"/>
+              <w:rPr>
+                <w:b w:val="0"/>
+                <w:bCs w:val="0"/>
+              </w:rPr>
+            </w:pPr>
+            <w:r>
+              <w:rPr>
+                <w:b w:val="0"/>
+                <w:bCs w:val="0"/>
+              </w:rPr>
+              <w:t>Accuratezza (tolleranze strette)</w:t>
+            </w:r>
+          </w:p>
+        </w:tc>
+        <w:tc>
+          <w:tcPr>
+            <w:tcW w:w="0" w:type="auto"/>
+            <w:vAlign w:val="center"/>
+            <w:hideMark/>
+          </w:tcPr>
+          <w:p>
+            <w:pPr>
+              <w:spacing w:after="160"/>
+              <w:jc w:val="center"/>
+              <w:cnfStyle w:val="100000000000" w:firstRow="1" w:lastRow="0" w:firstColumn="0" w:lastColumn="0" w:oddVBand="0" w:evenVBand="0" w:oddHBand="0" w:evenHBand="0" w:firstRowFirstColumn="0" w:firstRowLastColumn="0" w:lastRowFirstColumn="0" w:lastRowLastColumn="0"/>
+              <w:rPr>
+                <w:b w:val="0"/>
+                <w:bCs w:val="0"/>
+              </w:rPr>
+            </w:pPr>
+            <w:r>
+              <w:rPr>
+                <w:b w:val="0"/>
+                <w:bCs w:val="0"/>
+              </w:rPr>
+              <w:t>Iterazioni</w:t>
+            </w:r>
+          </w:p>
+        </w:tc>
+        <w:tc>
+          <w:tcPr>
+            <w:tcW w:w="0" w:type="auto"/>
+            <w:vAlign w:val="center"/>
+            <w:hideMark/>
+          </w:tcPr>
+          <w:p>
+            <w:pPr>
+              <w:spacing w:after="160"/>
+              <w:jc w:val="center"/>
+              <w:cnfStyle w:val="100000000000" w:firstRow="1" w:lastRow="0" w:firstColumn="0" w:lastColumn="0" w:oddVBand="0" w:evenVBand="0" w:oddHBand="0" w:evenHBand="0" w:firstRowFirstColumn="0" w:firstRowLastColumn="0" w:lastRowFirstColumn="0" w:lastRowLastColumn="0"/>
+              <w:rPr>
+                <w:b w:val="0"/>
+                <w:bCs w:val="0"/>
+              </w:rPr>
+            </w:pPr>
+            <w:r>
+              <w:rPr>
+                <w:b w:val="0"/>
+                <w:bCs w:val="0"/>
+              </w:rPr>
+              <w:t>Tempo di esecuzione</w:t>
+            </w:r>
+          </w:p>
+        </w:tc>
+        <w:tc>
+          <w:tcPr>
+            <w:tcW w:w="0" w:type="auto"/>
+            <w:vAlign w:val="center"/>
+            <w:hideMark/>
+          </w:tcPr>
+          <w:p>
+            <w:pPr>
+              <w:spacing w:after="160"/>
+              <w:jc w:val="center"/>
+              <w:cnfStyle w:val="100000000000" w:firstRow="1" w:lastRow="0" w:firstColumn="0" w:lastColumn="0" w:oddVBand="0" w:evenVBand="0" w:oddHBand="0" w:evenHBand="0" w:firstRowFirstColumn="0" w:firstRowLastColumn="0" w:lastRowFirstColumn="0" w:lastRowLastColumn="0"/>
+              <w:rPr>
+                <w:b w:val="0"/>
+                <w:bCs w:val="0"/>
+              </w:rPr>
+            </w:pPr>
+            <w:r>
+              <w:rPr>
+                <w:b w:val="0"/>
+                <w:bCs w:val="0"/>
+              </w:rPr>
+              <w:t>Stabilità numerica</w:t>
+            </w:r>
+          </w:p>
+        </w:tc>
+      </w:tr>
+      <w:tr>
+        <w:tc>
+          <w:tcPr>
+            <w:cnfStyle w:val="001000000000" w:firstRow="0" w:lastRow="0" w:firstColumn="1" w:lastColumn="0" w:oddVBand="0" w:evenVBand="0" w:oddHBand="0" w:evenHBand="0" w:firstRowFirstColumn="0" w:firstRowLastColumn="0" w:lastRowFirstColumn="0" w:lastRowLastColumn="0"/>
+            <w:tcW w:w="0" w:type="auto"/>
+            <w:vAlign w:val="center"/>
+            <w:hideMark/>
+          </w:tcPr>
+          <w:p>
+            <w:pPr>
+              <w:spacing w:after="160"/>
+              <w:jc w:val="center"/>
+              <w:rPr>
+                <w:b w:val="0"/>
+                <w:bCs w:val="0"/>
+              </w:rPr>
+            </w:pPr>
+            <w:proofErr w:type="spellStart"/>
+            <w:r>
+              <w:rPr>
+                <w:b w:val="0"/>
+                <w:bCs w:val="0"/>
+              </w:rPr>
+              <w:t>Jacobi</w:t>
+            </w:r>
+            <w:proofErr w:type="spellEnd"/>
+          </w:p>
+        </w:tc>
+        <w:tc>
+          <w:tcPr>
+            <w:tcW w:w="0" w:type="auto"/>
+            <w:vAlign w:val="center"/>
+            <w:hideMark/>
+          </w:tcPr>
+          <w:p>
+            <w:pPr>
+              <w:spacing w:after="160"/>
+              <w:jc w:val="center"/>
+              <w:cnfStyle w:val="000000000000" w:firstRow="0" w:lastRow="0" w:firstColumn="0" w:lastColumn="0" w:oddVBand="0" w:evenVBand="0" w:oddHBand="0" w:evenHBand="0" w:firstRowFirstColumn="0" w:firstRowLastColumn="0" w:lastRowFirstColumn="0" w:lastRowLastColumn="0"/>
+            </w:pPr>
+            <w:r>
+              <w:t>Buona</w:t>
+            </w:r>
+          </w:p>
+        </w:tc>
+        <w:tc>
+          <w:tcPr>
+            <w:tcW w:w="0" w:type="auto"/>
+            <w:vAlign w:val="center"/>
+            <w:hideMark/>
+          </w:tcPr>
+          <w:p>
+            <w:pPr>
+              <w:spacing w:after="160"/>
+              <w:jc w:val="center"/>
+              <w:cnfStyle w:val="000000000000" w:firstRow="0" w:lastRow="0" w:firstColumn="0" w:lastColumn="0" w:oddVBand="0" w:evenVBand="0" w:oddHBand="0" w:evenHBand="0" w:firstRowFirstColumn="0" w:firstRowLastColumn="0" w:lastRowFirstColumn="0" w:lastRowLastColumn="0"/>
+            </w:pPr>
+            <w:r>
+              <w:t>Alta</w:t>
+            </w:r>
+          </w:p>
+        </w:tc>
+        <w:tc>
+          <w:tcPr>
+            <w:tcW w:w="0" w:type="auto"/>
+            <w:vAlign w:val="center"/>
+            <w:hideMark/>
+          </w:tcPr>
+          <w:p>
+            <w:pPr>
+              <w:spacing w:after="160"/>
+              <w:jc w:val="center"/>
+              <w:cnfStyle w:val="000000000000" w:firstRow="0" w:lastRow="0" w:firstColumn="0" w:lastColumn="0" w:oddVBand="0" w:evenVBand="0" w:oddHBand="0" w:evenHBand="0" w:firstRowFirstColumn="0" w:firstRowLastColumn="0" w:lastRowFirstColumn="0" w:lastRowLastColumn="0"/>
+            </w:pPr>
+            <w:r>
+              <w:t>Basso</w:t>
+            </w:r>
+          </w:p>
+        </w:tc>
+        <w:tc>
+          <w:tcPr>
+            <w:tcW w:w="0" w:type="auto"/>
+            <w:vAlign w:val="center"/>
+            <w:hideMark/>
+          </w:tcPr>
+          <w:p>
+            <w:pPr>
+              <w:spacing w:after="160"/>
+              <w:jc w:val="center"/>
+              <w:cnfStyle w:val="000000000000" w:firstRow="0" w:lastRow="0" w:firstColumn="0" w:lastColumn="0" w:oddVBand="0" w:evenVBand="0" w:oddHBand="0" w:evenHBand="0" w:firstRowFirstColumn="0" w:firstRowLastColumn="0" w:lastRowFirstColumn="0" w:lastRowLastColumn="0"/>
+            </w:pPr>
+            <w:r>
+              <w:t>Discreta</w:t>
+            </w:r>
+          </w:p>
+        </w:tc>
+      </w:tr>
+      <w:tr>
+        <w:tc>
+          <w:tcPr>
+            <w:cnfStyle w:val="001000000000" w:firstRow="0" w:lastRow="0" w:firstColumn="1" w:lastColumn="0" w:oddVBand="0" w:evenVBand="0" w:oddHBand="0" w:evenHBand="0" w:firstRowFirstColumn="0" w:firstRowLastColumn="0" w:lastRowFirstColumn="0" w:lastRowLastColumn="0"/>
+            <w:tcW w:w="0" w:type="auto"/>
+            <w:vAlign w:val="center"/>
+            <w:hideMark/>
+          </w:tcPr>
+          <w:p>
+            <w:pPr>
+              <w:spacing w:after="160"/>
+              <w:jc w:val="center"/>
+              <w:rPr>
+                <w:b w:val="0"/>
+                <w:bCs w:val="0"/>
+              </w:rPr>
+            </w:pPr>
+            <w:r>
+              <w:rPr>
+                <w:b w:val="0"/>
+                <w:bCs w:val="0"/>
+              </w:rPr>
+              <w:t>Gauss-Seidel</w:t>
+            </w:r>
+          </w:p>
+        </w:tc>
+        <w:tc>
+          <w:tcPr>
+            <w:tcW w:w="0" w:type="auto"/>
+            <w:vAlign w:val="center"/>
+            <w:hideMark/>
+          </w:tcPr>
+          <w:p>
+            <w:pPr>
+              <w:spacing w:after="160"/>
+              <w:jc w:val="center"/>
+              <w:cnfStyle w:val="000000000000" w:firstRow="0" w:lastRow="0" w:firstColumn="0" w:lastColumn="0" w:oddVBand="0" w:evenVBand="0" w:oddHBand="0" w:evenHBand="0" w:firstRowFirstColumn="0" w:firstRowLastColumn="0" w:lastRowFirstColumn="0" w:lastRowLastColumn="0"/>
+            </w:pPr>
+            <w:r>
+              <w:t>Buona</w:t>
+            </w:r>
+          </w:p>
+        </w:tc>
+        <w:tc>
+          <w:tcPr>
+            <w:tcW w:w="0" w:type="auto"/>
+            <w:vAlign w:val="center"/>
+            <w:hideMark/>
+          </w:tcPr>
+          <w:p>
+            <w:pPr>
+              <w:spacing w:after="160"/>
+              <w:jc w:val="center"/>
+              <w:cnfStyle w:val="000000000000" w:firstRow="0" w:lastRow="0" w:firstColumn="0" w:lastColumn="0" w:oddVBand="0" w:evenVBand="0" w:oddHBand="0" w:evenHBand="0" w:firstRowFirstColumn="0" w:firstRowLastColumn="0" w:lastRowFirstColumn="0" w:lastRowLastColumn="0"/>
+            </w:pPr>
+            <w:r>
+              <w:t>Bassa</w:t>
+            </w:r>
+          </w:p>
+        </w:tc>
+        <w:tc>
+          <w:tcPr>
+            <w:tcW w:w="0" w:type="auto"/>
+            <w:vAlign w:val="center"/>
+            <w:hideMark/>
+          </w:tcPr>
+          <w:p>
+            <w:pPr>
+              <w:spacing w:after="160"/>
+              <w:jc w:val="center"/>
+              <w:cnfStyle w:val="000000000000" w:firstRow="0" w:lastRow="0" w:firstColumn="0" w:lastColumn="0" w:oddVBand="0" w:evenVBand="0" w:oddHBand="0" w:evenHBand="0" w:firstRowFirstColumn="0" w:firstRowLastColumn="0" w:lastRowFirstColumn="0" w:lastRowLastColumn="0"/>
+            </w:pPr>
+            <w:r>
+              <w:t>Alto</w:t>
+            </w:r>
+          </w:p>
+        </w:tc>
+        <w:tc>
+          <w:tcPr>
+            <w:tcW w:w="0" w:type="auto"/>
+            <w:vAlign w:val="center"/>
+            <w:hideMark/>
+          </w:tcPr>
+          <w:p>
+            <w:pPr>
+              <w:spacing w:after="160"/>
+              <w:jc w:val="center"/>
+              <w:cnfStyle w:val="000000000000" w:firstRow="0" w:lastRow="0" w:firstColumn="0" w:lastColumn="0" w:oddVBand="0" w:evenVBand="0" w:oddHBand="0" w:evenHBand="0" w:firstRowFirstColumn="0" w:firstRowLastColumn="0" w:lastRowFirstColumn="0" w:lastRowLastColumn="0"/>
+            </w:pPr>
+            <w:r>
+              <w:t>Discreta</w:t>
+            </w:r>
+          </w:p>
+        </w:tc>
+      </w:tr>
+      <w:tr>
+        <w:tc>
+          <w:tcPr>
+            <w:cnfStyle w:val="001000000000" w:firstRow="0" w:lastRow="0" w:firstColumn="1" w:lastColumn="0" w:oddVBand="0" w:evenVBand="0" w:oddHBand="0" w:evenHBand="0" w:firstRowFirstColumn="0" w:firstRowLastColumn="0" w:lastRowFirstColumn="0" w:lastRowLastColumn="0"/>
+            <w:tcW w:w="0" w:type="auto"/>
+            <w:vAlign w:val="center"/>
+            <w:hideMark/>
+          </w:tcPr>
+          <w:p>
+            <w:pPr>
+              <w:spacing w:after="160"/>
+              <w:jc w:val="center"/>
+              <w:rPr>
+                <w:b w:val="0"/>
+                <w:bCs w:val="0"/>
+              </w:rPr>
+            </w:pPr>
+            <w:r>
+              <w:rPr>
+                <w:b w:val="0"/>
+                <w:bCs w:val="0"/>
+              </w:rPr>
+              <w:t>Gradiente</w:t>
+            </w:r>
+          </w:p>
+        </w:tc>
+        <w:tc>
+          <w:tcPr>
+            <w:tcW w:w="0" w:type="auto"/>
+            <w:vAlign w:val="center"/>
+            <w:hideMark/>
+          </w:tcPr>
+          <w:p>
+            <w:pPr>
+              <w:spacing w:after="160"/>
+              <w:jc w:val="center"/>
+              <w:cnfStyle w:val="000000000000" w:firstRow="0" w:lastRow="0" w:firstColumn="0" w:lastColumn="0" w:oddVBand="0" w:evenVBand="0" w:oddHBand="0" w:evenHBand="0" w:firstRowFirstColumn="0" w:firstRowLastColumn="0" w:lastRowFirstColumn="0" w:lastRowLastColumn="0"/>
+            </w:pPr>
+            <w:r>
+              <w:t>Scarsa</w:t>
+            </w:r>
+          </w:p>
+        </w:tc>
+        <w:tc>
+          <w:tcPr>
+            <w:tcW w:w="0" w:type="auto"/>
+            <w:vAlign w:val="center"/>
+            <w:hideMark/>
+          </w:tcPr>
+          <w:p>
+            <w:pPr>
+              <w:spacing w:after="160"/>
+              <w:jc w:val="center"/>
+              <w:cnfStyle w:val="000000000000" w:firstRow="0" w:lastRow="0" w:firstColumn="0" w:lastColumn="0" w:oddVBand="0" w:evenVBand="0" w:oddHBand="0" w:evenHBand="0" w:firstRowFirstColumn="0" w:firstRowLastColumn="0" w:lastRowFirstColumn="0" w:lastRowLastColumn="0"/>
+            </w:pPr>
+            <w:r>
+              <w:t>Molto alta</w:t>
+            </w:r>
+          </w:p>
+        </w:tc>
+        <w:tc>
+          <w:tcPr>
+            <w:tcW w:w="0" w:type="auto"/>
+            <w:vAlign w:val="center"/>
+            <w:hideMark/>
+          </w:tcPr>
+          <w:p>
+            <w:pPr>
+              <w:spacing w:after="160"/>
+              <w:jc w:val="center"/>
+              <w:cnfStyle w:val="000000000000" w:firstRow="0" w:lastRow="0" w:firstColumn="0" w:lastColumn="0" w:oddVBand="0" w:evenVBand="0" w:oddHBand="0" w:evenHBand="0" w:firstRowFirstColumn="0" w:firstRowLastColumn="0" w:lastRowFirstColumn="0" w:lastRowLastColumn="0"/>
+            </w:pPr>
+            <w:r>
+              <w:t>Molto alto</w:t>
+            </w:r>
+          </w:p>
+        </w:tc>
+        <w:tc>
+          <w:tcPr>
+            <w:tcW w:w="0" w:type="auto"/>
+            <w:vAlign w:val="center"/>
+            <w:hideMark/>
+          </w:tcPr>
+          <w:p>
+            <w:pPr>
+              <w:spacing w:after="160"/>
+              <w:jc w:val="center"/>
+              <w:cnfStyle w:val="000000000000" w:firstRow="0" w:lastRow="0" w:firstColumn="0" w:lastColumn="0" w:oddVBand="0" w:evenVBand="0" w:oddHBand="0" w:evenHBand="0" w:firstRowFirstColumn="0" w:firstRowLastColumn="0" w:lastRowFirstColumn="0" w:lastRowLastColumn="0"/>
+            </w:pPr>
+            <w:r>
+              <w:t>Bassa</w:t>
+            </w:r>
+          </w:p>
+        </w:tc>
+      </w:tr>
+      <w:tr>
+        <w:tc>
+          <w:tcPr>
+            <w:cnfStyle w:val="001000000000" w:firstRow="0" w:lastRow="0" w:firstColumn="1" w:lastColumn="0" w:oddVBand="0" w:evenVBand="0" w:oddHBand="0" w:evenHBand="0" w:firstRowFirstColumn="0" w:firstRowLastColumn="0" w:lastRowFirstColumn="0" w:lastRowLastColumn="0"/>
+            <w:tcW w:w="0" w:type="auto"/>
+            <w:vAlign w:val="center"/>
+            <w:hideMark/>
+          </w:tcPr>
+          <w:p>
+            <w:pPr>
+              <w:spacing w:after="160"/>
+              <w:jc w:val="center"/>
+              <w:rPr>
+                <w:b w:val="0"/>
+                <w:bCs w:val="0"/>
+              </w:rPr>
+            </w:pPr>
+            <w:r>
+              <w:rPr>
+                <w:b w:val="0"/>
+                <w:bCs w:val="0"/>
+              </w:rPr>
+              <w:t>Gradiente Coniugato</w:t>
+            </w:r>
+          </w:p>
+        </w:tc>
+        <w:tc>
+          <w:tcPr>
+            <w:tcW w:w="0" w:type="auto"/>
+            <w:vAlign w:val="center"/>
+            <w:hideMark/>
+          </w:tcPr>
+          <w:p>
+            <w:pPr>
+              <w:spacing w:after="160"/>
+              <w:jc w:val="center"/>
+              <w:cnfStyle w:val="000000000000" w:firstRow="0" w:lastRow="0" w:firstColumn="0" w:lastColumn="0" w:oddVBand="0" w:evenVBand="0" w:oddHBand="0" w:evenHBand="0" w:firstRowFirstColumn="0" w:firstRowLastColumn="0" w:lastRowFirstColumn="0" w:lastRowLastColumn="0"/>
+            </w:pPr>
+            <w:r>
+              <w:t>Ottima</w:t>
+            </w:r>
+          </w:p>
+        </w:tc>
+        <w:tc>
+          <w:tcPr>
+            <w:tcW w:w="0" w:type="auto"/>
+            <w:vAlign w:val="center"/>
+            <w:hideMark/>
+          </w:tcPr>
+          <w:p>
+            <w:pPr>
+              <w:spacing w:after="160"/>
+              <w:jc w:val="center"/>
+              <w:cnfStyle w:val="000000000000" w:firstRow="0" w:lastRow="0" w:firstColumn="0" w:lastColumn="0" w:oddVBand="0" w:evenVBand="0" w:oddHBand="0" w:evenHBand="0" w:firstRowFirstColumn="0" w:firstRowLastColumn="0" w:lastRowFirstColumn="0" w:lastRowLastColumn="0"/>
+            </w:pPr>
+            <w:r>
+              <w:t>Molto bassa</w:t>
+            </w:r>
+          </w:p>
+        </w:tc>
+        <w:tc>
+          <w:tcPr>
+            <w:tcW w:w="0" w:type="auto"/>
+            <w:vAlign w:val="center"/>
+            <w:hideMark/>
+          </w:tcPr>
+          <w:p>
+            <w:pPr>
+              <w:spacing w:after="160"/>
+              <w:jc w:val="center"/>
+              <w:cnfStyle w:val="000000000000" w:firstRow="0" w:lastRow="0" w:firstColumn="0" w:lastColumn="0" w:oddVBand="0" w:evenVBand="0" w:oddHBand="0" w:evenHBand="0" w:firstRowFirstColumn="0" w:firstRowLastColumn="0" w:lastRowFirstColumn="0" w:lastRowLastColumn="0"/>
+            </w:pPr>
+            <w:r>
+              <w:t>Basso</w:t>
+            </w:r>
+          </w:p>
+        </w:tc>
+        <w:tc>
+          <w:tcPr>
+            <w:tcW w:w="0" w:type="auto"/>
+            <w:vAlign w:val="center"/>
+            <w:hideMark/>
+          </w:tcPr>
+          <w:p>
+            <w:pPr>
+              <w:spacing w:after="160"/>
+              <w:jc w:val="center"/>
+              <w:cnfStyle w:val="000000000000" w:firstRow="0" w:lastRow="0" w:firstColumn="0" w:lastColumn="0" w:oddVBand="0" w:evenVBand="0" w:oddHBand="0" w:evenHBand="0" w:firstRowFirstColumn="0" w:firstRowLastColumn="0" w:lastRowFirstColumn="0" w:lastRowLastColumn="0"/>
+            </w:pPr>
+            <w:r>
+              <w:t>Ottima</w:t>
+            </w:r>
+          </w:p>
+        </w:tc>
+      </w:tr>
+    </w:tbl>
+    <w:p>
+      <w:pPr>
+        <w:spacing w:line="360" w:lineRule="auto"/>
+      </w:pPr>
+    </w:p>
+    <w:p>
+      <w:pPr>
+        <w:spacing w:line="360" w:lineRule="auto"/>
+      </w:pPr>
+      <w:r>
+        <w:t xml:space="preserve">Per quanto riguarda le matrici Spa1 e Spa2, i metodi di </w:t>
+      </w:r>
+      <w:proofErr w:type="spellStart"/>
+      <w:r>
+        <w:t>Jacobi</w:t>
+      </w:r>
+      <w:proofErr w:type="spellEnd"/>
+      <w:r>
+        <w:t xml:space="preserve"> e Gauss-Seidel si sono dimostrati affidabili per tolleranze strette, garantendo errori contenuti e stabili. Tra i due, Gauss-Seidel ha richiesto un numero minore di iterazioni, a scapito però di un tempo di esecuzione più elevato. Il metodo del Gradiente si è rivelato il meno efficiente sia in termini di accuratezza che di velocità, mostrando convergenza lenta e instabilità numerica. Al contrario, il metodo del Gradiente Coniugato ha offerto le prestazioni migliori per tolleranze strette, distinguendosi per precisione, ma ha mostrato un leggero peggioramento con tolleranze meno restrittive (≥ 1e-6), avvicinandosi in tal caso alle prestazioni del gradiente classico.</w:t>
+      </w:r>
+    </w:p>
+    <w:p>
+      <w:pPr>
+        <w:spacing w:line="360" w:lineRule="auto"/>
+      </w:pPr>
+      <w:r>
+        <w:t xml:space="preserve">Nel caso delle matrici Vem1 e Vem2, i metodi </w:t>
+      </w:r>
+      <w:proofErr w:type="spellStart"/>
+      <w:r>
+        <w:t>Jacobi</w:t>
+      </w:r>
+      <w:proofErr w:type="spellEnd"/>
+      <w:r>
+        <w:t xml:space="preserve"> e Gauss-Seidel hanno evidenziato limiti maggiori: l’errore relativo risulta più alto, la convergenza più lenta e il numero di iterazioni richiesto cresce significativamente con la tolleranza. Il metodo del Gradiente, pur migliorando rispetto ai metodi classici, ha mantenuto tempi di esecuzione elevati e un numero consistente di iterazioni. Il Gradiente Coniugato si conferma invece il più performante anche in questi scenari: ha richiesto un numero molto contenuto di iterazioni, ha mantenuto tempi di esecuzione ridotti e ha mostrato una stabilità numerica eccellente su tutto l’intervallo di tolleranza.</w:t>
+      </w:r>
+    </w:p>
+    <w:p>
+      <w:pPr>
+        <w:spacing w:line="360" w:lineRule="auto"/>
+      </w:pPr>
+      <w:r>
+        <w:t>Nel complesso, il progetto ha confermato che:</w:t>
+      </w:r>
+    </w:p>
+    <w:p>
+      <w:pPr>
+        <w:numPr>
+          <w:ilvl w:val="0"/>
+          <w:numId w:val="7"/>
+        </w:numPr>
+        <w:spacing w:line="360" w:lineRule="auto"/>
+      </w:pPr>
+      <w:r>
+        <w:lastRenderedPageBreak/>
+        <w:t xml:space="preserve">I metodi </w:t>
+      </w:r>
+      <w:proofErr w:type="spellStart"/>
+      <w:r>
+        <w:t>Jacobi</w:t>
+      </w:r>
+      <w:proofErr w:type="spellEnd"/>
+      <w:r>
+        <w:t xml:space="preserve"> e Gauss-Seidel sono semplici da implementare e affidabili su problemi di media complessità, ma meno adatti a sistemi di grandi dimensioni o con struttura complessa.</w:t>
+      </w:r>
+    </w:p>
+    <w:p>
+      <w:pPr>
+        <w:numPr>
+          <w:ilvl w:val="0"/>
+          <w:numId w:val="7"/>
+        </w:numPr>
+        <w:spacing w:line="360" w:lineRule="auto"/>
+      </w:pPr>
+      <w:r>
+        <w:t>Il metodo del Gradiente si dimostra generalmente poco competitivo, penalizzato da una bassa efficienza e da problemi di stabilità.</w:t>
+      </w:r>
+    </w:p>
+    <w:p>
+      <w:pPr>
+        <w:numPr>
+          <w:ilvl w:val="0"/>
+          <w:numId w:val="7"/>
+        </w:numPr>
+        <w:spacing w:line="360" w:lineRule="auto"/>
+      </w:pPr>
+      <w:r>
+        <w:t>Il Gradiente Coniugato emerge come il metodo più robusto ed efficiente, in grado di garantire accuratezza e rapidità anche su problemi numericamente più impegnativi.</w:t>
+      </w:r>
+    </w:p>
+    <w:p>
+      <w:pPr>
+        <w:spacing w:line="360" w:lineRule="auto"/>
+      </w:pPr>
+      <w:r>
+        <w:t>Pertanto, per problemi su larga scala e con requisiti di precisione elevata, il metodo del Gradiente Coniugato risulta la scelta più indicata tra quelli implementati, confermando la sua superiorità pratica.</w:t>
+      </w:r>
+    </w:p>
+    <w:p>
+      <w:pPr>
+        <w:spacing w:line="360" w:lineRule="auto"/>
+      </w:pPr>
     </w:p>
     <w:sectPr>
       <w:pgSz w:w="11906" w:h="16838"/>
@@ -5281,6 +7511,155 @@
     </w:lvl>
   </w:abstractNum>
   <w:abstractNum w:abstractNumId="5" w15:restartNumberingAfterBreak="0">
+    <w:nsid w:val="5AA00147"/>
+    <w:multiLevelType w:val="multilevel"/>
+    <w:tmpl w:val="6568B6CC"/>
+    <w:lvl w:ilvl="0">
+      <w:start w:val="1"/>
+      <w:numFmt w:val="bullet"/>
+      <w:lvlText w:val=""/>
+      <w:lvlJc w:val="left"/>
+      <w:pPr>
+        <w:tabs>
+          <w:tab w:val="num" w:pos="720"/>
+        </w:tabs>
+        <w:ind w:left="720" w:hanging="360"/>
+      </w:pPr>
+      <w:rPr>
+        <w:rFonts w:ascii="Symbol" w:hAnsi="Symbol" w:hint="default"/>
+        <w:sz w:val="20"/>
+      </w:rPr>
+    </w:lvl>
+    <w:lvl w:ilvl="1" w:tentative="1">
+      <w:start w:val="1"/>
+      <w:numFmt w:val="bullet"/>
+      <w:lvlText w:val="o"/>
+      <w:lvlJc w:val="left"/>
+      <w:pPr>
+        <w:tabs>
+          <w:tab w:val="num" w:pos="1440"/>
+        </w:tabs>
+        <w:ind w:left="1440" w:hanging="360"/>
+      </w:pPr>
+      <w:rPr>
+        <w:rFonts w:ascii="Courier New" w:hAnsi="Courier New" w:hint="default"/>
+        <w:sz w:val="20"/>
+      </w:rPr>
+    </w:lvl>
+    <w:lvl w:ilvl="2" w:tentative="1">
+      <w:start w:val="1"/>
+      <w:numFmt w:val="bullet"/>
+      <w:lvlText w:val=""/>
+      <w:lvlJc w:val="left"/>
+      <w:pPr>
+        <w:tabs>
+          <w:tab w:val="num" w:pos="2160"/>
+        </w:tabs>
+        <w:ind w:left="2160" w:hanging="360"/>
+      </w:pPr>
+      <w:rPr>
+        <w:rFonts w:ascii="Wingdings" w:hAnsi="Wingdings" w:hint="default"/>
+        <w:sz w:val="20"/>
+      </w:rPr>
+    </w:lvl>
+    <w:lvl w:ilvl="3" w:tentative="1">
+      <w:start w:val="1"/>
+      <w:numFmt w:val="bullet"/>
+      <w:lvlText w:val=""/>
+      <w:lvlJc w:val="left"/>
+      <w:pPr>
+        <w:tabs>
+          <w:tab w:val="num" w:pos="2880"/>
+        </w:tabs>
+        <w:ind w:left="2880" w:hanging="360"/>
+      </w:pPr>
+      <w:rPr>
+        <w:rFonts w:ascii="Wingdings" w:hAnsi="Wingdings" w:hint="default"/>
+        <w:sz w:val="20"/>
+      </w:rPr>
+    </w:lvl>
+    <w:lvl w:ilvl="4" w:tentative="1">
+      <w:start w:val="1"/>
+      <w:numFmt w:val="bullet"/>
+      <w:lvlText w:val=""/>
+      <w:lvlJc w:val="left"/>
+      <w:pPr>
+        <w:tabs>
+          <w:tab w:val="num" w:pos="3600"/>
+        </w:tabs>
+        <w:ind w:left="3600" w:hanging="360"/>
+      </w:pPr>
+      <w:rPr>
+        <w:rFonts w:ascii="Wingdings" w:hAnsi="Wingdings" w:hint="default"/>
+        <w:sz w:val="20"/>
+      </w:rPr>
+    </w:lvl>
+    <w:lvl w:ilvl="5" w:tentative="1">
+      <w:start w:val="1"/>
+      <w:numFmt w:val="bullet"/>
+      <w:lvlText w:val=""/>
+      <w:lvlJc w:val="left"/>
+      <w:pPr>
+        <w:tabs>
+          <w:tab w:val="num" w:pos="4320"/>
+        </w:tabs>
+        <w:ind w:left="4320" w:hanging="360"/>
+      </w:pPr>
+      <w:rPr>
+        <w:rFonts w:ascii="Wingdings" w:hAnsi="Wingdings" w:hint="default"/>
+        <w:sz w:val="20"/>
+      </w:rPr>
+    </w:lvl>
+    <w:lvl w:ilvl="6" w:tentative="1">
+      <w:start w:val="1"/>
+      <w:numFmt w:val="bullet"/>
+      <w:lvlText w:val=""/>
+      <w:lvlJc w:val="left"/>
+      <w:pPr>
+        <w:tabs>
+          <w:tab w:val="num" w:pos="5040"/>
+        </w:tabs>
+        <w:ind w:left="5040" w:hanging="360"/>
+      </w:pPr>
+      <w:rPr>
+        <w:rFonts w:ascii="Wingdings" w:hAnsi="Wingdings" w:hint="default"/>
+        <w:sz w:val="20"/>
+      </w:rPr>
+    </w:lvl>
+    <w:lvl w:ilvl="7" w:tentative="1">
+      <w:start w:val="1"/>
+      <w:numFmt w:val="bullet"/>
+      <w:lvlText w:val=""/>
+      <w:lvlJc w:val="left"/>
+      <w:pPr>
+        <w:tabs>
+          <w:tab w:val="num" w:pos="5760"/>
+        </w:tabs>
+        <w:ind w:left="5760" w:hanging="360"/>
+      </w:pPr>
+      <w:rPr>
+        <w:rFonts w:ascii="Wingdings" w:hAnsi="Wingdings" w:hint="default"/>
+        <w:sz w:val="20"/>
+      </w:rPr>
+    </w:lvl>
+    <w:lvl w:ilvl="8" w:tentative="1">
+      <w:start w:val="1"/>
+      <w:numFmt w:val="bullet"/>
+      <w:lvlText w:val=""/>
+      <w:lvlJc w:val="left"/>
+      <w:pPr>
+        <w:tabs>
+          <w:tab w:val="num" w:pos="6480"/>
+        </w:tabs>
+        <w:ind w:left="6480" w:hanging="360"/>
+      </w:pPr>
+      <w:rPr>
+        <w:rFonts w:ascii="Wingdings" w:hAnsi="Wingdings" w:hint="default"/>
+        <w:sz w:val="20"/>
+      </w:rPr>
+    </w:lvl>
+  </w:abstractNum>
+  <w:abstractNum w:abstractNumId="6" w15:restartNumberingAfterBreak="0">
     <w:nsid w:val="5BE825E9"/>
     <w:multiLevelType w:val="hybridMultilevel"/>
     <w:tmpl w:val="E95CF636"/>
@@ -5376,7 +7755,7 @@
     <w:abstractNumId w:val="0"/>
   </w:num>
   <w:num w:numId="3" w16cid:durableId="220291580">
-    <w:abstractNumId w:val="5"/>
+    <w:abstractNumId w:val="6"/>
   </w:num>
   <w:num w:numId="4" w16cid:durableId="1789544247">
     <w:abstractNumId w:val="3"/>
@@ -5386,6 +7765,9 @@
   </w:num>
   <w:num w:numId="6" w16cid:durableId="316764379">
     <w:abstractNumId w:val="4"/>
+  </w:num>
+  <w:num w:numId="7" w16cid:durableId="771778377">
+    <w:abstractNumId w:val="5"/>
   </w:num>
 </w:numbering>
 </file>
@@ -5790,7 +8172,7 @@
   <w:style w:type="paragraph" w:default="1" w:styleId="Normale">
     <w:name w:val="Normal"/>
     <w:qFormat/>
-    <w:rsid w:val="00E93652"/>
+    <w:rsid w:val="003C305C"/>
     <w:pPr>
       <w:jc w:val="both"/>
     </w:pPr>
@@ -6446,6 +8828,63 @@
       <w14:ligatures w14:val="none"/>
     </w:rPr>
   </w:style>
+  <w:style w:type="table" w:styleId="Tabellagriglia1chiara">
+    <w:name w:val="Grid Table 1 Light"/>
+    <w:basedOn w:val="Tabellanormale"/>
+    <w:uiPriority w:val="46"/>
+    <w:rsid w:val="00042D32"/>
+    <w:pPr>
+      <w:spacing w:after="0" w:line="240" w:lineRule="auto"/>
+    </w:pPr>
+    <w:tblPr>
+      <w:tblStyleRowBandSize w:val="1"/>
+      <w:tblStyleColBandSize w:val="1"/>
+      <w:tblBorders>
+        <w:top w:val="single" w:sz="4" w:space="0" w:color="999999" w:themeColor="text1" w:themeTint="66"/>
+        <w:left w:val="single" w:sz="4" w:space="0" w:color="999999" w:themeColor="text1" w:themeTint="66"/>
+        <w:bottom w:val="single" w:sz="4" w:space="0" w:color="999999" w:themeColor="text1" w:themeTint="66"/>
+        <w:right w:val="single" w:sz="4" w:space="0" w:color="999999" w:themeColor="text1" w:themeTint="66"/>
+        <w:insideH w:val="single" w:sz="4" w:space="0" w:color="999999" w:themeColor="text1" w:themeTint="66"/>
+        <w:insideV w:val="single" w:sz="4" w:space="0" w:color="999999" w:themeColor="text1" w:themeTint="66"/>
+      </w:tblBorders>
+    </w:tblPr>
+    <w:tblStylePr w:type="firstRow">
+      <w:rPr>
+        <w:b/>
+        <w:bCs/>
+      </w:rPr>
+      <w:tblPr/>
+      <w:tcPr>
+        <w:tcBorders>
+          <w:bottom w:val="single" w:sz="12" w:space="0" w:color="666666" w:themeColor="text1" w:themeTint="99"/>
+        </w:tcBorders>
+      </w:tcPr>
+    </w:tblStylePr>
+    <w:tblStylePr w:type="lastRow">
+      <w:rPr>
+        <w:b/>
+        <w:bCs/>
+      </w:rPr>
+      <w:tblPr/>
+      <w:tcPr>
+        <w:tcBorders>
+          <w:top w:val="double" w:sz="2" w:space="0" w:color="666666" w:themeColor="text1" w:themeTint="99"/>
+        </w:tcBorders>
+      </w:tcPr>
+    </w:tblStylePr>
+    <w:tblStylePr w:type="firstCol">
+      <w:rPr>
+        <w:b/>
+        <w:bCs/>
+      </w:rPr>
+    </w:tblStylePr>
+    <w:tblStylePr w:type="lastCol">
+      <w:rPr>
+        <w:b/>
+        <w:bCs/>
+      </w:rPr>
+    </w:tblStylePr>
+  </w:style>
 </w:styles>
 </file>
 

--- a/Relazione.docx
+++ b/Relazione.docx
@@ -491,7 +491,7 @@
             </w:rPr>
             <w:fldChar w:fldCharType="separate"/>
           </w:r>
-          <w:hyperlink w:anchor="_Toc199775997" w:history="1">
+          <w:hyperlink w:anchor="_Toc199776785" w:history="1">
             <w:r>
               <w:rPr>
                 <w:rStyle w:val="Collegamentoipertestuale"/>
@@ -518,7 +518,7 @@
                 <w:noProof/>
                 <w:webHidden/>
               </w:rPr>
-              <w:instrText xml:space="preserve"> PAGEREF _Toc199775997 \h </w:instrText>
+              <w:instrText xml:space="preserve"> PAGEREF _Toc199776785 \h </w:instrText>
             </w:r>
             <w:r>
               <w:rPr>
@@ -563,7 +563,7 @@
               <w:lang w:eastAsia="it-IT"/>
             </w:rPr>
           </w:pPr>
-          <w:hyperlink w:anchor="_Toc199775998" w:history="1">
+          <w:hyperlink w:anchor="_Toc199776786" w:history="1">
             <w:r>
               <w:rPr>
                 <w:rStyle w:val="Collegamentoipertestuale"/>
@@ -590,7 +590,7 @@
                 <w:noProof/>
                 <w:webHidden/>
               </w:rPr>
-              <w:instrText xml:space="preserve"> PAGEREF _Toc199775998 \h </w:instrText>
+              <w:instrText xml:space="preserve"> PAGEREF _Toc199776786 \h </w:instrText>
             </w:r>
             <w:r>
               <w:rPr>
@@ -635,7 +635,7 @@
               <w:lang w:eastAsia="it-IT"/>
             </w:rPr>
           </w:pPr>
-          <w:hyperlink w:anchor="_Toc199775999" w:history="1">
+          <w:hyperlink w:anchor="_Toc199776787" w:history="1">
             <w:r>
               <w:rPr>
                 <w:rStyle w:val="Collegamentoipertestuale"/>
@@ -662,7 +662,7 @@
                 <w:noProof/>
                 <w:webHidden/>
               </w:rPr>
-              <w:instrText xml:space="preserve"> PAGEREF _Toc199775999 \h </w:instrText>
+              <w:instrText xml:space="preserve"> PAGEREF _Toc199776787 \h </w:instrText>
             </w:r>
             <w:r>
               <w:rPr>
@@ -707,7 +707,7 @@
               <w:lang w:eastAsia="it-IT"/>
             </w:rPr>
           </w:pPr>
-          <w:hyperlink w:anchor="_Toc199776000" w:history="1">
+          <w:hyperlink w:anchor="_Toc199776788" w:history="1">
             <w:r>
               <w:rPr>
                 <w:rStyle w:val="Collegamentoipertestuale"/>
@@ -734,7 +734,7 @@
                 <w:noProof/>
                 <w:webHidden/>
               </w:rPr>
-              <w:instrText xml:space="preserve"> PAGEREF _Toc199776000 \h </w:instrText>
+              <w:instrText xml:space="preserve"> PAGEREF _Toc199776788 \h </w:instrText>
             </w:r>
             <w:r>
               <w:rPr>
@@ -779,7 +779,7 @@
               <w:lang w:eastAsia="it-IT"/>
             </w:rPr>
           </w:pPr>
-          <w:hyperlink w:anchor="_Toc199776001" w:history="1">
+          <w:hyperlink w:anchor="_Toc199776789" w:history="1">
             <w:r>
               <w:rPr>
                 <w:rStyle w:val="Collegamentoipertestuale"/>
@@ -806,7 +806,7 @@
                 <w:noProof/>
                 <w:webHidden/>
               </w:rPr>
-              <w:instrText xml:space="preserve"> PAGEREF _Toc199776001 \h </w:instrText>
+              <w:instrText xml:space="preserve"> PAGEREF _Toc199776789 \h </w:instrText>
             </w:r>
             <w:r>
               <w:rPr>
@@ -851,7 +851,7 @@
               <w:lang w:eastAsia="it-IT"/>
             </w:rPr>
           </w:pPr>
-          <w:hyperlink w:anchor="_Toc199776002" w:history="1">
+          <w:hyperlink w:anchor="_Toc199776790" w:history="1">
             <w:r>
               <w:rPr>
                 <w:rStyle w:val="Collegamentoipertestuale"/>
@@ -878,7 +878,7 @@
                 <w:noProof/>
                 <w:webHidden/>
               </w:rPr>
-              <w:instrText xml:space="preserve"> PAGEREF _Toc199776002 \h </w:instrText>
+              <w:instrText xml:space="preserve"> PAGEREF _Toc199776790 \h </w:instrText>
             </w:r>
             <w:r>
               <w:rPr>
@@ -923,7 +923,7 @@
               <w:lang w:eastAsia="it-IT"/>
             </w:rPr>
           </w:pPr>
-          <w:hyperlink w:anchor="_Toc199776003" w:history="1">
+          <w:hyperlink w:anchor="_Toc199776791" w:history="1">
             <w:r>
               <w:rPr>
                 <w:rStyle w:val="Collegamentoipertestuale"/>
@@ -950,7 +950,7 @@
                 <w:noProof/>
                 <w:webHidden/>
               </w:rPr>
-              <w:instrText xml:space="preserve"> PAGEREF _Toc199776003 \h </w:instrText>
+              <w:instrText xml:space="preserve"> PAGEREF _Toc199776791 \h </w:instrText>
             </w:r>
             <w:r>
               <w:rPr>
@@ -995,7 +995,7 @@
               <w:lang w:eastAsia="it-IT"/>
             </w:rPr>
           </w:pPr>
-          <w:hyperlink w:anchor="_Toc199776004" w:history="1">
+          <w:hyperlink w:anchor="_Toc199776792" w:history="1">
             <w:r>
               <w:rPr>
                 <w:rStyle w:val="Collegamentoipertestuale"/>
@@ -1022,7 +1022,7 @@
                 <w:noProof/>
                 <w:webHidden/>
               </w:rPr>
-              <w:instrText xml:space="preserve"> PAGEREF _Toc199776004 \h </w:instrText>
+              <w:instrText xml:space="preserve"> PAGEREF _Toc199776792 \h </w:instrText>
             </w:r>
             <w:r>
               <w:rPr>
@@ -1067,7 +1067,7 @@
               <w:lang w:eastAsia="it-IT"/>
             </w:rPr>
           </w:pPr>
-          <w:hyperlink w:anchor="_Toc199776005" w:history="1">
+          <w:hyperlink w:anchor="_Toc199776793" w:history="1">
             <w:r>
               <w:rPr>
                 <w:rStyle w:val="Collegamentoipertestuale"/>
@@ -1094,7 +1094,7 @@
                 <w:noProof/>
                 <w:webHidden/>
               </w:rPr>
-              <w:instrText xml:space="preserve"> PAGEREF _Toc199776005 \h </w:instrText>
+              <w:instrText xml:space="preserve"> PAGEREF _Toc199776793 \h </w:instrText>
             </w:r>
             <w:r>
               <w:rPr>
@@ -1139,7 +1139,7 @@
               <w:lang w:eastAsia="it-IT"/>
             </w:rPr>
           </w:pPr>
-          <w:hyperlink w:anchor="_Toc199776006" w:history="1">
+          <w:hyperlink w:anchor="_Toc199776794" w:history="1">
             <w:r>
               <w:rPr>
                 <w:rStyle w:val="Collegamentoipertestuale"/>
@@ -1166,7 +1166,7 @@
                 <w:noProof/>
                 <w:webHidden/>
               </w:rPr>
-              <w:instrText xml:space="preserve"> PAGEREF _Toc199776006 \h </w:instrText>
+              <w:instrText xml:space="preserve"> PAGEREF _Toc199776794 \h </w:instrText>
             </w:r>
             <w:r>
               <w:rPr>
@@ -1211,7 +1211,7 @@
               <w:lang w:eastAsia="it-IT"/>
             </w:rPr>
           </w:pPr>
-          <w:hyperlink w:anchor="_Toc199776007" w:history="1">
+          <w:hyperlink w:anchor="_Toc199776795" w:history="1">
             <w:r>
               <w:rPr>
                 <w:rStyle w:val="Collegamentoipertestuale"/>
@@ -1238,7 +1238,7 @@
                 <w:noProof/>
                 <w:webHidden/>
               </w:rPr>
-              <w:instrText xml:space="preserve"> PAGEREF _Toc199776007 \h </w:instrText>
+              <w:instrText xml:space="preserve"> PAGEREF _Toc199776795 \h </w:instrText>
             </w:r>
             <w:r>
               <w:rPr>
@@ -1283,7 +1283,7 @@
               <w:lang w:eastAsia="it-IT"/>
             </w:rPr>
           </w:pPr>
-          <w:hyperlink w:anchor="_Toc199776008" w:history="1">
+          <w:hyperlink w:anchor="_Toc199776796" w:history="1">
             <w:r>
               <w:rPr>
                 <w:rStyle w:val="Collegamentoipertestuale"/>
@@ -1310,7 +1310,7 @@
                 <w:noProof/>
                 <w:webHidden/>
               </w:rPr>
-              <w:instrText xml:space="preserve"> PAGEREF _Toc199776008 \h </w:instrText>
+              <w:instrText xml:space="preserve"> PAGEREF _Toc199776796 \h </w:instrText>
             </w:r>
             <w:r>
               <w:rPr>
@@ -1355,7 +1355,7 @@
               <w:lang w:eastAsia="it-IT"/>
             </w:rPr>
           </w:pPr>
-          <w:hyperlink w:anchor="_Toc199776009" w:history="1">
+          <w:hyperlink w:anchor="_Toc199776797" w:history="1">
             <w:r>
               <w:rPr>
                 <w:rStyle w:val="Collegamentoipertestuale"/>
@@ -1382,7 +1382,7 @@
                 <w:noProof/>
                 <w:webHidden/>
               </w:rPr>
-              <w:instrText xml:space="preserve"> PAGEREF _Toc199776009 \h </w:instrText>
+              <w:instrText xml:space="preserve"> PAGEREF _Toc199776797 \h </w:instrText>
             </w:r>
             <w:r>
               <w:rPr>
@@ -1427,7 +1427,7 @@
               <w:lang w:eastAsia="it-IT"/>
             </w:rPr>
           </w:pPr>
-          <w:hyperlink w:anchor="_Toc199776010" w:history="1">
+          <w:hyperlink w:anchor="_Toc199776798" w:history="1">
             <w:r>
               <w:rPr>
                 <w:rStyle w:val="Collegamentoipertestuale"/>
@@ -1454,7 +1454,7 @@
                 <w:noProof/>
                 <w:webHidden/>
               </w:rPr>
-              <w:instrText xml:space="preserve"> PAGEREF _Toc199776010 \h </w:instrText>
+              <w:instrText xml:space="preserve"> PAGEREF _Toc199776798 \h </w:instrText>
             </w:r>
             <w:r>
               <w:rPr>
@@ -1475,6 +1475,78 @@
                 <w:webHidden/>
               </w:rPr>
               <w:t>17</w:t>
+            </w:r>
+            <w:r>
+              <w:rPr>
+                <w:noProof/>
+                <w:webHidden/>
+              </w:rPr>
+              <w:fldChar w:fldCharType="end"/>
+            </w:r>
+          </w:hyperlink>
+        </w:p>
+        <w:p>
+          <w:pPr>
+            <w:pStyle w:val="Sommario1"/>
+            <w:tabs>
+              <w:tab w:val="right" w:leader="dot" w:pos="9771"/>
+            </w:tabs>
+            <w:rPr>
+              <w:rFonts w:asciiTheme="minorHAnsi" w:eastAsiaTheme="minorEastAsia" w:hAnsiTheme="minorHAnsi"/>
+              <w:noProof/>
+              <w:sz w:val="24"/>
+              <w:szCs w:val="24"/>
+              <w:lang w:eastAsia="it-IT"/>
+            </w:rPr>
+          </w:pPr>
+          <w:hyperlink w:anchor="_Toc199776799" w:history="1">
+            <w:r>
+              <w:rPr>
+                <w:rStyle w:val="Collegamentoipertestuale"/>
+                <w:noProof/>
+              </w:rPr>
+              <w:t>Conclusioni</w:t>
+            </w:r>
+            <w:r>
+              <w:rPr>
+                <w:noProof/>
+                <w:webHidden/>
+              </w:rPr>
+              <w:tab/>
+            </w:r>
+            <w:r>
+              <w:rPr>
+                <w:noProof/>
+                <w:webHidden/>
+              </w:rPr>
+              <w:fldChar w:fldCharType="begin"/>
+            </w:r>
+            <w:r>
+              <w:rPr>
+                <w:noProof/>
+                <w:webHidden/>
+              </w:rPr>
+              <w:instrText xml:space="preserve"> PAGEREF _Toc199776799 \h </w:instrText>
+            </w:r>
+            <w:r>
+              <w:rPr>
+                <w:noProof/>
+                <w:webHidden/>
+              </w:rPr>
+            </w:r>
+            <w:r>
+              <w:rPr>
+                <w:noProof/>
+                <w:webHidden/>
+              </w:rPr>
+              <w:fldChar w:fldCharType="separate"/>
+            </w:r>
+            <w:r>
+              <w:rPr>
+                <w:noProof/>
+                <w:webHidden/>
+              </w:rPr>
+              <w:t>19</w:t>
             </w:r>
             <w:r>
               <w:rPr>
@@ -1513,7 +1585,7 @@
         <w:pStyle w:val="Titolo1"/>
         <w:spacing w:line="360" w:lineRule="auto"/>
       </w:pPr>
-      <w:bookmarkStart w:id="0" w:name="_Toc199775997"/>
+      <w:bookmarkStart w:id="0" w:name="_Toc199776785"/>
       <w:r>
         <w:lastRenderedPageBreak/>
         <w:t>Introduzione</w:t>
@@ -1525,7 +1597,7 @@
         <w:pStyle w:val="Titolo2"/>
         <w:spacing w:line="360" w:lineRule="auto"/>
       </w:pPr>
-      <w:bookmarkStart w:id="1" w:name="_Toc199775998"/>
+      <w:bookmarkStart w:id="1" w:name="_Toc199776786"/>
       <w:r>
         <w:t>Contesto del progetto</w:t>
       </w:r>
@@ -1536,31 +1608,7 @@
         <w:spacing w:line="360" w:lineRule="auto"/>
       </w:pPr>
       <w:r>
-        <w:t xml:space="preserve">Lo scopo del progetto `e quello di </w:t>
-      </w:r>
-      <w:proofErr w:type="spellStart"/>
-      <w:r>
-        <w:t>implemen</w:t>
-      </w:r>
-      <w:proofErr w:type="spellEnd"/>
-      <w:r>
-        <w:t xml:space="preserve"> tare una mini-libreria che esegua i seguenti solutori iterativi, limitatamente al caso di matrici simmetriche e definite positive: metodo di </w:t>
-      </w:r>
-      <w:proofErr w:type="spellStart"/>
-      <w:r>
-        <w:t>Jacobi</w:t>
-      </w:r>
-      <w:proofErr w:type="spellEnd"/>
-      <w:r>
-        <w:t xml:space="preserve">, metodo di </w:t>
-      </w:r>
-      <w:proofErr w:type="spellStart"/>
-      <w:r>
-        <w:t>Gauß</w:t>
-      </w:r>
-      <w:proofErr w:type="spellEnd"/>
-      <w:r>
-        <w:t>-Seidel, metodo del Gradiente, metodo del Gradiente coniugato.</w:t>
+        <w:t>Lo scopo del progetto `e quello di implemen tare una mini-libreria che esegua i seguenti solutori iterativi, limitatamente al caso di matrici simmetriche e definite positive: metodo di Jacobi, metodo di Gauß-Seidel, metodo del Gradiente, metodo del Gradiente coniugato.</w:t>
       </w:r>
     </w:p>
     <w:p>
@@ -1568,7 +1616,7 @@
         <w:pStyle w:val="Titolo2"/>
         <w:spacing w:line="360" w:lineRule="auto"/>
       </w:pPr>
-      <w:bookmarkStart w:id="2" w:name="_Toc199775999"/>
+      <w:bookmarkStart w:id="2" w:name="_Toc199776787"/>
       <w:r>
         <w:t>Linguaggio e librerie scelte</w:t>
       </w:r>
@@ -1582,25 +1630,7 @@
         <w:t xml:space="preserve">Come linguaggio è stato scelto Julia </w:t>
       </w:r>
       <w:r>
-        <w:t xml:space="preserve">inquanto, oltre ad essere open source, implementa al suo interno funzioni efficienti per operazioni su vettori e matrici tramite la libreria </w:t>
-      </w:r>
-      <w:proofErr w:type="spellStart"/>
-      <w:proofErr w:type="gramStart"/>
-      <w:r>
-        <w:t>LinearAlgebra</w:t>
-      </w:r>
-      <w:proofErr w:type="spellEnd"/>
-      <w:proofErr w:type="gramEnd"/>
-      <w:r>
-        <w:t xml:space="preserve"> e la libreria </w:t>
-      </w:r>
-      <w:proofErr w:type="spellStart"/>
-      <w:r>
-        <w:t>SparseArray</w:t>
-      </w:r>
-      <w:proofErr w:type="spellEnd"/>
-      <w:r>
-        <w:t>, offrendo così un supporto nativo per vettori e matrici, permettendo così di gestire e lavorare anche con matrici sparse nativamente; In oltre la sua compilazione just-in-time e le alte prestazioni lo rendono molto utilizzato in matematica e per i calcoli matematici.</w:t>
+        <w:t>inquanto, oltre ad essere open source, implementa al suo interno funzioni efficienti per operazioni su vettori e matrici tramite la libreria LinearAlgebra e la libreria SparseArray, offrendo così un supporto nativo per vettori e matrici, permettendo così di gestire e lavorare anche con matrici sparse nativamente; In oltre la sua compilazione just-in-time e le alte prestazioni lo rendono molto utilizzato in matematica e per i calcoli matematici.</w:t>
       </w:r>
     </w:p>
     <w:p>
@@ -1617,7 +1647,7 @@
         <w:pStyle w:val="Titolo1"/>
         <w:spacing w:line="360" w:lineRule="auto"/>
       </w:pPr>
-      <w:bookmarkStart w:id="3" w:name="_Toc199776000"/>
+      <w:bookmarkStart w:id="3" w:name="_Toc199776788"/>
       <w:r>
         <w:lastRenderedPageBreak/>
         <w:t>Implementazione</w:t>
@@ -1629,7 +1659,7 @@
         <w:pStyle w:val="Titolo2"/>
         <w:spacing w:line="360" w:lineRule="auto"/>
       </w:pPr>
-      <w:bookmarkStart w:id="4" w:name="_Toc199776001"/>
+      <w:bookmarkStart w:id="4" w:name="_Toc199776789"/>
       <w:r>
         <w:t xml:space="preserve">Struttura </w:t>
       </w:r>
@@ -1665,15 +1695,7 @@
         <w:spacing w:line="360" w:lineRule="auto"/>
       </w:pPr>
       <w:r>
-        <w:t xml:space="preserve">La classe </w:t>
-      </w:r>
-      <w:proofErr w:type="spellStart"/>
-      <w:r>
-        <w:t>Main</w:t>
-      </w:r>
-      <w:proofErr w:type="spellEnd"/>
-      <w:r>
-        <w:t xml:space="preserve"> </w:t>
+        <w:t xml:space="preserve">La classe Main </w:t>
       </w:r>
       <w:r>
         <w:t xml:space="preserve">prende in input le matrici presenti nei file </w:t>
@@ -1713,7 +1735,7 @@
         <w:pStyle w:val="Titolo2"/>
         <w:spacing w:line="360" w:lineRule="auto"/>
       </w:pPr>
-      <w:bookmarkStart w:id="5" w:name="_Toc199776002"/>
+      <w:bookmarkStart w:id="5" w:name="_Toc199776790"/>
       <w:r>
         <w:t>Organizzazione della libreria</w:t>
       </w:r>
@@ -1754,55 +1776,20 @@
         <w:spacing w:line="360" w:lineRule="auto"/>
       </w:pPr>
       <w:r>
-        <w:t xml:space="preserve">Funzione: </w:t>
-      </w:r>
-      <w:proofErr w:type="spellStart"/>
-      <w:r>
-        <w:t>load_</w:t>
+        <w:t>Funzione: load_</w:t>
       </w:r>
       <w:r>
         <w:t>sparse_</w:t>
       </w:r>
-      <w:proofErr w:type="gramStart"/>
-      <w:r>
-        <w:t>matrix</w:t>
-      </w:r>
-      <w:proofErr w:type="spellEnd"/>
-      <w:r>
-        <w:t>(</w:t>
-      </w:r>
-      <w:proofErr w:type="spellStart"/>
-      <w:proofErr w:type="gramEnd"/>
-      <w:r>
-        <w:t>file</w:t>
-      </w:r>
-      <w:r>
-        <w:t>_</w:t>
-      </w:r>
-      <w:proofErr w:type="gramStart"/>
-      <w:r>
-        <w:t>path</w:t>
-      </w:r>
-      <w:proofErr w:type="spellEnd"/>
-      <w:r>
-        <w:t>::</w:t>
-      </w:r>
-      <w:proofErr w:type="spellStart"/>
-      <w:proofErr w:type="gramEnd"/>
-      <w:r>
-        <w:t>String</w:t>
-      </w:r>
-      <w:proofErr w:type="spellEnd"/>
-      <w:proofErr w:type="gramStart"/>
-      <w:r>
-        <w:t>)::</w:t>
-      </w:r>
-      <w:proofErr w:type="spellStart"/>
-      <w:proofErr w:type="gramEnd"/>
-      <w:r>
-        <w:t>SparseMatrixCSC</w:t>
-      </w:r>
-      <w:proofErr w:type="spellEnd"/>
+      <w:r>
+        <w:t>matrix(file</w:t>
+      </w:r>
+      <w:r>
+        <w:t>_path</w:t>
+      </w:r>
+      <w:r>
+        <w:t>::String)::SparseMatrixCSC</w:t>
+      </w:r>
     </w:p>
     <w:p>
       <w:pPr>
@@ -1816,15 +1803,7 @@
         <w:t xml:space="preserve">Scopo: </w:t>
       </w:r>
       <w:r>
-        <w:t xml:space="preserve">La funzione </w:t>
-      </w:r>
-      <w:proofErr w:type="spellStart"/>
-      <w:r>
-        <w:t>load_sparse_matrix</w:t>
-      </w:r>
-      <w:proofErr w:type="spellEnd"/>
-      <w:r>
-        <w:t xml:space="preserve"> legge da un file una matrice sparsa salvata in formato testuale. La prima riga indica il numero di righe, colonne e valori non nulli. Le righe successive contengono i valori non nulli con le rispettive posizioni (riga, colonna, valore). La funzione inizializza una matrice sparsa vuota con le dimensioni indicate e poi inserisce i valori letti nella posizione corretta, restituendo infine la matrice costruita</w:t>
+        <w:t>La funzione load_sparse_matrix legge da un file una matrice sparsa salvata in formato testuale. La prima riga indica il numero di righe, colonne e valori non nulli. Le righe successive contengono i valori non nulli con le rispettive posizioni (riga, colonna, valore). La funzione inizializza una matrice sparsa vuota con le dimensioni indicate e poi inserisce i valori letti nella posizione corretta, restituendo infine la matrice costruita</w:t>
       </w:r>
       <w:r>
         <w:t>.</w:t>
@@ -1842,13 +1821,8 @@
         <w:t xml:space="preserve">Generazione </w:t>
       </w:r>
       <w:r>
-        <w:t xml:space="preserve">b </w:t>
-      </w:r>
-      <w:proofErr w:type="spellStart"/>
-      <w:r>
-        <w:t>vector</w:t>
-      </w:r>
-      <w:proofErr w:type="spellEnd"/>
+        <w:t>b vector</w:t>
+      </w:r>
     </w:p>
     <w:p>
       <w:pPr>
@@ -1859,36 +1833,8 @@
         <w:spacing w:line="360" w:lineRule="auto"/>
       </w:pPr>
       <w:r>
-        <w:t xml:space="preserve">Funzione: </w:t>
-      </w:r>
-      <w:proofErr w:type="spellStart"/>
-      <w:r>
-        <w:t>generate_b_</w:t>
-      </w:r>
-      <w:proofErr w:type="gramStart"/>
-      <w:r>
-        <w:t>vector</w:t>
-      </w:r>
-      <w:proofErr w:type="spellEnd"/>
-      <w:r>
-        <w:t>(A::</w:t>
-      </w:r>
-      <w:proofErr w:type="spellStart"/>
-      <w:proofErr w:type="gramEnd"/>
-      <w:r>
-        <w:t>SparseMatrixCSC</w:t>
-      </w:r>
-      <w:proofErr w:type="spellEnd"/>
-      <w:proofErr w:type="gramStart"/>
-      <w:r>
-        <w:t>)::</w:t>
-      </w:r>
-      <w:proofErr w:type="spellStart"/>
-      <w:proofErr w:type="gramEnd"/>
-      <w:r>
-        <w:t>Vector</w:t>
-      </w:r>
-      <w:proofErr w:type="spellEnd"/>
+        <w:t>Funzione: generate_b_vector(A::SparseMatrixCSC)::Vector</w:t>
+      </w:r>
     </w:p>
     <w:p>
       <w:pPr>
@@ -1900,23 +1846,7 @@
       </w:pPr>
       <w:r>
         <w:lastRenderedPageBreak/>
-        <w:t xml:space="preserve">Il metodo </w:t>
-      </w:r>
-      <w:proofErr w:type="spellStart"/>
-      <w:r>
-        <w:t>generate_b_vector</w:t>
-      </w:r>
-      <w:proofErr w:type="spellEnd"/>
-      <w:r>
-        <w:t xml:space="preserve">(A) genera il vettore dei termini noti b per un sistema lineare </w:t>
-      </w:r>
-      <w:proofErr w:type="spellStart"/>
-      <w:r>
-        <w:t>Ax</w:t>
-      </w:r>
-      <w:proofErr w:type="spellEnd"/>
-      <w:r>
-        <w:t>=b, assumendo come soluzione esatta il vettore x composto da soli 1.</w:t>
+        <w:t>Il metodo generate_b_vector(A) genera il vettore dei termini noti b per un sistema lineare Ax=b, assumendo come soluzione esatta il vettore x composto da soli 1.</w:t>
       </w:r>
     </w:p>
     <w:p>
@@ -1942,45 +1872,11 @@
       <w:r>
         <w:t xml:space="preserve">Funzione: </w:t>
       </w:r>
-      <w:proofErr w:type="spellStart"/>
-      <w:r>
-        <w:t>forward_</w:t>
-      </w:r>
-      <w:proofErr w:type="gramStart"/>
-      <w:r>
-        <w:t>substitutio</w:t>
-      </w:r>
-      <w:r>
-        <w:t>n</w:t>
-      </w:r>
-      <w:proofErr w:type="spellEnd"/>
-      <w:r>
-        <w:t>(A::</w:t>
-      </w:r>
-      <w:proofErr w:type="spellStart"/>
-      <w:proofErr w:type="gramEnd"/>
-      <w:r>
-        <w:t>SparseMatrixCSC</w:t>
-      </w:r>
-      <w:proofErr w:type="spellEnd"/>
-      <w:r>
-        <w:t xml:space="preserve">, </w:t>
-      </w:r>
-      <w:proofErr w:type="gramStart"/>
-      <w:r>
-        <w:t>b::</w:t>
-      </w:r>
-      <w:proofErr w:type="gramEnd"/>
-      <w:r>
-        <w:t>Vector</w:t>
-      </w:r>
-      <w:proofErr w:type="gramStart"/>
-      <w:r>
-        <w:t>)::</w:t>
-      </w:r>
-      <w:proofErr w:type="gramEnd"/>
-      <w:r>
-        <w:t>Vector</w:t>
+      <w:r>
+        <w:t>forward_substitutio</w:t>
+      </w:r>
+      <w:r>
+        <w:t>n(A::SparseMatrixCSC, b::Vector)::Vector</w:t>
       </w:r>
     </w:p>
     <w:p>
@@ -1992,21 +1888,11 @@
         <w:spacing w:line="360" w:lineRule="auto"/>
       </w:pPr>
       <w:r>
-        <w:t xml:space="preserve">La funzione </w:t>
-      </w:r>
-      <w:proofErr w:type="spellStart"/>
-      <w:r>
-        <w:t>forward_substitution</w:t>
-      </w:r>
-      <w:proofErr w:type="spellEnd"/>
-      <w:r>
-        <w:t xml:space="preserve"> risolve un sistema lineare triangolare inferiore </w:t>
-      </w:r>
-      <w:proofErr w:type="spellStart"/>
+        <w:t xml:space="preserve">La funzione forward_substitution risolve un sistema lineare triangolare inferiore </w:t>
+      </w:r>
       <w:r>
         <w:t>Ax</w:t>
       </w:r>
-      <w:proofErr w:type="spellEnd"/>
       <w:r>
         <w:t>=b, dove A è una matrice triangolare inferiore e b è un vettore colonna. Il metodo procede "in avanti", calcolando gli elementi di x uno alla volta, partendo dal primo, utilizzando i valori già calcolati.</w:t>
       </w:r>
@@ -2040,51 +1926,25 @@
         <w:spacing w:line="360" w:lineRule="auto"/>
       </w:pPr>
       <w:r>
-        <w:t xml:space="preserve">Funzione: </w:t>
-      </w:r>
-      <w:proofErr w:type="spellStart"/>
-      <w:r>
-        <w:t>j</w:t>
+        <w:t>Funzione: j</w:t>
       </w:r>
       <w:r>
         <w:t>acobi</w:t>
       </w:r>
       <w:r>
-        <w:t>_</w:t>
-      </w:r>
-      <w:proofErr w:type="gramStart"/>
-      <w:r>
-        <w:t>method</w:t>
-      </w:r>
-      <w:proofErr w:type="spellEnd"/>
-      <w:r>
-        <w:t>(</w:t>
-      </w:r>
-      <w:proofErr w:type="gramEnd"/>
-      <w:r>
-        <w:t xml:space="preserve">A, b, </w:t>
-      </w:r>
-      <w:proofErr w:type="spellStart"/>
-      <w:r>
-        <w:t>tol</w:t>
+        <w:t>_method</w:t>
+      </w:r>
+      <w:r>
+        <w:t>(A, b, tol</w:t>
       </w:r>
       <w:r>
         <w:t>erance</w:t>
       </w:r>
-      <w:proofErr w:type="spellEnd"/>
-      <w:r>
-        <w:t xml:space="preserve">, </w:t>
-      </w:r>
-      <w:proofErr w:type="spellStart"/>
-      <w:r>
-        <w:t>max_iter</w:t>
-      </w:r>
-      <w:r>
-        <w:t>ation</w:t>
-      </w:r>
-      <w:proofErr w:type="spellEnd"/>
-      <w:r>
-        <w:t>=20000</w:t>
+      <w:r>
+        <w:t>, max_iter</w:t>
+      </w:r>
+      <w:r>
+        <w:t>ation=20000</w:t>
       </w:r>
       <w:r>
         <w:t>)</w:t>
@@ -2101,7 +1961,6 @@
       <w:r>
         <w:t xml:space="preserve">La funzione </w:t>
       </w:r>
-      <w:proofErr w:type="spellStart"/>
       <w:r>
         <w:rPr>
           <w:rStyle w:val="CodiceHTML"/>
@@ -2109,21 +1968,18 @@
         </w:rPr>
         <w:t>jacobi_method</w:t>
       </w:r>
-      <w:proofErr w:type="spellEnd"/>
       <w:r>
         <w:t xml:space="preserve"> risolve il sistema lineare</w:t>
       </w:r>
       <w:r>
         <w:t xml:space="preserve"> </w:t>
       </w:r>
-      <w:proofErr w:type="spellStart"/>
       <w:r>
         <w:rPr>
           <w:rStyle w:val="mord"/>
         </w:rPr>
         <w:t>Ax</w:t>
       </w:r>
-      <w:proofErr w:type="spellEnd"/>
       <w:r>
         <w:rPr>
           <w:rStyle w:val="mrel"/>
@@ -2145,18 +2001,8 @@
           <w:b w:val="0"/>
           <w:bCs w:val="0"/>
         </w:rPr>
-        <w:t xml:space="preserve">metodo di </w:t>
-      </w:r>
-      <w:proofErr w:type="spellStart"/>
-      <w:r>
-        <w:rPr>
-          <w:rStyle w:val="Enfasigrassetto"/>
-          <w:b w:val="0"/>
-          <w:bCs w:val="0"/>
-        </w:rPr>
-        <w:t>Jacobi</w:t>
-      </w:r>
-      <w:proofErr w:type="spellEnd"/>
+        <w:t>metodo di Jacobi</w:t>
+      </w:r>
       <w:r>
         <w:t>. Parte da una soluzione iniziale nulla (</w:t>
       </w:r>
@@ -2318,47 +2164,10 @@
         <w:ind w:left="2160"/>
       </w:pPr>
       <w:r>
-        <w:t xml:space="preserve">dove D è la diagonale di A. L'inverso della diagonale viene </w:t>
-      </w:r>
-      <w:proofErr w:type="spellStart"/>
-      <w:r>
-        <w:t>precomputato</w:t>
-      </w:r>
-      <w:proofErr w:type="spellEnd"/>
-      <w:r>
-        <w:t xml:space="preserve"> (</w:t>
-      </w:r>
-      <w:proofErr w:type="spellStart"/>
-      <w:r>
-        <w:t>inv_diag</w:t>
-      </w:r>
-      <w:proofErr w:type="spellEnd"/>
-      <w:r>
-        <w:t>)</w:t>
-      </w:r>
-      <w:r>
-        <w:t xml:space="preserve"> con il metodo </w:t>
-      </w:r>
-      <w:proofErr w:type="spellStart"/>
-      <w:proofErr w:type="gramStart"/>
-      <w:r>
-        <w:t>spdiagm</w:t>
-      </w:r>
-      <w:proofErr w:type="spellEnd"/>
-      <w:r>
-        <w:t>(</w:t>
-      </w:r>
-      <w:proofErr w:type="gramEnd"/>
-      <w:r>
-        <w:t xml:space="preserve">) della libreria </w:t>
-      </w:r>
-      <w:proofErr w:type="spellStart"/>
-      <w:r>
-        <w:t>SparseArray</w:t>
-      </w:r>
-      <w:proofErr w:type="spellEnd"/>
-      <w:r>
-        <w:t>.</w:t>
+        <w:t>dove D è la diagonale di A. L'inverso della diagonale viene precomputato (inv_diag)</w:t>
+      </w:r>
+      <w:r>
+        <w:t xml:space="preserve"> con il metodo spdiagm() della libreria SparseArray.</w:t>
       </w:r>
       <w:r>
         <w:t xml:space="preserve"> </w:t>
@@ -2375,11 +2184,9 @@
         </w:rPr>
         <w:t>|</w:t>
       </w:r>
-      <w:proofErr w:type="spellStart"/>
       <w:r>
         <w:t>Ax</w:t>
       </w:r>
-      <w:proofErr w:type="spellEnd"/>
       <w:r>
         <w:rPr>
           <w:rFonts w:cs="Consolas"/>
@@ -2440,46 +2247,26 @@
       <w:r>
         <w:t xml:space="preserve">Funzione: </w:t>
       </w:r>
-      <w:proofErr w:type="spellStart"/>
       <w:r>
         <w:t>gauss_seidel</w:t>
       </w:r>
       <w:r>
-        <w:t>_</w:t>
-      </w:r>
-      <w:proofErr w:type="gramStart"/>
-      <w:r>
-        <w:t>method</w:t>
-      </w:r>
-      <w:proofErr w:type="spellEnd"/>
+        <w:t>_method</w:t>
+      </w:r>
       <w:r>
         <w:t>(</w:t>
       </w:r>
-      <w:proofErr w:type="gramEnd"/>
-      <w:r>
-        <w:t xml:space="preserve">A, b, </w:t>
-      </w:r>
-      <w:proofErr w:type="spellStart"/>
-      <w:r>
-        <w:t>tol</w:t>
+      <w:r>
+        <w:t>A, b, tol</w:t>
       </w:r>
       <w:r>
         <w:t>erance</w:t>
       </w:r>
-      <w:proofErr w:type="spellEnd"/>
-      <w:r>
-        <w:t xml:space="preserve">, </w:t>
-      </w:r>
-      <w:proofErr w:type="spellStart"/>
-      <w:r>
-        <w:t>max_iter</w:t>
-      </w:r>
-      <w:r>
-        <w:t>ation</w:t>
-      </w:r>
-      <w:proofErr w:type="spellEnd"/>
-      <w:r>
-        <w:t>=20000</w:t>
+      <w:r>
+        <w:t>, max_iter</w:t>
+      </w:r>
+      <w:r>
+        <w:t>ation=20000</w:t>
       </w:r>
       <w:r>
         <w:t>)</w:t>
@@ -2494,23 +2281,7 @@
         <w:spacing w:line="360" w:lineRule="auto"/>
       </w:pPr>
       <w:r>
-        <w:t xml:space="preserve">La funzione </w:t>
-      </w:r>
-      <w:proofErr w:type="spellStart"/>
-      <w:r>
-        <w:t>gauss_seidel_method</w:t>
-      </w:r>
-      <w:proofErr w:type="spellEnd"/>
-      <w:r>
-        <w:t xml:space="preserve"> implementa il metodo iterativo di Gauss-Seidel per risolvere un sistema lineare </w:t>
-      </w:r>
-      <w:proofErr w:type="spellStart"/>
-      <w:r>
-        <w:t>Ax</w:t>
-      </w:r>
-      <w:proofErr w:type="spellEnd"/>
-      <w:r>
-        <w:t xml:space="preserve">=b. Si parte da una soluzione iniziale </w:t>
+        <w:t xml:space="preserve">La funzione gauss_seidel_method implementa il metodo iterativo di Gauss-Seidel per risolvere un sistema lineare Ax=b. Si parte da una soluzione iniziale </w:t>
       </w:r>
       <w:r>
         <w:t>x</w:t>
@@ -2522,15 +2293,7 @@
         <w:t>r</w:t>
       </w:r>
       <w:r>
-        <w:t>=b−</w:t>
-      </w:r>
-      <w:proofErr w:type="spellStart"/>
-      <w:r>
-        <w:t>Ax</w:t>
-      </w:r>
-      <w:proofErr w:type="spellEnd"/>
-      <w:r>
-        <w:t>, ovvero l’errore rispetto alla soluzione esatta.</w:t>
+        <w:t>=b−Ax, ovvero l’errore rispetto alla soluzione esatta.</w:t>
       </w:r>
       <w:r>
         <w:br/>
@@ -2540,15 +2303,7 @@
       </w:r>
       <w:r>
         <w:lastRenderedPageBreak/>
-        <w:t xml:space="preserve">risolvendo un sistema triangolare inferiore </w:t>
-      </w:r>
-      <w:proofErr w:type="spellStart"/>
-      <w:r>
-        <w:t>Lδx</w:t>
-      </w:r>
-      <w:proofErr w:type="spellEnd"/>
-      <w:r>
-        <w:t>=r</w:t>
+        <w:t>risolvendo un sistema triangolare inferiore Lδx=r</w:t>
       </w:r>
       <w:r>
         <w:t>,</w:t>
@@ -2596,52 +2351,32 @@
       <w:r>
         <w:t xml:space="preserve">Funzione: </w:t>
       </w:r>
-      <w:proofErr w:type="spellStart"/>
       <w:r>
         <w:t>gradient_descent</w:t>
       </w:r>
       <w:r>
-        <w:t>_</w:t>
-      </w:r>
-      <w:proofErr w:type="gramStart"/>
-      <w:r>
-        <w:t>method</w:t>
-      </w:r>
-      <w:proofErr w:type="spellEnd"/>
+        <w:t>_method</w:t>
+      </w:r>
       <w:r>
         <w:t>(</w:t>
       </w:r>
-      <w:proofErr w:type="gramEnd"/>
-      <w:r>
-        <w:t xml:space="preserve">A, b, </w:t>
-      </w:r>
-      <w:proofErr w:type="spellStart"/>
-      <w:r>
-        <w:t>tol</w:t>
+      <w:r>
+        <w:t>A, b, tol</w:t>
       </w:r>
       <w:r>
         <w:t>erance</w:t>
       </w:r>
-      <w:proofErr w:type="spellEnd"/>
       <w:r>
         <w:t>,</w:t>
       </w:r>
       <w:r>
-        <w:t xml:space="preserve"> </w:t>
-      </w:r>
-      <w:proofErr w:type="spellStart"/>
-      <w:r>
-        <w:t>m</w:t>
+        <w:t xml:space="preserve"> m</w:t>
       </w:r>
       <w:r>
         <w:t>ax_iter</w:t>
       </w:r>
       <w:r>
-        <w:t>ation</w:t>
-      </w:r>
-      <w:proofErr w:type="spellEnd"/>
-      <w:r>
-        <w:t>=</w:t>
+        <w:t>ation=</w:t>
       </w:r>
       <w:r>
         <w:t xml:space="preserve"> </w:t>
@@ -2662,21 +2397,11 @@
         <w:spacing w:line="360" w:lineRule="auto"/>
       </w:pPr>
       <w:r>
-        <w:t xml:space="preserve">La funzione </w:t>
-      </w:r>
-      <w:proofErr w:type="spellStart"/>
-      <w:r>
-        <w:t>gradient_descent_method</w:t>
-      </w:r>
-      <w:proofErr w:type="spellEnd"/>
-      <w:r>
-        <w:t xml:space="preserve"> risolve il sistema lineare </w:t>
-      </w:r>
-      <w:proofErr w:type="spellStart"/>
+        <w:t xml:space="preserve">La funzione gradient_descent_method risolve il sistema lineare </w:t>
+      </w:r>
       <w:r>
         <w:t>Ax</w:t>
       </w:r>
-      <w:proofErr w:type="spellEnd"/>
       <w:r>
         <w:t>=b per matrici simmetriche e definite positive usando il metodo del gradiente.</w:t>
       </w:r>
@@ -2688,15 +2413,7 @@
         <w:t xml:space="preserve"> </w:t>
       </w:r>
       <w:r>
-        <w:t>Parte da una soluzione iniziale nulla (x = 0) e, ad ogni iterazione, calcola il residuo r=b−</w:t>
-      </w:r>
-      <w:proofErr w:type="spellStart"/>
-      <w:r>
-        <w:t>Ax</w:t>
-      </w:r>
-      <w:proofErr w:type="spellEnd"/>
-      <w:r>
-        <w:t>, che rappresenta la direzione del gradiente del funzionale di errore quadratico.</w:t>
+        <w:t>Parte da una soluzione iniziale nulla (x = 0) e, ad ogni iterazione, calcola il residuo r=b−Ax, che rappresenta la direzione del gradiente del funzionale di errore quadratico.</w:t>
       </w:r>
     </w:p>
     <w:p>
@@ -2705,15 +2422,7 @@
         <w:ind w:left="2160"/>
       </w:pPr>
       <w:r>
-        <w:t>Poi determina un passo ottimale (</w:t>
-      </w:r>
-      <w:proofErr w:type="spellStart"/>
-      <w:r>
-        <w:t>step_size</w:t>
-      </w:r>
-      <w:proofErr w:type="spellEnd"/>
-      <w:r>
-        <w:t>) lungo questa direzione, calcolato come:</w:t>
+        <w:t>Poi determina un passo ottimale (step_size) lungo questa direzione, calcolato come:</w:t>
       </w:r>
     </w:p>
     <w:p>
@@ -2961,13 +2670,8 @@
         </w:rPr>
         <w:t>|</w:t>
       </w:r>
-      <w:proofErr w:type="spellStart"/>
-      <w:r>
-        <w:t>Ax</w:t>
-      </w:r>
-      <w:proofErr w:type="spellEnd"/>
-      <w:r>
-        <w:t>−b</w:t>
+      <w:r>
+        <w:t>Ax−b</w:t>
       </w:r>
       <w:r>
         <w:rPr>
@@ -3003,46 +2707,26 @@
       <w:r>
         <w:t xml:space="preserve">Funzione: </w:t>
       </w:r>
-      <w:proofErr w:type="spellStart"/>
       <w:r>
         <w:t>conjugate_gradient</w:t>
       </w:r>
       <w:r>
-        <w:t>_</w:t>
-      </w:r>
-      <w:proofErr w:type="gramStart"/>
-      <w:r>
-        <w:t>method</w:t>
-      </w:r>
-      <w:proofErr w:type="spellEnd"/>
+        <w:t>_method</w:t>
+      </w:r>
       <w:r>
         <w:t>(</w:t>
       </w:r>
-      <w:proofErr w:type="gramEnd"/>
-      <w:r>
-        <w:t xml:space="preserve">A, b, </w:t>
-      </w:r>
-      <w:proofErr w:type="spellStart"/>
-      <w:r>
-        <w:t>tol</w:t>
+      <w:r>
+        <w:t>A, b, tol</w:t>
       </w:r>
       <w:r>
         <w:t>erance</w:t>
       </w:r>
-      <w:proofErr w:type="spellEnd"/>
-      <w:r>
-        <w:t xml:space="preserve">, </w:t>
-      </w:r>
-      <w:proofErr w:type="spellStart"/>
-      <w:r>
-        <w:t>max_iter</w:t>
-      </w:r>
-      <w:r>
-        <w:t>ation</w:t>
-      </w:r>
-      <w:proofErr w:type="spellEnd"/>
-      <w:r>
-        <w:t>=20000</w:t>
+      <w:r>
+        <w:t>, max_iter</w:t>
+      </w:r>
+      <w:r>
+        <w:t>ation=20000</w:t>
       </w:r>
       <w:r>
         <w:t>)</w:t>
@@ -3057,21 +2741,11 @@
         <w:spacing w:line="360" w:lineRule="auto"/>
       </w:pPr>
       <w:r>
-        <w:t xml:space="preserve">La funzione </w:t>
-      </w:r>
-      <w:proofErr w:type="spellStart"/>
-      <w:r>
-        <w:t>gradient_descent_method</w:t>
-      </w:r>
-      <w:proofErr w:type="spellEnd"/>
-      <w:r>
-        <w:t xml:space="preserve"> risolve il sistema lineare </w:t>
-      </w:r>
-      <w:proofErr w:type="spellStart"/>
+        <w:t xml:space="preserve">La funzione gradient_descent_method risolve il sistema lineare </w:t>
+      </w:r>
       <w:r>
         <w:t>Ax</w:t>
       </w:r>
-      <w:proofErr w:type="spellEnd"/>
       <w:r>
         <w:t>=b per matrici simmetriche e definite positive usando il metodo del gradiente</w:t>
       </w:r>
@@ -3088,15 +2762,7 @@
         <w:t>P</w:t>
       </w:r>
       <w:r>
-        <w:t>arte da una soluzione iniziale x=0, da cui si calcola il primo residuo r0​=b−</w:t>
-      </w:r>
-      <w:proofErr w:type="spellStart"/>
-      <w:r>
-        <w:t>Ax</w:t>
-      </w:r>
-      <w:proofErr w:type="spellEnd"/>
-      <w:r>
-        <w:t>=b, che funge anche da direzione iniziale d0​. A ogni iterazione, si calcola un passo ottimale α</w:t>
+        <w:t>arte da una soluzione iniziale x=0, da cui si calcola il primo residuo r0​=b−Ax=b, che funge anche da direzione iniziale d0​. A ogni iterazione, si calcola un passo ottimale α</w:t>
       </w:r>
       <w:r>
         <w:rPr>
@@ -3298,7 +2964,6 @@
       <w:r>
         <w:t xml:space="preserve">che stabilisce quanto spostarsi lungo la direzione corrente </w:t>
       </w:r>
-      <w:proofErr w:type="spellStart"/>
       <w:r>
         <w:t>d</w:t>
       </w:r>
@@ -3308,7 +2973,6 @@
         </w:rPr>
         <w:t>k</w:t>
       </w:r>
-      <w:proofErr w:type="spellEnd"/>
       <w:r>
         <w:t>​ per aggiornare la soluzione x</w:t>
       </w:r>
@@ -3673,14 +3337,7 @@
         <w:rPr>
           <w:rFonts w:ascii="Cambria Math" w:hAnsi="Cambria Math" w:cs="Cambria Math"/>
         </w:rPr>
-        <w:t>|</w:t>
-      </w:r>
-      <w:proofErr w:type="spellStart"/>
-      <w:r>
-        <w:rPr>
-          <w:rFonts w:ascii="Cambria Math" w:hAnsi="Cambria Math" w:cs="Cambria Math"/>
-        </w:rPr>
-        <w:t>r</w:t>
+        <w:t>|r</w:t>
       </w:r>
       <w:r>
         <w:rPr>
@@ -3689,7 +3346,6 @@
         </w:rPr>
         <w:t>k</w:t>
       </w:r>
-      <w:proofErr w:type="spellEnd"/>
       <w:r>
         <w:rPr>
           <w:rFonts w:ascii="Cambria Math" w:hAnsi="Cambria Math" w:cs="Cambria Math"/>
@@ -3726,7 +3382,7 @@
         <w:pStyle w:val="Titolo2"/>
         <w:spacing w:line="360" w:lineRule="auto"/>
       </w:pPr>
-      <w:bookmarkStart w:id="6" w:name="_Toc199776003"/>
+      <w:bookmarkStart w:id="6" w:name="_Toc199776791"/>
       <w:r>
         <w:t>Esecuzione e test della libreria</w:t>
       </w:r>
@@ -3737,7 +3393,7 @@
         <w:pStyle w:val="Titolo3"/>
         <w:spacing w:line="360" w:lineRule="auto"/>
       </w:pPr>
-      <w:bookmarkStart w:id="7" w:name="_Toc199776004"/>
+      <w:bookmarkStart w:id="7" w:name="_Toc199776792"/>
       <w:r>
         <w:t>Esecuzione dei metodi sulle matrici</w:t>
       </w:r>
@@ -3796,31 +3452,7 @@
         <w:spacing w:line="360" w:lineRule="auto"/>
       </w:pPr>
       <w:r>
-        <w:t xml:space="preserve">Impostazione della soluzione esatta </w:t>
-      </w:r>
-      <w:proofErr w:type="spellStart"/>
-      <w:r>
-        <w:t>x_exact</w:t>
-      </w:r>
-      <w:proofErr w:type="spellEnd"/>
-      <w:r>
-        <w:t xml:space="preserve"> = </w:t>
-      </w:r>
-      <w:proofErr w:type="spellStart"/>
-      <w:r>
-        <w:t>ones</w:t>
-      </w:r>
-      <w:proofErr w:type="spellEnd"/>
-      <w:r>
-        <w:t>(</w:t>
-      </w:r>
-      <w:proofErr w:type="spellStart"/>
-      <w:r>
-        <w:t>length</w:t>
-      </w:r>
-      <w:proofErr w:type="spellEnd"/>
-      <w:r>
-        <w:t>(b))</w:t>
+        <w:t>Impostazione della soluzione esatta x_exact = ones(length(b))</w:t>
       </w:r>
       <w:r>
         <w:t>;</w:t>
@@ -3847,58 +3479,34 @@
         <w:t xml:space="preserve"> viene: fatta l’e</w:t>
       </w:r>
       <w:r>
-        <w:t xml:space="preserve">secuzione dei </w:t>
-      </w:r>
-      <w:proofErr w:type="gramStart"/>
-      <w:r>
-        <w:t>4</w:t>
-      </w:r>
-      <w:proofErr w:type="gramEnd"/>
-      <w:r>
-        <w:t xml:space="preserve"> metodi iterativi</w:t>
+        <w:t>secuzione dei 4 metodi iterativi</w:t>
       </w:r>
       <w:r>
         <w:t xml:space="preserve"> (</w:t>
       </w:r>
-      <w:proofErr w:type="spellStart"/>
       <w:r>
         <w:t>jacobi_method</w:t>
       </w:r>
-      <w:proofErr w:type="spellEnd"/>
       <w:r>
         <w:t xml:space="preserve">, </w:t>
       </w:r>
-      <w:proofErr w:type="spellStart"/>
       <w:r>
         <w:t>gauss_seidel_method</w:t>
       </w:r>
-      <w:proofErr w:type="spellEnd"/>
       <w:r>
         <w:t xml:space="preserve">, </w:t>
       </w:r>
-      <w:proofErr w:type="spellStart"/>
       <w:r>
         <w:t>radient_descent_method</w:t>
       </w:r>
-      <w:proofErr w:type="spellEnd"/>
       <w:r>
         <w:t xml:space="preserve">, </w:t>
       </w:r>
-      <w:proofErr w:type="spellStart"/>
-      <w:r>
-        <w:t>conjugate_gradient_</w:t>
-      </w:r>
-      <w:proofErr w:type="gramStart"/>
-      <w:r>
-        <w:t>method</w:t>
-      </w:r>
-      <w:proofErr w:type="spellEnd"/>
-      <w:r>
-        <w:t xml:space="preserve"> )</w:t>
-      </w:r>
-      <w:proofErr w:type="gramEnd"/>
-      <w:r>
-        <w:t>, fatta la m</w:t>
+      <w:r>
+        <w:t>conjugate_gradient_method</w:t>
+      </w:r>
+      <w:r>
+        <w:t xml:space="preserve"> ), fatta la m</w:t>
       </w:r>
       <w:r>
         <w:t>isurazione del tempo di esecuzione con @elapsed</w:t>
@@ -3916,15 +3524,7 @@
         <w:t xml:space="preserve"> creato</w:t>
       </w:r>
       <w:r>
-        <w:t xml:space="preserve"> un dizionario </w:t>
-      </w:r>
-      <w:proofErr w:type="spellStart"/>
-      <w:r>
-        <w:t>results</w:t>
-      </w:r>
-      <w:proofErr w:type="spellEnd"/>
-      <w:r>
-        <w:t xml:space="preserve"> contenente tutti i dati</w:t>
+        <w:t xml:space="preserve"> un dizionario results contenente tutti i dati</w:t>
       </w:r>
       <w:r>
         <w:t xml:space="preserve"> in formato</w:t>
@@ -3936,15 +3536,7 @@
         <w:t xml:space="preserve"> che verranno poi salvati</w:t>
       </w:r>
       <w:r>
-        <w:t xml:space="preserve"> nella directory </w:t>
-      </w:r>
-      <w:proofErr w:type="spellStart"/>
-      <w:r>
-        <w:t>results</w:t>
-      </w:r>
-      <w:proofErr w:type="spellEnd"/>
-      <w:r>
-        <w:t>.</w:t>
+        <w:t xml:space="preserve"> nella directory results.</w:t>
       </w:r>
     </w:p>
     <w:p>
@@ -3952,7 +3544,7 @@
         <w:pStyle w:val="Titolo3"/>
         <w:spacing w:line="360" w:lineRule="auto"/>
       </w:pPr>
-      <w:bookmarkStart w:id="8" w:name="_Toc199776005"/>
+      <w:bookmarkStart w:id="8" w:name="_Toc199776793"/>
       <w:r>
         <w:lastRenderedPageBreak/>
         <w:t>Grafici</w:t>
@@ -3975,15 +3567,7 @@
         <w:t>Per ogni matrice</w:t>
       </w:r>
       <w:r>
-        <w:t xml:space="preserve">, tramite la libreria </w:t>
-      </w:r>
-      <w:proofErr w:type="spellStart"/>
-      <w:r>
-        <w:t>statsPlot</w:t>
-      </w:r>
-      <w:proofErr w:type="spellEnd"/>
-      <w:r>
-        <w:t xml:space="preserve"> e Plot,</w:t>
+        <w:t>, tramite la libreria statsPlot e Plot,</w:t>
       </w:r>
       <w:r>
         <w:t xml:space="preserve"> è stata effettuata la creazione di tre grafici</w:t>
@@ -4015,20 +3599,7 @@
         <w:spacing w:line="360" w:lineRule="auto"/>
       </w:pPr>
       <w:r>
-        <w:t xml:space="preserve">Lettura dei </w:t>
-      </w:r>
-      <w:proofErr w:type="gramStart"/>
-      <w:r>
-        <w:t>file .</w:t>
-      </w:r>
-      <w:proofErr w:type="spellStart"/>
-      <w:r>
-        <w:t>json</w:t>
-      </w:r>
-      <w:proofErr w:type="spellEnd"/>
-      <w:proofErr w:type="gramEnd"/>
-      <w:r>
-        <w:t xml:space="preserve"> generati</w:t>
+        <w:t>Lettura dei file .json generati</w:t>
       </w:r>
       <w:r>
         <w:t>;</w:t>
@@ -4114,18 +3685,8 @@
         <w:spacing w:line="360" w:lineRule="auto"/>
       </w:pPr>
       <w:r>
-        <w:t xml:space="preserve">Lettura delle iterazioni dai </w:t>
-      </w:r>
-      <w:proofErr w:type="gramStart"/>
-      <w:r>
-        <w:t>file .</w:t>
-      </w:r>
-      <w:proofErr w:type="spellStart"/>
-      <w:r>
-        <w:t>json</w:t>
-      </w:r>
-      <w:proofErr w:type="spellEnd"/>
-      <w:proofErr w:type="gramEnd"/>
+        <w:t>Lettura delle iterazioni dai file .json</w:t>
+      </w:r>
       <w:r>
         <w:t>;</w:t>
       </w:r>
@@ -4227,18 +3788,8 @@
         <w:spacing w:line="360" w:lineRule="auto"/>
       </w:pPr>
       <w:r>
-        <w:t xml:space="preserve">Lettura dei tempi (in millisecondi) dai </w:t>
-      </w:r>
-      <w:proofErr w:type="gramStart"/>
-      <w:r>
-        <w:t>file .</w:t>
-      </w:r>
-      <w:proofErr w:type="spellStart"/>
-      <w:r>
-        <w:t>json</w:t>
-      </w:r>
-      <w:proofErr w:type="spellEnd"/>
-      <w:proofErr w:type="gramEnd"/>
+        <w:t>Lettura dei tempi (in millisecondi) dai file .json</w:t>
+      </w:r>
       <w:r>
         <w:t>;</w:t>
       </w:r>
@@ -4336,7 +3887,7 @@
       <w:pPr>
         <w:pStyle w:val="Titolo1"/>
       </w:pPr>
-      <w:bookmarkStart w:id="9" w:name="_Toc199776006"/>
+      <w:bookmarkStart w:id="9" w:name="_Toc199776794"/>
       <w:r>
         <w:lastRenderedPageBreak/>
         <w:t>Analisi dei risultati ottenuti</w:t>
@@ -4347,7 +3898,7 @@
       <w:pPr>
         <w:pStyle w:val="Titolo2"/>
       </w:pPr>
-      <w:bookmarkStart w:id="10" w:name="_Toc199776007"/>
+      <w:bookmarkStart w:id="10" w:name="_Toc199776795"/>
       <w:r>
         <w:rPr>
           <w:noProof/>
@@ -4439,11 +3990,9 @@
         </w:numPr>
         <w:spacing w:line="360" w:lineRule="auto"/>
       </w:pPr>
-      <w:proofErr w:type="spellStart"/>
       <w:r>
         <w:t>Jacobi</w:t>
       </w:r>
-      <w:proofErr w:type="spellEnd"/>
     </w:p>
     <w:p>
       <w:pPr>
@@ -4487,15 +4036,7 @@
         <w:spacing w:line="360" w:lineRule="auto"/>
       </w:pPr>
       <w:r>
-        <w:t>Gauss-</w:t>
-      </w:r>
-      <w:proofErr w:type="spellStart"/>
-      <w:r>
-        <w:t>seidel</w:t>
-      </w:r>
-      <w:proofErr w:type="spellEnd"/>
-      <w:r>
-        <w:t>:</w:t>
+        <w:t>Gauss-seidel:</w:t>
       </w:r>
     </w:p>
     <w:p>
@@ -4508,15 +4049,7 @@
         <w:spacing w:line="360" w:lineRule="auto"/>
       </w:pPr>
       <w:r>
-        <w:t xml:space="preserve">Mostra un comportamento similare a quello del metodo di </w:t>
-      </w:r>
-      <w:proofErr w:type="spellStart"/>
-      <w:r>
-        <w:t>jacobi</w:t>
-      </w:r>
-      <w:proofErr w:type="spellEnd"/>
-      <w:r>
-        <w:t>, anche se mostra errore leggermente maggiore per stesse tolleranze.</w:t>
+        <w:t>Mostra un comportamento similare a quello del metodo di jacobi, anche se mostra errore leggermente maggiore per stesse tolleranze.</w:t>
       </w:r>
     </w:p>
     <w:p>
@@ -4609,13 +4142,8 @@
         </w:numPr>
         <w:spacing w:line="360" w:lineRule="auto"/>
       </w:pPr>
-      <w:proofErr w:type="gramStart"/>
-      <w:r>
-        <w:t>Tuttavia</w:t>
-      </w:r>
-      <w:proofErr w:type="gramEnd"/>
-      <w:r>
-        <w:t xml:space="preserve"> l’errore cresce a partire da 1e</w:t>
+      <w:r>
+        <w:t>Tuttavia l’errore cresce a partire da 1e</w:t>
       </w:r>
       <w:r>
         <w:rPr>
@@ -4900,13 +4428,8 @@
         </w:numPr>
         <w:spacing w:line="360" w:lineRule="auto"/>
       </w:pPr>
-      <w:proofErr w:type="spellStart"/>
-      <w:r>
-        <w:t>Jacobi</w:t>
-      </w:r>
-      <w:proofErr w:type="spellEnd"/>
-      <w:r>
-        <w:t xml:space="preserve"> (blu)</w:t>
+      <w:r>
+        <w:t>Jacobi (blu)</w:t>
       </w:r>
       <w:r>
         <w:t xml:space="preserve">: </w:t>
@@ -4928,13 +4451,8 @@
         <w:spacing w:line="360" w:lineRule="auto"/>
       </w:pPr>
       <w:r>
-        <w:t>Gauss-</w:t>
-      </w:r>
-      <w:proofErr w:type="spellStart"/>
-      <w:r>
-        <w:t>seidel</w:t>
-      </w:r>
-      <w:proofErr w:type="spellEnd"/>
+        <w:t>Gauss-seidel</w:t>
+      </w:r>
       <w:r>
         <w:t xml:space="preserve"> (rosso)</w:t>
       </w:r>
@@ -5017,7 +4535,7 @@
       <w:pPr>
         <w:pStyle w:val="Titolo2"/>
       </w:pPr>
-      <w:bookmarkStart w:id="11" w:name="_Toc199776008"/>
+      <w:bookmarkStart w:id="11" w:name="_Toc199776796"/>
       <w:r>
         <w:rPr>
           <w:noProof/>
@@ -5111,13 +4629,8 @@
         </w:numPr>
         <w:spacing w:line="360" w:lineRule="auto"/>
       </w:pPr>
-      <w:proofErr w:type="spellStart"/>
-      <w:r>
-        <w:t>Jacobi</w:t>
-      </w:r>
-      <w:proofErr w:type="spellEnd"/>
-      <w:r>
-        <w:t>:</w:t>
+      <w:r>
+        <w:t>Jacobi:</w:t>
       </w:r>
     </w:p>
     <w:p>
@@ -5143,15 +4656,7 @@
         <w:spacing w:line="360" w:lineRule="auto"/>
       </w:pPr>
       <w:r>
-        <w:t>Gauss-</w:t>
-      </w:r>
-      <w:proofErr w:type="spellStart"/>
-      <w:r>
-        <w:t>seidel</w:t>
-      </w:r>
-      <w:proofErr w:type="spellEnd"/>
-      <w:r>
-        <w:t>:</w:t>
+        <w:t>Gauss-seidel:</w:t>
       </w:r>
     </w:p>
     <w:p>
@@ -5164,15 +4669,7 @@
         <w:spacing w:line="360" w:lineRule="auto"/>
       </w:pPr>
       <w:r>
-        <w:t xml:space="preserve">Mostra un comportamento similare a quello del metodo di </w:t>
-      </w:r>
-      <w:proofErr w:type="spellStart"/>
-      <w:r>
-        <w:t>jacobi</w:t>
-      </w:r>
-      <w:proofErr w:type="spellEnd"/>
-      <w:r>
-        <w:t>, lievemente migliore.</w:t>
+        <w:t>Mostra un comportamento similare a quello del metodo di jacobi, lievemente migliore.</w:t>
       </w:r>
     </w:p>
     <w:p>
@@ -5388,7 +4885,7 @@
       <w:pPr>
         <w:pStyle w:val="Titolo2"/>
       </w:pPr>
-      <w:bookmarkStart w:id="12" w:name="_Toc199776009"/>
+      <w:bookmarkStart w:id="12" w:name="_Toc199776797"/>
       <w:r>
         <w:lastRenderedPageBreak/>
         <w:t>Matrice Vem1</w:t>
@@ -5470,13 +4967,8 @@
         </w:numPr>
         <w:spacing w:line="360" w:lineRule="auto"/>
       </w:pPr>
-      <w:proofErr w:type="spellStart"/>
-      <w:r>
-        <w:t>Jacobi</w:t>
-      </w:r>
-      <w:proofErr w:type="spellEnd"/>
-      <w:r>
-        <w:t>:</w:t>
+      <w:r>
+        <w:t>Jacobi:</w:t>
       </w:r>
     </w:p>
     <w:p>
@@ -5489,15 +4981,7 @@
         <w:spacing w:line="360" w:lineRule="auto"/>
       </w:pPr>
       <w:r>
-        <w:t xml:space="preserve">Il metodo </w:t>
-      </w:r>
-      <w:proofErr w:type="spellStart"/>
-      <w:r>
-        <w:t>Jacobi</w:t>
-      </w:r>
-      <w:proofErr w:type="spellEnd"/>
-      <w:r>
-        <w:t xml:space="preserve"> mostra l’errore più alto tra tutti</w:t>
+        <w:t>Il metodo Jacobi mostra l’errore più alto tra tutti</w:t>
       </w:r>
       <w:r>
         <w:t xml:space="preserve"> il quale</w:t>
@@ -5506,10 +4990,7 @@
         <w:t xml:space="preserve"> cresce regolarmente con la tolleranza ma converge lentamente, risultando poco efficiente per problemi come VEM</w:t>
       </w:r>
       <w:r>
-        <w:t>1</w:t>
-      </w:r>
-      <w:r>
-        <w:t>;</w:t>
+        <w:t>1;</w:t>
       </w:r>
     </w:p>
     <w:p>
@@ -5522,15 +5003,7 @@
         <w:spacing w:line="360" w:lineRule="auto"/>
       </w:pPr>
       <w:r>
-        <w:t>Gauss-</w:t>
-      </w:r>
-      <w:proofErr w:type="spellStart"/>
-      <w:r>
-        <w:t>seidel</w:t>
-      </w:r>
-      <w:proofErr w:type="spellEnd"/>
-      <w:r>
-        <w:t>:</w:t>
+        <w:t>Gauss-seidel:</w:t>
       </w:r>
     </w:p>
     <w:p>
@@ -5543,15 +5016,7 @@
         <w:spacing w:line="360" w:lineRule="auto"/>
       </w:pPr>
       <w:r>
-        <w:t xml:space="preserve">Presenta un comportamento simile a quello del metodo di </w:t>
-      </w:r>
-      <w:proofErr w:type="spellStart"/>
-      <w:r>
-        <w:t>jacobi</w:t>
-      </w:r>
-      <w:proofErr w:type="spellEnd"/>
-      <w:r>
-        <w:t xml:space="preserve"> risultando sempre inferiore ai metodi del gradiente;</w:t>
+        <w:t>Presenta un comportamento simile a quello del metodo di jacobi risultando sempre inferiore ai metodi del gradiente;</w:t>
       </w:r>
     </w:p>
     <w:p>
@@ -5580,15 +5045,7 @@
         <w:t>M</w:t>
       </w:r>
       <w:r>
-        <w:t xml:space="preserve">igliora ulteriormente la precisione rispetto ai metodi di </w:t>
-      </w:r>
-      <w:proofErr w:type="spellStart"/>
-      <w:r>
-        <w:t>Jacobi</w:t>
-      </w:r>
-      <w:proofErr w:type="spellEnd"/>
-      <w:r>
-        <w:t xml:space="preserve"> e Gauss-Seidel. L’errore relativo si riduce con la tolleranza in modo simile, ma si mantiene costantemente più basso, indicando una migliore capacità di avvicinarsi alla soluzione esatta</w:t>
+        <w:t>igliora ulteriormente la precisione rispetto ai metodi di Jacobi e Gauss-Seidel. L’errore relativo si riduce con la tolleranza in modo simile, ma si mantiene costantemente più basso, indicando una migliore capacità di avvicinarsi alla soluzione esatta</w:t>
       </w:r>
       <w:r>
         <w:t>;</w:t>
@@ -5786,19 +5243,11 @@
         </w:numPr>
         <w:spacing w:line="360" w:lineRule="auto"/>
       </w:pPr>
-      <w:proofErr w:type="spellStart"/>
-      <w:r>
-        <w:t>Jacobi</w:t>
-      </w:r>
-      <w:proofErr w:type="spellEnd"/>
-      <w:r>
-        <w:t xml:space="preserve"> (blu):</w:t>
-      </w:r>
-      <w:r>
-        <w:t xml:space="preserve"> </w:t>
-      </w:r>
-      <w:r>
-        <w:t>mostra un aumento marcato del numero di iterazioni, da 1315 a 4672,</w:t>
+      <w:r>
+        <w:t>Jacobi (blu):</w:t>
+      </w:r>
+      <w:r>
+        <w:t xml:space="preserve"> mostra un aumento marcato del numero di iterazioni, da 1315 a 4672,</w:t>
       </w:r>
       <w:r>
         <w:t xml:space="preserve"> mostrando rapidità per quanto riguarda il tempo che tende ad aumentare di poco con tolleranze più strette</w:t>
@@ -5817,29 +5266,10 @@
         <w:spacing w:line="360" w:lineRule="auto"/>
       </w:pPr>
       <w:r>
-        <w:t>Gauss-</w:t>
-      </w:r>
-      <w:proofErr w:type="spellStart"/>
-      <w:r>
-        <w:t>seidel</w:t>
-      </w:r>
-      <w:proofErr w:type="spellEnd"/>
-      <w:r>
-        <w:t xml:space="preserve"> (rosso):</w:t>
-      </w:r>
-      <w:r>
-        <w:t xml:space="preserve"> </w:t>
-      </w:r>
-      <w:r>
-        <w:t xml:space="preserve">migliora sensibilmente rispetto a </w:t>
-      </w:r>
-      <w:proofErr w:type="spellStart"/>
-      <w:r>
-        <w:t>Jacobi</w:t>
-      </w:r>
-      <w:proofErr w:type="spellEnd"/>
-      <w:r>
-        <w:t xml:space="preserve"> ma resta comunque dispendioso (da 660 a 2339 iterazioni</w:t>
+        <w:t>Gauss-seidel (rosso):</w:t>
+      </w:r>
+      <w:r>
+        <w:t xml:space="preserve"> migliora sensibilmente rispetto a Jacobi ma resta comunque dispendioso (da 660 a 2339 iterazioni</w:t>
       </w:r>
       <w:r>
         <w:t>), soprattutto a livello di tempo (è il più lungo)</w:t>
@@ -5858,21 +5288,10 @@
         <w:spacing w:line="360" w:lineRule="auto"/>
       </w:pPr>
       <w:r>
-        <w:t>Gradiente (verde):</w:t>
-      </w:r>
-      <w:r>
-        <w:t xml:space="preserve"> </w:t>
-      </w:r>
-      <w:r>
-        <w:t xml:space="preserve">tempistiche simili a </w:t>
-      </w:r>
-      <w:proofErr w:type="spellStart"/>
-      <w:r>
-        <w:t>Jacobi</w:t>
-      </w:r>
-      <w:proofErr w:type="spellEnd"/>
-      <w:r>
-        <w:t xml:space="preserve">, mentre per quanto riguarda le iterazioni risulta </w:t>
+        <w:t xml:space="preserve">Gradiente (verde): </w:t>
+      </w:r>
+      <w:r>
+        <w:t xml:space="preserve">tempistiche simili a Jacobi, mentre per quanto riguarda le iterazioni risulta </w:t>
       </w:r>
       <w:r>
         <w:t>simile a Gauss-Seidel, con numeri elevati di iterazioni che superano le 3000 per tolleranze strette</w:t>
@@ -5892,10 +5311,7 @@
       </w:pPr>
       <w:r>
         <w:lastRenderedPageBreak/>
-        <w:t>Gradiente coniugato (fucsia):</w:t>
-      </w:r>
-      <w:r>
-        <w:t xml:space="preserve"> </w:t>
+        <w:t xml:space="preserve">Gradiente coniugato (fucsia): </w:t>
       </w:r>
       <w:r>
         <w:t xml:space="preserve">è il </w:t>
@@ -5928,7 +5344,7 @@
       <w:pPr>
         <w:pStyle w:val="Titolo2"/>
       </w:pPr>
-      <w:bookmarkStart w:id="13" w:name="_Toc199776010"/>
+      <w:bookmarkStart w:id="13" w:name="_Toc199776798"/>
       <w:r>
         <w:lastRenderedPageBreak/>
         <w:t>Matrice Vem2</w:t>
@@ -5998,42 +5414,7 @@
         <w:spacing w:line="360" w:lineRule="auto"/>
       </w:pPr>
       <w:r>
-        <w:t xml:space="preserve">Per quanto riguarda l’errore relativo in funzione della tolleranza, anche per la matrice VEM2 si osserva un comportamento molto simile a quello riscontrato per la matrice VEM1. In particolare, il metodo </w:t>
-      </w:r>
-      <w:proofErr w:type="spellStart"/>
-      <w:r>
-        <w:t>Jacobi</w:t>
-      </w:r>
-      <w:proofErr w:type="spellEnd"/>
-      <w:r>
-        <w:t xml:space="preserve"> e Gauss-Seidel</w:t>
-      </w:r>
-      <w:r>
-        <w:t xml:space="preserve"> si confer</w:t>
-      </w:r>
-      <w:r>
-        <w:t>mano</w:t>
-      </w:r>
-      <w:r>
-        <w:t xml:space="preserve"> i meno precis</w:t>
-      </w:r>
-      <w:r>
-        <w:t>i</w:t>
-      </w:r>
-      <w:r>
-        <w:t>, con l’errore più elevato e una convergenza lenta, che peggiora al diminuire della tolleranza.</w:t>
-      </w:r>
-      <w:r>
-        <w:t xml:space="preserve"> </w:t>
-      </w:r>
-      <w:r>
-        <w:t xml:space="preserve">Il metodo del gradiente offre un errore </w:t>
-      </w:r>
-      <w:r>
-        <w:t>leggermente</w:t>
-      </w:r>
-      <w:r>
-        <w:t xml:space="preserve"> più contenuto e una maggiore capacità di avvicinarsi alla soluzione esatta. Infine, il metodo del gradiente coniugato si distingue nettamente per accuratezza e stabilità numerica, con un errore relativo significativamente inferiore e una performance costante su tutto l’intervallo di tolleranza.</w:t>
+        <w:t>Per quanto riguarda l’errore relativo in funzione della tolleranza, anche per la matrice VEM2 si osserva un comportamento molto simile a quello riscontrato per la matrice VEM1. In particolare, il metodo Jacobi e Gauss-Seidel si confermano i meno precisi, con l’errore più elevato e una convergenza lenta, che peggiora al diminuire della tolleranza. Il metodo del gradiente offre un errore leggermente più contenuto e una maggiore capacità di avvicinarsi alla soluzione esatta. Infine, il metodo del gradiente coniugato si distingue nettamente per accuratezza e stabilità numerica, con un errore relativo significativamente inferiore e una performance costante su tutto l’intervallo di tolleranza.</w:t>
       </w:r>
     </w:p>
     <w:p>
@@ -6162,18 +5543,7 @@
         <w:spacing w:line="360" w:lineRule="auto"/>
       </w:pPr>
       <w:r>
-        <w:t>I grafici sopra riportati</w:t>
-      </w:r>
-      <w:r>
-        <w:t xml:space="preserve"> mostrano un andamento del numero di iterazioni e dei tempi di calcolo molto simile a quanto osservato per VEM1. Le tendenze relative all'efficienza e alla stabilità dei metodi sono le stesse: il metodo </w:t>
-      </w:r>
-      <w:proofErr w:type="spellStart"/>
-      <w:r>
-        <w:t>Jacobi</w:t>
-      </w:r>
-      <w:proofErr w:type="spellEnd"/>
-      <w:r>
-        <w:t xml:space="preserve"> richiede molte iterazioni, Gauss-Seidel migliora leggermente ma risulta il più lento in termini di tempo, il metodo del gradiente si comporta in modo intermedio, mentre il gradiente coniugato si conferma il più efficiente sia per numero di iterazioni che per tempo.</w:t>
+        <w:t>I grafici sopra riportati mostrano un andamento del numero di iterazioni e dei tempi di calcolo molto simile a quanto osservato per VEM1. Le tendenze relative all'efficienza e alla stabilità dei metodi sono le stesse: il metodo Jacobi richiede molte iterazioni, Gauss-Seidel migliora leggermente ma risulta il più lento in termini di tempo, il metodo del gradiente si comporta in modo intermedio, mentre il gradiente coniugato si conferma il più efficiente sia per numero di iterazioni che per tempo.</w:t>
       </w:r>
     </w:p>
     <w:p>
@@ -6189,10 +5559,12 @@
       <w:pPr>
         <w:pStyle w:val="Titolo1"/>
       </w:pPr>
+      <w:bookmarkStart w:id="14" w:name="_Toc199776799"/>
       <w:r>
         <w:lastRenderedPageBreak/>
         <w:t>Conclusioni</w:t>
       </w:r>
+      <w:bookmarkEnd w:id="14"/>
     </w:p>
     <w:p>
       <w:pPr>
@@ -6376,7 +5748,6 @@
                 <w:bCs w:val="0"/>
               </w:rPr>
             </w:pPr>
-            <w:proofErr w:type="spellStart"/>
             <w:r>
               <w:rPr>
                 <w:b w:val="0"/>
@@ -6384,7 +5755,6 @@
               </w:rPr>
               <w:t>Jacobi</w:t>
             </w:r>
-            <w:proofErr w:type="spellEnd"/>
           </w:p>
         </w:tc>
         <w:tc>
@@ -6752,31 +6122,15 @@
         <w:spacing w:line="360" w:lineRule="auto"/>
       </w:pPr>
       <w:r>
-        <w:t xml:space="preserve">Per quanto riguarda le matrici Spa1 e Spa2, i metodi di </w:t>
-      </w:r>
-      <w:proofErr w:type="spellStart"/>
-      <w:r>
-        <w:t>Jacobi</w:t>
-      </w:r>
-      <w:proofErr w:type="spellEnd"/>
-      <w:r>
-        <w:t xml:space="preserve"> e Gauss-Seidel si sono dimostrati affidabili per tolleranze strette, garantendo errori contenuti e stabili. Tra i due, Gauss-Seidel ha richiesto un numero minore di iterazioni, a scapito però di un tempo di esecuzione più elevato. Il metodo del Gradiente si è rivelato il meno efficiente sia in termini di accuratezza che di velocità, mostrando convergenza lenta e instabilità numerica. Al contrario, il metodo del Gradiente Coniugato ha offerto le prestazioni migliori per tolleranze strette, distinguendosi per precisione, ma ha mostrato un leggero peggioramento con tolleranze meno restrittive (≥ 1e-6), avvicinandosi in tal caso alle prestazioni del gradiente classico.</w:t>
-      </w:r>
-    </w:p>
-    <w:p>
-      <w:pPr>
-        <w:spacing w:line="360" w:lineRule="auto"/>
-      </w:pPr>
-      <w:r>
-        <w:t xml:space="preserve">Nel caso delle matrici Vem1 e Vem2, i metodi </w:t>
-      </w:r>
-      <w:proofErr w:type="spellStart"/>
-      <w:r>
-        <w:t>Jacobi</w:t>
-      </w:r>
-      <w:proofErr w:type="spellEnd"/>
-      <w:r>
-        <w:t xml:space="preserve"> e Gauss-Seidel hanno evidenziato limiti maggiori: l’errore relativo risulta più alto, la convergenza più lenta e il numero di iterazioni richiesto cresce significativamente con la tolleranza. Il metodo del Gradiente, pur migliorando rispetto ai metodi classici, ha mantenuto tempi di esecuzione elevati e un numero consistente di iterazioni. Il Gradiente Coniugato si conferma invece il più performante anche in questi scenari: ha richiesto un numero molto contenuto di iterazioni, ha mantenuto tempi di esecuzione ridotti e ha mostrato una stabilità numerica eccellente su tutto l’intervallo di tolleranza.</w:t>
+        <w:t>Per quanto riguarda le matrici Spa1 e Spa2, i metodi di Jacobi e Gauss-Seidel si sono dimostrati affidabili per tolleranze strette, garantendo errori contenuti e stabili. Tra i due, Gauss-Seidel ha richiesto un numero minore di iterazioni, a scapito però di un tempo di esecuzione più elevato. Il metodo del Gradiente si è rivelato il meno efficiente sia in termini di accuratezza che di velocità, mostrando convergenza lenta e instabilità numerica. Al contrario, il metodo del Gradiente Coniugato ha offerto le prestazioni migliori per tolleranze strette, distinguendosi per precisione, ma ha mostrato un leggero peggioramento con tolleranze meno restrittive (≥ 1e-6), avvicinandosi in tal caso alle prestazioni del gradiente classico.</w:t>
+      </w:r>
+    </w:p>
+    <w:p>
+      <w:pPr>
+        <w:spacing w:line="360" w:lineRule="auto"/>
+      </w:pPr>
+      <w:r>
+        <w:t>Nel caso delle matrici Vem1 e Vem2, i metodi Jacobi e Gauss-Seidel hanno evidenziato limiti maggiori: l’errore relativo risulta più alto, la convergenza più lenta e il numero di iterazioni richiesto cresce significativamente con la tolleranza. Il metodo del Gradiente, pur migliorando rispetto ai metodi classici, ha mantenuto tempi di esecuzione elevati e un numero consistente di iterazioni. Il Gradiente Coniugato si conferma invece il più performante anche in questi scenari: ha richiesto un numero molto contenuto di iterazioni, ha mantenuto tempi di esecuzione ridotti e ha mostrato una stabilità numerica eccellente su tutto l’intervallo di tolleranza.</w:t>
       </w:r>
     </w:p>
     <w:p>
@@ -6797,15 +6151,7 @@
       </w:pPr>
       <w:r>
         <w:lastRenderedPageBreak/>
-        <w:t xml:space="preserve">I metodi </w:t>
-      </w:r>
-      <w:proofErr w:type="spellStart"/>
-      <w:r>
-        <w:t>Jacobi</w:t>
-      </w:r>
-      <w:proofErr w:type="spellEnd"/>
-      <w:r>
-        <w:t xml:space="preserve"> e Gauss-Seidel sono semplici da implementare e affidabili su problemi di media complessità, ma meno adatti a sistemi di grandi dimensioni o con struttura complessa.</w:t>
+        <w:t>I metodi Jacobi e Gauss-Seidel sono semplici da implementare e affidabili su problemi di media complessità, ma meno adatti a sistemi di grandi dimensioni o con struttura complessa.</w:t>
       </w:r>
     </w:p>
     <w:p>
@@ -8380,6 +7726,7 @@
   <w:style w:type="character" w:default="1" w:styleId="Carpredefinitoparagrafo">
     <w:name w:val="Default Paragraph Font"/>
     <w:uiPriority w:val="1"/>
+    <w:semiHidden/>
     <w:unhideWhenUsed/>
   </w:style>
   <w:style w:type="table" w:default="1" w:styleId="Tabellanormale">
